--- a/Analise_Conformidade_Politica_Indicacao_FG.docx
+++ b/Analise_Conformidade_Politica_Indicacao_FG.docx
@@ -2018,34 +2018,26 @@
         </w:tblBorders>
       </w:tblPr>
       <w:tblGrid>
-        <w:gridCol w:w="400"/>
-        <w:gridCol w:w="1100"/>
-        <w:gridCol w:w="1400"/>
-        <w:gridCol w:w="3900"/>
-        <w:gridCol w:w="2200"/>
-        <w:gridCol w:w="1100"/>
-        <w:gridCol w:w="1000"/>
-        <w:gridCol w:w="3470"/>
+        <w:gridCol w:w="3000"/>
+        <w:gridCol w:w="11570"/>
       </w:tblGrid>
       <w:tr>
-        <w:trPr>
-          <w:tblHeader/>
-        </w:trPr>
-        <w:tc>
-          <w:tcPr>
-            <w:tcW w:type="dxa" w:w="400"/>
-            <w:tcBorders>
-              <w:top w:val="single" w:color="A6A6A6" w:sz="4"/>
-              <w:left w:val="single" w:color="A6A6A6" w:sz="4"/>
-              <w:bottom w:val="single" w:color="A6A6A6" w:sz="4"/>
-              <w:right w:val="single" w:color="A6A6A6" w:sz="4"/>
-            </w:tcBorders>
-            <w:shd w:fill="D9E2F3" w:color="auto" w:val="clear"/>
-            <w:tcMar>
-              <w:top w:type="dxa" w:w="60"/>
-              <w:left w:type="dxa" w:w="90"/>
-              <w:bottom w:type="dxa" w:w="60"/>
-              <w:right w:type="dxa" w:w="90"/>
+        <w:tc>
+          <w:tcPr>
+            <w:tcW w:type="dxa" w:w="14570"/>
+            <w:gridSpan w:val="2"/>
+            <w:tcBorders>
+              <w:top w:val="single" w:color="000000" w:sz="4"/>
+              <w:left w:val="single" w:color="000000" w:sz="4"/>
+              <w:bottom w:val="single" w:color="000000" w:sz="4"/>
+              <w:right w:val="single" w:color="000000" w:sz="4"/>
+            </w:tcBorders>
+            <w:shd w:fill="C6D9F1" w:color="auto" w:val="clear"/>
+            <w:tcMar>
+              <w:top w:type="dxa" w:w="120"/>
+              <w:left w:type="dxa" w:w="135"/>
+              <w:bottom w:type="dxa" w:w="120"/>
+              <w:right w:type="dxa" w:w="135"/>
             </w:tcMar>
           </w:tcPr>
           <w:p>
@@ -2057,29 +2049,30 @@
                 <w:rFonts w:ascii="Arial" w:cs="Arial" w:eastAsia="Arial" w:hAnsi="Arial"/>
                 <w:b/>
                 <w:bCs/>
-                <w:color w:val="1F3864"/>
-                <w:sz w:val="18"/>
-                <w:szCs w:val="18"/>
-              </w:rPr>
-              <w:t xml:space="preserve">#</w:t>
-            </w:r>
-          </w:p>
-        </w:tc>
-        <w:tc>
-          <w:tcPr>
-            <w:tcW w:type="dxa" w:w="1100"/>
-            <w:tcBorders>
-              <w:top w:val="single" w:color="A6A6A6" w:sz="4"/>
-              <w:left w:val="single" w:color="A6A6A6" w:sz="4"/>
-              <w:bottom w:val="single" w:color="A6A6A6" w:sz="4"/>
-              <w:right w:val="single" w:color="A6A6A6" w:sz="4"/>
-            </w:tcBorders>
-            <w:shd w:fill="D9E2F3" w:color="auto" w:val="clear"/>
-            <w:tcMar>
-              <w:top w:type="dxa" w:w="60"/>
-              <w:left w:type="dxa" w:w="90"/>
-              <w:bottom w:type="dxa" w:w="60"/>
-              <w:right w:type="dxa" w:w="90"/>
+                <w:sz w:val="18"/>
+                <w:szCs w:val="18"/>
+              </w:rPr>
+              <w:t xml:space="preserve">01. RATIFICAÇÃO PELO COMITÊ DE ELEGIBILIDADE</w:t>
+            </w:r>
+          </w:p>
+        </w:tc>
+      </w:tr>
+      <w:tr>
+        <w:tc>
+          <w:tcPr>
+            <w:tcW w:type="dxa" w:w="3000"/>
+            <w:tcBorders>
+              <w:top w:val="single" w:color="000000" w:sz="4"/>
+              <w:left w:val="single" w:color="000000" w:sz="4"/>
+              <w:bottom w:val="single" w:color="000000" w:sz="4"/>
+              <w:right w:val="single" w:color="000000" w:sz="4"/>
+            </w:tcBorders>
+            <w:shd w:fill="F5F3EE" w:color="auto" w:val="clear"/>
+            <w:tcMar>
+              <w:top w:type="dxa" w:w="90"/>
+              <w:left w:type="dxa" w:w="135"/>
+              <w:bottom w:type="dxa" w:w="90"/>
+              <w:right w:type="dxa" w:w="135"/>
             </w:tcMar>
           </w:tcPr>
           <w:p>
@@ -2091,29 +2084,61 @@
                 <w:rFonts w:ascii="Arial" w:cs="Arial" w:eastAsia="Arial" w:hAnsi="Arial"/>
                 <w:b/>
                 <w:bCs/>
-                <w:color w:val="1F3864"/>
-                <w:sz w:val="18"/>
-                <w:szCs w:val="18"/>
-              </w:rPr>
-              <w:t xml:space="preserve">Teste</w:t>
-            </w:r>
-          </w:p>
-        </w:tc>
-        <w:tc>
-          <w:tcPr>
-            <w:tcW w:type="dxa" w:w="1400"/>
-            <w:tcBorders>
-              <w:top w:val="single" w:color="A6A6A6" w:sz="4"/>
-              <w:left w:val="single" w:color="A6A6A6" w:sz="4"/>
-              <w:bottom w:val="single" w:color="A6A6A6" w:sz="4"/>
-              <w:right w:val="single" w:color="A6A6A6" w:sz="4"/>
-            </w:tcBorders>
-            <w:shd w:fill="D9E2F3" w:color="auto" w:val="clear"/>
-            <w:tcMar>
-              <w:top w:type="dxa" w:w="60"/>
-              <w:left w:type="dxa" w:w="90"/>
-              <w:bottom w:type="dxa" w:w="60"/>
-              <w:right w:type="dxa" w:w="90"/>
+                <w:sz w:val="18"/>
+                <w:szCs w:val="18"/>
+              </w:rPr>
+              <w:t xml:space="preserve">Norma de referência</w:t>
+            </w:r>
+          </w:p>
+        </w:tc>
+        <w:tc>
+          <w:tcPr>
+            <w:tcW w:type="dxa" w:w="11570"/>
+            <w:tcBorders>
+              <w:top w:val="single" w:color="000000" w:sz="4"/>
+              <w:left w:val="single" w:color="000000" w:sz="4"/>
+              <w:bottom w:val="single" w:color="000000" w:sz="4"/>
+              <w:right w:val="single" w:color="000000" w:sz="4"/>
+            </w:tcBorders>
+            <w:shd w:fill="FFFFFF" w:color="auto" w:val="clear"/>
+            <w:tcMar>
+              <w:top w:type="dxa" w:w="90"/>
+              <w:left w:type="dxa" w:w="135"/>
+              <w:bottom w:type="dxa" w:w="90"/>
+              <w:right w:type="dxa" w:w="135"/>
+            </w:tcMar>
+          </w:tcPr>
+          <w:p>
+            <w:pPr>
+              <w:spacing w:after="40"/>
+            </w:pPr>
+            <w:r>
+              <w:rPr>
+                <w:rFonts w:ascii="Arial" w:cs="Arial" w:eastAsia="Arial" w:hAnsi="Arial"/>
+                <w:sz w:val="18"/>
+                <w:szCs w:val="18"/>
+              </w:rPr>
+              <w:t xml:space="preserve">Decreto 46.188/2017, art. 19; Estatuto, arts. 63 a 65; Regimento, art. 7º.</w:t>
+            </w:r>
+          </w:p>
+        </w:tc>
+      </w:tr>
+      <w:tr>
+        <w:tc>
+          <w:tcPr>
+            <w:tcW w:type="dxa" w:w="3000"/>
+            <w:tcBorders>
+              <w:top w:val="single" w:color="000000" w:sz="4"/>
+              <w:left w:val="single" w:color="000000" w:sz="4"/>
+              <w:bottom w:val="single" w:color="000000" w:sz="4"/>
+              <w:right w:val="single" w:color="000000" w:sz="4"/>
+            </w:tcBorders>
+            <w:shd w:fill="F5F3EE" w:color="auto" w:val="clear"/>
+            <w:tcMar>
+              <w:top w:type="dxa" w:w="90"/>
+              <w:left w:type="dxa" w:w="135"/>
+              <w:bottom w:type="dxa" w:w="90"/>
+              <w:right w:type="dxa" w:w="135"/>
             </w:tcMar>
           </w:tcPr>
           <w:p>
@@ -2125,29 +2150,61 @@
                 <w:rFonts w:ascii="Arial" w:cs="Arial" w:eastAsia="Arial" w:hAnsi="Arial"/>
                 <w:b/>
                 <w:bCs/>
-                <w:color w:val="1F3864"/>
-                <w:sz w:val="18"/>
-                <w:szCs w:val="18"/>
-              </w:rPr>
-              <w:t xml:space="preserve">Onde</w:t>
-            </w:r>
-          </w:p>
-        </w:tc>
-        <w:tc>
-          <w:tcPr>
-            <w:tcW w:type="dxa" w:w="3900"/>
-            <w:tcBorders>
-              <w:top w:val="single" w:color="A6A6A6" w:sz="4"/>
-              <w:left w:val="single" w:color="A6A6A6" w:sz="4"/>
-              <w:bottom w:val="single" w:color="A6A6A6" w:sz="4"/>
-              <w:right w:val="single" w:color="A6A6A6" w:sz="4"/>
-            </w:tcBorders>
-            <w:shd w:fill="D9E2F3" w:color="auto" w:val="clear"/>
-            <w:tcMar>
-              <w:top w:type="dxa" w:w="60"/>
-              <w:left w:type="dxa" w:w="90"/>
-              <w:bottom w:type="dxa" w:w="60"/>
-              <w:right w:type="dxa" w:w="90"/>
+                <w:sz w:val="18"/>
+                <w:szCs w:val="18"/>
+              </w:rPr>
+              <w:t xml:space="preserve">Dispositivo analisado</w:t>
+            </w:r>
+          </w:p>
+        </w:tc>
+        <w:tc>
+          <w:tcPr>
+            <w:tcW w:type="dxa" w:w="11570"/>
+            <w:tcBorders>
+              <w:top w:val="single" w:color="000000" w:sz="4"/>
+              <w:left w:val="single" w:color="000000" w:sz="4"/>
+              <w:bottom w:val="single" w:color="000000" w:sz="4"/>
+              <w:right w:val="single" w:color="000000" w:sz="4"/>
+            </w:tcBorders>
+            <w:shd w:fill="FFFFFF" w:color="auto" w:val="clear"/>
+            <w:tcMar>
+              <w:top w:type="dxa" w:w="90"/>
+              <w:left w:type="dxa" w:w="135"/>
+              <w:bottom w:type="dxa" w:w="90"/>
+              <w:right w:type="dxa" w:w="135"/>
+            </w:tcMar>
+          </w:tcPr>
+          <w:p>
+            <w:pPr>
+              <w:spacing w:after="40"/>
+            </w:pPr>
+            <w:r>
+              <w:rPr>
+                <w:rFonts w:ascii="Arial" w:cs="Arial" w:eastAsia="Arial" w:hAnsi="Arial"/>
+                <w:sz w:val="18"/>
+                <w:szCs w:val="18"/>
+              </w:rPr>
+              <w:t xml:space="preserve">Item "Indicação" (3º parágrafo)</w:t>
+            </w:r>
+          </w:p>
+        </w:tc>
+      </w:tr>
+      <w:tr>
+        <w:tc>
+          <w:tcPr>
+            <w:tcW w:type="dxa" w:w="3000"/>
+            <w:tcBorders>
+              <w:top w:val="single" w:color="000000" w:sz="4"/>
+              <w:left w:val="single" w:color="000000" w:sz="4"/>
+              <w:bottom w:val="single" w:color="000000" w:sz="4"/>
+              <w:right w:val="single" w:color="000000" w:sz="4"/>
+            </w:tcBorders>
+            <w:shd w:fill="F5F3EE" w:color="auto" w:val="clear"/>
+            <w:tcMar>
+              <w:top w:type="dxa" w:w="90"/>
+              <w:left w:type="dxa" w:w="135"/>
+              <w:bottom w:type="dxa" w:w="90"/>
+              <w:right w:type="dxa" w:w="135"/>
             </w:tcMar>
           </w:tcPr>
           <w:p>
@@ -2159,29 +2216,61 @@
                 <w:rFonts w:ascii="Arial" w:cs="Arial" w:eastAsia="Arial" w:hAnsi="Arial"/>
                 <w:b/>
                 <w:bCs/>
-                <w:color w:val="1F3864"/>
-                <w:sz w:val="18"/>
-                <w:szCs w:val="18"/>
-              </w:rPr>
-              <w:t xml:space="preserve">O que está errado</w:t>
-            </w:r>
-          </w:p>
-        </w:tc>
-        <w:tc>
-          <w:tcPr>
-            <w:tcW w:type="dxa" w:w="2200"/>
-            <w:tcBorders>
-              <w:top w:val="single" w:color="A6A6A6" w:sz="4"/>
-              <w:left w:val="single" w:color="A6A6A6" w:sz="4"/>
-              <w:bottom w:val="single" w:color="A6A6A6" w:sz="4"/>
-              <w:right w:val="single" w:color="A6A6A6" w:sz="4"/>
-            </w:tcBorders>
-            <w:shd w:fill="D9E2F3" w:color="auto" w:val="clear"/>
-            <w:tcMar>
-              <w:top w:type="dxa" w:w="60"/>
-              <w:left w:type="dxa" w:w="90"/>
-              <w:bottom w:type="dxa" w:w="60"/>
-              <w:right w:type="dxa" w:w="90"/>
+                <w:sz w:val="18"/>
+                <w:szCs w:val="18"/>
+              </w:rPr>
+              <w:t xml:space="preserve">Descrição</w:t>
+            </w:r>
+          </w:p>
+        </w:tc>
+        <w:tc>
+          <w:tcPr>
+            <w:tcW w:type="dxa" w:w="11570"/>
+            <w:tcBorders>
+              <w:top w:val="single" w:color="000000" w:sz="4"/>
+              <w:left w:val="single" w:color="000000" w:sz="4"/>
+              <w:bottom w:val="single" w:color="000000" w:sz="4"/>
+              <w:right w:val="single" w:color="000000" w:sz="4"/>
+            </w:tcBorders>
+            <w:shd w:fill="FFFFFF" w:color="auto" w:val="clear"/>
+            <w:tcMar>
+              <w:top w:type="dxa" w:w="90"/>
+              <w:left w:type="dxa" w:w="135"/>
+              <w:bottom w:type="dxa" w:w="90"/>
+              <w:right w:type="dxa" w:w="135"/>
+            </w:tcMar>
+          </w:tcPr>
+          <w:p>
+            <w:pPr>
+              <w:spacing w:after="40"/>
+            </w:pPr>
+            <w:r>
+              <w:rPr>
+                <w:rFonts w:ascii="Arial" w:cs="Arial" w:eastAsia="Arial" w:hAnsi="Arial"/>
+                <w:sz w:val="18"/>
+                <w:szCs w:val="18"/>
+              </w:rPr>
+              <w:t xml:space="preserve">A Política manda o Comitê de Elegibilidade ratificar a avaliação das indicações de Superintendentes e Gerentes. O Comitê só opina sobre administradores e conselheiros fiscais e é vinculado exclusivamente ao Conselho de Administração.</w:t>
+            </w:r>
+          </w:p>
+        </w:tc>
+      </w:tr>
+      <w:tr>
+        <w:tc>
+          <w:tcPr>
+            <w:tcW w:type="dxa" w:w="3000"/>
+            <w:tcBorders>
+              <w:top w:val="single" w:color="000000" w:sz="4"/>
+              <w:left w:val="single" w:color="000000" w:sz="4"/>
+              <w:bottom w:val="single" w:color="000000" w:sz="4"/>
+              <w:right w:val="single" w:color="000000" w:sz="4"/>
+            </w:tcBorders>
+            <w:shd w:fill="F5F3EE" w:color="auto" w:val="clear"/>
+            <w:tcMar>
+              <w:top w:type="dxa" w:w="90"/>
+              <w:left w:type="dxa" w:w="135"/>
+              <w:bottom w:type="dxa" w:w="90"/>
+              <w:right w:type="dxa" w:w="135"/>
             </w:tcMar>
           </w:tcPr>
           <w:p>
@@ -2193,29 +2282,61 @@
                 <w:rFonts w:ascii="Arial" w:cs="Arial" w:eastAsia="Arial" w:hAnsi="Arial"/>
                 <w:b/>
                 <w:bCs/>
-                <w:color w:val="1F3864"/>
-                <w:sz w:val="18"/>
-                <w:szCs w:val="18"/>
-              </w:rPr>
-              <w:t xml:space="preserve">Base</w:t>
-            </w:r>
-          </w:p>
-        </w:tc>
-        <w:tc>
-          <w:tcPr>
-            <w:tcW w:type="dxa" w:w="1100"/>
-            <w:tcBorders>
-              <w:top w:val="single" w:color="A6A6A6" w:sz="4"/>
-              <w:left w:val="single" w:color="A6A6A6" w:sz="4"/>
-              <w:bottom w:val="single" w:color="A6A6A6" w:sz="4"/>
-              <w:right w:val="single" w:color="A6A6A6" w:sz="4"/>
-            </w:tcBorders>
-            <w:shd w:fill="D9E2F3" w:color="auto" w:val="clear"/>
-            <w:tcMar>
-              <w:top w:type="dxa" w:w="60"/>
-              <w:left w:type="dxa" w:w="90"/>
-              <w:bottom w:type="dxa" w:w="60"/>
-              <w:right w:type="dxa" w:w="90"/>
+                <w:sz w:val="18"/>
+                <w:szCs w:val="18"/>
+              </w:rPr>
+              <w:t xml:space="preserve">Classificação / Criticidade</w:t>
+            </w:r>
+          </w:p>
+        </w:tc>
+        <w:tc>
+          <w:tcPr>
+            <w:tcW w:type="dxa" w:w="11570"/>
+            <w:tcBorders>
+              <w:top w:val="single" w:color="000000" w:sz="4"/>
+              <w:left w:val="single" w:color="000000" w:sz="4"/>
+              <w:bottom w:val="single" w:color="000000" w:sz="4"/>
+              <w:right w:val="single" w:color="000000" w:sz="4"/>
+            </w:tcBorders>
+            <w:shd w:fill="FFFFFF" w:color="auto" w:val="clear"/>
+            <w:tcMar>
+              <w:top w:type="dxa" w:w="90"/>
+              <w:left w:type="dxa" w:w="135"/>
+              <w:bottom w:type="dxa" w:w="90"/>
+              <w:right w:type="dxa" w:w="135"/>
+            </w:tcMar>
+          </w:tcPr>
+          <w:p>
+            <w:pPr>
+              <w:spacing w:after="40"/>
+            </w:pPr>
+            <w:r>
+              <w:rPr>
+                <w:rFonts w:ascii="Arial" w:cs="Arial" w:eastAsia="Arial" w:hAnsi="Arial"/>
+                <w:sz w:val="18"/>
+                <w:szCs w:val="18"/>
+              </w:rPr>
+              <w:t xml:space="preserve">Não Conforme / Alto (impacto médio, probabilidade alta). Teste: Competência.</w:t>
+            </w:r>
+          </w:p>
+        </w:tc>
+      </w:tr>
+      <w:tr>
+        <w:tc>
+          <w:tcPr>
+            <w:tcW w:type="dxa" w:w="3000"/>
+            <w:tcBorders>
+              <w:top w:val="single" w:color="000000" w:sz="4"/>
+              <w:left w:val="single" w:color="000000" w:sz="4"/>
+              <w:bottom w:val="single" w:color="000000" w:sz="4"/>
+              <w:right w:val="single" w:color="000000" w:sz="4"/>
+            </w:tcBorders>
+            <w:shd w:fill="F5F3EE" w:color="auto" w:val="clear"/>
+            <w:tcMar>
+              <w:top w:type="dxa" w:w="90"/>
+              <w:left w:type="dxa" w:w="135"/>
+              <w:bottom w:type="dxa" w:w="90"/>
+              <w:right w:type="dxa" w:w="135"/>
             </w:tcMar>
           </w:tcPr>
           <w:p>
@@ -2227,29 +2348,84 @@
                 <w:rFonts w:ascii="Arial" w:cs="Arial" w:eastAsia="Arial" w:hAnsi="Arial"/>
                 <w:b/>
                 <w:bCs/>
-                <w:color w:val="1F3864"/>
-                <w:sz w:val="18"/>
-                <w:szCs w:val="18"/>
-              </w:rPr>
-              <w:t xml:space="preserve">Classificação</w:t>
-            </w:r>
-          </w:p>
-        </w:tc>
-        <w:tc>
-          <w:tcPr>
-            <w:tcW w:type="dxa" w:w="1000"/>
-            <w:tcBorders>
-              <w:top w:val="single" w:color="A6A6A6" w:sz="4"/>
-              <w:left w:val="single" w:color="A6A6A6" w:sz="4"/>
-              <w:bottom w:val="single" w:color="A6A6A6" w:sz="4"/>
-              <w:right w:val="single" w:color="A6A6A6" w:sz="4"/>
-            </w:tcBorders>
-            <w:shd w:fill="D9E2F3" w:color="auto" w:val="clear"/>
-            <w:tcMar>
-              <w:top w:type="dxa" w:w="60"/>
-              <w:left w:type="dxa" w:w="90"/>
-              <w:bottom w:type="dxa" w:w="60"/>
-              <w:right w:type="dxa" w:w="90"/>
+                <w:sz w:val="18"/>
+                <w:szCs w:val="18"/>
+              </w:rPr>
+              <w:t xml:space="preserve">Ação recomendada</w:t>
+            </w:r>
+          </w:p>
+        </w:tc>
+        <w:tc>
+          <w:tcPr>
+            <w:tcW w:type="dxa" w:w="11570"/>
+            <w:tcBorders>
+              <w:top w:val="single" w:color="000000" w:sz="4"/>
+              <w:left w:val="single" w:color="000000" w:sz="4"/>
+              <w:bottom w:val="single" w:color="000000" w:sz="4"/>
+              <w:right w:val="single" w:color="000000" w:sz="4"/>
+            </w:tcBorders>
+            <w:shd w:fill="FFFFFF" w:color="auto" w:val="clear"/>
+            <w:tcMar>
+              <w:top w:type="dxa" w:w="90"/>
+              <w:left w:type="dxa" w:w="135"/>
+              <w:bottom w:type="dxa" w:w="90"/>
+              <w:right w:type="dxa" w:w="135"/>
+            </w:tcMar>
+          </w:tcPr>
+          <w:p>
+            <w:pPr>
+              <w:spacing w:after="40"/>
+            </w:pPr>
+            <w:r>
+              <w:rPr>
+                <w:rFonts w:ascii="Arial" w:cs="Arial" w:eastAsia="Arial" w:hAnsi="Arial"/>
+                <w:sz w:val="18"/>
+                <w:szCs w:val="18"/>
+              </w:rPr>
+              <w:t xml:space="preserve">Suprimir a ratificação pelo Comitê de Elegibilidade no rito de função gratificada, ou demonstrar fundamento normativo específico para ampliar a competência dele.</w:t>
+            </w:r>
+          </w:p>
+        </w:tc>
+      </w:tr>
+    </w:tbl>
+    <w:p>
+      <w:pPr>
+        <w:spacing w:after="120"/>
+      </w:pPr>
+    </w:p>
+    <w:tbl>
+      <w:tblPr>
+        <w:tblW w:type="dxa" w:w="14570"/>
+        <w:tblBorders>
+          <w:top w:val="single" w:color="auto" w:sz="4"/>
+          <w:left w:val="single" w:color="auto" w:sz="4"/>
+          <w:bottom w:val="single" w:color="auto" w:sz="4"/>
+          <w:right w:val="single" w:color="auto" w:sz="4"/>
+          <w:insideH w:val="single" w:color="auto" w:sz="4"/>
+          <w:insideV w:val="single" w:color="auto" w:sz="4"/>
+        </w:tblBorders>
+      </w:tblPr>
+      <w:tblGrid>
+        <w:gridCol w:w="3000"/>
+        <w:gridCol w:w="11570"/>
+      </w:tblGrid>
+      <w:tr>
+        <w:tc>
+          <w:tcPr>
+            <w:tcW w:type="dxa" w:w="14570"/>
+            <w:gridSpan w:val="2"/>
+            <w:tcBorders>
+              <w:top w:val="single" w:color="000000" w:sz="4"/>
+              <w:left w:val="single" w:color="000000" w:sz="4"/>
+              <w:bottom w:val="single" w:color="000000" w:sz="4"/>
+              <w:right w:val="single" w:color="000000" w:sz="4"/>
+            </w:tcBorders>
+            <w:shd w:fill="C6D9F1" w:color="auto" w:val="clear"/>
+            <w:tcMar>
+              <w:top w:type="dxa" w:w="120"/>
+              <w:left w:type="dxa" w:w="135"/>
+              <w:bottom w:type="dxa" w:w="120"/>
+              <w:right w:type="dxa" w:w="135"/>
             </w:tcMar>
           </w:tcPr>
           <w:p>
@@ -2261,29 +2437,30 @@
                 <w:rFonts w:ascii="Arial" w:cs="Arial" w:eastAsia="Arial" w:hAnsi="Arial"/>
                 <w:b/>
                 <w:bCs/>
-                <w:color w:val="1F3864"/>
-                <w:sz w:val="18"/>
-                <w:szCs w:val="18"/>
-              </w:rPr>
-              <w:t xml:space="preserve">Criticidade</w:t>
-            </w:r>
-          </w:p>
-        </w:tc>
-        <w:tc>
-          <w:tcPr>
-            <w:tcW w:type="dxa" w:w="3470"/>
-            <w:tcBorders>
-              <w:top w:val="single" w:color="A6A6A6" w:sz="4"/>
-              <w:left w:val="single" w:color="A6A6A6" w:sz="4"/>
-              <w:bottom w:val="single" w:color="A6A6A6" w:sz="4"/>
-              <w:right w:val="single" w:color="A6A6A6" w:sz="4"/>
-            </w:tcBorders>
-            <w:shd w:fill="D9E2F3" w:color="auto" w:val="clear"/>
-            <w:tcMar>
-              <w:top w:type="dxa" w:w="60"/>
-              <w:left w:type="dxa" w:w="90"/>
-              <w:bottom w:type="dxa" w:w="60"/>
-              <w:right w:type="dxa" w:w="90"/>
+                <w:sz w:val="18"/>
+                <w:szCs w:val="18"/>
+              </w:rPr>
+              <w:t xml:space="preserve">02. RITO DE INDICAÇÃO DO CHEFE DE AUDITORIA E DO OUVIDOR</w:t>
+            </w:r>
+          </w:p>
+        </w:tc>
+      </w:tr>
+      <w:tr>
+        <w:tc>
+          <w:tcPr>
+            <w:tcW w:type="dxa" w:w="3000"/>
+            <w:tcBorders>
+              <w:top w:val="single" w:color="000000" w:sz="4"/>
+              <w:left w:val="single" w:color="000000" w:sz="4"/>
+              <w:bottom w:val="single" w:color="000000" w:sz="4"/>
+              <w:right w:val="single" w:color="000000" w:sz="4"/>
+            </w:tcBorders>
+            <w:shd w:fill="F5F3EE" w:color="auto" w:val="clear"/>
+            <w:tcMar>
+              <w:top w:type="dxa" w:w="90"/>
+              <w:left w:type="dxa" w:w="135"/>
+              <w:bottom w:type="dxa" w:w="90"/>
+              <w:right w:type="dxa" w:w="135"/>
             </w:tcMar>
           </w:tcPr>
           <w:p>
@@ -2295,194 +2472,61 @@
                 <w:rFonts w:ascii="Arial" w:cs="Arial" w:eastAsia="Arial" w:hAnsi="Arial"/>
                 <w:b/>
                 <w:bCs/>
-                <w:color w:val="1F3864"/>
-                <w:sz w:val="18"/>
-                <w:szCs w:val="18"/>
-              </w:rPr>
-              <w:t xml:space="preserve">O que fazer</w:t>
-            </w:r>
-          </w:p>
-        </w:tc>
-      </w:tr>
-      <w:tr>
-        <w:trPr>
-          <w:cantSplit/>
-        </w:trPr>
-        <w:tc>
-          <w:tcPr>
-            <w:tcW w:type="dxa" w:w="400"/>
-            <w:tcBorders>
-              <w:top w:val="single" w:color="A6A6A6" w:sz="4"/>
-              <w:left w:val="single" w:color="A6A6A6" w:sz="4"/>
-              <w:bottom w:val="single" w:color="A6A6A6" w:sz="4"/>
-              <w:right w:val="single" w:color="A6A6A6" w:sz="4"/>
-            </w:tcBorders>
-            <w:tcMar>
-              <w:top w:type="dxa" w:w="60"/>
-              <w:left w:type="dxa" w:w="90"/>
-              <w:bottom w:type="dxa" w:w="60"/>
-              <w:right w:type="dxa" w:w="90"/>
-            </w:tcMar>
-          </w:tcPr>
-          <w:p>
-            <w:pPr>
-              <w:spacing w:after="40"/>
-            </w:pPr>
-            <w:r>
-              <w:rPr>
-                <w:rFonts w:ascii="Arial" w:cs="Arial" w:eastAsia="Arial" w:hAnsi="Arial"/>
-                <w:b w:val="false"/>
-                <w:bCs w:val="false"/>
-                <w:sz w:val="18"/>
-                <w:szCs w:val="18"/>
-              </w:rPr>
-              <w:t xml:space="preserve">1</w:t>
-            </w:r>
-          </w:p>
-        </w:tc>
-        <w:tc>
-          <w:tcPr>
-            <w:tcW w:type="dxa" w:w="1100"/>
-            <w:tcBorders>
-              <w:top w:val="single" w:color="A6A6A6" w:sz="4"/>
-              <w:left w:val="single" w:color="A6A6A6" w:sz="4"/>
-              <w:bottom w:val="single" w:color="A6A6A6" w:sz="4"/>
-              <w:right w:val="single" w:color="A6A6A6" w:sz="4"/>
-            </w:tcBorders>
-            <w:tcMar>
-              <w:top w:type="dxa" w:w="60"/>
-              <w:left w:type="dxa" w:w="90"/>
-              <w:bottom w:type="dxa" w:w="60"/>
-              <w:right w:type="dxa" w:w="90"/>
-            </w:tcMar>
-          </w:tcPr>
-          <w:p>
-            <w:pPr>
-              <w:spacing w:after="40"/>
-            </w:pPr>
-            <w:r>
-              <w:rPr>
-                <w:rFonts w:ascii="Arial" w:cs="Arial" w:eastAsia="Arial" w:hAnsi="Arial"/>
-                <w:b w:val="false"/>
-                <w:bCs w:val="false"/>
-                <w:sz w:val="18"/>
-                <w:szCs w:val="18"/>
-              </w:rPr>
-              <w:t xml:space="preserve">Competência</w:t>
-            </w:r>
-          </w:p>
-        </w:tc>
-        <w:tc>
-          <w:tcPr>
-            <w:tcW w:type="dxa" w:w="1400"/>
-            <w:tcBorders>
-              <w:top w:val="single" w:color="A6A6A6" w:sz="4"/>
-              <w:left w:val="single" w:color="A6A6A6" w:sz="4"/>
-              <w:bottom w:val="single" w:color="A6A6A6" w:sz="4"/>
-              <w:right w:val="single" w:color="A6A6A6" w:sz="4"/>
-            </w:tcBorders>
-            <w:tcMar>
-              <w:top w:type="dxa" w:w="60"/>
-              <w:left w:type="dxa" w:w="90"/>
-              <w:bottom w:type="dxa" w:w="60"/>
-              <w:right w:type="dxa" w:w="90"/>
-            </w:tcMar>
-          </w:tcPr>
-          <w:p>
-            <w:pPr>
-              <w:spacing w:after="40"/>
-            </w:pPr>
-            <w:r>
-              <w:rPr>
-                <w:rFonts w:ascii="Arial" w:cs="Arial" w:eastAsia="Arial" w:hAnsi="Arial"/>
-                <w:b w:val="false"/>
-                <w:bCs w:val="false"/>
-                <w:sz w:val="18"/>
-                <w:szCs w:val="18"/>
-              </w:rPr>
-              <w:t xml:space="preserve">Item "Indicação" (3º parágrafo)</w:t>
-            </w:r>
-          </w:p>
-        </w:tc>
-        <w:tc>
-          <w:tcPr>
-            <w:tcW w:type="dxa" w:w="3900"/>
-            <w:tcBorders>
-              <w:top w:val="single" w:color="A6A6A6" w:sz="4"/>
-              <w:left w:val="single" w:color="A6A6A6" w:sz="4"/>
-              <w:bottom w:val="single" w:color="A6A6A6" w:sz="4"/>
-              <w:right w:val="single" w:color="A6A6A6" w:sz="4"/>
-            </w:tcBorders>
-            <w:tcMar>
-              <w:top w:type="dxa" w:w="60"/>
-              <w:left w:type="dxa" w:w="90"/>
-              <w:bottom w:type="dxa" w:w="60"/>
-              <w:right w:type="dxa" w:w="90"/>
-            </w:tcMar>
-          </w:tcPr>
-          <w:p>
-            <w:pPr>
-              <w:spacing w:after="40"/>
-            </w:pPr>
-            <w:r>
-              <w:rPr>
-                <w:rFonts w:ascii="Arial" w:cs="Arial" w:eastAsia="Arial" w:hAnsi="Arial"/>
-                <w:b w:val="false"/>
-                <w:bCs w:val="false"/>
-                <w:sz w:val="18"/>
-                <w:szCs w:val="18"/>
-              </w:rPr>
-              <w:t xml:space="preserve">A Política manda o Comitê de Elegibilidade ratificar a avaliação das indicações de Superintendentes e Gerentes. O Comitê só opina sobre administradores e conselheiros fiscais e é vinculado exclusivamente ao Conselho de Administração.</w:t>
-            </w:r>
-          </w:p>
-        </w:tc>
-        <w:tc>
-          <w:tcPr>
-            <w:tcW w:type="dxa" w:w="2200"/>
-            <w:tcBorders>
-              <w:top w:val="single" w:color="A6A6A6" w:sz="4"/>
-              <w:left w:val="single" w:color="A6A6A6" w:sz="4"/>
-              <w:bottom w:val="single" w:color="A6A6A6" w:sz="4"/>
-              <w:right w:val="single" w:color="A6A6A6" w:sz="4"/>
-            </w:tcBorders>
-            <w:tcMar>
-              <w:top w:type="dxa" w:w="60"/>
-              <w:left w:type="dxa" w:w="90"/>
-              <w:bottom w:type="dxa" w:w="60"/>
-              <w:right w:type="dxa" w:w="90"/>
-            </w:tcMar>
-          </w:tcPr>
-          <w:p>
-            <w:pPr>
-              <w:spacing w:after="40"/>
-            </w:pPr>
-            <w:r>
-              <w:rPr>
-                <w:rFonts w:ascii="Arial" w:cs="Arial" w:eastAsia="Arial" w:hAnsi="Arial"/>
-                <w:b w:val="false"/>
-                <w:bCs w:val="false"/>
-                <w:sz w:val="18"/>
-                <w:szCs w:val="18"/>
-              </w:rPr>
-              <w:t xml:space="preserve">Decreto 46.188/2017, art. 19; Estatuto, arts. 63 a 65; Regimento, art. 7º.</w:t>
-            </w:r>
-          </w:p>
-        </w:tc>
-        <w:tc>
-          <w:tcPr>
-            <w:tcW w:type="dxa" w:w="1100"/>
-            <w:tcBorders>
-              <w:top w:val="single" w:color="A6A6A6" w:sz="4"/>
-              <w:left w:val="single" w:color="A6A6A6" w:sz="4"/>
-              <w:bottom w:val="single" w:color="A6A6A6" w:sz="4"/>
-              <w:right w:val="single" w:color="A6A6A6" w:sz="4"/>
-            </w:tcBorders>
-            <w:shd w:fill="F8CBAD" w:color="auto" w:val="clear"/>
-            <w:tcMar>
-              <w:top w:type="dxa" w:w="60"/>
-              <w:left w:type="dxa" w:w="90"/>
-              <w:bottom w:type="dxa" w:w="60"/>
-              <w:right w:type="dxa" w:w="90"/>
+                <w:sz w:val="18"/>
+                <w:szCs w:val="18"/>
+              </w:rPr>
+              <w:t xml:space="preserve">Norma de referência</w:t>
+            </w:r>
+          </w:p>
+        </w:tc>
+        <w:tc>
+          <w:tcPr>
+            <w:tcW w:type="dxa" w:w="11570"/>
+            <w:tcBorders>
+              <w:top w:val="single" w:color="000000" w:sz="4"/>
+              <w:left w:val="single" w:color="000000" w:sz="4"/>
+              <w:bottom w:val="single" w:color="000000" w:sz="4"/>
+              <w:right w:val="single" w:color="000000" w:sz="4"/>
+            </w:tcBorders>
+            <w:shd w:fill="FFFFFF" w:color="auto" w:val="clear"/>
+            <w:tcMar>
+              <w:top w:type="dxa" w:w="90"/>
+              <w:left w:type="dxa" w:w="135"/>
+              <w:bottom w:type="dxa" w:w="90"/>
+              <w:right w:type="dxa" w:w="135"/>
+            </w:tcMar>
+          </w:tcPr>
+          <w:p>
+            <w:pPr>
+              <w:spacing w:after="40"/>
+            </w:pPr>
+            <w:r>
+              <w:rPr>
+                <w:rFonts w:ascii="Arial" w:cs="Arial" w:eastAsia="Arial" w:hAnsi="Arial"/>
+                <w:sz w:val="18"/>
+                <w:szCs w:val="18"/>
+              </w:rPr>
+              <w:t xml:space="preserve">Decreto 46.873/2019, art. 3º, §§ 1º a 3º, e art. 8º; Estatuto e Regimento, art. 4º (Conselho nomeia e destitui os titulares da Auditoria Interna); Regimento, art. 16 (Presidência).</w:t>
+            </w:r>
+          </w:p>
+        </w:tc>
+      </w:tr>
+      <w:tr>
+        <w:tc>
+          <w:tcPr>
+            <w:tcW w:type="dxa" w:w="3000"/>
+            <w:tcBorders>
+              <w:top w:val="single" w:color="000000" w:sz="4"/>
+              <w:left w:val="single" w:color="000000" w:sz="4"/>
+              <w:bottom w:val="single" w:color="000000" w:sz="4"/>
+              <w:right w:val="single" w:color="000000" w:sz="4"/>
+            </w:tcBorders>
+            <w:shd w:fill="F5F3EE" w:color="auto" w:val="clear"/>
+            <w:tcMar>
+              <w:top w:type="dxa" w:w="90"/>
+              <w:left w:type="dxa" w:w="135"/>
+              <w:bottom w:type="dxa" w:w="90"/>
+              <w:right w:type="dxa" w:w="135"/>
             </w:tcMar>
           </w:tcPr>
           <w:p>
@@ -2497,25 +2541,58 @@
                 <w:sz w:val="18"/>
                 <w:szCs w:val="18"/>
               </w:rPr>
-              <w:t xml:space="preserve">Não Conforme</w:t>
-            </w:r>
-          </w:p>
-        </w:tc>
-        <w:tc>
-          <w:tcPr>
-            <w:tcW w:type="dxa" w:w="1000"/>
-            <w:tcBorders>
-              <w:top w:val="single" w:color="A6A6A6" w:sz="4"/>
-              <w:left w:val="single" w:color="A6A6A6" w:sz="4"/>
-              <w:bottom w:val="single" w:color="A6A6A6" w:sz="4"/>
-              <w:right w:val="single" w:color="A6A6A6" w:sz="4"/>
-            </w:tcBorders>
-            <w:shd w:fill="F8CBAD" w:color="auto" w:val="clear"/>
-            <w:tcMar>
-              <w:top w:type="dxa" w:w="60"/>
-              <w:left w:type="dxa" w:w="90"/>
-              <w:bottom w:type="dxa" w:w="60"/>
-              <w:right w:type="dxa" w:w="90"/>
+              <w:t xml:space="preserve">Dispositivo analisado</w:t>
+            </w:r>
+          </w:p>
+        </w:tc>
+        <w:tc>
+          <w:tcPr>
+            <w:tcW w:type="dxa" w:w="11570"/>
+            <w:tcBorders>
+              <w:top w:val="single" w:color="000000" w:sz="4"/>
+              <w:left w:val="single" w:color="000000" w:sz="4"/>
+              <w:bottom w:val="single" w:color="000000" w:sz="4"/>
+              <w:right w:val="single" w:color="000000" w:sz="4"/>
+            </w:tcBorders>
+            <w:shd w:fill="FFFFFF" w:color="auto" w:val="clear"/>
+            <w:tcMar>
+              <w:top w:type="dxa" w:w="90"/>
+              <w:left w:type="dxa" w:w="135"/>
+              <w:bottom w:type="dxa" w:w="90"/>
+              <w:right w:type="dxa" w:w="135"/>
+            </w:tcMar>
+          </w:tcPr>
+          <w:p>
+            <w:pPr>
+              <w:spacing w:after="40"/>
+            </w:pPr>
+            <w:r>
+              <w:rPr>
+                <w:rFonts w:ascii="Arial" w:cs="Arial" w:eastAsia="Arial" w:hAnsi="Arial"/>
+                <w:sz w:val="18"/>
+                <w:szCs w:val="18"/>
+              </w:rPr>
+              <w:t xml:space="preserve">Item 6.A, funções 5 e 9 (Chefe de Auditoria e Ouvidor)</w:t>
+            </w:r>
+          </w:p>
+        </w:tc>
+      </w:tr>
+      <w:tr>
+        <w:tc>
+          <w:tcPr>
+            <w:tcW w:type="dxa" w:w="3000"/>
+            <w:tcBorders>
+              <w:top w:val="single" w:color="000000" w:sz="4"/>
+              <w:left w:val="single" w:color="000000" w:sz="4"/>
+              <w:bottom w:val="single" w:color="000000" w:sz="4"/>
+              <w:right w:val="single" w:color="000000" w:sz="4"/>
+            </w:tcBorders>
+            <w:shd w:fill="F5F3EE" w:color="auto" w:val="clear"/>
+            <w:tcMar>
+              <w:top w:type="dxa" w:w="90"/>
+              <w:left w:type="dxa" w:w="135"/>
+              <w:bottom w:type="dxa" w:w="90"/>
+              <w:right w:type="dxa" w:w="135"/>
             </w:tcMar>
           </w:tcPr>
           <w:p>
@@ -2530,168 +2607,34 @@
                 <w:sz w:val="18"/>
                 <w:szCs w:val="18"/>
               </w:rPr>
-              <w:t xml:space="preserve">Alto (impacto médio, probabilidade alta)</w:t>
-            </w:r>
-          </w:p>
-        </w:tc>
-        <w:tc>
-          <w:tcPr>
-            <w:tcW w:type="dxa" w:w="3470"/>
-            <w:tcBorders>
-              <w:top w:val="single" w:color="A6A6A6" w:sz="4"/>
-              <w:left w:val="single" w:color="A6A6A6" w:sz="4"/>
-              <w:bottom w:val="single" w:color="A6A6A6" w:sz="4"/>
-              <w:right w:val="single" w:color="A6A6A6" w:sz="4"/>
-            </w:tcBorders>
-            <w:tcMar>
-              <w:top w:type="dxa" w:w="60"/>
-              <w:left w:type="dxa" w:w="90"/>
-              <w:bottom w:type="dxa" w:w="60"/>
-              <w:right w:type="dxa" w:w="90"/>
-            </w:tcMar>
-          </w:tcPr>
-          <w:p>
-            <w:pPr>
-              <w:spacing w:after="40"/>
-            </w:pPr>
-            <w:r>
-              <w:rPr>
-                <w:rFonts w:ascii="Arial" w:cs="Arial" w:eastAsia="Arial" w:hAnsi="Arial"/>
-                <w:b w:val="false"/>
-                <w:bCs w:val="false"/>
-                <w:sz w:val="18"/>
-                <w:szCs w:val="18"/>
-              </w:rPr>
-              <w:t xml:space="preserve">Suprimir a ratificação pelo Comitê de Elegibilidade no rito de função gratificada, ou demonstrar fundamento normativo específico para ampliar a competência dele.</w:t>
-            </w:r>
-          </w:p>
-        </w:tc>
-      </w:tr>
-      <w:tr>
-        <w:trPr>
-          <w:cantSplit/>
-        </w:trPr>
-        <w:tc>
-          <w:tcPr>
-            <w:tcW w:type="dxa" w:w="400"/>
-            <w:tcBorders>
-              <w:top w:val="single" w:color="A6A6A6" w:sz="4"/>
-              <w:left w:val="single" w:color="A6A6A6" w:sz="4"/>
-              <w:bottom w:val="single" w:color="A6A6A6" w:sz="4"/>
-              <w:right w:val="single" w:color="A6A6A6" w:sz="4"/>
-            </w:tcBorders>
-            <w:tcMar>
-              <w:top w:type="dxa" w:w="60"/>
-              <w:left w:type="dxa" w:w="90"/>
-              <w:bottom w:type="dxa" w:w="60"/>
-              <w:right w:type="dxa" w:w="90"/>
-            </w:tcMar>
-          </w:tcPr>
-          <w:p>
-            <w:pPr>
-              <w:spacing w:after="40"/>
-            </w:pPr>
-            <w:r>
-              <w:rPr>
-                <w:rFonts w:ascii="Arial" w:cs="Arial" w:eastAsia="Arial" w:hAnsi="Arial"/>
-                <w:b w:val="false"/>
-                <w:bCs w:val="false"/>
-                <w:sz w:val="18"/>
-                <w:szCs w:val="18"/>
-              </w:rPr>
-              <w:t xml:space="preserve">2</w:t>
-            </w:r>
-          </w:p>
-        </w:tc>
-        <w:tc>
-          <w:tcPr>
-            <w:tcW w:type="dxa" w:w="1100"/>
-            <w:tcBorders>
-              <w:top w:val="single" w:color="A6A6A6" w:sz="4"/>
-              <w:left w:val="single" w:color="A6A6A6" w:sz="4"/>
-              <w:bottom w:val="single" w:color="A6A6A6" w:sz="4"/>
-              <w:right w:val="single" w:color="A6A6A6" w:sz="4"/>
-            </w:tcBorders>
-            <w:tcMar>
-              <w:top w:type="dxa" w:w="60"/>
-              <w:left w:type="dxa" w:w="90"/>
-              <w:bottom w:type="dxa" w:w="60"/>
-              <w:right w:type="dxa" w:w="90"/>
-            </w:tcMar>
-          </w:tcPr>
-          <w:p>
-            <w:pPr>
-              <w:spacing w:after="40"/>
-            </w:pPr>
-            <w:r>
-              <w:rPr>
-                <w:rFonts w:ascii="Arial" w:cs="Arial" w:eastAsia="Arial" w:hAnsi="Arial"/>
-                <w:b w:val="false"/>
-                <w:bCs w:val="false"/>
-                <w:sz w:val="18"/>
-                <w:szCs w:val="18"/>
-              </w:rPr>
-              <w:t xml:space="preserve">Legalidade e Completude</w:t>
-            </w:r>
-          </w:p>
-        </w:tc>
-        <w:tc>
-          <w:tcPr>
-            <w:tcW w:type="dxa" w:w="1400"/>
-            <w:tcBorders>
-              <w:top w:val="single" w:color="A6A6A6" w:sz="4"/>
-              <w:left w:val="single" w:color="A6A6A6" w:sz="4"/>
-              <w:bottom w:val="single" w:color="A6A6A6" w:sz="4"/>
-              <w:right w:val="single" w:color="A6A6A6" w:sz="4"/>
-            </w:tcBorders>
-            <w:tcMar>
-              <w:top w:type="dxa" w:w="60"/>
-              <w:left w:type="dxa" w:w="90"/>
-              <w:bottom w:type="dxa" w:w="60"/>
-              <w:right w:type="dxa" w:w="90"/>
-            </w:tcMar>
-          </w:tcPr>
-          <w:p>
-            <w:pPr>
-              <w:spacing w:after="40"/>
-            </w:pPr>
-            <w:r>
-              <w:rPr>
-                <w:rFonts w:ascii="Arial" w:cs="Arial" w:eastAsia="Arial" w:hAnsi="Arial"/>
-                <w:b w:val="false"/>
-                <w:bCs w:val="false"/>
-                <w:sz w:val="18"/>
-                <w:szCs w:val="18"/>
-              </w:rPr>
-              <w:t xml:space="preserve">Item 6.A, funções 5 e 9 (Chefe de Auditoria e Ouvidor)</w:t>
-            </w:r>
-          </w:p>
-        </w:tc>
-        <w:tc>
-          <w:tcPr>
-            <w:tcW w:type="dxa" w:w="3900"/>
-            <w:tcBorders>
-              <w:top w:val="single" w:color="A6A6A6" w:sz="4"/>
-              <w:left w:val="single" w:color="A6A6A6" w:sz="4"/>
-              <w:bottom w:val="single" w:color="A6A6A6" w:sz="4"/>
-              <w:right w:val="single" w:color="A6A6A6" w:sz="4"/>
-            </w:tcBorders>
-            <w:tcMar>
-              <w:top w:type="dxa" w:w="60"/>
-              <w:left w:type="dxa" w:w="90"/>
-              <w:bottom w:type="dxa" w:w="60"/>
-              <w:right w:type="dxa" w:w="90"/>
-            </w:tcMar>
-          </w:tcPr>
-          <w:p>
-            <w:pPr>
-              <w:spacing w:after="40"/>
-            </w:pPr>
-            <w:r>
-              <w:rPr>
-                <w:rFonts w:ascii="Arial" w:cs="Arial" w:eastAsia="Arial" w:hAnsi="Arial"/>
-                <w:b w:val="false"/>
-                <w:bCs w:val="false"/>
+              <w:t xml:space="preserve">Descrição</w:t>
+            </w:r>
+          </w:p>
+        </w:tc>
+        <w:tc>
+          <w:tcPr>
+            <w:tcW w:type="dxa" w:w="11570"/>
+            <w:tcBorders>
+              <w:top w:val="single" w:color="000000" w:sz="4"/>
+              <w:left w:val="single" w:color="000000" w:sz="4"/>
+              <w:bottom w:val="single" w:color="000000" w:sz="4"/>
+              <w:right w:val="single" w:color="000000" w:sz="4"/>
+            </w:tcBorders>
+            <w:shd w:fill="FFFFFF" w:color="auto" w:val="clear"/>
+            <w:tcMar>
+              <w:top w:type="dxa" w:w="90"/>
+              <w:left w:type="dxa" w:w="135"/>
+              <w:bottom w:type="dxa" w:w="90"/>
+              <w:right w:type="dxa" w:w="135"/>
+            </w:tcMar>
+          </w:tcPr>
+          <w:p>
+            <w:pPr>
+              <w:spacing w:after="40"/>
+            </w:pPr>
+            <w:r>
+              <w:rPr>
+                <w:rFonts w:ascii="Arial" w:cs="Arial" w:eastAsia="Arial" w:hAnsi="Arial"/>
                 <w:sz w:val="18"/>
                 <w:szCs w:val="18"/>
               </w:rPr>
@@ -2699,53 +2642,23 @@
             </w:r>
           </w:p>
         </w:tc>
-        <w:tc>
-          <w:tcPr>
-            <w:tcW w:type="dxa" w:w="2200"/>
-            <w:tcBorders>
-              <w:top w:val="single" w:color="A6A6A6" w:sz="4"/>
-              <w:left w:val="single" w:color="A6A6A6" w:sz="4"/>
-              <w:bottom w:val="single" w:color="A6A6A6" w:sz="4"/>
-              <w:right w:val="single" w:color="A6A6A6" w:sz="4"/>
-            </w:tcBorders>
-            <w:tcMar>
-              <w:top w:type="dxa" w:w="60"/>
-              <w:left w:type="dxa" w:w="90"/>
-              <w:bottom w:type="dxa" w:w="60"/>
-              <w:right w:type="dxa" w:w="90"/>
-            </w:tcMar>
-          </w:tcPr>
-          <w:p>
-            <w:pPr>
-              <w:spacing w:after="40"/>
-            </w:pPr>
-            <w:r>
-              <w:rPr>
-                <w:rFonts w:ascii="Arial" w:cs="Arial" w:eastAsia="Arial" w:hAnsi="Arial"/>
-                <w:b w:val="false"/>
-                <w:bCs w:val="false"/>
-                <w:sz w:val="18"/>
-                <w:szCs w:val="18"/>
-              </w:rPr>
-              <w:t xml:space="preserve">Decreto 46.873/2019, art. 3º, §§ 1º a 3º, e art. 8º; Estatuto e Regimento, art. 4º (Conselho nomeia e destitui os titulares da Auditoria Interna); Regimento, art. 16 (Presidência).</w:t>
-            </w:r>
-          </w:p>
-        </w:tc>
-        <w:tc>
-          <w:tcPr>
-            <w:tcW w:type="dxa" w:w="1100"/>
-            <w:tcBorders>
-              <w:top w:val="single" w:color="A6A6A6" w:sz="4"/>
-              <w:left w:val="single" w:color="A6A6A6" w:sz="4"/>
-              <w:bottom w:val="single" w:color="A6A6A6" w:sz="4"/>
-              <w:right w:val="single" w:color="A6A6A6" w:sz="4"/>
-            </w:tcBorders>
-            <w:shd w:fill="F8CBAD" w:color="auto" w:val="clear"/>
-            <w:tcMar>
-              <w:top w:type="dxa" w:w="60"/>
-              <w:left w:type="dxa" w:w="90"/>
-              <w:bottom w:type="dxa" w:w="60"/>
-              <w:right w:type="dxa" w:w="90"/>
+      </w:tr>
+      <w:tr>
+        <w:tc>
+          <w:tcPr>
+            <w:tcW w:type="dxa" w:w="3000"/>
+            <w:tcBorders>
+              <w:top w:val="single" w:color="000000" w:sz="4"/>
+              <w:left w:val="single" w:color="000000" w:sz="4"/>
+              <w:bottom w:val="single" w:color="000000" w:sz="4"/>
+              <w:right w:val="single" w:color="000000" w:sz="4"/>
+            </w:tcBorders>
+            <w:shd w:fill="F5F3EE" w:color="auto" w:val="clear"/>
+            <w:tcMar>
+              <w:top w:type="dxa" w:w="90"/>
+              <w:left w:type="dxa" w:w="135"/>
+              <w:bottom w:type="dxa" w:w="90"/>
+              <w:right w:type="dxa" w:w="135"/>
             </w:tcMar>
           </w:tcPr>
           <w:p>
@@ -2760,25 +2673,58 @@
                 <w:sz w:val="18"/>
                 <w:szCs w:val="18"/>
               </w:rPr>
-              <w:t xml:space="preserve">Não Conforme</w:t>
-            </w:r>
-          </w:p>
-        </w:tc>
-        <w:tc>
-          <w:tcPr>
-            <w:tcW w:type="dxa" w:w="1000"/>
-            <w:tcBorders>
-              <w:top w:val="single" w:color="A6A6A6" w:sz="4"/>
-              <w:left w:val="single" w:color="A6A6A6" w:sz="4"/>
-              <w:bottom w:val="single" w:color="A6A6A6" w:sz="4"/>
-              <w:right w:val="single" w:color="A6A6A6" w:sz="4"/>
-            </w:tcBorders>
-            <w:shd w:fill="F8CBAD" w:color="auto" w:val="clear"/>
-            <w:tcMar>
-              <w:top w:type="dxa" w:w="60"/>
-              <w:left w:type="dxa" w:w="90"/>
-              <w:bottom w:type="dxa" w:w="60"/>
-              <w:right w:type="dxa" w:w="90"/>
+              <w:t xml:space="preserve">Classificação / Criticidade</w:t>
+            </w:r>
+          </w:p>
+        </w:tc>
+        <w:tc>
+          <w:tcPr>
+            <w:tcW w:type="dxa" w:w="11570"/>
+            <w:tcBorders>
+              <w:top w:val="single" w:color="000000" w:sz="4"/>
+              <w:left w:val="single" w:color="000000" w:sz="4"/>
+              <w:bottom w:val="single" w:color="000000" w:sz="4"/>
+              <w:right w:val="single" w:color="000000" w:sz="4"/>
+            </w:tcBorders>
+            <w:shd w:fill="FFFFFF" w:color="auto" w:val="clear"/>
+            <w:tcMar>
+              <w:top w:type="dxa" w:w="90"/>
+              <w:left w:type="dxa" w:w="135"/>
+              <w:bottom w:type="dxa" w:w="90"/>
+              <w:right w:type="dxa" w:w="135"/>
+            </w:tcMar>
+          </w:tcPr>
+          <w:p>
+            <w:pPr>
+              <w:spacing w:after="40"/>
+            </w:pPr>
+            <w:r>
+              <w:rPr>
+                <w:rFonts w:ascii="Arial" w:cs="Arial" w:eastAsia="Arial" w:hAnsi="Arial"/>
+                <w:sz w:val="18"/>
+                <w:szCs w:val="18"/>
+              </w:rPr>
+              <w:t xml:space="preserve">Não Conforme / Alto (impacto alto, probabilidade média). Teste: Legalidade e Completude.</w:t>
+            </w:r>
+          </w:p>
+        </w:tc>
+      </w:tr>
+      <w:tr>
+        <w:tc>
+          <w:tcPr>
+            <w:tcW w:type="dxa" w:w="3000"/>
+            <w:tcBorders>
+              <w:top w:val="single" w:color="000000" w:sz="4"/>
+              <w:left w:val="single" w:color="000000" w:sz="4"/>
+              <w:bottom w:val="single" w:color="000000" w:sz="4"/>
+              <w:right w:val="single" w:color="000000" w:sz="4"/>
+            </w:tcBorders>
+            <w:shd w:fill="F5F3EE" w:color="auto" w:val="clear"/>
+            <w:tcMar>
+              <w:top w:type="dxa" w:w="90"/>
+              <w:left w:type="dxa" w:w="135"/>
+              <w:bottom w:type="dxa" w:w="90"/>
+              <w:right w:type="dxa" w:w="135"/>
             </w:tcMar>
           </w:tcPr>
           <w:p>
@@ -2793,222 +2739,172 @@
                 <w:sz w:val="18"/>
                 <w:szCs w:val="18"/>
               </w:rPr>
-              <w:t xml:space="preserve">Alto (impacto alto, probabilidade média)</w:t>
-            </w:r>
-          </w:p>
-        </w:tc>
-        <w:tc>
-          <w:tcPr>
-            <w:tcW w:type="dxa" w:w="3470"/>
-            <w:tcBorders>
-              <w:top w:val="single" w:color="A6A6A6" w:sz="4"/>
-              <w:left w:val="single" w:color="A6A6A6" w:sz="4"/>
-              <w:bottom w:val="single" w:color="A6A6A6" w:sz="4"/>
-              <w:right w:val="single" w:color="A6A6A6" w:sz="4"/>
-            </w:tcBorders>
-            <w:tcMar>
-              <w:top w:type="dxa" w:w="60"/>
-              <w:left w:type="dxa" w:w="90"/>
-              <w:bottom w:type="dxa" w:w="60"/>
-              <w:right w:type="dxa" w:w="90"/>
-            </w:tcMar>
-          </w:tcPr>
-          <w:p>
-            <w:pPr>
-              <w:spacing w:after="40"/>
-            </w:pPr>
-            <w:r>
-              <w:rPr>
-                <w:rFonts w:ascii="Arial" w:cs="Arial" w:eastAsia="Arial" w:hAnsi="Arial"/>
-                <w:b w:val="false"/>
-                <w:bCs w:val="false"/>
-                <w:sz w:val="18"/>
-                <w:szCs w:val="18"/>
-              </w:rPr>
-              <w:t xml:space="preserve">Opção 1 (recomendada): excluir Chefe de Auditoria e Ouvidor da Política, como já se faz com o Corregedor, e tratar os três cargos em política própria, nos termos do Decreto 46.873 e compatibilizada com a Política de Seleção do art. 68 do Estatuto. Até lá, aplicar diretamente o decreto. Opção 2: se permanecerem na Política, incluir subseção própria, remetendo ao decreto, com: a) avaliação prévia da CGE para todos os indicados, independente da carreira; b) currículo, declaração de sanções dos últimos 5 anos e vedações do art. 29 da Lei 7.989, e Termo de Compromisso Ético; c) rito de dispensa, com motivação e avaliação prévia da CGE; d) limite de 5 anos consecutivos para a UCI, com retorno após 2 anos; e) experiência mínima de 3 anos em atividade de auditoria e formação conforme o decreto; f) autoridade competente: o Conselho para a Auditoria e a Presidência para a Ouvidoria.</w:t>
-            </w:r>
-          </w:p>
-        </w:tc>
-      </w:tr>
-      <w:tr>
-        <w:trPr>
-          <w:cantSplit/>
-        </w:trPr>
-        <w:tc>
-          <w:tcPr>
-            <w:tcW w:type="dxa" w:w="400"/>
-            <w:tcBorders>
-              <w:top w:val="single" w:color="A6A6A6" w:sz="4"/>
-              <w:left w:val="single" w:color="A6A6A6" w:sz="4"/>
-              <w:bottom w:val="single" w:color="A6A6A6" w:sz="4"/>
-              <w:right w:val="single" w:color="A6A6A6" w:sz="4"/>
-            </w:tcBorders>
-            <w:tcMar>
-              <w:top w:type="dxa" w:w="60"/>
-              <w:left w:type="dxa" w:w="90"/>
-              <w:bottom w:type="dxa" w:w="60"/>
-              <w:right w:type="dxa" w:w="90"/>
-            </w:tcMar>
-          </w:tcPr>
-          <w:p>
-            <w:pPr>
-              <w:spacing w:after="40"/>
-            </w:pPr>
-            <w:r>
-              <w:rPr>
-                <w:rFonts w:ascii="Arial" w:cs="Arial" w:eastAsia="Arial" w:hAnsi="Arial"/>
-                <w:b w:val="false"/>
-                <w:bCs w:val="false"/>
-                <w:sz w:val="18"/>
-                <w:szCs w:val="18"/>
-              </w:rPr>
-              <w:t xml:space="preserve">3</w:t>
-            </w:r>
-          </w:p>
-        </w:tc>
-        <w:tc>
-          <w:tcPr>
-            <w:tcW w:type="dxa" w:w="1100"/>
-            <w:tcBorders>
-              <w:top w:val="single" w:color="A6A6A6" w:sz="4"/>
-              <w:left w:val="single" w:color="A6A6A6" w:sz="4"/>
-              <w:bottom w:val="single" w:color="A6A6A6" w:sz="4"/>
-              <w:right w:val="single" w:color="A6A6A6" w:sz="4"/>
-            </w:tcBorders>
-            <w:tcMar>
-              <w:top w:type="dxa" w:w="60"/>
-              <w:left w:type="dxa" w:w="90"/>
-              <w:bottom w:type="dxa" w:w="60"/>
-              <w:right w:type="dxa" w:w="90"/>
-            </w:tcMar>
-          </w:tcPr>
-          <w:p>
-            <w:pPr>
-              <w:spacing w:after="40"/>
-            </w:pPr>
-            <w:r>
-              <w:rPr>
-                <w:rFonts w:ascii="Arial" w:cs="Arial" w:eastAsia="Arial" w:hAnsi="Arial"/>
-                <w:b w:val="false"/>
-                <w:bCs w:val="false"/>
-                <w:sz w:val="18"/>
-                <w:szCs w:val="18"/>
-              </w:rPr>
-              <w:t xml:space="preserve">Rastreabilidade</w:t>
-            </w:r>
-          </w:p>
-        </w:tc>
-        <w:tc>
-          <w:tcPr>
-            <w:tcW w:type="dxa" w:w="1400"/>
-            <w:tcBorders>
-              <w:top w:val="single" w:color="A6A6A6" w:sz="4"/>
-              <w:left w:val="single" w:color="A6A6A6" w:sz="4"/>
-              <w:bottom w:val="single" w:color="A6A6A6" w:sz="4"/>
-              <w:right w:val="single" w:color="A6A6A6" w:sz="4"/>
-            </w:tcBorders>
-            <w:tcMar>
-              <w:top w:type="dxa" w:w="60"/>
-              <w:left w:type="dxa" w:w="90"/>
-              <w:bottom w:type="dxa" w:w="60"/>
-              <w:right w:type="dxa" w:w="90"/>
-            </w:tcMar>
-          </w:tcPr>
-          <w:p>
-            <w:pPr>
-              <w:spacing w:after="40"/>
-            </w:pPr>
-            <w:r>
-              <w:rPr>
-                <w:rFonts w:ascii="Arial" w:cs="Arial" w:eastAsia="Arial" w:hAnsi="Arial"/>
-                <w:b w:val="false"/>
-                <w:bCs w:val="false"/>
-                <w:sz w:val="18"/>
-                <w:szCs w:val="18"/>
-              </w:rPr>
-              <w:t xml:space="preserve">Item "Indicação", item 6.B e Anexo I</w:t>
-            </w:r>
-          </w:p>
-        </w:tc>
-        <w:tc>
-          <w:tcPr>
-            <w:tcW w:type="dxa" w:w="3900"/>
-            <w:tcBorders>
-              <w:top w:val="single" w:color="A6A6A6" w:sz="4"/>
-              <w:left w:val="single" w:color="A6A6A6" w:sz="4"/>
-              <w:bottom w:val="single" w:color="A6A6A6" w:sz="4"/>
-              <w:right w:val="single" w:color="A6A6A6" w:sz="4"/>
-            </w:tcBorders>
-            <w:tcMar>
-              <w:top w:type="dxa" w:w="60"/>
-              <w:left w:type="dxa" w:w="90"/>
-              <w:bottom w:type="dxa" w:w="60"/>
-              <w:right w:type="dxa" w:w="90"/>
-            </w:tcMar>
-          </w:tcPr>
-          <w:p>
-            <w:pPr>
-              <w:spacing w:after="40"/>
-            </w:pPr>
-            <w:r>
-              <w:rPr>
-                <w:rFonts w:ascii="Arial" w:cs="Arial" w:eastAsia="Arial" w:hAnsi="Arial"/>
-                <w:b w:val="false"/>
-                <w:bCs w:val="false"/>
-                <w:sz w:val="18"/>
-                <w:szCs w:val="18"/>
-              </w:rPr>
-              <w:t xml:space="preserve">As listas de certidões divergem. O item 6.B traz 7 certidões (TCU, TCE-RJ, TCM-RJ, duas do TSE, TRF-2 e Polícia Federal) e o Anexo I traz outras (Justiça Estadual, Justiça Militar, antecedentes da Secretaria de Segurança). O texto cita Justiça Estadual e Polícia Federal. O candidato não sabe o que apresentar.</w:t>
-            </w:r>
-          </w:p>
-        </w:tc>
-        <w:tc>
-          <w:tcPr>
-            <w:tcW w:type="dxa" w:w="2200"/>
-            <w:tcBorders>
-              <w:top w:val="single" w:color="A6A6A6" w:sz="4"/>
-              <w:left w:val="single" w:color="A6A6A6" w:sz="4"/>
-              <w:bottom w:val="single" w:color="A6A6A6" w:sz="4"/>
-              <w:right w:val="single" w:color="A6A6A6" w:sz="4"/>
-            </w:tcBorders>
-            <w:tcMar>
-              <w:top w:type="dxa" w:w="60"/>
-              <w:left w:type="dxa" w:w="90"/>
-              <w:bottom w:type="dxa" w:w="60"/>
-              <w:right w:type="dxa" w:w="90"/>
-            </w:tcMar>
-          </w:tcPr>
-          <w:p>
-            <w:pPr>
-              <w:spacing w:after="40"/>
-            </w:pPr>
-            <w:r>
-              <w:rPr>
-                <w:rFonts w:ascii="Arial" w:cs="Arial" w:eastAsia="Arial" w:hAnsi="Arial"/>
-                <w:b w:val="false"/>
-                <w:bCs w:val="false"/>
-                <w:sz w:val="18"/>
-                <w:szCs w:val="18"/>
-              </w:rPr>
-              <w:t xml:space="preserve">Política, item "Indicação", 6.B e Anexo I.</w:t>
-            </w:r>
-          </w:p>
-        </w:tc>
-        <w:tc>
-          <w:tcPr>
-            <w:tcW w:type="dxa" w:w="1100"/>
-            <w:tcBorders>
-              <w:top w:val="single" w:color="A6A6A6" w:sz="4"/>
-              <w:left w:val="single" w:color="A6A6A6" w:sz="4"/>
-              <w:bottom w:val="single" w:color="A6A6A6" w:sz="4"/>
-              <w:right w:val="single" w:color="A6A6A6" w:sz="4"/>
-            </w:tcBorders>
-            <w:shd w:fill="F8CBAD" w:color="auto" w:val="clear"/>
-            <w:tcMar>
-              <w:top w:type="dxa" w:w="60"/>
-              <w:left w:type="dxa" w:w="90"/>
-              <w:bottom w:type="dxa" w:w="60"/>
-              <w:right w:type="dxa" w:w="90"/>
+              <w:t xml:space="preserve">Ação recomendada</w:t>
+            </w:r>
+          </w:p>
+        </w:tc>
+        <w:tc>
+          <w:tcPr>
+            <w:tcW w:type="dxa" w:w="11570"/>
+            <w:tcBorders>
+              <w:top w:val="single" w:color="000000" w:sz="4"/>
+              <w:left w:val="single" w:color="000000" w:sz="4"/>
+              <w:bottom w:val="single" w:color="000000" w:sz="4"/>
+              <w:right w:val="single" w:color="000000" w:sz="4"/>
+            </w:tcBorders>
+            <w:shd w:fill="FFFFFF" w:color="auto" w:val="clear"/>
+            <w:tcMar>
+              <w:top w:type="dxa" w:w="90"/>
+              <w:left w:type="dxa" w:w="135"/>
+              <w:bottom w:type="dxa" w:w="90"/>
+              <w:right w:type="dxa" w:w="135"/>
+            </w:tcMar>
+          </w:tcPr>
+          <w:p>
+            <w:pPr>
+              <w:spacing w:after="40"/>
+            </w:pPr>
+            <w:r>
+              <w:rPr>
+                <w:rFonts w:ascii="Arial" w:cs="Arial" w:eastAsia="Arial" w:hAnsi="Arial"/>
+                <w:sz w:val="18"/>
+                <w:szCs w:val="18"/>
+              </w:rPr>
+              <w:t xml:space="preserve">Opção 1 (recomendada): excluir Chefe de Auditoria e Ouvidor da Política, como já se faz com o Corregedor, e tratar os três cargos em política própria, nos termos do Decreto 46.873/2019 e compatibilizada com a Política de Seleção do art. 68 do Estatuto. Até lá, aplicar diretamente o decreto.</w:t>
+            </w:r>
+          </w:p>
+          <w:p>
+            <w:pPr>
+              <w:spacing w:after="40"/>
+            </w:pPr>
+            <w:r>
+              <w:rPr>
+                <w:rFonts w:ascii="Arial" w:cs="Arial" w:eastAsia="Arial" w:hAnsi="Arial"/>
+                <w:sz w:val="18"/>
+                <w:szCs w:val="18"/>
+              </w:rPr>
+              <w:t xml:space="preserve">Opção 2: se os cargos permanecerem na Política, incluir subseção própria, remetendo ao decreto, com:</w:t>
+            </w:r>
+          </w:p>
+          <w:p>
+            <w:pPr>
+              <w:spacing w:after="40"/>
+            </w:pPr>
+            <w:r>
+              <w:rPr>
+                <w:rFonts w:ascii="Arial" w:cs="Arial" w:eastAsia="Arial" w:hAnsi="Arial"/>
+                <w:sz w:val="18"/>
+                <w:szCs w:val="18"/>
+              </w:rPr>
+              <w:t xml:space="preserve">a) avaliação prévia da CGE para todos os indicados, independente da carreira;</w:t>
+            </w:r>
+          </w:p>
+          <w:p>
+            <w:pPr>
+              <w:spacing w:after="40"/>
+            </w:pPr>
+            <w:r>
+              <w:rPr>
+                <w:rFonts w:ascii="Arial" w:cs="Arial" w:eastAsia="Arial" w:hAnsi="Arial"/>
+                <w:sz w:val="18"/>
+                <w:szCs w:val="18"/>
+              </w:rPr>
+              <w:t xml:space="preserve">b) currículo, declaração de sanções dos últimos 5 anos e vedações do art. 29 da Lei 7.989, e Termo de Compromisso Ético;</w:t>
+            </w:r>
+          </w:p>
+          <w:p>
+            <w:pPr>
+              <w:spacing w:after="40"/>
+            </w:pPr>
+            <w:r>
+              <w:rPr>
+                <w:rFonts w:ascii="Arial" w:cs="Arial" w:eastAsia="Arial" w:hAnsi="Arial"/>
+                <w:sz w:val="18"/>
+                <w:szCs w:val="18"/>
+              </w:rPr>
+              <w:t xml:space="preserve">c) rito de dispensa, com motivação e avaliação prévia da CGE;</w:t>
+            </w:r>
+          </w:p>
+          <w:p>
+            <w:pPr>
+              <w:spacing w:after="40"/>
+            </w:pPr>
+            <w:r>
+              <w:rPr>
+                <w:rFonts w:ascii="Arial" w:cs="Arial" w:eastAsia="Arial" w:hAnsi="Arial"/>
+                <w:sz w:val="18"/>
+                <w:szCs w:val="18"/>
+              </w:rPr>
+              <w:t xml:space="preserve">d) limite de 5 anos consecutivos para a UCI, com retorno após 2 anos;</w:t>
+            </w:r>
+          </w:p>
+          <w:p>
+            <w:pPr>
+              <w:spacing w:after="40"/>
+            </w:pPr>
+            <w:r>
+              <w:rPr>
+                <w:rFonts w:ascii="Arial" w:cs="Arial" w:eastAsia="Arial" w:hAnsi="Arial"/>
+                <w:sz w:val="18"/>
+                <w:szCs w:val="18"/>
+              </w:rPr>
+              <w:t xml:space="preserve">e) experiência mínima de 3 anos em atividade de auditoria e formação conforme o decreto;</w:t>
+            </w:r>
+          </w:p>
+          <w:p>
+            <w:pPr>
+              <w:spacing w:after="40"/>
+            </w:pPr>
+            <w:r>
+              <w:rPr>
+                <w:rFonts w:ascii="Arial" w:cs="Arial" w:eastAsia="Arial" w:hAnsi="Arial"/>
+                <w:sz w:val="18"/>
+                <w:szCs w:val="18"/>
+              </w:rPr>
+              <w:t xml:space="preserve">f) autoridade competente: o Conselho para a Auditoria e a Presidência para a Ouvidoria.</w:t>
+            </w:r>
+          </w:p>
+        </w:tc>
+      </w:tr>
+    </w:tbl>
+    <w:p>
+      <w:pPr>
+        <w:spacing w:after="120"/>
+      </w:pPr>
+    </w:p>
+    <w:tbl>
+      <w:tblPr>
+        <w:tblW w:type="dxa" w:w="14570"/>
+        <w:tblBorders>
+          <w:top w:val="single" w:color="auto" w:sz="4"/>
+          <w:left w:val="single" w:color="auto" w:sz="4"/>
+          <w:bottom w:val="single" w:color="auto" w:sz="4"/>
+          <w:right w:val="single" w:color="auto" w:sz="4"/>
+          <w:insideH w:val="single" w:color="auto" w:sz="4"/>
+          <w:insideV w:val="single" w:color="auto" w:sz="4"/>
+        </w:tblBorders>
+      </w:tblPr>
+      <w:tblGrid>
+        <w:gridCol w:w="3000"/>
+        <w:gridCol w:w="11570"/>
+      </w:tblGrid>
+      <w:tr>
+        <w:tc>
+          <w:tcPr>
+            <w:tcW w:type="dxa" w:w="14570"/>
+            <w:gridSpan w:val="2"/>
+            <w:tcBorders>
+              <w:top w:val="single" w:color="000000" w:sz="4"/>
+              <w:left w:val="single" w:color="000000" w:sz="4"/>
+              <w:bottom w:val="single" w:color="000000" w:sz="4"/>
+              <w:right w:val="single" w:color="000000" w:sz="4"/>
+            </w:tcBorders>
+            <w:shd w:fill="C6D9F1" w:color="auto" w:val="clear"/>
+            <w:tcMar>
+              <w:top w:type="dxa" w:w="120"/>
+              <w:left w:type="dxa" w:w="135"/>
+              <w:bottom w:type="dxa" w:w="120"/>
+              <w:right w:type="dxa" w:w="135"/>
             </w:tcMar>
           </w:tcPr>
           <w:p>
@@ -3023,25 +2919,27 @@
                 <w:sz w:val="18"/>
                 <w:szCs w:val="18"/>
               </w:rPr>
-              <w:t xml:space="preserve">Não Conforme</w:t>
-            </w:r>
-          </w:p>
-        </w:tc>
-        <w:tc>
-          <w:tcPr>
-            <w:tcW w:type="dxa" w:w="1000"/>
-            <w:tcBorders>
-              <w:top w:val="single" w:color="A6A6A6" w:sz="4"/>
-              <w:left w:val="single" w:color="A6A6A6" w:sz="4"/>
-              <w:bottom w:val="single" w:color="A6A6A6" w:sz="4"/>
-              <w:right w:val="single" w:color="A6A6A6" w:sz="4"/>
-            </w:tcBorders>
-            <w:shd w:fill="FFE699" w:color="auto" w:val="clear"/>
-            <w:tcMar>
-              <w:top w:type="dxa" w:w="60"/>
-              <w:left w:type="dxa" w:w="90"/>
-              <w:bottom w:type="dxa" w:w="60"/>
-              <w:right w:type="dxa" w:w="90"/>
+              <w:t xml:space="preserve">03. LISTAS DE CERTIDÕES DIVERGENTES</w:t>
+            </w:r>
+          </w:p>
+        </w:tc>
+      </w:tr>
+      <w:tr>
+        <w:tc>
+          <w:tcPr>
+            <w:tcW w:type="dxa" w:w="3000"/>
+            <w:tcBorders>
+              <w:top w:val="single" w:color="000000" w:sz="4"/>
+              <w:left w:val="single" w:color="000000" w:sz="4"/>
+              <w:bottom w:val="single" w:color="000000" w:sz="4"/>
+              <w:right w:val="single" w:color="000000" w:sz="4"/>
+            </w:tcBorders>
+            <w:shd w:fill="F5F3EE" w:color="auto" w:val="clear"/>
+            <w:tcMar>
+              <w:top w:type="dxa" w:w="90"/>
+              <w:left w:type="dxa" w:w="135"/>
+              <w:bottom w:type="dxa" w:w="90"/>
+              <w:right w:type="dxa" w:w="135"/>
             </w:tcMar>
           </w:tcPr>
           <w:p>
@@ -3056,222 +2954,58 @@
                 <w:sz w:val="18"/>
                 <w:szCs w:val="18"/>
               </w:rPr>
-              <w:t xml:space="preserve">Médio (impacto médio, probabilidade média)</w:t>
-            </w:r>
-          </w:p>
-        </w:tc>
-        <w:tc>
-          <w:tcPr>
-            <w:tcW w:type="dxa" w:w="3470"/>
-            <w:tcBorders>
-              <w:top w:val="single" w:color="A6A6A6" w:sz="4"/>
-              <w:left w:val="single" w:color="A6A6A6" w:sz="4"/>
-              <w:bottom w:val="single" w:color="A6A6A6" w:sz="4"/>
-              <w:right w:val="single" w:color="A6A6A6" w:sz="4"/>
-            </w:tcBorders>
-            <w:tcMar>
-              <w:top w:type="dxa" w:w="60"/>
-              <w:left w:type="dxa" w:w="90"/>
-              <w:bottom w:type="dxa" w:w="60"/>
-              <w:right w:type="dxa" w:w="90"/>
-            </w:tcMar>
-          </w:tcPr>
-          <w:p>
-            <w:pPr>
-              <w:spacing w:after="40"/>
-            </w:pPr>
-            <w:r>
-              <w:rPr>
-                <w:rFonts w:ascii="Arial" w:cs="Arial" w:eastAsia="Arial" w:hAnsi="Arial"/>
-                <w:b w:val="false"/>
-                <w:bCs w:val="false"/>
-                <w:sz w:val="18"/>
-                <w:szCs w:val="18"/>
-              </w:rPr>
-              <w:t xml:space="preserve">Unificar em uma única lista as certidões exigidas, com o órgão emissor, e ajustar o texto do item "Indicação" a ela.</w:t>
-            </w:r>
-          </w:p>
-        </w:tc>
-      </w:tr>
-      <w:tr>
-        <w:trPr>
-          <w:cantSplit/>
-        </w:trPr>
-        <w:tc>
-          <w:tcPr>
-            <w:tcW w:type="dxa" w:w="400"/>
-            <w:tcBorders>
-              <w:top w:val="single" w:color="A6A6A6" w:sz="4"/>
-              <w:left w:val="single" w:color="A6A6A6" w:sz="4"/>
-              <w:bottom w:val="single" w:color="A6A6A6" w:sz="4"/>
-              <w:right w:val="single" w:color="A6A6A6" w:sz="4"/>
-            </w:tcBorders>
-            <w:tcMar>
-              <w:top w:type="dxa" w:w="60"/>
-              <w:left w:type="dxa" w:w="90"/>
-              <w:bottom w:type="dxa" w:w="60"/>
-              <w:right w:type="dxa" w:w="90"/>
-            </w:tcMar>
-          </w:tcPr>
-          <w:p>
-            <w:pPr>
-              <w:spacing w:after="40"/>
-            </w:pPr>
-            <w:r>
-              <w:rPr>
-                <w:rFonts w:ascii="Arial" w:cs="Arial" w:eastAsia="Arial" w:hAnsi="Arial"/>
-                <w:b w:val="false"/>
-                <w:bCs w:val="false"/>
-                <w:sz w:val="18"/>
-                <w:szCs w:val="18"/>
-              </w:rPr>
-              <w:t xml:space="preserve">4</w:t>
-            </w:r>
-          </w:p>
-        </w:tc>
-        <w:tc>
-          <w:tcPr>
-            <w:tcW w:type="dxa" w:w="1100"/>
-            <w:tcBorders>
-              <w:top w:val="single" w:color="A6A6A6" w:sz="4"/>
-              <w:left w:val="single" w:color="A6A6A6" w:sz="4"/>
-              <w:bottom w:val="single" w:color="A6A6A6" w:sz="4"/>
-              <w:right w:val="single" w:color="A6A6A6" w:sz="4"/>
-            </w:tcBorders>
-            <w:tcMar>
-              <w:top w:type="dxa" w:w="60"/>
-              <w:left w:type="dxa" w:w="90"/>
-              <w:bottom w:type="dxa" w:w="60"/>
-              <w:right w:type="dxa" w:w="90"/>
-            </w:tcMar>
-          </w:tcPr>
-          <w:p>
-            <w:pPr>
-              <w:spacing w:after="40"/>
-            </w:pPr>
-            <w:r>
-              <w:rPr>
-                <w:rFonts w:ascii="Arial" w:cs="Arial" w:eastAsia="Arial" w:hAnsi="Arial"/>
-                <w:b w:val="false"/>
-                <w:bCs w:val="false"/>
-                <w:sz w:val="18"/>
-                <w:szCs w:val="18"/>
-              </w:rPr>
-              <w:t xml:space="preserve">Rastreabilidade</w:t>
-            </w:r>
-          </w:p>
-        </w:tc>
-        <w:tc>
-          <w:tcPr>
-            <w:tcW w:type="dxa" w:w="1400"/>
-            <w:tcBorders>
-              <w:top w:val="single" w:color="A6A6A6" w:sz="4"/>
-              <w:left w:val="single" w:color="A6A6A6" w:sz="4"/>
-              <w:bottom w:val="single" w:color="A6A6A6" w:sz="4"/>
-              <w:right w:val="single" w:color="A6A6A6" w:sz="4"/>
-            </w:tcBorders>
-            <w:tcMar>
-              <w:top w:type="dxa" w:w="60"/>
-              <w:left w:type="dxa" w:w="90"/>
-              <w:bottom w:type="dxa" w:w="60"/>
-              <w:right w:type="dxa" w:w="90"/>
-            </w:tcMar>
-          </w:tcPr>
-          <w:p>
-            <w:pPr>
-              <w:spacing w:after="40"/>
-            </w:pPr>
-            <w:r>
-              <w:rPr>
-                <w:rFonts w:ascii="Arial" w:cs="Arial" w:eastAsia="Arial" w:hAnsi="Arial"/>
-                <w:b w:val="false"/>
-                <w:bCs w:val="false"/>
-                <w:sz w:val="18"/>
-                <w:szCs w:val="18"/>
-              </w:rPr>
-              <w:t xml:space="preserve">Objetivo e item "Indicação"</w:t>
-            </w:r>
-          </w:p>
-        </w:tc>
-        <w:tc>
-          <w:tcPr>
-            <w:tcW w:type="dxa" w:w="3900"/>
-            <w:tcBorders>
-              <w:top w:val="single" w:color="A6A6A6" w:sz="4"/>
-              <w:left w:val="single" w:color="A6A6A6" w:sz="4"/>
-              <w:bottom w:val="single" w:color="A6A6A6" w:sz="4"/>
-              <w:right w:val="single" w:color="A6A6A6" w:sz="4"/>
-            </w:tcBorders>
-            <w:tcMar>
-              <w:top w:type="dxa" w:w="60"/>
-              <w:left w:type="dxa" w:w="90"/>
-              <w:bottom w:type="dxa" w:w="60"/>
-              <w:right w:type="dxa" w:w="90"/>
-            </w:tcMar>
-          </w:tcPr>
-          <w:p>
-            <w:pPr>
-              <w:spacing w:after="40"/>
-            </w:pPr>
-            <w:r>
-              <w:rPr>
-                <w:rFonts w:ascii="Arial" w:cs="Arial" w:eastAsia="Arial" w:hAnsi="Arial"/>
-                <w:b w:val="false"/>
-                <w:bCs w:val="false"/>
-                <w:sz w:val="18"/>
-                <w:szCs w:val="18"/>
-              </w:rPr>
-              <w:t xml:space="preserve">O escopo é inconsistente: o objetivo trata das funções gratificadas da escala básica e o item "Indicação" fala em "cargos em comissão (extraquadros)". O Anexo I também inclui Assessores Especiais.</w:t>
-            </w:r>
-          </w:p>
-        </w:tc>
-        <w:tc>
-          <w:tcPr>
-            <w:tcW w:type="dxa" w:w="2200"/>
-            <w:tcBorders>
-              <w:top w:val="single" w:color="A6A6A6" w:sz="4"/>
-              <w:left w:val="single" w:color="A6A6A6" w:sz="4"/>
-              <w:bottom w:val="single" w:color="A6A6A6" w:sz="4"/>
-              <w:right w:val="single" w:color="A6A6A6" w:sz="4"/>
-            </w:tcBorders>
-            <w:tcMar>
-              <w:top w:type="dxa" w:w="60"/>
-              <w:left w:type="dxa" w:w="90"/>
-              <w:bottom w:type="dxa" w:w="60"/>
-              <w:right w:type="dxa" w:w="90"/>
-            </w:tcMar>
-          </w:tcPr>
-          <w:p>
-            <w:pPr>
-              <w:spacing w:after="40"/>
-            </w:pPr>
-            <w:r>
-              <w:rPr>
-                <w:rFonts w:ascii="Arial" w:cs="Arial" w:eastAsia="Arial" w:hAnsi="Arial"/>
-                <w:b w:val="false"/>
-                <w:bCs w:val="false"/>
-                <w:sz w:val="18"/>
-                <w:szCs w:val="18"/>
-              </w:rPr>
-              <w:t xml:space="preserve">Política, objetivo e item "Indicação".</w:t>
-            </w:r>
-          </w:p>
-        </w:tc>
-        <w:tc>
-          <w:tcPr>
-            <w:tcW w:type="dxa" w:w="1100"/>
-            <w:tcBorders>
-              <w:top w:val="single" w:color="A6A6A6" w:sz="4"/>
-              <w:left w:val="single" w:color="A6A6A6" w:sz="4"/>
-              <w:bottom w:val="single" w:color="A6A6A6" w:sz="4"/>
-              <w:right w:val="single" w:color="A6A6A6" w:sz="4"/>
-            </w:tcBorders>
-            <w:shd w:fill="FFE699" w:color="auto" w:val="clear"/>
-            <w:tcMar>
-              <w:top w:type="dxa" w:w="60"/>
-              <w:left w:type="dxa" w:w="90"/>
-              <w:bottom w:type="dxa" w:w="60"/>
-              <w:right w:type="dxa" w:w="90"/>
+              <w:t xml:space="preserve">Norma de referência</w:t>
+            </w:r>
+          </w:p>
+        </w:tc>
+        <w:tc>
+          <w:tcPr>
+            <w:tcW w:type="dxa" w:w="11570"/>
+            <w:tcBorders>
+              <w:top w:val="single" w:color="000000" w:sz="4"/>
+              <w:left w:val="single" w:color="000000" w:sz="4"/>
+              <w:bottom w:val="single" w:color="000000" w:sz="4"/>
+              <w:right w:val="single" w:color="000000" w:sz="4"/>
+            </w:tcBorders>
+            <w:shd w:fill="FFFFFF" w:color="auto" w:val="clear"/>
+            <w:tcMar>
+              <w:top w:type="dxa" w:w="90"/>
+              <w:left w:type="dxa" w:w="135"/>
+              <w:bottom w:type="dxa" w:w="90"/>
+              <w:right w:type="dxa" w:w="135"/>
+            </w:tcMar>
+          </w:tcPr>
+          <w:p>
+            <w:pPr>
+              <w:spacing w:after="40"/>
+            </w:pPr>
+            <w:r>
+              <w:rPr>
+                <w:rFonts w:ascii="Arial" w:cs="Arial" w:eastAsia="Arial" w:hAnsi="Arial"/>
+                <w:sz w:val="18"/>
+                <w:szCs w:val="18"/>
+              </w:rPr>
+              <w:t xml:space="preserve">Política, item "Indicação", 6.B e Anexo I.</w:t>
+            </w:r>
+          </w:p>
+        </w:tc>
+      </w:tr>
+      <w:tr>
+        <w:tc>
+          <w:tcPr>
+            <w:tcW w:type="dxa" w:w="3000"/>
+            <w:tcBorders>
+              <w:top w:val="single" w:color="000000" w:sz="4"/>
+              <w:left w:val="single" w:color="000000" w:sz="4"/>
+              <w:bottom w:val="single" w:color="000000" w:sz="4"/>
+              <w:right w:val="single" w:color="000000" w:sz="4"/>
+            </w:tcBorders>
+            <w:shd w:fill="F5F3EE" w:color="auto" w:val="clear"/>
+            <w:tcMar>
+              <w:top w:type="dxa" w:w="90"/>
+              <w:left w:type="dxa" w:w="135"/>
+              <w:bottom w:type="dxa" w:w="90"/>
+              <w:right w:type="dxa" w:w="135"/>
             </w:tcMar>
           </w:tcPr>
           <w:p>
@@ -3286,25 +3020,58 @@
                 <w:sz w:val="18"/>
                 <w:szCs w:val="18"/>
               </w:rPr>
-              <w:t xml:space="preserve">Conforme com Ressalva</w:t>
-            </w:r>
-          </w:p>
-        </w:tc>
-        <w:tc>
-          <w:tcPr>
-            <w:tcW w:type="dxa" w:w="1000"/>
-            <w:tcBorders>
-              <w:top w:val="single" w:color="A6A6A6" w:sz="4"/>
-              <w:left w:val="single" w:color="A6A6A6" w:sz="4"/>
-              <w:bottom w:val="single" w:color="A6A6A6" w:sz="4"/>
-              <w:right w:val="single" w:color="A6A6A6" w:sz="4"/>
-            </w:tcBorders>
-            <w:shd w:fill="FFE699" w:color="auto" w:val="clear"/>
-            <w:tcMar>
-              <w:top w:type="dxa" w:w="60"/>
-              <w:left w:type="dxa" w:w="90"/>
-              <w:bottom w:type="dxa" w:w="60"/>
-              <w:right w:type="dxa" w:w="90"/>
+              <w:t xml:space="preserve">Dispositivo analisado</w:t>
+            </w:r>
+          </w:p>
+        </w:tc>
+        <w:tc>
+          <w:tcPr>
+            <w:tcW w:type="dxa" w:w="11570"/>
+            <w:tcBorders>
+              <w:top w:val="single" w:color="000000" w:sz="4"/>
+              <w:left w:val="single" w:color="000000" w:sz="4"/>
+              <w:bottom w:val="single" w:color="000000" w:sz="4"/>
+              <w:right w:val="single" w:color="000000" w:sz="4"/>
+            </w:tcBorders>
+            <w:shd w:fill="FFFFFF" w:color="auto" w:val="clear"/>
+            <w:tcMar>
+              <w:top w:type="dxa" w:w="90"/>
+              <w:left w:type="dxa" w:w="135"/>
+              <w:bottom w:type="dxa" w:w="90"/>
+              <w:right w:type="dxa" w:w="135"/>
+            </w:tcMar>
+          </w:tcPr>
+          <w:p>
+            <w:pPr>
+              <w:spacing w:after="40"/>
+            </w:pPr>
+            <w:r>
+              <w:rPr>
+                <w:rFonts w:ascii="Arial" w:cs="Arial" w:eastAsia="Arial" w:hAnsi="Arial"/>
+                <w:sz w:val="18"/>
+                <w:szCs w:val="18"/>
+              </w:rPr>
+              <w:t xml:space="preserve">Item "Indicação", item 6.B e Anexo I</w:t>
+            </w:r>
+          </w:p>
+        </w:tc>
+      </w:tr>
+      <w:tr>
+        <w:tc>
+          <w:tcPr>
+            <w:tcW w:type="dxa" w:w="3000"/>
+            <w:tcBorders>
+              <w:top w:val="single" w:color="000000" w:sz="4"/>
+              <w:left w:val="single" w:color="000000" w:sz="4"/>
+              <w:bottom w:val="single" w:color="000000" w:sz="4"/>
+              <w:right w:val="single" w:color="000000" w:sz="4"/>
+            </w:tcBorders>
+            <w:shd w:fill="F5F3EE" w:color="auto" w:val="clear"/>
+            <w:tcMar>
+              <w:top w:type="dxa" w:w="90"/>
+              <w:left w:type="dxa" w:w="135"/>
+              <w:bottom w:type="dxa" w:w="90"/>
+              <w:right w:type="dxa" w:w="135"/>
             </w:tcMar>
           </w:tcPr>
           <w:p>
@@ -3319,222 +3086,58 @@
                 <w:sz w:val="18"/>
                 <w:szCs w:val="18"/>
               </w:rPr>
-              <w:t xml:space="preserve">Médio (impacto médio, probabilidade média)</w:t>
-            </w:r>
-          </w:p>
-        </w:tc>
-        <w:tc>
-          <w:tcPr>
-            <w:tcW w:type="dxa" w:w="3470"/>
-            <w:tcBorders>
-              <w:top w:val="single" w:color="A6A6A6" w:sz="4"/>
-              <w:left w:val="single" w:color="A6A6A6" w:sz="4"/>
-              <w:bottom w:val="single" w:color="A6A6A6" w:sz="4"/>
-              <w:right w:val="single" w:color="A6A6A6" w:sz="4"/>
-            </w:tcBorders>
-            <w:tcMar>
-              <w:top w:type="dxa" w:w="60"/>
-              <w:left w:type="dxa" w:w="90"/>
-              <w:bottom w:type="dxa" w:w="60"/>
-              <w:right w:type="dxa" w:w="90"/>
-            </w:tcMar>
-          </w:tcPr>
-          <w:p>
-            <w:pPr>
-              <w:spacing w:after="40"/>
-            </w:pPr>
-            <w:r>
-              <w:rPr>
-                <w:rFonts w:ascii="Arial" w:cs="Arial" w:eastAsia="Arial" w:hAnsi="Arial"/>
-                <w:b w:val="false"/>
-                <w:bCs w:val="false"/>
-                <w:sz w:val="18"/>
-                <w:szCs w:val="18"/>
-              </w:rPr>
-              <w:t xml:space="preserve">Definir se a Política vale para funções gratificadas, cargos em comissão ou ambos, e uniformizar o texto e o Anexo I.</w:t>
-            </w:r>
-          </w:p>
-        </w:tc>
-      </w:tr>
-      <w:tr>
-        <w:trPr>
-          <w:cantSplit/>
-        </w:trPr>
-        <w:tc>
-          <w:tcPr>
-            <w:tcW w:type="dxa" w:w="400"/>
-            <w:tcBorders>
-              <w:top w:val="single" w:color="A6A6A6" w:sz="4"/>
-              <w:left w:val="single" w:color="A6A6A6" w:sz="4"/>
-              <w:bottom w:val="single" w:color="A6A6A6" w:sz="4"/>
-              <w:right w:val="single" w:color="A6A6A6" w:sz="4"/>
-            </w:tcBorders>
-            <w:tcMar>
-              <w:top w:type="dxa" w:w="60"/>
-              <w:left w:type="dxa" w:w="90"/>
-              <w:bottom w:type="dxa" w:w="60"/>
-              <w:right w:type="dxa" w:w="90"/>
-            </w:tcMar>
-          </w:tcPr>
-          <w:p>
-            <w:pPr>
-              <w:spacing w:after="40"/>
-            </w:pPr>
-            <w:r>
-              <w:rPr>
-                <w:rFonts w:ascii="Arial" w:cs="Arial" w:eastAsia="Arial" w:hAnsi="Arial"/>
-                <w:b w:val="false"/>
-                <w:bCs w:val="false"/>
-                <w:sz w:val="18"/>
-                <w:szCs w:val="18"/>
-              </w:rPr>
-              <w:t xml:space="preserve">5</w:t>
-            </w:r>
-          </w:p>
-        </w:tc>
-        <w:tc>
-          <w:tcPr>
-            <w:tcW w:type="dxa" w:w="1100"/>
-            <w:tcBorders>
-              <w:top w:val="single" w:color="A6A6A6" w:sz="4"/>
-              <w:left w:val="single" w:color="A6A6A6" w:sz="4"/>
-              <w:bottom w:val="single" w:color="A6A6A6" w:sz="4"/>
-              <w:right w:val="single" w:color="A6A6A6" w:sz="4"/>
-            </w:tcBorders>
-            <w:tcMar>
-              <w:top w:type="dxa" w:w="60"/>
-              <w:left w:type="dxa" w:w="90"/>
-              <w:bottom w:type="dxa" w:w="60"/>
-              <w:right w:type="dxa" w:w="90"/>
-            </w:tcMar>
-          </w:tcPr>
-          <w:p>
-            <w:pPr>
-              <w:spacing w:after="40"/>
-            </w:pPr>
-            <w:r>
-              <w:rPr>
-                <w:rFonts w:ascii="Arial" w:cs="Arial" w:eastAsia="Arial" w:hAnsi="Arial"/>
-                <w:b w:val="false"/>
-                <w:bCs w:val="false"/>
-                <w:sz w:val="18"/>
-                <w:szCs w:val="18"/>
-              </w:rPr>
-              <w:t xml:space="preserve">Completude</w:t>
-            </w:r>
-          </w:p>
-        </w:tc>
-        <w:tc>
-          <w:tcPr>
-            <w:tcW w:type="dxa" w:w="1400"/>
-            <w:tcBorders>
-              <w:top w:val="single" w:color="A6A6A6" w:sz="4"/>
-              <w:left w:val="single" w:color="A6A6A6" w:sz="4"/>
-              <w:bottom w:val="single" w:color="A6A6A6" w:sz="4"/>
-              <w:right w:val="single" w:color="A6A6A6" w:sz="4"/>
-            </w:tcBorders>
-            <w:tcMar>
-              <w:top w:type="dxa" w:w="60"/>
-              <w:left w:type="dxa" w:w="90"/>
-              <w:bottom w:type="dxa" w:w="60"/>
-              <w:right w:type="dxa" w:w="90"/>
-            </w:tcMar>
-          </w:tcPr>
-          <w:p>
-            <w:pPr>
-              <w:spacing w:after="40"/>
-            </w:pPr>
-            <w:r>
-              <w:rPr>
-                <w:rFonts w:ascii="Arial" w:cs="Arial" w:eastAsia="Arial" w:hAnsi="Arial"/>
-                <w:b w:val="false"/>
-                <w:bCs w:val="false"/>
-                <w:sz w:val="18"/>
-                <w:szCs w:val="18"/>
-              </w:rPr>
-              <w:t xml:space="preserve">Itens "Indicação" e 5.3 a 5.4</w:t>
-            </w:r>
-          </w:p>
-        </w:tc>
-        <w:tc>
-          <w:tcPr>
-            <w:tcW w:type="dxa" w:w="3900"/>
-            <w:tcBorders>
-              <w:top w:val="single" w:color="A6A6A6" w:sz="4"/>
-              <w:left w:val="single" w:color="A6A6A6" w:sz="4"/>
-              <w:bottom w:val="single" w:color="A6A6A6" w:sz="4"/>
-              <w:right w:val="single" w:color="A6A6A6" w:sz="4"/>
-            </w:tcBorders>
-            <w:tcMar>
-              <w:top w:type="dxa" w:w="60"/>
-              <w:left w:type="dxa" w:w="90"/>
-              <w:bottom w:type="dxa" w:w="60"/>
-              <w:right w:type="dxa" w:w="90"/>
-            </w:tcMar>
-          </w:tcPr>
-          <w:p>
-            <w:pPr>
-              <w:spacing w:after="40"/>
-            </w:pPr>
-            <w:r>
-              <w:rPr>
-                <w:rFonts w:ascii="Arial" w:cs="Arial" w:eastAsia="Arial" w:hAnsi="Arial"/>
-                <w:b w:val="false"/>
-                <w:bCs w:val="false"/>
-                <w:sz w:val="18"/>
-                <w:szCs w:val="18"/>
-              </w:rPr>
-              <w:t xml:space="preserve">Não há delimitação suficiente entre indicação, instrução, conferência, manifestação técnica e decisão final. O Presidente nomeia e dispensa ocupantes de funções de confiança indicados pelos Diretores, e o Conselho nomeia a Auditoria.</w:t>
-            </w:r>
-          </w:p>
-        </w:tc>
-        <w:tc>
-          <w:tcPr>
-            <w:tcW w:type="dxa" w:w="2200"/>
-            <w:tcBorders>
-              <w:top w:val="single" w:color="A6A6A6" w:sz="4"/>
-              <w:left w:val="single" w:color="A6A6A6" w:sz="4"/>
-              <w:bottom w:val="single" w:color="A6A6A6" w:sz="4"/>
-              <w:right w:val="single" w:color="A6A6A6" w:sz="4"/>
-            </w:tcBorders>
-            <w:tcMar>
-              <w:top w:type="dxa" w:w="60"/>
-              <w:left w:type="dxa" w:w="90"/>
-              <w:bottom w:type="dxa" w:w="60"/>
-              <w:right w:type="dxa" w:w="90"/>
-            </w:tcMar>
-          </w:tcPr>
-          <w:p>
-            <w:pPr>
-              <w:spacing w:after="40"/>
-            </w:pPr>
-            <w:r>
-              <w:rPr>
-                <w:rFonts w:ascii="Arial" w:cs="Arial" w:eastAsia="Arial" w:hAnsi="Arial"/>
-                <w:b w:val="false"/>
-                <w:bCs w:val="false"/>
-                <w:sz w:val="18"/>
-                <w:szCs w:val="18"/>
-              </w:rPr>
-              <w:t xml:space="preserve">Estatuto, competências da Presidência e do Conselho; Regimento, arts. 4º e 16.</w:t>
-            </w:r>
-          </w:p>
-        </w:tc>
-        <w:tc>
-          <w:tcPr>
-            <w:tcW w:type="dxa" w:w="1100"/>
-            <w:tcBorders>
-              <w:top w:val="single" w:color="A6A6A6" w:sz="4"/>
-              <w:left w:val="single" w:color="A6A6A6" w:sz="4"/>
-              <w:bottom w:val="single" w:color="A6A6A6" w:sz="4"/>
-              <w:right w:val="single" w:color="A6A6A6" w:sz="4"/>
-            </w:tcBorders>
-            <w:shd w:fill="FFE699" w:color="auto" w:val="clear"/>
-            <w:tcMar>
-              <w:top w:type="dxa" w:w="60"/>
-              <w:left w:type="dxa" w:w="90"/>
-              <w:bottom w:type="dxa" w:w="60"/>
-              <w:right w:type="dxa" w:w="90"/>
+              <w:t xml:space="preserve">Descrição</w:t>
+            </w:r>
+          </w:p>
+        </w:tc>
+        <w:tc>
+          <w:tcPr>
+            <w:tcW w:type="dxa" w:w="11570"/>
+            <w:tcBorders>
+              <w:top w:val="single" w:color="000000" w:sz="4"/>
+              <w:left w:val="single" w:color="000000" w:sz="4"/>
+              <w:bottom w:val="single" w:color="000000" w:sz="4"/>
+              <w:right w:val="single" w:color="000000" w:sz="4"/>
+            </w:tcBorders>
+            <w:shd w:fill="FFFFFF" w:color="auto" w:val="clear"/>
+            <w:tcMar>
+              <w:top w:type="dxa" w:w="90"/>
+              <w:left w:type="dxa" w:w="135"/>
+              <w:bottom w:type="dxa" w:w="90"/>
+              <w:right w:type="dxa" w:w="135"/>
+            </w:tcMar>
+          </w:tcPr>
+          <w:p>
+            <w:pPr>
+              <w:spacing w:after="40"/>
+            </w:pPr>
+            <w:r>
+              <w:rPr>
+                <w:rFonts w:ascii="Arial" w:cs="Arial" w:eastAsia="Arial" w:hAnsi="Arial"/>
+                <w:sz w:val="18"/>
+                <w:szCs w:val="18"/>
+              </w:rPr>
+              <w:t xml:space="preserve">As listas de certidões divergem. O item 6.B traz 7 certidões (TCU, TCE-RJ, TCM-RJ, duas do TSE, TRF-2 e Polícia Federal) e o Anexo I traz outras (Justiça Estadual, Justiça Militar, antecedentes da Secretaria de Segurança). O texto cita Justiça Estadual e Polícia Federal. O candidato não sabe o que apresentar.</w:t>
+            </w:r>
+          </w:p>
+        </w:tc>
+      </w:tr>
+      <w:tr>
+        <w:tc>
+          <w:tcPr>
+            <w:tcW w:type="dxa" w:w="3000"/>
+            <w:tcBorders>
+              <w:top w:val="single" w:color="000000" w:sz="4"/>
+              <w:left w:val="single" w:color="000000" w:sz="4"/>
+              <w:bottom w:val="single" w:color="000000" w:sz="4"/>
+              <w:right w:val="single" w:color="000000" w:sz="4"/>
+            </w:tcBorders>
+            <w:shd w:fill="F5F3EE" w:color="auto" w:val="clear"/>
+            <w:tcMar>
+              <w:top w:type="dxa" w:w="90"/>
+              <w:left w:type="dxa" w:w="135"/>
+              <w:bottom w:type="dxa" w:w="90"/>
+              <w:right w:type="dxa" w:w="135"/>
             </w:tcMar>
           </w:tcPr>
           <w:p>
@@ -3549,25 +3152,58 @@
                 <w:sz w:val="18"/>
                 <w:szCs w:val="18"/>
               </w:rPr>
-              <w:t xml:space="preserve">Conforme com Ressalva</w:t>
-            </w:r>
-          </w:p>
-        </w:tc>
-        <w:tc>
-          <w:tcPr>
-            <w:tcW w:type="dxa" w:w="1000"/>
-            <w:tcBorders>
-              <w:top w:val="single" w:color="A6A6A6" w:sz="4"/>
-              <w:left w:val="single" w:color="A6A6A6" w:sz="4"/>
-              <w:bottom w:val="single" w:color="A6A6A6" w:sz="4"/>
-              <w:right w:val="single" w:color="A6A6A6" w:sz="4"/>
-            </w:tcBorders>
-            <w:shd w:fill="FFE699" w:color="auto" w:val="clear"/>
-            <w:tcMar>
-              <w:top w:type="dxa" w:w="60"/>
-              <w:left w:type="dxa" w:w="90"/>
-              <w:bottom w:type="dxa" w:w="60"/>
-              <w:right w:type="dxa" w:w="90"/>
+              <w:t xml:space="preserve">Classificação / Criticidade</w:t>
+            </w:r>
+          </w:p>
+        </w:tc>
+        <w:tc>
+          <w:tcPr>
+            <w:tcW w:type="dxa" w:w="11570"/>
+            <w:tcBorders>
+              <w:top w:val="single" w:color="000000" w:sz="4"/>
+              <w:left w:val="single" w:color="000000" w:sz="4"/>
+              <w:bottom w:val="single" w:color="000000" w:sz="4"/>
+              <w:right w:val="single" w:color="000000" w:sz="4"/>
+            </w:tcBorders>
+            <w:shd w:fill="FFFFFF" w:color="auto" w:val="clear"/>
+            <w:tcMar>
+              <w:top w:type="dxa" w:w="90"/>
+              <w:left w:type="dxa" w:w="135"/>
+              <w:bottom w:type="dxa" w:w="90"/>
+              <w:right w:type="dxa" w:w="135"/>
+            </w:tcMar>
+          </w:tcPr>
+          <w:p>
+            <w:pPr>
+              <w:spacing w:after="40"/>
+            </w:pPr>
+            <w:r>
+              <w:rPr>
+                <w:rFonts w:ascii="Arial" w:cs="Arial" w:eastAsia="Arial" w:hAnsi="Arial"/>
+                <w:sz w:val="18"/>
+                <w:szCs w:val="18"/>
+              </w:rPr>
+              <w:t xml:space="preserve">Não Conforme / Médio (impacto médio, probabilidade média). Teste: Rastreabilidade.</w:t>
+            </w:r>
+          </w:p>
+        </w:tc>
+      </w:tr>
+      <w:tr>
+        <w:tc>
+          <w:tcPr>
+            <w:tcW w:type="dxa" w:w="3000"/>
+            <w:tcBorders>
+              <w:top w:val="single" w:color="000000" w:sz="4"/>
+              <w:left w:val="single" w:color="000000" w:sz="4"/>
+              <w:bottom w:val="single" w:color="000000" w:sz="4"/>
+              <w:right w:val="single" w:color="000000" w:sz="4"/>
+            </w:tcBorders>
+            <w:shd w:fill="F5F3EE" w:color="auto" w:val="clear"/>
+            <w:tcMar>
+              <w:top w:type="dxa" w:w="90"/>
+              <w:left w:type="dxa" w:w="135"/>
+              <w:bottom w:type="dxa" w:w="90"/>
+              <w:right w:type="dxa" w:w="135"/>
             </w:tcMar>
           </w:tcPr>
           <w:p>
@@ -3582,222 +3218,81 @@
                 <w:sz w:val="18"/>
                 <w:szCs w:val="18"/>
               </w:rPr>
-              <w:t xml:space="preserve">Médio (impacto médio, probabilidade média)</w:t>
-            </w:r>
-          </w:p>
-        </w:tc>
-        <w:tc>
-          <w:tcPr>
-            <w:tcW w:type="dxa" w:w="3470"/>
-            <w:tcBorders>
-              <w:top w:val="single" w:color="A6A6A6" w:sz="4"/>
-              <w:left w:val="single" w:color="A6A6A6" w:sz="4"/>
-              <w:bottom w:val="single" w:color="A6A6A6" w:sz="4"/>
-              <w:right w:val="single" w:color="A6A6A6" w:sz="4"/>
-            </w:tcBorders>
-            <w:tcMar>
-              <w:top w:type="dxa" w:w="60"/>
-              <w:left w:type="dxa" w:w="90"/>
-              <w:bottom w:type="dxa" w:w="60"/>
-              <w:right w:type="dxa" w:w="90"/>
-            </w:tcMar>
-          </w:tcPr>
-          <w:p>
-            <w:pPr>
-              <w:spacing w:after="40"/>
-            </w:pPr>
-            <w:r>
-              <w:rPr>
-                <w:rFonts w:ascii="Arial" w:cs="Arial" w:eastAsia="Arial" w:hAnsi="Arial"/>
-                <w:b w:val="false"/>
-                <w:bCs w:val="false"/>
-                <w:sz w:val="18"/>
-                <w:szCs w:val="18"/>
-              </w:rPr>
-              <w:t xml:space="preserve">Descrever o fluxo e a autoridade responsável por cada etapa, ressalvando a competência do Conselho para a Auditoria e a avaliação prévia da CGE.</w:t>
-            </w:r>
-          </w:p>
-        </w:tc>
-      </w:tr>
-      <w:tr>
-        <w:trPr>
-          <w:cantSplit/>
-        </w:trPr>
-        <w:tc>
-          <w:tcPr>
-            <w:tcW w:type="dxa" w:w="400"/>
-            <w:tcBorders>
-              <w:top w:val="single" w:color="A6A6A6" w:sz="4"/>
-              <w:left w:val="single" w:color="A6A6A6" w:sz="4"/>
-              <w:bottom w:val="single" w:color="A6A6A6" w:sz="4"/>
-              <w:right w:val="single" w:color="A6A6A6" w:sz="4"/>
-            </w:tcBorders>
-            <w:tcMar>
-              <w:top w:type="dxa" w:w="60"/>
-              <w:left w:type="dxa" w:w="90"/>
-              <w:bottom w:type="dxa" w:w="60"/>
-              <w:right w:type="dxa" w:w="90"/>
-            </w:tcMar>
-          </w:tcPr>
-          <w:p>
-            <w:pPr>
-              <w:spacing w:after="40"/>
-            </w:pPr>
-            <w:r>
-              <w:rPr>
-                <w:rFonts w:ascii="Arial" w:cs="Arial" w:eastAsia="Arial" w:hAnsi="Arial"/>
-                <w:b w:val="false"/>
-                <w:bCs w:val="false"/>
-                <w:sz w:val="18"/>
-                <w:szCs w:val="18"/>
-              </w:rPr>
-              <w:t xml:space="preserve">6</w:t>
-            </w:r>
-          </w:p>
-        </w:tc>
-        <w:tc>
-          <w:tcPr>
-            <w:tcW w:type="dxa" w:w="1100"/>
-            <w:tcBorders>
-              <w:top w:val="single" w:color="A6A6A6" w:sz="4"/>
-              <w:left w:val="single" w:color="A6A6A6" w:sz="4"/>
-              <w:bottom w:val="single" w:color="A6A6A6" w:sz="4"/>
-              <w:right w:val="single" w:color="A6A6A6" w:sz="4"/>
-            </w:tcBorders>
-            <w:tcMar>
-              <w:top w:type="dxa" w:w="60"/>
-              <w:left w:type="dxa" w:w="90"/>
-              <w:bottom w:type="dxa" w:w="60"/>
-              <w:right w:type="dxa" w:w="90"/>
-            </w:tcMar>
-          </w:tcPr>
-          <w:p>
-            <w:pPr>
-              <w:spacing w:after="40"/>
-            </w:pPr>
-            <w:r>
-              <w:rPr>
-                <w:rFonts w:ascii="Arial" w:cs="Arial" w:eastAsia="Arial" w:hAnsi="Arial"/>
-                <w:b w:val="false"/>
-                <w:bCs w:val="false"/>
-                <w:sz w:val="18"/>
-                <w:szCs w:val="18"/>
-              </w:rPr>
-              <w:t xml:space="preserve">Competência</w:t>
-            </w:r>
-          </w:p>
-        </w:tc>
-        <w:tc>
-          <w:tcPr>
-            <w:tcW w:type="dxa" w:w="1400"/>
-            <w:tcBorders>
-              <w:top w:val="single" w:color="A6A6A6" w:sz="4"/>
-              <w:left w:val="single" w:color="A6A6A6" w:sz="4"/>
-              <w:bottom w:val="single" w:color="A6A6A6" w:sz="4"/>
-              <w:right w:val="single" w:color="A6A6A6" w:sz="4"/>
-            </w:tcBorders>
-            <w:tcMar>
-              <w:top w:type="dxa" w:w="60"/>
-              <w:left w:type="dxa" w:w="90"/>
-              <w:bottom w:type="dxa" w:w="60"/>
-              <w:right w:type="dxa" w:w="90"/>
-            </w:tcMar>
-          </w:tcPr>
-          <w:p>
-            <w:pPr>
-              <w:spacing w:after="40"/>
-            </w:pPr>
-            <w:r>
-              <w:rPr>
-                <w:rFonts w:ascii="Arial" w:cs="Arial" w:eastAsia="Arial" w:hAnsi="Arial"/>
-                <w:b w:val="false"/>
-                <w:bCs w:val="false"/>
-                <w:sz w:val="18"/>
-                <w:szCs w:val="18"/>
-              </w:rPr>
-              <w:t xml:space="preserve">Itens "Indicação" e 5.3 a 5.4</w:t>
-            </w:r>
-          </w:p>
-        </w:tc>
-        <w:tc>
-          <w:tcPr>
-            <w:tcW w:type="dxa" w:w="3900"/>
-            <w:tcBorders>
-              <w:top w:val="single" w:color="A6A6A6" w:sz="4"/>
-              <w:left w:val="single" w:color="A6A6A6" w:sz="4"/>
-              <w:bottom w:val="single" w:color="A6A6A6" w:sz="4"/>
-              <w:right w:val="single" w:color="A6A6A6" w:sz="4"/>
-            </w:tcBorders>
-            <w:tcMar>
-              <w:top w:type="dxa" w:w="60"/>
-              <w:left w:type="dxa" w:w="90"/>
-              <w:bottom w:type="dxa" w:w="60"/>
-              <w:right w:type="dxa" w:w="90"/>
-            </w:tcMar>
-          </w:tcPr>
-          <w:p>
-            <w:pPr>
-              <w:spacing w:after="40"/>
-            </w:pPr>
-            <w:r>
-              <w:rPr>
-                <w:rFonts w:ascii="Arial" w:cs="Arial" w:eastAsia="Arial" w:hAnsi="Arial"/>
-                <w:b w:val="false"/>
-                <w:bCs w:val="false"/>
-                <w:sz w:val="18"/>
-                <w:szCs w:val="18"/>
-              </w:rPr>
-              <w:t xml:space="preserve">A verificação fica toda com a Gestão de Pessoas. A atuação da SUPGEP não viola a independência da Auditoria nem da ASSGER, mas a Política não define o caráter instrutório da Comissão nem como tratar dúvidas de integridade e de conflito de interesses.</w:t>
-            </w:r>
-          </w:p>
-        </w:tc>
-        <w:tc>
-          <w:tcPr>
-            <w:tcW w:type="dxa" w:w="2200"/>
-            <w:tcBorders>
-              <w:top w:val="single" w:color="A6A6A6" w:sz="4"/>
-              <w:left w:val="single" w:color="A6A6A6" w:sz="4"/>
-              <w:bottom w:val="single" w:color="A6A6A6" w:sz="4"/>
-              <w:right w:val="single" w:color="A6A6A6" w:sz="4"/>
-            </w:tcBorders>
-            <w:tcMar>
-              <w:top w:type="dxa" w:w="60"/>
-              <w:left w:type="dxa" w:w="90"/>
-              <w:bottom w:type="dxa" w:w="60"/>
-              <w:right w:type="dxa" w:w="90"/>
-            </w:tcMar>
-          </w:tcPr>
-          <w:p>
-            <w:pPr>
-              <w:spacing w:after="40"/>
-            </w:pPr>
-            <w:r>
-              <w:rPr>
-                <w:rFonts w:ascii="Arial" w:cs="Arial" w:eastAsia="Arial" w:hAnsi="Arial"/>
-                <w:b w:val="false"/>
-                <w:bCs w:val="false"/>
-                <w:sz w:val="18"/>
-                <w:szCs w:val="18"/>
-              </w:rPr>
-              <w:t xml:space="preserve">Decreto 46.188/2017, arts. 15 e 16; Regimento, arts. 13, 18, 32 e 33.</w:t>
-            </w:r>
-          </w:p>
-        </w:tc>
-        <w:tc>
-          <w:tcPr>
-            <w:tcW w:type="dxa" w:w="1100"/>
-            <w:tcBorders>
-              <w:top w:val="single" w:color="A6A6A6" w:sz="4"/>
-              <w:left w:val="single" w:color="A6A6A6" w:sz="4"/>
-              <w:bottom w:val="single" w:color="A6A6A6" w:sz="4"/>
-              <w:right w:val="single" w:color="A6A6A6" w:sz="4"/>
-            </w:tcBorders>
-            <w:shd w:fill="FFE699" w:color="auto" w:val="clear"/>
-            <w:tcMar>
-              <w:top w:type="dxa" w:w="60"/>
-              <w:left w:type="dxa" w:w="90"/>
-              <w:bottom w:type="dxa" w:w="60"/>
-              <w:right w:type="dxa" w:w="90"/>
+              <w:t xml:space="preserve">Ação recomendada</w:t>
+            </w:r>
+          </w:p>
+        </w:tc>
+        <w:tc>
+          <w:tcPr>
+            <w:tcW w:type="dxa" w:w="11570"/>
+            <w:tcBorders>
+              <w:top w:val="single" w:color="000000" w:sz="4"/>
+              <w:left w:val="single" w:color="000000" w:sz="4"/>
+              <w:bottom w:val="single" w:color="000000" w:sz="4"/>
+              <w:right w:val="single" w:color="000000" w:sz="4"/>
+            </w:tcBorders>
+            <w:shd w:fill="FFFFFF" w:color="auto" w:val="clear"/>
+            <w:tcMar>
+              <w:top w:type="dxa" w:w="90"/>
+              <w:left w:type="dxa" w:w="135"/>
+              <w:bottom w:type="dxa" w:w="90"/>
+              <w:right w:type="dxa" w:w="135"/>
+            </w:tcMar>
+          </w:tcPr>
+          <w:p>
+            <w:pPr>
+              <w:spacing w:after="40"/>
+            </w:pPr>
+            <w:r>
+              <w:rPr>
+                <w:rFonts w:ascii="Arial" w:cs="Arial" w:eastAsia="Arial" w:hAnsi="Arial"/>
+                <w:sz w:val="18"/>
+                <w:szCs w:val="18"/>
+              </w:rPr>
+              <w:t xml:space="preserve">Unificar em uma única lista as certidões exigidas, com o órgão emissor, e ajustar o texto do item "Indicação" a ela.</w:t>
+            </w:r>
+          </w:p>
+        </w:tc>
+      </w:tr>
+    </w:tbl>
+    <w:p>
+      <w:pPr>
+        <w:spacing w:after="120"/>
+      </w:pPr>
+    </w:p>
+    <w:tbl>
+      <w:tblPr>
+        <w:tblW w:type="dxa" w:w="14570"/>
+        <w:tblBorders>
+          <w:top w:val="single" w:color="auto" w:sz="4"/>
+          <w:left w:val="single" w:color="auto" w:sz="4"/>
+          <w:bottom w:val="single" w:color="auto" w:sz="4"/>
+          <w:right w:val="single" w:color="auto" w:sz="4"/>
+          <w:insideH w:val="single" w:color="auto" w:sz="4"/>
+          <w:insideV w:val="single" w:color="auto" w:sz="4"/>
+        </w:tblBorders>
+      </w:tblPr>
+      <w:tblGrid>
+        <w:gridCol w:w="3000"/>
+        <w:gridCol w:w="11570"/>
+      </w:tblGrid>
+      <w:tr>
+        <w:tc>
+          <w:tcPr>
+            <w:tcW w:type="dxa" w:w="14570"/>
+            <w:gridSpan w:val="2"/>
+            <w:tcBorders>
+              <w:top w:val="single" w:color="000000" w:sz="4"/>
+              <w:left w:val="single" w:color="000000" w:sz="4"/>
+              <w:bottom w:val="single" w:color="000000" w:sz="4"/>
+              <w:right w:val="single" w:color="000000" w:sz="4"/>
+            </w:tcBorders>
+            <w:shd w:fill="C6D9F1" w:color="auto" w:val="clear"/>
+            <w:tcMar>
+              <w:top w:type="dxa" w:w="120"/>
+              <w:left w:type="dxa" w:w="135"/>
+              <w:bottom w:type="dxa" w:w="120"/>
+              <w:right w:type="dxa" w:w="135"/>
             </w:tcMar>
           </w:tcPr>
           <w:p>
@@ -3812,25 +3307,27 @@
                 <w:sz w:val="18"/>
                 <w:szCs w:val="18"/>
               </w:rPr>
-              <w:t xml:space="preserve">Conforme com Ressalva</w:t>
-            </w:r>
-          </w:p>
-        </w:tc>
-        <w:tc>
-          <w:tcPr>
-            <w:tcW w:type="dxa" w:w="1000"/>
-            <w:tcBorders>
-              <w:top w:val="single" w:color="A6A6A6" w:sz="4"/>
-              <w:left w:val="single" w:color="A6A6A6" w:sz="4"/>
-              <w:bottom w:val="single" w:color="A6A6A6" w:sz="4"/>
-              <w:right w:val="single" w:color="A6A6A6" w:sz="4"/>
-            </w:tcBorders>
-            <w:shd w:fill="FFE699" w:color="auto" w:val="clear"/>
-            <w:tcMar>
-              <w:top w:type="dxa" w:w="60"/>
-              <w:left w:type="dxa" w:w="90"/>
-              <w:bottom w:type="dxa" w:w="60"/>
-              <w:right w:type="dxa" w:w="90"/>
+              <w:t xml:space="preserve">04. ESCOPO DA POLÍTICA</w:t>
+            </w:r>
+          </w:p>
+        </w:tc>
+      </w:tr>
+      <w:tr>
+        <w:tc>
+          <w:tcPr>
+            <w:tcW w:type="dxa" w:w="3000"/>
+            <w:tcBorders>
+              <w:top w:val="single" w:color="000000" w:sz="4"/>
+              <w:left w:val="single" w:color="000000" w:sz="4"/>
+              <w:bottom w:val="single" w:color="000000" w:sz="4"/>
+              <w:right w:val="single" w:color="000000" w:sz="4"/>
+            </w:tcBorders>
+            <w:shd w:fill="F5F3EE" w:color="auto" w:val="clear"/>
+            <w:tcMar>
+              <w:top w:type="dxa" w:w="90"/>
+              <w:left w:type="dxa" w:w="135"/>
+              <w:bottom w:type="dxa" w:w="90"/>
+              <w:right w:type="dxa" w:w="135"/>
             </w:tcMar>
           </w:tcPr>
           <w:p>
@@ -3845,222 +3342,58 @@
                 <w:sz w:val="18"/>
                 <w:szCs w:val="18"/>
               </w:rPr>
-              <w:t xml:space="preserve">Médio (impacto médio, probabilidade média)</w:t>
-            </w:r>
-          </w:p>
-        </w:tc>
-        <w:tc>
-          <w:tcPr>
-            <w:tcW w:type="dxa" w:w="3470"/>
-            <w:tcBorders>
-              <w:top w:val="single" w:color="A6A6A6" w:sz="4"/>
-              <w:left w:val="single" w:color="A6A6A6" w:sz="4"/>
-              <w:bottom w:val="single" w:color="A6A6A6" w:sz="4"/>
-              <w:right w:val="single" w:color="A6A6A6" w:sz="4"/>
-            </w:tcBorders>
-            <w:tcMar>
-              <w:top w:type="dxa" w:w="60"/>
-              <w:left w:type="dxa" w:w="90"/>
-              <w:bottom w:type="dxa" w:w="60"/>
-              <w:right w:type="dxa" w:w="90"/>
-            </w:tcMar>
-          </w:tcPr>
-          <w:p>
-            <w:pPr>
-              <w:spacing w:after="40"/>
-            </w:pPr>
-            <w:r>
-              <w:rPr>
-                <w:rFonts w:ascii="Arial" w:cs="Arial" w:eastAsia="Arial" w:hAnsi="Arial"/>
-                <w:b w:val="false"/>
-                <w:bCs w:val="false"/>
-                <w:sz w:val="18"/>
-                <w:szCs w:val="18"/>
-              </w:rPr>
-              <w:t xml:space="preserve">Definir o caráter instrutório da Comissão, preservar a independência da Auditoria e da ASSGER e prever consulta técnica à ASSGER quando houver indício ou dúvida relevante de integridade, sem deslocar a competência da Gestão de Pessoas.</w:t>
-            </w:r>
-          </w:p>
-        </w:tc>
-      </w:tr>
-      <w:tr>
-        <w:trPr>
-          <w:cantSplit/>
-        </w:trPr>
-        <w:tc>
-          <w:tcPr>
-            <w:tcW w:type="dxa" w:w="400"/>
-            <w:tcBorders>
-              <w:top w:val="single" w:color="A6A6A6" w:sz="4"/>
-              <w:left w:val="single" w:color="A6A6A6" w:sz="4"/>
-              <w:bottom w:val="single" w:color="A6A6A6" w:sz="4"/>
-              <w:right w:val="single" w:color="A6A6A6" w:sz="4"/>
-            </w:tcBorders>
-            <w:tcMar>
-              <w:top w:type="dxa" w:w="60"/>
-              <w:left w:type="dxa" w:w="90"/>
-              <w:bottom w:type="dxa" w:w="60"/>
-              <w:right w:type="dxa" w:w="90"/>
-            </w:tcMar>
-          </w:tcPr>
-          <w:p>
-            <w:pPr>
-              <w:spacing w:after="40"/>
-            </w:pPr>
-            <w:r>
-              <w:rPr>
-                <w:rFonts w:ascii="Arial" w:cs="Arial" w:eastAsia="Arial" w:hAnsi="Arial"/>
-                <w:b w:val="false"/>
-                <w:bCs w:val="false"/>
-                <w:sz w:val="18"/>
-                <w:szCs w:val="18"/>
-              </w:rPr>
-              <w:t xml:space="preserve">7</w:t>
-            </w:r>
-          </w:p>
-        </w:tc>
-        <w:tc>
-          <w:tcPr>
-            <w:tcW w:type="dxa" w:w="1100"/>
-            <w:tcBorders>
-              <w:top w:val="single" w:color="A6A6A6" w:sz="4"/>
-              <w:left w:val="single" w:color="A6A6A6" w:sz="4"/>
-              <w:bottom w:val="single" w:color="A6A6A6" w:sz="4"/>
-              <w:right w:val="single" w:color="A6A6A6" w:sz="4"/>
-            </w:tcBorders>
-            <w:tcMar>
-              <w:top w:type="dxa" w:w="60"/>
-              <w:left w:type="dxa" w:w="90"/>
-              <w:bottom w:type="dxa" w:w="60"/>
-              <w:right w:type="dxa" w:w="90"/>
-            </w:tcMar>
-          </w:tcPr>
-          <w:p>
-            <w:pPr>
-              <w:spacing w:after="40"/>
-            </w:pPr>
-            <w:r>
-              <w:rPr>
-                <w:rFonts w:ascii="Arial" w:cs="Arial" w:eastAsia="Arial" w:hAnsi="Arial"/>
-                <w:b w:val="false"/>
-                <w:bCs w:val="false"/>
-                <w:sz w:val="18"/>
-                <w:szCs w:val="18"/>
-              </w:rPr>
-              <w:t xml:space="preserve">Rastreabilidade e Atualização</w:t>
-            </w:r>
-          </w:p>
-        </w:tc>
-        <w:tc>
-          <w:tcPr>
-            <w:tcW w:type="dxa" w:w="1400"/>
-            <w:tcBorders>
-              <w:top w:val="single" w:color="A6A6A6" w:sz="4"/>
-              <w:left w:val="single" w:color="A6A6A6" w:sz="4"/>
-              <w:bottom w:val="single" w:color="A6A6A6" w:sz="4"/>
-              <w:right w:val="single" w:color="A6A6A6" w:sz="4"/>
-            </w:tcBorders>
-            <w:tcMar>
-              <w:top w:type="dxa" w:w="60"/>
-              <w:left w:type="dxa" w:w="90"/>
-              <w:bottom w:type="dxa" w:w="60"/>
-              <w:right w:type="dxa" w:w="90"/>
-            </w:tcMar>
-          </w:tcPr>
-          <w:p>
-            <w:pPr>
-              <w:spacing w:after="40"/>
-            </w:pPr>
-            <w:r>
-              <w:rPr>
-                <w:rFonts w:ascii="Arial" w:cs="Arial" w:eastAsia="Arial" w:hAnsi="Arial"/>
-                <w:b w:val="false"/>
-                <w:bCs w:val="false"/>
-                <w:sz w:val="18"/>
-                <w:szCs w:val="18"/>
-              </w:rPr>
-              <w:t xml:space="preserve">Documentos de referência</w:t>
-            </w:r>
-          </w:p>
-        </w:tc>
-        <w:tc>
-          <w:tcPr>
-            <w:tcW w:type="dxa" w:w="3900"/>
-            <w:tcBorders>
-              <w:top w:val="single" w:color="A6A6A6" w:sz="4"/>
-              <w:left w:val="single" w:color="A6A6A6" w:sz="4"/>
-              <w:bottom w:val="single" w:color="A6A6A6" w:sz="4"/>
-              <w:right w:val="single" w:color="A6A6A6" w:sz="4"/>
-            </w:tcBorders>
-            <w:tcMar>
-              <w:top w:type="dxa" w:w="60"/>
-              <w:left w:type="dxa" w:w="90"/>
-              <w:bottom w:type="dxa" w:w="60"/>
-              <w:right w:type="dxa" w:w="90"/>
-            </w:tcMar>
-          </w:tcPr>
-          <w:p>
-            <w:pPr>
-              <w:spacing w:after="40"/>
-            </w:pPr>
-            <w:r>
-              <w:rPr>
-                <w:rFonts w:ascii="Arial" w:cs="Arial" w:eastAsia="Arial" w:hAnsi="Arial"/>
-                <w:b w:val="false"/>
-                <w:bCs w:val="false"/>
-                <w:sz w:val="18"/>
-                <w:szCs w:val="18"/>
-              </w:rPr>
-              <w:t xml:space="preserve">O Decreto 43.581/2012 é descrito como instituidor do Código de Conduta da Alta Administração, mas apenas altera o Decreto 43.057/2011, e o Código se aplica a dirigentes e conselheiros. O Decreto 43.583/2012 é o Código de Ética do Servidor e está descrito de forma restrita. O Decreto 46.745/2019 vale para a administração direta, autárquica e fundacional, e não obriga a CENTRAL. Faltam citar o Estatuto, o Regimento e a Lei Complementar 64/1990, usada no Anexo I.</w:t>
-            </w:r>
-          </w:p>
-        </w:tc>
-        <w:tc>
-          <w:tcPr>
-            <w:tcW w:type="dxa" w:w="2200"/>
-            <w:tcBorders>
-              <w:top w:val="single" w:color="A6A6A6" w:sz="4"/>
-              <w:left w:val="single" w:color="A6A6A6" w:sz="4"/>
-              <w:bottom w:val="single" w:color="A6A6A6" w:sz="4"/>
-              <w:right w:val="single" w:color="A6A6A6" w:sz="4"/>
-            </w:tcBorders>
-            <w:tcMar>
-              <w:top w:type="dxa" w:w="60"/>
-              <w:left w:type="dxa" w:w="90"/>
-              <w:bottom w:type="dxa" w:w="60"/>
-              <w:right w:type="dxa" w:w="90"/>
-            </w:tcMar>
-          </w:tcPr>
-          <w:p>
-            <w:pPr>
-              <w:spacing w:after="40"/>
-            </w:pPr>
-            <w:r>
-              <w:rPr>
-                <w:rFonts w:ascii="Arial" w:cs="Arial" w:eastAsia="Arial" w:hAnsi="Arial"/>
-                <w:b w:val="false"/>
-                <w:bCs w:val="false"/>
-                <w:sz w:val="18"/>
-                <w:szCs w:val="18"/>
-              </w:rPr>
-              <w:t xml:space="preserve">Decretos 43.057/2011, 43.581/2012, 43.583/2012 (art. 2º) e 46.745/2019 (art. 1º).</w:t>
-            </w:r>
-          </w:p>
-        </w:tc>
-        <w:tc>
-          <w:tcPr>
-            <w:tcW w:type="dxa" w:w="1100"/>
-            <w:tcBorders>
-              <w:top w:val="single" w:color="A6A6A6" w:sz="4"/>
-              <w:left w:val="single" w:color="A6A6A6" w:sz="4"/>
-              <w:bottom w:val="single" w:color="A6A6A6" w:sz="4"/>
-              <w:right w:val="single" w:color="A6A6A6" w:sz="4"/>
-            </w:tcBorders>
-            <w:shd w:fill="FFE699" w:color="auto" w:val="clear"/>
-            <w:tcMar>
-              <w:top w:type="dxa" w:w="60"/>
-              <w:left w:type="dxa" w:w="90"/>
-              <w:bottom w:type="dxa" w:w="60"/>
-              <w:right w:type="dxa" w:w="90"/>
+              <w:t xml:space="preserve">Norma de referência</w:t>
+            </w:r>
+          </w:p>
+        </w:tc>
+        <w:tc>
+          <w:tcPr>
+            <w:tcW w:type="dxa" w:w="11570"/>
+            <w:tcBorders>
+              <w:top w:val="single" w:color="000000" w:sz="4"/>
+              <w:left w:val="single" w:color="000000" w:sz="4"/>
+              <w:bottom w:val="single" w:color="000000" w:sz="4"/>
+              <w:right w:val="single" w:color="000000" w:sz="4"/>
+            </w:tcBorders>
+            <w:shd w:fill="FFFFFF" w:color="auto" w:val="clear"/>
+            <w:tcMar>
+              <w:top w:type="dxa" w:w="90"/>
+              <w:left w:type="dxa" w:w="135"/>
+              <w:bottom w:type="dxa" w:w="90"/>
+              <w:right w:type="dxa" w:w="135"/>
+            </w:tcMar>
+          </w:tcPr>
+          <w:p>
+            <w:pPr>
+              <w:spacing w:after="40"/>
+            </w:pPr>
+            <w:r>
+              <w:rPr>
+                <w:rFonts w:ascii="Arial" w:cs="Arial" w:eastAsia="Arial" w:hAnsi="Arial"/>
+                <w:sz w:val="18"/>
+                <w:szCs w:val="18"/>
+              </w:rPr>
+              <w:t xml:space="preserve">Política, objetivo e item "Indicação".</w:t>
+            </w:r>
+          </w:p>
+        </w:tc>
+      </w:tr>
+      <w:tr>
+        <w:tc>
+          <w:tcPr>
+            <w:tcW w:type="dxa" w:w="3000"/>
+            <w:tcBorders>
+              <w:top w:val="single" w:color="000000" w:sz="4"/>
+              <w:left w:val="single" w:color="000000" w:sz="4"/>
+              <w:bottom w:val="single" w:color="000000" w:sz="4"/>
+              <w:right w:val="single" w:color="000000" w:sz="4"/>
+            </w:tcBorders>
+            <w:shd w:fill="F5F3EE" w:color="auto" w:val="clear"/>
+            <w:tcMar>
+              <w:top w:type="dxa" w:w="90"/>
+              <w:left w:type="dxa" w:w="135"/>
+              <w:bottom w:type="dxa" w:w="90"/>
+              <w:right w:type="dxa" w:w="135"/>
             </w:tcMar>
           </w:tcPr>
           <w:p>
@@ -4075,25 +3408,58 @@
                 <w:sz w:val="18"/>
                 <w:szCs w:val="18"/>
               </w:rPr>
-              <w:t xml:space="preserve">Conforme com Ressalva</w:t>
-            </w:r>
-          </w:p>
-        </w:tc>
-        <w:tc>
-          <w:tcPr>
-            <w:tcW w:type="dxa" w:w="1000"/>
-            <w:tcBorders>
-              <w:top w:val="single" w:color="A6A6A6" w:sz="4"/>
-              <w:left w:val="single" w:color="A6A6A6" w:sz="4"/>
-              <w:bottom w:val="single" w:color="A6A6A6" w:sz="4"/>
-              <w:right w:val="single" w:color="A6A6A6" w:sz="4"/>
-            </w:tcBorders>
-            <w:shd w:fill="E2EFDA" w:color="auto" w:val="clear"/>
-            <w:tcMar>
-              <w:top w:type="dxa" w:w="60"/>
-              <w:left w:type="dxa" w:w="90"/>
-              <w:bottom w:type="dxa" w:w="60"/>
-              <w:right w:type="dxa" w:w="90"/>
+              <w:t xml:space="preserve">Dispositivo analisado</w:t>
+            </w:r>
+          </w:p>
+        </w:tc>
+        <w:tc>
+          <w:tcPr>
+            <w:tcW w:type="dxa" w:w="11570"/>
+            <w:tcBorders>
+              <w:top w:val="single" w:color="000000" w:sz="4"/>
+              <w:left w:val="single" w:color="000000" w:sz="4"/>
+              <w:bottom w:val="single" w:color="000000" w:sz="4"/>
+              <w:right w:val="single" w:color="000000" w:sz="4"/>
+            </w:tcBorders>
+            <w:shd w:fill="FFFFFF" w:color="auto" w:val="clear"/>
+            <w:tcMar>
+              <w:top w:type="dxa" w:w="90"/>
+              <w:left w:type="dxa" w:w="135"/>
+              <w:bottom w:type="dxa" w:w="90"/>
+              <w:right w:type="dxa" w:w="135"/>
+            </w:tcMar>
+          </w:tcPr>
+          <w:p>
+            <w:pPr>
+              <w:spacing w:after="40"/>
+            </w:pPr>
+            <w:r>
+              <w:rPr>
+                <w:rFonts w:ascii="Arial" w:cs="Arial" w:eastAsia="Arial" w:hAnsi="Arial"/>
+                <w:sz w:val="18"/>
+                <w:szCs w:val="18"/>
+              </w:rPr>
+              <w:t xml:space="preserve">Objetivo e item "Indicação"</w:t>
+            </w:r>
+          </w:p>
+        </w:tc>
+      </w:tr>
+      <w:tr>
+        <w:tc>
+          <w:tcPr>
+            <w:tcW w:type="dxa" w:w="3000"/>
+            <w:tcBorders>
+              <w:top w:val="single" w:color="000000" w:sz="4"/>
+              <w:left w:val="single" w:color="000000" w:sz="4"/>
+              <w:bottom w:val="single" w:color="000000" w:sz="4"/>
+              <w:right w:val="single" w:color="000000" w:sz="4"/>
+            </w:tcBorders>
+            <w:shd w:fill="F5F3EE" w:color="auto" w:val="clear"/>
+            <w:tcMar>
+              <w:top w:type="dxa" w:w="90"/>
+              <w:left w:type="dxa" w:w="135"/>
+              <w:bottom w:type="dxa" w:w="90"/>
+              <w:right w:type="dxa" w:w="135"/>
             </w:tcMar>
           </w:tcPr>
           <w:p>
@@ -4108,222 +3474,58 @@
                 <w:sz w:val="18"/>
                 <w:szCs w:val="18"/>
               </w:rPr>
-              <w:t xml:space="preserve">Baixo (impacto baixo, probabilidade média)</w:t>
-            </w:r>
-          </w:p>
-        </w:tc>
-        <w:tc>
-          <w:tcPr>
-            <w:tcW w:type="dxa" w:w="3470"/>
-            <w:tcBorders>
-              <w:top w:val="single" w:color="A6A6A6" w:sz="4"/>
-              <w:left w:val="single" w:color="A6A6A6" w:sz="4"/>
-              <w:bottom w:val="single" w:color="A6A6A6" w:sz="4"/>
-              <w:right w:val="single" w:color="A6A6A6" w:sz="4"/>
-            </w:tcBorders>
-            <w:tcMar>
-              <w:top w:type="dxa" w:w="60"/>
-              <w:left w:type="dxa" w:w="90"/>
-              <w:bottom w:type="dxa" w:w="60"/>
-              <w:right w:type="dxa" w:w="90"/>
-            </w:tcMar>
-          </w:tcPr>
-          <w:p>
-            <w:pPr>
-              <w:spacing w:after="40"/>
-            </w:pPr>
-            <w:r>
-              <w:rPr>
-                <w:rFonts w:ascii="Arial" w:cs="Arial" w:eastAsia="Arial" w:hAnsi="Arial"/>
-                <w:b w:val="false"/>
-                <w:bCs w:val="false"/>
-                <w:sz w:val="18"/>
-                <w:szCs w:val="18"/>
-              </w:rPr>
-              <w:t xml:space="preserve">Corrigir a referência para "Decreto 43.057/2011, com alterações do Decreto 43.581/2012" e verificar sua incidência. Atualizar a descrição do Decreto 43.583/2012. Identificar o Decreto 46.745/2019 como referência de boas práticas. Acrescentar Estatuto, Regimento e a Lei Complementar 64/1990.</w:t>
-            </w:r>
-          </w:p>
-        </w:tc>
-      </w:tr>
-      <w:tr>
-        <w:trPr>
-          <w:cantSplit/>
-        </w:trPr>
-        <w:tc>
-          <w:tcPr>
-            <w:tcW w:type="dxa" w:w="400"/>
-            <w:tcBorders>
-              <w:top w:val="single" w:color="A6A6A6" w:sz="4"/>
-              <w:left w:val="single" w:color="A6A6A6" w:sz="4"/>
-              <w:bottom w:val="single" w:color="A6A6A6" w:sz="4"/>
-              <w:right w:val="single" w:color="A6A6A6" w:sz="4"/>
-            </w:tcBorders>
-            <w:tcMar>
-              <w:top w:type="dxa" w:w="60"/>
-              <w:left w:type="dxa" w:w="90"/>
-              <w:bottom w:type="dxa" w:w="60"/>
-              <w:right w:type="dxa" w:w="90"/>
-            </w:tcMar>
-          </w:tcPr>
-          <w:p>
-            <w:pPr>
-              <w:spacing w:after="40"/>
-            </w:pPr>
-            <w:r>
-              <w:rPr>
-                <w:rFonts w:ascii="Arial" w:cs="Arial" w:eastAsia="Arial" w:hAnsi="Arial"/>
-                <w:b w:val="false"/>
-                <w:bCs w:val="false"/>
-                <w:sz w:val="18"/>
-                <w:szCs w:val="18"/>
-              </w:rPr>
-              <w:t xml:space="preserve">8</w:t>
-            </w:r>
-          </w:p>
-        </w:tc>
-        <w:tc>
-          <w:tcPr>
-            <w:tcW w:type="dxa" w:w="1100"/>
-            <w:tcBorders>
-              <w:top w:val="single" w:color="A6A6A6" w:sz="4"/>
-              <w:left w:val="single" w:color="A6A6A6" w:sz="4"/>
-              <w:bottom w:val="single" w:color="A6A6A6" w:sz="4"/>
-              <w:right w:val="single" w:color="A6A6A6" w:sz="4"/>
-            </w:tcBorders>
-            <w:tcMar>
-              <w:top w:type="dxa" w:w="60"/>
-              <w:left w:type="dxa" w:w="90"/>
-              <w:bottom w:type="dxa" w:w="60"/>
-              <w:right w:type="dxa" w:w="90"/>
-            </w:tcMar>
-          </w:tcPr>
-          <w:p>
-            <w:pPr>
-              <w:spacing w:after="40"/>
-            </w:pPr>
-            <w:r>
-              <w:rPr>
-                <w:rFonts w:ascii="Arial" w:cs="Arial" w:eastAsia="Arial" w:hAnsi="Arial"/>
-                <w:b w:val="false"/>
-                <w:bCs w:val="false"/>
-                <w:sz w:val="18"/>
-                <w:szCs w:val="18"/>
-              </w:rPr>
-              <w:t xml:space="preserve">Rastreabilidade</w:t>
-            </w:r>
-          </w:p>
-        </w:tc>
-        <w:tc>
-          <w:tcPr>
-            <w:tcW w:type="dxa" w:w="1400"/>
-            <w:tcBorders>
-              <w:top w:val="single" w:color="A6A6A6" w:sz="4"/>
-              <w:left w:val="single" w:color="A6A6A6" w:sz="4"/>
-              <w:bottom w:val="single" w:color="A6A6A6" w:sz="4"/>
-              <w:right w:val="single" w:color="A6A6A6" w:sz="4"/>
-            </w:tcBorders>
-            <w:tcMar>
-              <w:top w:type="dxa" w:w="60"/>
-              <w:left w:type="dxa" w:w="90"/>
-              <w:bottom w:type="dxa" w:w="60"/>
-              <w:right w:type="dxa" w:w="90"/>
-            </w:tcMar>
-          </w:tcPr>
-          <w:p>
-            <w:pPr>
-              <w:spacing w:after="40"/>
-            </w:pPr>
-            <w:r>
-              <w:rPr>
-                <w:rFonts w:ascii="Arial" w:cs="Arial" w:eastAsia="Arial" w:hAnsi="Arial"/>
-                <w:b w:val="false"/>
-                <w:bCs w:val="false"/>
-                <w:sz w:val="18"/>
-                <w:szCs w:val="18"/>
-              </w:rPr>
-              <w:t xml:space="preserve">Remissões internas e Anexo I</w:t>
-            </w:r>
-          </w:p>
-        </w:tc>
-        <w:tc>
-          <w:tcPr>
-            <w:tcW w:type="dxa" w:w="3900"/>
-            <w:tcBorders>
-              <w:top w:val="single" w:color="A6A6A6" w:sz="4"/>
-              <w:left w:val="single" w:color="A6A6A6" w:sz="4"/>
-              <w:bottom w:val="single" w:color="A6A6A6" w:sz="4"/>
-              <w:right w:val="single" w:color="A6A6A6" w:sz="4"/>
-            </w:tcBorders>
-            <w:tcMar>
-              <w:top w:type="dxa" w:w="60"/>
-              <w:left w:type="dxa" w:w="90"/>
-              <w:bottom w:type="dxa" w:w="60"/>
-              <w:right w:type="dxa" w:w="90"/>
-            </w:tcMar>
-          </w:tcPr>
-          <w:p>
-            <w:pPr>
-              <w:spacing w:after="40"/>
-            </w:pPr>
-            <w:r>
-              <w:rPr>
-                <w:rFonts w:ascii="Arial" w:cs="Arial" w:eastAsia="Arial" w:hAnsi="Arial"/>
-                <w:b w:val="false"/>
-                <w:bCs w:val="false"/>
-                <w:sz w:val="18"/>
-                <w:szCs w:val="18"/>
-              </w:rPr>
-              <w:t xml:space="preserve">O texto remete ao "item 6.A" e ao "item 6.B", que não correspondem à numeração do documento, e o Anexo I pula do item VI para o VIII.</w:t>
-            </w:r>
-          </w:p>
-        </w:tc>
-        <w:tc>
-          <w:tcPr>
-            <w:tcW w:type="dxa" w:w="2200"/>
-            <w:tcBorders>
-              <w:top w:val="single" w:color="A6A6A6" w:sz="4"/>
-              <w:left w:val="single" w:color="A6A6A6" w:sz="4"/>
-              <w:bottom w:val="single" w:color="A6A6A6" w:sz="4"/>
-              <w:right w:val="single" w:color="A6A6A6" w:sz="4"/>
-            </w:tcBorders>
-            <w:tcMar>
-              <w:top w:type="dxa" w:w="60"/>
-              <w:left w:type="dxa" w:w="90"/>
-              <w:bottom w:type="dxa" w:w="60"/>
-              <w:right w:type="dxa" w:w="90"/>
-            </w:tcMar>
-          </w:tcPr>
-          <w:p>
-            <w:pPr>
-              <w:spacing w:after="40"/>
-            </w:pPr>
-            <w:r>
-              <w:rPr>
-                <w:rFonts w:ascii="Arial" w:cs="Arial" w:eastAsia="Arial" w:hAnsi="Arial"/>
-                <w:b w:val="false"/>
-                <w:bCs w:val="false"/>
-                <w:sz w:val="18"/>
-                <w:szCs w:val="18"/>
-              </w:rPr>
-              <w:t xml:space="preserve">Política.</w:t>
-            </w:r>
-          </w:p>
-        </w:tc>
-        <w:tc>
-          <w:tcPr>
-            <w:tcW w:type="dxa" w:w="1100"/>
-            <w:tcBorders>
-              <w:top w:val="single" w:color="A6A6A6" w:sz="4"/>
-              <w:left w:val="single" w:color="A6A6A6" w:sz="4"/>
-              <w:bottom w:val="single" w:color="A6A6A6" w:sz="4"/>
-              <w:right w:val="single" w:color="A6A6A6" w:sz="4"/>
-            </w:tcBorders>
-            <w:shd w:fill="FFE699" w:color="auto" w:val="clear"/>
-            <w:tcMar>
-              <w:top w:type="dxa" w:w="60"/>
-              <w:left w:type="dxa" w:w="90"/>
-              <w:bottom w:type="dxa" w:w="60"/>
-              <w:right w:type="dxa" w:w="90"/>
+              <w:t xml:space="preserve">Descrição</w:t>
+            </w:r>
+          </w:p>
+        </w:tc>
+        <w:tc>
+          <w:tcPr>
+            <w:tcW w:type="dxa" w:w="11570"/>
+            <w:tcBorders>
+              <w:top w:val="single" w:color="000000" w:sz="4"/>
+              <w:left w:val="single" w:color="000000" w:sz="4"/>
+              <w:bottom w:val="single" w:color="000000" w:sz="4"/>
+              <w:right w:val="single" w:color="000000" w:sz="4"/>
+            </w:tcBorders>
+            <w:shd w:fill="FFFFFF" w:color="auto" w:val="clear"/>
+            <w:tcMar>
+              <w:top w:type="dxa" w:w="90"/>
+              <w:left w:type="dxa" w:w="135"/>
+              <w:bottom w:type="dxa" w:w="90"/>
+              <w:right w:type="dxa" w:w="135"/>
+            </w:tcMar>
+          </w:tcPr>
+          <w:p>
+            <w:pPr>
+              <w:spacing w:after="40"/>
+            </w:pPr>
+            <w:r>
+              <w:rPr>
+                <w:rFonts w:ascii="Arial" w:cs="Arial" w:eastAsia="Arial" w:hAnsi="Arial"/>
+                <w:sz w:val="18"/>
+                <w:szCs w:val="18"/>
+              </w:rPr>
+              <w:t xml:space="preserve">O escopo é inconsistente: o objetivo trata das funções gratificadas da escala básica e o item "Indicação" fala em "cargos em comissão (extraquadros)". O Anexo I também inclui Assessores Especiais.</w:t>
+            </w:r>
+          </w:p>
+        </w:tc>
+      </w:tr>
+      <w:tr>
+        <w:tc>
+          <w:tcPr>
+            <w:tcW w:type="dxa" w:w="3000"/>
+            <w:tcBorders>
+              <w:top w:val="single" w:color="000000" w:sz="4"/>
+              <w:left w:val="single" w:color="000000" w:sz="4"/>
+              <w:bottom w:val="single" w:color="000000" w:sz="4"/>
+              <w:right w:val="single" w:color="000000" w:sz="4"/>
+            </w:tcBorders>
+            <w:shd w:fill="F5F3EE" w:color="auto" w:val="clear"/>
+            <w:tcMar>
+              <w:top w:type="dxa" w:w="90"/>
+              <w:left w:type="dxa" w:w="135"/>
+              <w:bottom w:type="dxa" w:w="90"/>
+              <w:right w:type="dxa" w:w="135"/>
             </w:tcMar>
           </w:tcPr>
           <w:p>
@@ -4338,25 +3540,58 @@
                 <w:sz w:val="18"/>
                 <w:szCs w:val="18"/>
               </w:rPr>
-              <w:t xml:space="preserve">Conforme com Ressalva</w:t>
-            </w:r>
-          </w:p>
-        </w:tc>
-        <w:tc>
-          <w:tcPr>
-            <w:tcW w:type="dxa" w:w="1000"/>
-            <w:tcBorders>
-              <w:top w:val="single" w:color="A6A6A6" w:sz="4"/>
-              <w:left w:val="single" w:color="A6A6A6" w:sz="4"/>
-              <w:bottom w:val="single" w:color="A6A6A6" w:sz="4"/>
-              <w:right w:val="single" w:color="A6A6A6" w:sz="4"/>
-            </w:tcBorders>
-            <w:shd w:fill="E2EFDA" w:color="auto" w:val="clear"/>
-            <w:tcMar>
-              <w:top w:type="dxa" w:w="60"/>
-              <w:left w:type="dxa" w:w="90"/>
-              <w:bottom w:type="dxa" w:w="60"/>
-              <w:right w:type="dxa" w:w="90"/>
+              <w:t xml:space="preserve">Classificação / Criticidade</w:t>
+            </w:r>
+          </w:p>
+        </w:tc>
+        <w:tc>
+          <w:tcPr>
+            <w:tcW w:type="dxa" w:w="11570"/>
+            <w:tcBorders>
+              <w:top w:val="single" w:color="000000" w:sz="4"/>
+              <w:left w:val="single" w:color="000000" w:sz="4"/>
+              <w:bottom w:val="single" w:color="000000" w:sz="4"/>
+              <w:right w:val="single" w:color="000000" w:sz="4"/>
+            </w:tcBorders>
+            <w:shd w:fill="FFFFFF" w:color="auto" w:val="clear"/>
+            <w:tcMar>
+              <w:top w:type="dxa" w:w="90"/>
+              <w:left w:type="dxa" w:w="135"/>
+              <w:bottom w:type="dxa" w:w="90"/>
+              <w:right w:type="dxa" w:w="135"/>
+            </w:tcMar>
+          </w:tcPr>
+          <w:p>
+            <w:pPr>
+              <w:spacing w:after="40"/>
+            </w:pPr>
+            <w:r>
+              <w:rPr>
+                <w:rFonts w:ascii="Arial" w:cs="Arial" w:eastAsia="Arial" w:hAnsi="Arial"/>
+                <w:sz w:val="18"/>
+                <w:szCs w:val="18"/>
+              </w:rPr>
+              <w:t xml:space="preserve">Conforme com Ressalva / Médio (impacto médio, probabilidade média). Teste: Rastreabilidade.</w:t>
+            </w:r>
+          </w:p>
+        </w:tc>
+      </w:tr>
+      <w:tr>
+        <w:tc>
+          <w:tcPr>
+            <w:tcW w:type="dxa" w:w="3000"/>
+            <w:tcBorders>
+              <w:top w:val="single" w:color="000000" w:sz="4"/>
+              <w:left w:val="single" w:color="000000" w:sz="4"/>
+              <w:bottom w:val="single" w:color="000000" w:sz="4"/>
+              <w:right w:val="single" w:color="000000" w:sz="4"/>
+            </w:tcBorders>
+            <w:shd w:fill="F5F3EE" w:color="auto" w:val="clear"/>
+            <w:tcMar>
+              <w:top w:type="dxa" w:w="90"/>
+              <w:left w:type="dxa" w:w="135"/>
+              <w:bottom w:type="dxa" w:w="90"/>
+              <w:right w:type="dxa" w:w="135"/>
             </w:tcMar>
           </w:tcPr>
           <w:p>
@@ -4371,222 +3606,81 @@
                 <w:sz w:val="18"/>
                 <w:szCs w:val="18"/>
               </w:rPr>
-              <w:t xml:space="preserve">Baixo (impacto baixo, probabilidade média)</w:t>
-            </w:r>
-          </w:p>
-        </w:tc>
-        <w:tc>
-          <w:tcPr>
-            <w:tcW w:type="dxa" w:w="3470"/>
-            <w:tcBorders>
-              <w:top w:val="single" w:color="A6A6A6" w:sz="4"/>
-              <w:left w:val="single" w:color="A6A6A6" w:sz="4"/>
-              <w:bottom w:val="single" w:color="A6A6A6" w:sz="4"/>
-              <w:right w:val="single" w:color="A6A6A6" w:sz="4"/>
-            </w:tcBorders>
-            <w:tcMar>
-              <w:top w:type="dxa" w:w="60"/>
-              <w:left w:type="dxa" w:w="90"/>
-              <w:bottom w:type="dxa" w:w="60"/>
-              <w:right w:type="dxa" w:w="90"/>
-            </w:tcMar>
-          </w:tcPr>
-          <w:p>
-            <w:pPr>
-              <w:spacing w:after="40"/>
-            </w:pPr>
-            <w:r>
-              <w:rPr>
-                <w:rFonts w:ascii="Arial" w:cs="Arial" w:eastAsia="Arial" w:hAnsi="Arial"/>
-                <w:b w:val="false"/>
-                <w:bCs w:val="false"/>
-                <w:sz w:val="18"/>
-                <w:szCs w:val="18"/>
-              </w:rPr>
-              <w:t xml:space="preserve">Corrigir a numeração e as remissões internas e a numeração do Anexo I.</w:t>
-            </w:r>
-          </w:p>
-        </w:tc>
-      </w:tr>
-      <w:tr>
-        <w:trPr>
-          <w:cantSplit/>
-        </w:trPr>
-        <w:tc>
-          <w:tcPr>
-            <w:tcW w:type="dxa" w:w="400"/>
-            <w:tcBorders>
-              <w:top w:val="single" w:color="A6A6A6" w:sz="4"/>
-              <w:left w:val="single" w:color="A6A6A6" w:sz="4"/>
-              <w:bottom w:val="single" w:color="A6A6A6" w:sz="4"/>
-              <w:right w:val="single" w:color="A6A6A6" w:sz="4"/>
-            </w:tcBorders>
-            <w:tcMar>
-              <w:top w:type="dxa" w:w="60"/>
-              <w:left w:type="dxa" w:w="90"/>
-              <w:bottom w:type="dxa" w:w="60"/>
-              <w:right w:type="dxa" w:w="90"/>
-            </w:tcMar>
-          </w:tcPr>
-          <w:p>
-            <w:pPr>
-              <w:spacing w:after="40"/>
-            </w:pPr>
-            <w:r>
-              <w:rPr>
-                <w:rFonts w:ascii="Arial" w:cs="Arial" w:eastAsia="Arial" w:hAnsi="Arial"/>
-                <w:b w:val="false"/>
-                <w:bCs w:val="false"/>
-                <w:sz w:val="18"/>
-                <w:szCs w:val="18"/>
-              </w:rPr>
-              <w:t xml:space="preserve">9</w:t>
-            </w:r>
-          </w:p>
-        </w:tc>
-        <w:tc>
-          <w:tcPr>
-            <w:tcW w:type="dxa" w:w="1100"/>
-            <w:tcBorders>
-              <w:top w:val="single" w:color="A6A6A6" w:sz="4"/>
-              <w:left w:val="single" w:color="A6A6A6" w:sz="4"/>
-              <w:bottom w:val="single" w:color="A6A6A6" w:sz="4"/>
-              <w:right w:val="single" w:color="A6A6A6" w:sz="4"/>
-            </w:tcBorders>
-            <w:tcMar>
-              <w:top w:type="dxa" w:w="60"/>
-              <w:left w:type="dxa" w:w="90"/>
-              <w:bottom w:type="dxa" w:w="60"/>
-              <w:right w:type="dxa" w:w="90"/>
-            </w:tcMar>
-          </w:tcPr>
-          <w:p>
-            <w:pPr>
-              <w:spacing w:after="40"/>
-            </w:pPr>
-            <w:r>
-              <w:rPr>
-                <w:rFonts w:ascii="Arial" w:cs="Arial" w:eastAsia="Arial" w:hAnsi="Arial"/>
-                <w:b w:val="false"/>
-                <w:bCs w:val="false"/>
-                <w:sz w:val="18"/>
-                <w:szCs w:val="18"/>
-              </w:rPr>
-              <w:t xml:space="preserve">Completude</w:t>
-            </w:r>
-          </w:p>
-        </w:tc>
-        <w:tc>
-          <w:tcPr>
-            <w:tcW w:type="dxa" w:w="1400"/>
-            <w:tcBorders>
-              <w:top w:val="single" w:color="A6A6A6" w:sz="4"/>
-              <w:left w:val="single" w:color="A6A6A6" w:sz="4"/>
-              <w:bottom w:val="single" w:color="A6A6A6" w:sz="4"/>
-              <w:right w:val="single" w:color="A6A6A6" w:sz="4"/>
-            </w:tcBorders>
-            <w:tcMar>
-              <w:top w:type="dxa" w:w="60"/>
-              <w:left w:type="dxa" w:w="90"/>
-              <w:bottom w:type="dxa" w:w="60"/>
-              <w:right w:type="dxa" w:w="90"/>
-            </w:tcMar>
-          </w:tcPr>
-          <w:p>
-            <w:pPr>
-              <w:spacing w:after="40"/>
-            </w:pPr>
-            <w:r>
-              <w:rPr>
-                <w:rFonts w:ascii="Arial" w:cs="Arial" w:eastAsia="Arial" w:hAnsi="Arial"/>
-                <w:b w:val="false"/>
-                <w:bCs w:val="false"/>
-                <w:sz w:val="18"/>
-                <w:szCs w:val="18"/>
-              </w:rPr>
-              <w:t xml:space="preserve">Anexo I</w:t>
-            </w:r>
-          </w:p>
-        </w:tc>
-        <w:tc>
-          <w:tcPr>
-            <w:tcW w:type="dxa" w:w="3900"/>
-            <w:tcBorders>
-              <w:top w:val="single" w:color="A6A6A6" w:sz="4"/>
-              <w:left w:val="single" w:color="A6A6A6" w:sz="4"/>
-              <w:bottom w:val="single" w:color="A6A6A6" w:sz="4"/>
-              <w:right w:val="single" w:color="A6A6A6" w:sz="4"/>
-            </w:tcBorders>
-            <w:tcMar>
-              <w:top w:type="dxa" w:w="60"/>
-              <w:left w:type="dxa" w:w="90"/>
-              <w:bottom w:type="dxa" w:w="60"/>
-              <w:right w:type="dxa" w:w="90"/>
-            </w:tcMar>
-          </w:tcPr>
-          <w:p>
-            <w:pPr>
-              <w:spacing w:after="40"/>
-            </w:pPr>
-            <w:r>
-              <w:rPr>
-                <w:rFonts w:ascii="Arial" w:cs="Arial" w:eastAsia="Arial" w:hAnsi="Arial"/>
-                <w:b w:val="false"/>
-                <w:bCs w:val="false"/>
-                <w:sz w:val="18"/>
-                <w:szCs w:val="18"/>
-              </w:rPr>
-              <w:t xml:space="preserve">A Política não diz o que acontece quando o candidato responde "Sim" nos itens do Anexo I, quem decide, em que prazo e se cabe recurso. Nenhuma norma superior exige isso, mas sem critérios a aplicação fica sem regra.</w:t>
-            </w:r>
-          </w:p>
-        </w:tc>
-        <w:tc>
-          <w:tcPr>
-            <w:tcW w:type="dxa" w:w="2200"/>
-            <w:tcBorders>
-              <w:top w:val="single" w:color="A6A6A6" w:sz="4"/>
-              <w:left w:val="single" w:color="A6A6A6" w:sz="4"/>
-              <w:bottom w:val="single" w:color="A6A6A6" w:sz="4"/>
-              <w:right w:val="single" w:color="A6A6A6" w:sz="4"/>
-            </w:tcBorders>
-            <w:tcMar>
-              <w:top w:type="dxa" w:w="60"/>
-              <w:left w:type="dxa" w:w="90"/>
-              <w:bottom w:type="dxa" w:w="60"/>
-              <w:right w:type="dxa" w:w="90"/>
-            </w:tcMar>
-          </w:tcPr>
-          <w:p>
-            <w:pPr>
-              <w:spacing w:after="40"/>
-            </w:pPr>
-            <w:r>
-              <w:rPr>
-                <w:rFonts w:ascii="Arial" w:cs="Arial" w:eastAsia="Arial" w:hAnsi="Arial"/>
-                <w:b w:val="false"/>
-                <w:bCs w:val="false"/>
-                <w:sz w:val="18"/>
-                <w:szCs w:val="18"/>
-              </w:rPr>
-              <w:t xml:space="preserve">Boa prática. Decreto 43.583/2012 (conflito de interesses).</w:t>
-            </w:r>
-          </w:p>
-        </w:tc>
-        <w:tc>
-          <w:tcPr>
-            <w:tcW w:type="dxa" w:w="1100"/>
-            <w:tcBorders>
-              <w:top w:val="single" w:color="A6A6A6" w:sz="4"/>
-              <w:left w:val="single" w:color="A6A6A6" w:sz="4"/>
-              <w:bottom w:val="single" w:color="A6A6A6" w:sz="4"/>
-              <w:right w:val="single" w:color="A6A6A6" w:sz="4"/>
-            </w:tcBorders>
-            <w:shd w:fill="FFE699" w:color="auto" w:val="clear"/>
-            <w:tcMar>
-              <w:top w:type="dxa" w:w="60"/>
-              <w:left w:type="dxa" w:w="90"/>
-              <w:bottom w:type="dxa" w:w="60"/>
-              <w:right w:type="dxa" w:w="90"/>
+              <w:t xml:space="preserve">Ação recomendada</w:t>
+            </w:r>
+          </w:p>
+        </w:tc>
+        <w:tc>
+          <w:tcPr>
+            <w:tcW w:type="dxa" w:w="11570"/>
+            <w:tcBorders>
+              <w:top w:val="single" w:color="000000" w:sz="4"/>
+              <w:left w:val="single" w:color="000000" w:sz="4"/>
+              <w:bottom w:val="single" w:color="000000" w:sz="4"/>
+              <w:right w:val="single" w:color="000000" w:sz="4"/>
+            </w:tcBorders>
+            <w:shd w:fill="FFFFFF" w:color="auto" w:val="clear"/>
+            <w:tcMar>
+              <w:top w:type="dxa" w:w="90"/>
+              <w:left w:type="dxa" w:w="135"/>
+              <w:bottom w:type="dxa" w:w="90"/>
+              <w:right w:type="dxa" w:w="135"/>
+            </w:tcMar>
+          </w:tcPr>
+          <w:p>
+            <w:pPr>
+              <w:spacing w:after="40"/>
+            </w:pPr>
+            <w:r>
+              <w:rPr>
+                <w:rFonts w:ascii="Arial" w:cs="Arial" w:eastAsia="Arial" w:hAnsi="Arial"/>
+                <w:sz w:val="18"/>
+                <w:szCs w:val="18"/>
+              </w:rPr>
+              <w:t xml:space="preserve">Definir se a Política vale para funções gratificadas, cargos em comissão ou ambos, e uniformizar o texto e o Anexo I.</w:t>
+            </w:r>
+          </w:p>
+        </w:tc>
+      </w:tr>
+    </w:tbl>
+    <w:p>
+      <w:pPr>
+        <w:spacing w:after="120"/>
+      </w:pPr>
+    </w:p>
+    <w:tbl>
+      <w:tblPr>
+        <w:tblW w:type="dxa" w:w="14570"/>
+        <w:tblBorders>
+          <w:top w:val="single" w:color="auto" w:sz="4"/>
+          <w:left w:val="single" w:color="auto" w:sz="4"/>
+          <w:bottom w:val="single" w:color="auto" w:sz="4"/>
+          <w:right w:val="single" w:color="auto" w:sz="4"/>
+          <w:insideH w:val="single" w:color="auto" w:sz="4"/>
+          <w:insideV w:val="single" w:color="auto" w:sz="4"/>
+        </w:tblBorders>
+      </w:tblPr>
+      <w:tblGrid>
+        <w:gridCol w:w="3000"/>
+        <w:gridCol w:w="11570"/>
+      </w:tblGrid>
+      <w:tr>
+        <w:tc>
+          <w:tcPr>
+            <w:tcW w:type="dxa" w:w="14570"/>
+            <w:gridSpan w:val="2"/>
+            <w:tcBorders>
+              <w:top w:val="single" w:color="000000" w:sz="4"/>
+              <w:left w:val="single" w:color="000000" w:sz="4"/>
+              <w:bottom w:val="single" w:color="000000" w:sz="4"/>
+              <w:right w:val="single" w:color="000000" w:sz="4"/>
+            </w:tcBorders>
+            <w:shd w:fill="C6D9F1" w:color="auto" w:val="clear"/>
+            <w:tcMar>
+              <w:top w:type="dxa" w:w="120"/>
+              <w:left w:type="dxa" w:w="135"/>
+              <w:bottom w:type="dxa" w:w="120"/>
+              <w:right w:type="dxa" w:w="135"/>
             </w:tcMar>
           </w:tcPr>
           <w:p>
@@ -4601,25 +3695,27 @@
                 <w:sz w:val="18"/>
                 <w:szCs w:val="18"/>
               </w:rPr>
-              <w:t xml:space="preserve">Conforme com Ressalva</w:t>
-            </w:r>
-          </w:p>
-        </w:tc>
-        <w:tc>
-          <w:tcPr>
-            <w:tcW w:type="dxa" w:w="1000"/>
-            <w:tcBorders>
-              <w:top w:val="single" w:color="A6A6A6" w:sz="4"/>
-              <w:left w:val="single" w:color="A6A6A6" w:sz="4"/>
-              <w:bottom w:val="single" w:color="A6A6A6" w:sz="4"/>
-              <w:right w:val="single" w:color="A6A6A6" w:sz="4"/>
-            </w:tcBorders>
-            <w:shd w:fill="E2EFDA" w:color="auto" w:val="clear"/>
-            <w:tcMar>
-              <w:top w:type="dxa" w:w="60"/>
-              <w:left w:type="dxa" w:w="90"/>
-              <w:bottom w:type="dxa" w:w="60"/>
-              <w:right w:type="dxa" w:w="90"/>
+              <w:t xml:space="preserve">05. FLUXO DECISÓRIO</w:t>
+            </w:r>
+          </w:p>
+        </w:tc>
+      </w:tr>
+      <w:tr>
+        <w:tc>
+          <w:tcPr>
+            <w:tcW w:type="dxa" w:w="3000"/>
+            <w:tcBorders>
+              <w:top w:val="single" w:color="000000" w:sz="4"/>
+              <w:left w:val="single" w:color="000000" w:sz="4"/>
+              <w:bottom w:val="single" w:color="000000" w:sz="4"/>
+              <w:right w:val="single" w:color="000000" w:sz="4"/>
+            </w:tcBorders>
+            <w:shd w:fill="F5F3EE" w:color="auto" w:val="clear"/>
+            <w:tcMar>
+              <w:top w:type="dxa" w:w="90"/>
+              <w:left w:type="dxa" w:w="135"/>
+              <w:bottom w:type="dxa" w:w="90"/>
+              <w:right w:type="dxa" w:w="135"/>
             </w:tcMar>
           </w:tcPr>
           <w:p>
@@ -4634,222 +3730,58 @@
                 <w:sz w:val="18"/>
                 <w:szCs w:val="18"/>
               </w:rPr>
-              <w:t xml:space="preserve">Baixo (impacto baixo, probabilidade média)</w:t>
-            </w:r>
-          </w:p>
-        </w:tc>
-        <w:tc>
-          <w:tcPr>
-            <w:tcW w:type="dxa" w:w="3470"/>
-            <w:tcBorders>
-              <w:top w:val="single" w:color="A6A6A6" w:sz="4"/>
-              <w:left w:val="single" w:color="A6A6A6" w:sz="4"/>
-              <w:bottom w:val="single" w:color="A6A6A6" w:sz="4"/>
-              <w:right w:val="single" w:color="A6A6A6" w:sz="4"/>
-            </w:tcBorders>
-            <w:tcMar>
-              <w:top w:type="dxa" w:w="60"/>
-              <w:left w:type="dxa" w:w="90"/>
-              <w:bottom w:type="dxa" w:w="60"/>
-              <w:right w:type="dxa" w:w="90"/>
-            </w:tcMar>
-          </w:tcPr>
-          <w:p>
-            <w:pPr>
-              <w:spacing w:after="40"/>
-            </w:pPr>
-            <w:r>
-              <w:rPr>
-                <w:rFonts w:ascii="Arial" w:cs="Arial" w:eastAsia="Arial" w:hAnsi="Arial"/>
-                <w:b w:val="false"/>
-                <w:bCs w:val="false"/>
-                <w:sz w:val="18"/>
-                <w:szCs w:val="18"/>
-              </w:rPr>
-              <w:t xml:space="preserve">Definir as consequências de cada resposta, o decisor, os prazos e o recurso. Prever declaração de conflito de interesses do indicado e do responsável pela indicação.</w:t>
-            </w:r>
-          </w:p>
-        </w:tc>
-      </w:tr>
-      <w:tr>
-        <w:trPr>
-          <w:cantSplit/>
-        </w:trPr>
-        <w:tc>
-          <w:tcPr>
-            <w:tcW w:type="dxa" w:w="400"/>
-            <w:tcBorders>
-              <w:top w:val="single" w:color="A6A6A6" w:sz="4"/>
-              <w:left w:val="single" w:color="A6A6A6" w:sz="4"/>
-              <w:bottom w:val="single" w:color="A6A6A6" w:sz="4"/>
-              <w:right w:val="single" w:color="A6A6A6" w:sz="4"/>
-            </w:tcBorders>
-            <w:tcMar>
-              <w:top w:type="dxa" w:w="60"/>
-              <w:left w:type="dxa" w:w="90"/>
-              <w:bottom w:type="dxa" w:w="60"/>
-              <w:right w:type="dxa" w:w="90"/>
-            </w:tcMar>
-          </w:tcPr>
-          <w:p>
-            <w:pPr>
-              <w:spacing w:after="40"/>
-            </w:pPr>
-            <w:r>
-              <w:rPr>
-                <w:rFonts w:ascii="Arial" w:cs="Arial" w:eastAsia="Arial" w:hAnsi="Arial"/>
-                <w:b w:val="false"/>
-                <w:bCs w:val="false"/>
-                <w:sz w:val="18"/>
-                <w:szCs w:val="18"/>
-              </w:rPr>
-              <w:t xml:space="preserve">10</w:t>
-            </w:r>
-          </w:p>
-        </w:tc>
-        <w:tc>
-          <w:tcPr>
-            <w:tcW w:type="dxa" w:w="1100"/>
-            <w:tcBorders>
-              <w:top w:val="single" w:color="A6A6A6" w:sz="4"/>
-              <w:left w:val="single" w:color="A6A6A6" w:sz="4"/>
-              <w:bottom w:val="single" w:color="A6A6A6" w:sz="4"/>
-              <w:right w:val="single" w:color="A6A6A6" w:sz="4"/>
-            </w:tcBorders>
-            <w:tcMar>
-              <w:top w:type="dxa" w:w="60"/>
-              <w:left w:type="dxa" w:w="90"/>
-              <w:bottom w:type="dxa" w:w="60"/>
-              <w:right w:type="dxa" w:w="90"/>
-            </w:tcMar>
-          </w:tcPr>
-          <w:p>
-            <w:pPr>
-              <w:spacing w:after="40"/>
-            </w:pPr>
-            <w:r>
-              <w:rPr>
-                <w:rFonts w:ascii="Arial" w:cs="Arial" w:eastAsia="Arial" w:hAnsi="Arial"/>
-                <w:b w:val="false"/>
-                <w:bCs w:val="false"/>
-                <w:sz w:val="18"/>
-                <w:szCs w:val="18"/>
-              </w:rPr>
-              <w:t xml:space="preserve">Completude</w:t>
-            </w:r>
-          </w:p>
-        </w:tc>
-        <w:tc>
-          <w:tcPr>
-            <w:tcW w:type="dxa" w:w="1400"/>
-            <w:tcBorders>
-              <w:top w:val="single" w:color="A6A6A6" w:sz="4"/>
-              <w:left w:val="single" w:color="A6A6A6" w:sz="4"/>
-              <w:bottom w:val="single" w:color="A6A6A6" w:sz="4"/>
-              <w:right w:val="single" w:color="A6A6A6" w:sz="4"/>
-            </w:tcBorders>
-            <w:tcMar>
-              <w:top w:type="dxa" w:w="60"/>
-              <w:left w:type="dxa" w:w="90"/>
-              <w:bottom w:type="dxa" w:w="60"/>
-              <w:right w:type="dxa" w:w="90"/>
-            </w:tcMar>
-          </w:tcPr>
-          <w:p>
-            <w:pPr>
-              <w:spacing w:after="40"/>
-            </w:pPr>
-            <w:r>
-              <w:rPr>
-                <w:rFonts w:ascii="Arial" w:cs="Arial" w:eastAsia="Arial" w:hAnsi="Arial"/>
-                <w:b w:val="false"/>
-                <w:bCs w:val="false"/>
-                <w:sz w:val="18"/>
-                <w:szCs w:val="18"/>
-              </w:rPr>
-              <w:t xml:space="preserve">Funções 5 e 6 (Chefe de Auditoria e ASSGER)</w:t>
-            </w:r>
-          </w:p>
-        </w:tc>
-        <w:tc>
-          <w:tcPr>
-            <w:tcW w:type="dxa" w:w="3900"/>
-            <w:tcBorders>
-              <w:top w:val="single" w:color="A6A6A6" w:sz="4"/>
-              <w:left w:val="single" w:color="A6A6A6" w:sz="4"/>
-              <w:bottom w:val="single" w:color="A6A6A6" w:sz="4"/>
-              <w:right w:val="single" w:color="A6A6A6" w:sz="4"/>
-            </w:tcBorders>
-            <w:tcMar>
-              <w:top w:type="dxa" w:w="60"/>
-              <w:left w:type="dxa" w:w="90"/>
-              <w:bottom w:type="dxa" w:w="60"/>
-              <w:right w:type="dxa" w:w="90"/>
-            </w:tcMar>
-          </w:tcPr>
-          <w:p>
-            <w:pPr>
-              <w:spacing w:after="40"/>
-            </w:pPr>
-            <w:r>
-              <w:rPr>
-                <w:rFonts w:ascii="Arial" w:cs="Arial" w:eastAsia="Arial" w:hAnsi="Arial"/>
-                <w:b w:val="false"/>
-                <w:bCs w:val="false"/>
-                <w:sz w:val="18"/>
-                <w:szCs w:val="18"/>
-              </w:rPr>
-              <w:t xml:space="preserve">O Estatuto diz que o Conselho estabeleceu uma Política de Seleção para os titulares da Auditoria Interna, da área de Conformidade e da gestão de riscos. A Política de Indicação define requisitos para essas funções sem citá-la, com risco de sobreposição ou conflito. A Política de Seleção não foi examinada.</w:t>
-            </w:r>
-          </w:p>
-        </w:tc>
-        <w:tc>
-          <w:tcPr>
-            <w:tcW w:type="dxa" w:w="2200"/>
-            <w:tcBorders>
-              <w:top w:val="single" w:color="A6A6A6" w:sz="4"/>
-              <w:left w:val="single" w:color="A6A6A6" w:sz="4"/>
-              <w:bottom w:val="single" w:color="A6A6A6" w:sz="4"/>
-              <w:right w:val="single" w:color="A6A6A6" w:sz="4"/>
-            </w:tcBorders>
-            <w:tcMar>
-              <w:top w:type="dxa" w:w="60"/>
-              <w:left w:type="dxa" w:w="90"/>
-              <w:bottom w:type="dxa" w:w="60"/>
-              <w:right w:type="dxa" w:w="90"/>
-            </w:tcMar>
-          </w:tcPr>
-          <w:p>
-            <w:pPr>
-              <w:spacing w:after="40"/>
-            </w:pPr>
-            <w:r>
-              <w:rPr>
-                <w:rFonts w:ascii="Arial" w:cs="Arial" w:eastAsia="Arial" w:hAnsi="Arial"/>
-                <w:b w:val="false"/>
-                <w:bCs w:val="false"/>
-                <w:sz w:val="18"/>
-                <w:szCs w:val="18"/>
-              </w:rPr>
-              <w:t xml:space="preserve">Estatuto, art. 68, parágrafo único.</w:t>
-            </w:r>
-          </w:p>
-        </w:tc>
-        <w:tc>
-          <w:tcPr>
-            <w:tcW w:type="dxa" w:w="1100"/>
-            <w:tcBorders>
-              <w:top w:val="single" w:color="A6A6A6" w:sz="4"/>
-              <w:left w:val="single" w:color="A6A6A6" w:sz="4"/>
-              <w:bottom w:val="single" w:color="A6A6A6" w:sz="4"/>
-              <w:right w:val="single" w:color="A6A6A6" w:sz="4"/>
-            </w:tcBorders>
-            <w:shd w:fill="D9D9D9" w:color="auto" w:val="clear"/>
-            <w:tcMar>
-              <w:top w:type="dxa" w:w="60"/>
-              <w:left w:type="dxa" w:w="90"/>
-              <w:bottom w:type="dxa" w:w="60"/>
-              <w:right w:type="dxa" w:w="90"/>
+              <w:t xml:space="preserve">Norma de referência</w:t>
+            </w:r>
+          </w:p>
+        </w:tc>
+        <w:tc>
+          <w:tcPr>
+            <w:tcW w:type="dxa" w:w="11570"/>
+            <w:tcBorders>
+              <w:top w:val="single" w:color="000000" w:sz="4"/>
+              <w:left w:val="single" w:color="000000" w:sz="4"/>
+              <w:bottom w:val="single" w:color="000000" w:sz="4"/>
+              <w:right w:val="single" w:color="000000" w:sz="4"/>
+            </w:tcBorders>
+            <w:shd w:fill="FFFFFF" w:color="auto" w:val="clear"/>
+            <w:tcMar>
+              <w:top w:type="dxa" w:w="90"/>
+              <w:left w:type="dxa" w:w="135"/>
+              <w:bottom w:type="dxa" w:w="90"/>
+              <w:right w:type="dxa" w:w="135"/>
+            </w:tcMar>
+          </w:tcPr>
+          <w:p>
+            <w:pPr>
+              <w:spacing w:after="40"/>
+            </w:pPr>
+            <w:r>
+              <w:rPr>
+                <w:rFonts w:ascii="Arial" w:cs="Arial" w:eastAsia="Arial" w:hAnsi="Arial"/>
+                <w:sz w:val="18"/>
+                <w:szCs w:val="18"/>
+              </w:rPr>
+              <w:t xml:space="preserve">Estatuto, competências da Presidência e do Conselho; Regimento, arts. 4º e 16.</w:t>
+            </w:r>
+          </w:p>
+        </w:tc>
+      </w:tr>
+      <w:tr>
+        <w:tc>
+          <w:tcPr>
+            <w:tcW w:type="dxa" w:w="3000"/>
+            <w:tcBorders>
+              <w:top w:val="single" w:color="000000" w:sz="4"/>
+              <w:left w:val="single" w:color="000000" w:sz="4"/>
+              <w:bottom w:val="single" w:color="000000" w:sz="4"/>
+              <w:right w:val="single" w:color="000000" w:sz="4"/>
+            </w:tcBorders>
+            <w:shd w:fill="F5F3EE" w:color="auto" w:val="clear"/>
+            <w:tcMar>
+              <w:top w:type="dxa" w:w="90"/>
+              <w:left w:type="dxa" w:w="135"/>
+              <w:bottom w:type="dxa" w:w="90"/>
+              <w:right w:type="dxa" w:w="135"/>
             </w:tcMar>
           </w:tcPr>
           <w:p>
@@ -4864,24 +3796,58 @@
                 <w:sz w:val="18"/>
                 <w:szCs w:val="18"/>
               </w:rPr>
-              <w:t xml:space="preserve">Não Verificável</w:t>
-            </w:r>
-          </w:p>
-        </w:tc>
-        <w:tc>
-          <w:tcPr>
-            <w:tcW w:type="dxa" w:w="1000"/>
-            <w:tcBorders>
-              <w:top w:val="single" w:color="A6A6A6" w:sz="4"/>
-              <w:left w:val="single" w:color="A6A6A6" w:sz="4"/>
-              <w:bottom w:val="single" w:color="A6A6A6" w:sz="4"/>
-              <w:right w:val="single" w:color="A6A6A6" w:sz="4"/>
-            </w:tcBorders>
-            <w:tcMar>
-              <w:top w:type="dxa" w:w="60"/>
-              <w:left w:type="dxa" w:w="90"/>
-              <w:bottom w:type="dxa" w:w="60"/>
-              <w:right w:type="dxa" w:w="90"/>
+              <w:t xml:space="preserve">Dispositivo analisado</w:t>
+            </w:r>
+          </w:p>
+        </w:tc>
+        <w:tc>
+          <w:tcPr>
+            <w:tcW w:type="dxa" w:w="11570"/>
+            <w:tcBorders>
+              <w:top w:val="single" w:color="000000" w:sz="4"/>
+              <w:left w:val="single" w:color="000000" w:sz="4"/>
+              <w:bottom w:val="single" w:color="000000" w:sz="4"/>
+              <w:right w:val="single" w:color="000000" w:sz="4"/>
+            </w:tcBorders>
+            <w:shd w:fill="FFFFFF" w:color="auto" w:val="clear"/>
+            <w:tcMar>
+              <w:top w:type="dxa" w:w="90"/>
+              <w:left w:type="dxa" w:w="135"/>
+              <w:bottom w:type="dxa" w:w="90"/>
+              <w:right w:type="dxa" w:w="135"/>
+            </w:tcMar>
+          </w:tcPr>
+          <w:p>
+            <w:pPr>
+              <w:spacing w:after="40"/>
+            </w:pPr>
+            <w:r>
+              <w:rPr>
+                <w:rFonts w:ascii="Arial" w:cs="Arial" w:eastAsia="Arial" w:hAnsi="Arial"/>
+                <w:sz w:val="18"/>
+                <w:szCs w:val="18"/>
+              </w:rPr>
+              <w:t xml:space="preserve">Itens "Indicação" e 5.3 a 5.4</w:t>
+            </w:r>
+          </w:p>
+        </w:tc>
+      </w:tr>
+      <w:tr>
+        <w:tc>
+          <w:tcPr>
+            <w:tcW w:type="dxa" w:w="3000"/>
+            <w:tcBorders>
+              <w:top w:val="single" w:color="000000" w:sz="4"/>
+              <w:left w:val="single" w:color="000000" w:sz="4"/>
+              <w:bottom w:val="single" w:color="000000" w:sz="4"/>
+              <w:right w:val="single" w:color="000000" w:sz="4"/>
+            </w:tcBorders>
+            <w:shd w:fill="F5F3EE" w:color="auto" w:val="clear"/>
+            <w:tcMar>
+              <w:top w:type="dxa" w:w="90"/>
+              <w:left w:type="dxa" w:w="135"/>
+              <w:bottom w:type="dxa" w:w="90"/>
+              <w:right w:type="dxa" w:w="135"/>
             </w:tcMar>
           </w:tcPr>
           <w:p>
@@ -4896,222 +3862,58 @@
                 <w:sz w:val="18"/>
                 <w:szCs w:val="18"/>
               </w:rPr>
-              <w:t xml:space="preserve">n/a</w:t>
-            </w:r>
-          </w:p>
-        </w:tc>
-        <w:tc>
-          <w:tcPr>
-            <w:tcW w:type="dxa" w:w="3470"/>
-            <w:tcBorders>
-              <w:top w:val="single" w:color="A6A6A6" w:sz="4"/>
-              <w:left w:val="single" w:color="A6A6A6" w:sz="4"/>
-              <w:bottom w:val="single" w:color="A6A6A6" w:sz="4"/>
-              <w:right w:val="single" w:color="A6A6A6" w:sz="4"/>
-            </w:tcBorders>
-            <w:tcMar>
-              <w:top w:type="dxa" w:w="60"/>
-              <w:left w:type="dxa" w:w="90"/>
-              <w:bottom w:type="dxa" w:w="60"/>
-              <w:right w:type="dxa" w:w="90"/>
-            </w:tcMar>
-          </w:tcPr>
-          <w:p>
-            <w:pPr>
-              <w:spacing w:after="40"/>
-            </w:pPr>
-            <w:r>
-              <w:rPr>
-                <w:rFonts w:ascii="Arial" w:cs="Arial" w:eastAsia="Arial" w:hAnsi="Arial"/>
-                <w:b w:val="false"/>
-                <w:bCs w:val="false"/>
-                <w:sz w:val="18"/>
-                <w:szCs w:val="18"/>
-              </w:rPr>
-              <w:t xml:space="preserve">Obter a Política de Seleção, comparar os requisitos e, se houver conflito, remeter a ela ou harmonizar os textos.</w:t>
-            </w:r>
-          </w:p>
-        </w:tc>
-      </w:tr>
-      <w:tr>
-        <w:trPr>
-          <w:cantSplit/>
-        </w:trPr>
-        <w:tc>
-          <w:tcPr>
-            <w:tcW w:type="dxa" w:w="400"/>
-            <w:tcBorders>
-              <w:top w:val="single" w:color="A6A6A6" w:sz="4"/>
-              <w:left w:val="single" w:color="A6A6A6" w:sz="4"/>
-              <w:bottom w:val="single" w:color="A6A6A6" w:sz="4"/>
-              <w:right w:val="single" w:color="A6A6A6" w:sz="4"/>
-            </w:tcBorders>
-            <w:tcMar>
-              <w:top w:type="dxa" w:w="60"/>
-              <w:left w:type="dxa" w:w="90"/>
-              <w:bottom w:type="dxa" w:w="60"/>
-              <w:right w:type="dxa" w:w="90"/>
-            </w:tcMar>
-          </w:tcPr>
-          <w:p>
-            <w:pPr>
-              <w:spacing w:after="40"/>
-            </w:pPr>
-            <w:r>
-              <w:rPr>
-                <w:rFonts w:ascii="Arial" w:cs="Arial" w:eastAsia="Arial" w:hAnsi="Arial"/>
-                <w:b w:val="false"/>
-                <w:bCs w:val="false"/>
-                <w:sz w:val="18"/>
-                <w:szCs w:val="18"/>
-              </w:rPr>
-              <w:t xml:space="preserve">11</w:t>
-            </w:r>
-          </w:p>
-        </w:tc>
-        <w:tc>
-          <w:tcPr>
-            <w:tcW w:type="dxa" w:w="1100"/>
-            <w:tcBorders>
-              <w:top w:val="single" w:color="A6A6A6" w:sz="4"/>
-              <w:left w:val="single" w:color="A6A6A6" w:sz="4"/>
-              <w:bottom w:val="single" w:color="A6A6A6" w:sz="4"/>
-              <w:right w:val="single" w:color="A6A6A6" w:sz="4"/>
-            </w:tcBorders>
-            <w:tcMar>
-              <w:top w:type="dxa" w:w="60"/>
-              <w:left w:type="dxa" w:w="90"/>
-              <w:bottom w:type="dxa" w:w="60"/>
-              <w:right w:type="dxa" w:w="90"/>
-            </w:tcMar>
-          </w:tcPr>
-          <w:p>
-            <w:pPr>
-              <w:spacing w:after="40"/>
-            </w:pPr>
-            <w:r>
-              <w:rPr>
-                <w:rFonts w:ascii="Arial" w:cs="Arial" w:eastAsia="Arial" w:hAnsi="Arial"/>
-                <w:b w:val="false"/>
-                <w:bCs w:val="false"/>
-                <w:sz w:val="18"/>
-                <w:szCs w:val="18"/>
-              </w:rPr>
-              <w:t xml:space="preserve">Atualização</w:t>
-            </w:r>
-          </w:p>
-        </w:tc>
-        <w:tc>
-          <w:tcPr>
-            <w:tcW w:type="dxa" w:w="1400"/>
-            <w:tcBorders>
-              <w:top w:val="single" w:color="A6A6A6" w:sz="4"/>
-              <w:left w:val="single" w:color="A6A6A6" w:sz="4"/>
-              <w:bottom w:val="single" w:color="A6A6A6" w:sz="4"/>
-              <w:right w:val="single" w:color="A6A6A6" w:sz="4"/>
-            </w:tcBorders>
-            <w:tcMar>
-              <w:top w:type="dxa" w:w="60"/>
-              <w:left w:type="dxa" w:w="90"/>
-              <w:bottom w:type="dxa" w:w="60"/>
-              <w:right w:type="dxa" w:w="90"/>
-            </w:tcMar>
-          </w:tcPr>
-          <w:p>
-            <w:pPr>
-              <w:spacing w:after="40"/>
-            </w:pPr>
-            <w:r>
-              <w:rPr>
-                <w:rFonts w:ascii="Arial" w:cs="Arial" w:eastAsia="Arial" w:hAnsi="Arial"/>
-                <w:b w:val="false"/>
-                <w:bCs w:val="false"/>
-                <w:sz w:val="18"/>
-                <w:szCs w:val="18"/>
-              </w:rPr>
-              <w:t xml:space="preserve">Cabeçalho e sumário de revisões</w:t>
-            </w:r>
-          </w:p>
-        </w:tc>
-        <w:tc>
-          <w:tcPr>
-            <w:tcW w:type="dxa" w:w="3900"/>
-            <w:tcBorders>
-              <w:top w:val="single" w:color="A6A6A6" w:sz="4"/>
-              <w:left w:val="single" w:color="A6A6A6" w:sz="4"/>
-              <w:bottom w:val="single" w:color="A6A6A6" w:sz="4"/>
-              <w:right w:val="single" w:color="A6A6A6" w:sz="4"/>
-            </w:tcBorders>
-            <w:tcMar>
-              <w:top w:type="dxa" w:w="60"/>
-              <w:left w:type="dxa" w:w="90"/>
-              <w:bottom w:type="dxa" w:w="60"/>
-              <w:right w:type="dxa" w:w="90"/>
-            </w:tcMar>
-          </w:tcPr>
-          <w:p>
-            <w:pPr>
-              <w:spacing w:after="40"/>
-            </w:pPr>
-            <w:r>
-              <w:rPr>
-                <w:rFonts w:ascii="Arial" w:cs="Arial" w:eastAsia="Arial" w:hAnsi="Arial"/>
-                <w:b w:val="false"/>
-                <w:bCs w:val="false"/>
-                <w:sz w:val="18"/>
-                <w:szCs w:val="18"/>
-              </w:rPr>
-              <w:t xml:space="preserve">A minuta tem código "000X", SEI "XXXXXX", datas "xx/xx/2026", autoria "xxxx" e status em branco. Não é possível verificar a aprovação.</w:t>
-            </w:r>
-          </w:p>
-        </w:tc>
-        <w:tc>
-          <w:tcPr>
-            <w:tcW w:type="dxa" w:w="2200"/>
-            <w:tcBorders>
-              <w:top w:val="single" w:color="A6A6A6" w:sz="4"/>
-              <w:left w:val="single" w:color="A6A6A6" w:sz="4"/>
-              <w:bottom w:val="single" w:color="A6A6A6" w:sz="4"/>
-              <w:right w:val="single" w:color="A6A6A6" w:sz="4"/>
-            </w:tcBorders>
-            <w:tcMar>
-              <w:top w:type="dxa" w:w="60"/>
-              <w:left w:type="dxa" w:w="90"/>
-              <w:bottom w:type="dxa" w:w="60"/>
-              <w:right w:type="dxa" w:w="90"/>
-            </w:tcMar>
-          </w:tcPr>
-          <w:p>
-            <w:pPr>
-              <w:spacing w:after="40"/>
-            </w:pPr>
-            <w:r>
-              <w:rPr>
-                <w:rFonts w:ascii="Arial" w:cs="Arial" w:eastAsia="Arial" w:hAnsi="Arial"/>
-                <w:b w:val="false"/>
-                <w:bCs w:val="false"/>
-                <w:sz w:val="18"/>
-                <w:szCs w:val="18"/>
-              </w:rPr>
-              <w:t xml:space="preserve">Política, cabeçalho.</w:t>
-            </w:r>
-          </w:p>
-        </w:tc>
-        <w:tc>
-          <w:tcPr>
-            <w:tcW w:type="dxa" w:w="1100"/>
-            <w:tcBorders>
-              <w:top w:val="single" w:color="A6A6A6" w:sz="4"/>
-              <w:left w:val="single" w:color="A6A6A6" w:sz="4"/>
-              <w:bottom w:val="single" w:color="A6A6A6" w:sz="4"/>
-              <w:right w:val="single" w:color="A6A6A6" w:sz="4"/>
-            </w:tcBorders>
-            <w:shd w:fill="D9D9D9" w:color="auto" w:val="clear"/>
-            <w:tcMar>
-              <w:top w:type="dxa" w:w="60"/>
-              <w:left w:type="dxa" w:w="90"/>
-              <w:bottom w:type="dxa" w:w="60"/>
-              <w:right w:type="dxa" w:w="90"/>
+              <w:t xml:space="preserve">Descrição</w:t>
+            </w:r>
+          </w:p>
+        </w:tc>
+        <w:tc>
+          <w:tcPr>
+            <w:tcW w:type="dxa" w:w="11570"/>
+            <w:tcBorders>
+              <w:top w:val="single" w:color="000000" w:sz="4"/>
+              <w:left w:val="single" w:color="000000" w:sz="4"/>
+              <w:bottom w:val="single" w:color="000000" w:sz="4"/>
+              <w:right w:val="single" w:color="000000" w:sz="4"/>
+            </w:tcBorders>
+            <w:shd w:fill="FFFFFF" w:color="auto" w:val="clear"/>
+            <w:tcMar>
+              <w:top w:type="dxa" w:w="90"/>
+              <w:left w:type="dxa" w:w="135"/>
+              <w:bottom w:type="dxa" w:w="90"/>
+              <w:right w:type="dxa" w:w="135"/>
+            </w:tcMar>
+          </w:tcPr>
+          <w:p>
+            <w:pPr>
+              <w:spacing w:after="40"/>
+            </w:pPr>
+            <w:r>
+              <w:rPr>
+                <w:rFonts w:ascii="Arial" w:cs="Arial" w:eastAsia="Arial" w:hAnsi="Arial"/>
+                <w:sz w:val="18"/>
+                <w:szCs w:val="18"/>
+              </w:rPr>
+              <w:t xml:space="preserve">Não há delimitação suficiente entre indicação, instrução, conferência, manifestação técnica e decisão final. O Presidente nomeia e dispensa ocupantes de funções de confiança indicados pelos Diretores, e o Conselho nomeia a Auditoria.</w:t>
+            </w:r>
+          </w:p>
+        </w:tc>
+      </w:tr>
+      <w:tr>
+        <w:tc>
+          <w:tcPr>
+            <w:tcW w:type="dxa" w:w="3000"/>
+            <w:tcBorders>
+              <w:top w:val="single" w:color="000000" w:sz="4"/>
+              <w:left w:val="single" w:color="000000" w:sz="4"/>
+              <w:bottom w:val="single" w:color="000000" w:sz="4"/>
+              <w:right w:val="single" w:color="000000" w:sz="4"/>
+            </w:tcBorders>
+            <w:shd w:fill="F5F3EE" w:color="auto" w:val="clear"/>
+            <w:tcMar>
+              <w:top w:type="dxa" w:w="90"/>
+              <w:left w:type="dxa" w:w="135"/>
+              <w:bottom w:type="dxa" w:w="90"/>
+              <w:right w:type="dxa" w:w="135"/>
             </w:tcMar>
           </w:tcPr>
           <w:p>
@@ -5126,24 +3928,58 @@
                 <w:sz w:val="18"/>
                 <w:szCs w:val="18"/>
               </w:rPr>
-              <w:t xml:space="preserve">Não Verificável</w:t>
-            </w:r>
-          </w:p>
-        </w:tc>
-        <w:tc>
-          <w:tcPr>
-            <w:tcW w:type="dxa" w:w="1000"/>
-            <w:tcBorders>
-              <w:top w:val="single" w:color="A6A6A6" w:sz="4"/>
-              <w:left w:val="single" w:color="A6A6A6" w:sz="4"/>
-              <w:bottom w:val="single" w:color="A6A6A6" w:sz="4"/>
-              <w:right w:val="single" w:color="A6A6A6" w:sz="4"/>
-            </w:tcBorders>
-            <w:tcMar>
-              <w:top w:type="dxa" w:w="60"/>
-              <w:left w:type="dxa" w:w="90"/>
-              <w:bottom w:type="dxa" w:w="60"/>
-              <w:right w:type="dxa" w:w="90"/>
+              <w:t xml:space="preserve">Classificação / Criticidade</w:t>
+            </w:r>
+          </w:p>
+        </w:tc>
+        <w:tc>
+          <w:tcPr>
+            <w:tcW w:type="dxa" w:w="11570"/>
+            <w:tcBorders>
+              <w:top w:val="single" w:color="000000" w:sz="4"/>
+              <w:left w:val="single" w:color="000000" w:sz="4"/>
+              <w:bottom w:val="single" w:color="000000" w:sz="4"/>
+              <w:right w:val="single" w:color="000000" w:sz="4"/>
+            </w:tcBorders>
+            <w:shd w:fill="FFFFFF" w:color="auto" w:val="clear"/>
+            <w:tcMar>
+              <w:top w:type="dxa" w:w="90"/>
+              <w:left w:type="dxa" w:w="135"/>
+              <w:bottom w:type="dxa" w:w="90"/>
+              <w:right w:type="dxa" w:w="135"/>
+            </w:tcMar>
+          </w:tcPr>
+          <w:p>
+            <w:pPr>
+              <w:spacing w:after="40"/>
+            </w:pPr>
+            <w:r>
+              <w:rPr>
+                <w:rFonts w:ascii="Arial" w:cs="Arial" w:eastAsia="Arial" w:hAnsi="Arial"/>
+                <w:sz w:val="18"/>
+                <w:szCs w:val="18"/>
+              </w:rPr>
+              <w:t xml:space="preserve">Conforme com Ressalva / Médio (impacto médio, probabilidade média). Teste: Completude.</w:t>
+            </w:r>
+          </w:p>
+        </w:tc>
+      </w:tr>
+      <w:tr>
+        <w:tc>
+          <w:tcPr>
+            <w:tcW w:type="dxa" w:w="3000"/>
+            <w:tcBorders>
+              <w:top w:val="single" w:color="000000" w:sz="4"/>
+              <w:left w:val="single" w:color="000000" w:sz="4"/>
+              <w:bottom w:val="single" w:color="000000" w:sz="4"/>
+              <w:right w:val="single" w:color="000000" w:sz="4"/>
+            </w:tcBorders>
+            <w:shd w:fill="F5F3EE" w:color="auto" w:val="clear"/>
+            <w:tcMar>
+              <w:top w:type="dxa" w:w="90"/>
+              <w:left w:type="dxa" w:w="135"/>
+              <w:bottom w:type="dxa" w:w="90"/>
+              <w:right w:type="dxa" w:w="135"/>
             </w:tcMar>
           </w:tcPr>
           <w:p>
@@ -5158,35 +3994,2362 @@
                 <w:sz w:val="18"/>
                 <w:szCs w:val="18"/>
               </w:rPr>
-              <w:t xml:space="preserve">n/a</w:t>
-            </w:r>
-          </w:p>
-        </w:tc>
-        <w:tc>
-          <w:tcPr>
-            <w:tcW w:type="dxa" w:w="3470"/>
-            <w:tcBorders>
-              <w:top w:val="single" w:color="A6A6A6" w:sz="4"/>
-              <w:left w:val="single" w:color="A6A6A6" w:sz="4"/>
-              <w:bottom w:val="single" w:color="A6A6A6" w:sz="4"/>
-              <w:right w:val="single" w:color="A6A6A6" w:sz="4"/>
-            </w:tcBorders>
-            <w:tcMar>
-              <w:top w:type="dxa" w:w="60"/>
-              <w:left w:type="dxa" w:w="90"/>
-              <w:bottom w:type="dxa" w:w="60"/>
-              <w:right w:type="dxa" w:w="90"/>
-            </w:tcMar>
-          </w:tcPr>
-          <w:p>
-            <w:pPr>
-              <w:spacing w:after="40"/>
-            </w:pPr>
-            <w:r>
-              <w:rPr>
-                <w:rFonts w:ascii="Arial" w:cs="Arial" w:eastAsia="Arial" w:hAnsi="Arial"/>
-                <w:b w:val="false"/>
-                <w:bCs w:val="false"/>
+              <w:t xml:space="preserve">Ação recomendada</w:t>
+            </w:r>
+          </w:p>
+        </w:tc>
+        <w:tc>
+          <w:tcPr>
+            <w:tcW w:type="dxa" w:w="11570"/>
+            <w:tcBorders>
+              <w:top w:val="single" w:color="000000" w:sz="4"/>
+              <w:left w:val="single" w:color="000000" w:sz="4"/>
+              <w:bottom w:val="single" w:color="000000" w:sz="4"/>
+              <w:right w:val="single" w:color="000000" w:sz="4"/>
+            </w:tcBorders>
+            <w:shd w:fill="FFFFFF" w:color="auto" w:val="clear"/>
+            <w:tcMar>
+              <w:top w:type="dxa" w:w="90"/>
+              <w:left w:type="dxa" w:w="135"/>
+              <w:bottom w:type="dxa" w:w="90"/>
+              <w:right w:type="dxa" w:w="135"/>
+            </w:tcMar>
+          </w:tcPr>
+          <w:p>
+            <w:pPr>
+              <w:spacing w:after="40"/>
+            </w:pPr>
+            <w:r>
+              <w:rPr>
+                <w:rFonts w:ascii="Arial" w:cs="Arial" w:eastAsia="Arial" w:hAnsi="Arial"/>
+                <w:sz w:val="18"/>
+                <w:szCs w:val="18"/>
+              </w:rPr>
+              <w:t xml:space="preserve">Descrever o fluxo e a autoridade responsável por cada etapa, ressalvando a competência do Conselho para a Auditoria e a avaliação prévia da CGE.</w:t>
+            </w:r>
+          </w:p>
+        </w:tc>
+      </w:tr>
+    </w:tbl>
+    <w:p>
+      <w:pPr>
+        <w:spacing w:after="120"/>
+      </w:pPr>
+    </w:p>
+    <w:tbl>
+      <w:tblPr>
+        <w:tblW w:type="dxa" w:w="14570"/>
+        <w:tblBorders>
+          <w:top w:val="single" w:color="auto" w:sz="4"/>
+          <w:left w:val="single" w:color="auto" w:sz="4"/>
+          <w:bottom w:val="single" w:color="auto" w:sz="4"/>
+          <w:right w:val="single" w:color="auto" w:sz="4"/>
+          <w:insideH w:val="single" w:color="auto" w:sz="4"/>
+          <w:insideV w:val="single" w:color="auto" w:sz="4"/>
+        </w:tblBorders>
+      </w:tblPr>
+      <w:tblGrid>
+        <w:gridCol w:w="3000"/>
+        <w:gridCol w:w="11570"/>
+      </w:tblGrid>
+      <w:tr>
+        <w:tc>
+          <w:tcPr>
+            <w:tcW w:type="dxa" w:w="14570"/>
+            <w:gridSpan w:val="2"/>
+            <w:tcBorders>
+              <w:top w:val="single" w:color="000000" w:sz="4"/>
+              <w:left w:val="single" w:color="000000" w:sz="4"/>
+              <w:bottom w:val="single" w:color="000000" w:sz="4"/>
+              <w:right w:val="single" w:color="000000" w:sz="4"/>
+            </w:tcBorders>
+            <w:shd w:fill="C6D9F1" w:color="auto" w:val="clear"/>
+            <w:tcMar>
+              <w:top w:type="dxa" w:w="120"/>
+              <w:left w:type="dxa" w:w="135"/>
+              <w:bottom w:type="dxa" w:w="120"/>
+              <w:right w:type="dxa" w:w="135"/>
+            </w:tcMar>
+          </w:tcPr>
+          <w:p>
+            <w:pPr>
+              <w:spacing w:after="40"/>
+            </w:pPr>
+            <w:r>
+              <w:rPr>
+                <w:rFonts w:ascii="Arial" w:cs="Arial" w:eastAsia="Arial" w:hAnsi="Arial"/>
+                <w:b/>
+                <w:bCs/>
+                <w:sz w:val="18"/>
+                <w:szCs w:val="18"/>
+              </w:rPr>
+              <w:t xml:space="preserve">06. PAPEL DA COMISSÃO, DA SUPGEP E DA ASSGER</w:t>
+            </w:r>
+          </w:p>
+        </w:tc>
+      </w:tr>
+      <w:tr>
+        <w:tc>
+          <w:tcPr>
+            <w:tcW w:type="dxa" w:w="3000"/>
+            <w:tcBorders>
+              <w:top w:val="single" w:color="000000" w:sz="4"/>
+              <w:left w:val="single" w:color="000000" w:sz="4"/>
+              <w:bottom w:val="single" w:color="000000" w:sz="4"/>
+              <w:right w:val="single" w:color="000000" w:sz="4"/>
+            </w:tcBorders>
+            <w:shd w:fill="F5F3EE" w:color="auto" w:val="clear"/>
+            <w:tcMar>
+              <w:top w:type="dxa" w:w="90"/>
+              <w:left w:type="dxa" w:w="135"/>
+              <w:bottom w:type="dxa" w:w="90"/>
+              <w:right w:type="dxa" w:w="135"/>
+            </w:tcMar>
+          </w:tcPr>
+          <w:p>
+            <w:pPr>
+              <w:spacing w:after="40"/>
+            </w:pPr>
+            <w:r>
+              <w:rPr>
+                <w:rFonts w:ascii="Arial" w:cs="Arial" w:eastAsia="Arial" w:hAnsi="Arial"/>
+                <w:b/>
+                <w:bCs/>
+                <w:sz w:val="18"/>
+                <w:szCs w:val="18"/>
+              </w:rPr>
+              <w:t xml:space="preserve">Norma de referência</w:t>
+            </w:r>
+          </w:p>
+        </w:tc>
+        <w:tc>
+          <w:tcPr>
+            <w:tcW w:type="dxa" w:w="11570"/>
+            <w:tcBorders>
+              <w:top w:val="single" w:color="000000" w:sz="4"/>
+              <w:left w:val="single" w:color="000000" w:sz="4"/>
+              <w:bottom w:val="single" w:color="000000" w:sz="4"/>
+              <w:right w:val="single" w:color="000000" w:sz="4"/>
+            </w:tcBorders>
+            <w:shd w:fill="FFFFFF" w:color="auto" w:val="clear"/>
+            <w:tcMar>
+              <w:top w:type="dxa" w:w="90"/>
+              <w:left w:type="dxa" w:w="135"/>
+              <w:bottom w:type="dxa" w:w="90"/>
+              <w:right w:type="dxa" w:w="135"/>
+            </w:tcMar>
+          </w:tcPr>
+          <w:p>
+            <w:pPr>
+              <w:spacing w:after="40"/>
+            </w:pPr>
+            <w:r>
+              <w:rPr>
+                <w:rFonts w:ascii="Arial" w:cs="Arial" w:eastAsia="Arial" w:hAnsi="Arial"/>
+                <w:sz w:val="18"/>
+                <w:szCs w:val="18"/>
+              </w:rPr>
+              <w:t xml:space="preserve">Decreto 46.188/2017, arts. 15 e 16; Regimento, arts. 13, 18, 32 e 33.</w:t>
+            </w:r>
+          </w:p>
+        </w:tc>
+      </w:tr>
+      <w:tr>
+        <w:tc>
+          <w:tcPr>
+            <w:tcW w:type="dxa" w:w="3000"/>
+            <w:tcBorders>
+              <w:top w:val="single" w:color="000000" w:sz="4"/>
+              <w:left w:val="single" w:color="000000" w:sz="4"/>
+              <w:bottom w:val="single" w:color="000000" w:sz="4"/>
+              <w:right w:val="single" w:color="000000" w:sz="4"/>
+            </w:tcBorders>
+            <w:shd w:fill="F5F3EE" w:color="auto" w:val="clear"/>
+            <w:tcMar>
+              <w:top w:type="dxa" w:w="90"/>
+              <w:left w:type="dxa" w:w="135"/>
+              <w:bottom w:type="dxa" w:w="90"/>
+              <w:right w:type="dxa" w:w="135"/>
+            </w:tcMar>
+          </w:tcPr>
+          <w:p>
+            <w:pPr>
+              <w:spacing w:after="40"/>
+            </w:pPr>
+            <w:r>
+              <w:rPr>
+                <w:rFonts w:ascii="Arial" w:cs="Arial" w:eastAsia="Arial" w:hAnsi="Arial"/>
+                <w:b/>
+                <w:bCs/>
+                <w:sz w:val="18"/>
+                <w:szCs w:val="18"/>
+              </w:rPr>
+              <w:t xml:space="preserve">Dispositivo analisado</w:t>
+            </w:r>
+          </w:p>
+        </w:tc>
+        <w:tc>
+          <w:tcPr>
+            <w:tcW w:type="dxa" w:w="11570"/>
+            <w:tcBorders>
+              <w:top w:val="single" w:color="000000" w:sz="4"/>
+              <w:left w:val="single" w:color="000000" w:sz="4"/>
+              <w:bottom w:val="single" w:color="000000" w:sz="4"/>
+              <w:right w:val="single" w:color="000000" w:sz="4"/>
+            </w:tcBorders>
+            <w:shd w:fill="FFFFFF" w:color="auto" w:val="clear"/>
+            <w:tcMar>
+              <w:top w:type="dxa" w:w="90"/>
+              <w:left w:type="dxa" w:w="135"/>
+              <w:bottom w:type="dxa" w:w="90"/>
+              <w:right w:type="dxa" w:w="135"/>
+            </w:tcMar>
+          </w:tcPr>
+          <w:p>
+            <w:pPr>
+              <w:spacing w:after="40"/>
+            </w:pPr>
+            <w:r>
+              <w:rPr>
+                <w:rFonts w:ascii="Arial" w:cs="Arial" w:eastAsia="Arial" w:hAnsi="Arial"/>
+                <w:sz w:val="18"/>
+                <w:szCs w:val="18"/>
+              </w:rPr>
+              <w:t xml:space="preserve">Itens "Indicação" e 5.3 a 5.4</w:t>
+            </w:r>
+          </w:p>
+        </w:tc>
+      </w:tr>
+      <w:tr>
+        <w:tc>
+          <w:tcPr>
+            <w:tcW w:type="dxa" w:w="3000"/>
+            <w:tcBorders>
+              <w:top w:val="single" w:color="000000" w:sz="4"/>
+              <w:left w:val="single" w:color="000000" w:sz="4"/>
+              <w:bottom w:val="single" w:color="000000" w:sz="4"/>
+              <w:right w:val="single" w:color="000000" w:sz="4"/>
+            </w:tcBorders>
+            <w:shd w:fill="F5F3EE" w:color="auto" w:val="clear"/>
+            <w:tcMar>
+              <w:top w:type="dxa" w:w="90"/>
+              <w:left w:type="dxa" w:w="135"/>
+              <w:bottom w:type="dxa" w:w="90"/>
+              <w:right w:type="dxa" w:w="135"/>
+            </w:tcMar>
+          </w:tcPr>
+          <w:p>
+            <w:pPr>
+              <w:spacing w:after="40"/>
+            </w:pPr>
+            <w:r>
+              <w:rPr>
+                <w:rFonts w:ascii="Arial" w:cs="Arial" w:eastAsia="Arial" w:hAnsi="Arial"/>
+                <w:b/>
+                <w:bCs/>
+                <w:sz w:val="18"/>
+                <w:szCs w:val="18"/>
+              </w:rPr>
+              <w:t xml:space="preserve">Descrição</w:t>
+            </w:r>
+          </w:p>
+        </w:tc>
+        <w:tc>
+          <w:tcPr>
+            <w:tcW w:type="dxa" w:w="11570"/>
+            <w:tcBorders>
+              <w:top w:val="single" w:color="000000" w:sz="4"/>
+              <w:left w:val="single" w:color="000000" w:sz="4"/>
+              <w:bottom w:val="single" w:color="000000" w:sz="4"/>
+              <w:right w:val="single" w:color="000000" w:sz="4"/>
+            </w:tcBorders>
+            <w:shd w:fill="FFFFFF" w:color="auto" w:val="clear"/>
+            <w:tcMar>
+              <w:top w:type="dxa" w:w="90"/>
+              <w:left w:type="dxa" w:w="135"/>
+              <w:bottom w:type="dxa" w:w="90"/>
+              <w:right w:type="dxa" w:w="135"/>
+            </w:tcMar>
+          </w:tcPr>
+          <w:p>
+            <w:pPr>
+              <w:spacing w:after="40"/>
+            </w:pPr>
+            <w:r>
+              <w:rPr>
+                <w:rFonts w:ascii="Arial" w:cs="Arial" w:eastAsia="Arial" w:hAnsi="Arial"/>
+                <w:sz w:val="18"/>
+                <w:szCs w:val="18"/>
+              </w:rPr>
+              <w:t xml:space="preserve">A verificação fica toda com a Gestão de Pessoas. A atuação da SUPGEP não viola a independência da Auditoria nem da ASSGER, mas a Política não define o caráter instrutório da Comissão nem como tratar dúvidas de integridade e de conflito de interesses.</w:t>
+            </w:r>
+          </w:p>
+        </w:tc>
+      </w:tr>
+      <w:tr>
+        <w:tc>
+          <w:tcPr>
+            <w:tcW w:type="dxa" w:w="3000"/>
+            <w:tcBorders>
+              <w:top w:val="single" w:color="000000" w:sz="4"/>
+              <w:left w:val="single" w:color="000000" w:sz="4"/>
+              <w:bottom w:val="single" w:color="000000" w:sz="4"/>
+              <w:right w:val="single" w:color="000000" w:sz="4"/>
+            </w:tcBorders>
+            <w:shd w:fill="F5F3EE" w:color="auto" w:val="clear"/>
+            <w:tcMar>
+              <w:top w:type="dxa" w:w="90"/>
+              <w:left w:type="dxa" w:w="135"/>
+              <w:bottom w:type="dxa" w:w="90"/>
+              <w:right w:type="dxa" w:w="135"/>
+            </w:tcMar>
+          </w:tcPr>
+          <w:p>
+            <w:pPr>
+              <w:spacing w:after="40"/>
+            </w:pPr>
+            <w:r>
+              <w:rPr>
+                <w:rFonts w:ascii="Arial" w:cs="Arial" w:eastAsia="Arial" w:hAnsi="Arial"/>
+                <w:b/>
+                <w:bCs/>
+                <w:sz w:val="18"/>
+                <w:szCs w:val="18"/>
+              </w:rPr>
+              <w:t xml:space="preserve">Classificação / Criticidade</w:t>
+            </w:r>
+          </w:p>
+        </w:tc>
+        <w:tc>
+          <w:tcPr>
+            <w:tcW w:type="dxa" w:w="11570"/>
+            <w:tcBorders>
+              <w:top w:val="single" w:color="000000" w:sz="4"/>
+              <w:left w:val="single" w:color="000000" w:sz="4"/>
+              <w:bottom w:val="single" w:color="000000" w:sz="4"/>
+              <w:right w:val="single" w:color="000000" w:sz="4"/>
+            </w:tcBorders>
+            <w:shd w:fill="FFFFFF" w:color="auto" w:val="clear"/>
+            <w:tcMar>
+              <w:top w:type="dxa" w:w="90"/>
+              <w:left w:type="dxa" w:w="135"/>
+              <w:bottom w:type="dxa" w:w="90"/>
+              <w:right w:type="dxa" w:w="135"/>
+            </w:tcMar>
+          </w:tcPr>
+          <w:p>
+            <w:pPr>
+              <w:spacing w:after="40"/>
+            </w:pPr>
+            <w:r>
+              <w:rPr>
+                <w:rFonts w:ascii="Arial" w:cs="Arial" w:eastAsia="Arial" w:hAnsi="Arial"/>
+                <w:sz w:val="18"/>
+                <w:szCs w:val="18"/>
+              </w:rPr>
+              <w:t xml:space="preserve">Conforme com Ressalva / Médio (impacto médio, probabilidade média). Teste: Competência.</w:t>
+            </w:r>
+          </w:p>
+        </w:tc>
+      </w:tr>
+      <w:tr>
+        <w:tc>
+          <w:tcPr>
+            <w:tcW w:type="dxa" w:w="3000"/>
+            <w:tcBorders>
+              <w:top w:val="single" w:color="000000" w:sz="4"/>
+              <w:left w:val="single" w:color="000000" w:sz="4"/>
+              <w:bottom w:val="single" w:color="000000" w:sz="4"/>
+              <w:right w:val="single" w:color="000000" w:sz="4"/>
+            </w:tcBorders>
+            <w:shd w:fill="F5F3EE" w:color="auto" w:val="clear"/>
+            <w:tcMar>
+              <w:top w:type="dxa" w:w="90"/>
+              <w:left w:type="dxa" w:w="135"/>
+              <w:bottom w:type="dxa" w:w="90"/>
+              <w:right w:type="dxa" w:w="135"/>
+            </w:tcMar>
+          </w:tcPr>
+          <w:p>
+            <w:pPr>
+              <w:spacing w:after="40"/>
+            </w:pPr>
+            <w:r>
+              <w:rPr>
+                <w:rFonts w:ascii="Arial" w:cs="Arial" w:eastAsia="Arial" w:hAnsi="Arial"/>
+                <w:b/>
+                <w:bCs/>
+                <w:sz w:val="18"/>
+                <w:szCs w:val="18"/>
+              </w:rPr>
+              <w:t xml:space="preserve">Ação recomendada</w:t>
+            </w:r>
+          </w:p>
+        </w:tc>
+        <w:tc>
+          <w:tcPr>
+            <w:tcW w:type="dxa" w:w="11570"/>
+            <w:tcBorders>
+              <w:top w:val="single" w:color="000000" w:sz="4"/>
+              <w:left w:val="single" w:color="000000" w:sz="4"/>
+              <w:bottom w:val="single" w:color="000000" w:sz="4"/>
+              <w:right w:val="single" w:color="000000" w:sz="4"/>
+            </w:tcBorders>
+            <w:shd w:fill="FFFFFF" w:color="auto" w:val="clear"/>
+            <w:tcMar>
+              <w:top w:type="dxa" w:w="90"/>
+              <w:left w:type="dxa" w:w="135"/>
+              <w:bottom w:type="dxa" w:w="90"/>
+              <w:right w:type="dxa" w:w="135"/>
+            </w:tcMar>
+          </w:tcPr>
+          <w:p>
+            <w:pPr>
+              <w:spacing w:after="40"/>
+            </w:pPr>
+            <w:r>
+              <w:rPr>
+                <w:rFonts w:ascii="Arial" w:cs="Arial" w:eastAsia="Arial" w:hAnsi="Arial"/>
+                <w:sz w:val="18"/>
+                <w:szCs w:val="18"/>
+              </w:rPr>
+              <w:t xml:space="preserve">Definir o caráter instrutório da Comissão, preservar a independência da Auditoria e da ASSGER e prever consulta técnica à ASSGER quando houver indício ou dúvida relevante de integridade, sem deslocar a competência da Gestão de Pessoas.</w:t>
+            </w:r>
+          </w:p>
+        </w:tc>
+      </w:tr>
+    </w:tbl>
+    <w:p>
+      <w:pPr>
+        <w:spacing w:after="120"/>
+      </w:pPr>
+    </w:p>
+    <w:tbl>
+      <w:tblPr>
+        <w:tblW w:type="dxa" w:w="14570"/>
+        <w:tblBorders>
+          <w:top w:val="single" w:color="auto" w:sz="4"/>
+          <w:left w:val="single" w:color="auto" w:sz="4"/>
+          <w:bottom w:val="single" w:color="auto" w:sz="4"/>
+          <w:right w:val="single" w:color="auto" w:sz="4"/>
+          <w:insideH w:val="single" w:color="auto" w:sz="4"/>
+          <w:insideV w:val="single" w:color="auto" w:sz="4"/>
+        </w:tblBorders>
+      </w:tblPr>
+      <w:tblGrid>
+        <w:gridCol w:w="3000"/>
+        <w:gridCol w:w="11570"/>
+      </w:tblGrid>
+      <w:tr>
+        <w:tc>
+          <w:tcPr>
+            <w:tcW w:type="dxa" w:w="14570"/>
+            <w:gridSpan w:val="2"/>
+            <w:tcBorders>
+              <w:top w:val="single" w:color="000000" w:sz="4"/>
+              <w:left w:val="single" w:color="000000" w:sz="4"/>
+              <w:bottom w:val="single" w:color="000000" w:sz="4"/>
+              <w:right w:val="single" w:color="000000" w:sz="4"/>
+            </w:tcBorders>
+            <w:shd w:fill="C6D9F1" w:color="auto" w:val="clear"/>
+            <w:tcMar>
+              <w:top w:type="dxa" w:w="120"/>
+              <w:left w:type="dxa" w:w="135"/>
+              <w:bottom w:type="dxa" w:w="120"/>
+              <w:right w:type="dxa" w:w="135"/>
+            </w:tcMar>
+          </w:tcPr>
+          <w:p>
+            <w:pPr>
+              <w:spacing w:after="40"/>
+            </w:pPr>
+            <w:r>
+              <w:rPr>
+                <w:rFonts w:ascii="Arial" w:cs="Arial" w:eastAsia="Arial" w:hAnsi="Arial"/>
+                <w:b/>
+                <w:bCs/>
+                <w:sz w:val="18"/>
+                <w:szCs w:val="18"/>
+              </w:rPr>
+              <w:t xml:space="preserve">07. REFERÊNCIAS NORMATIVAS</w:t>
+            </w:r>
+          </w:p>
+        </w:tc>
+      </w:tr>
+      <w:tr>
+        <w:tc>
+          <w:tcPr>
+            <w:tcW w:type="dxa" w:w="3000"/>
+            <w:tcBorders>
+              <w:top w:val="single" w:color="000000" w:sz="4"/>
+              <w:left w:val="single" w:color="000000" w:sz="4"/>
+              <w:bottom w:val="single" w:color="000000" w:sz="4"/>
+              <w:right w:val="single" w:color="000000" w:sz="4"/>
+            </w:tcBorders>
+            <w:shd w:fill="F5F3EE" w:color="auto" w:val="clear"/>
+            <w:tcMar>
+              <w:top w:type="dxa" w:w="90"/>
+              <w:left w:type="dxa" w:w="135"/>
+              <w:bottom w:type="dxa" w:w="90"/>
+              <w:right w:type="dxa" w:w="135"/>
+            </w:tcMar>
+          </w:tcPr>
+          <w:p>
+            <w:pPr>
+              <w:spacing w:after="40"/>
+            </w:pPr>
+            <w:r>
+              <w:rPr>
+                <w:rFonts w:ascii="Arial" w:cs="Arial" w:eastAsia="Arial" w:hAnsi="Arial"/>
+                <w:b/>
+                <w:bCs/>
+                <w:sz w:val="18"/>
+                <w:szCs w:val="18"/>
+              </w:rPr>
+              <w:t xml:space="preserve">Norma de referência</w:t>
+            </w:r>
+          </w:p>
+        </w:tc>
+        <w:tc>
+          <w:tcPr>
+            <w:tcW w:type="dxa" w:w="11570"/>
+            <w:tcBorders>
+              <w:top w:val="single" w:color="000000" w:sz="4"/>
+              <w:left w:val="single" w:color="000000" w:sz="4"/>
+              <w:bottom w:val="single" w:color="000000" w:sz="4"/>
+              <w:right w:val="single" w:color="000000" w:sz="4"/>
+            </w:tcBorders>
+            <w:shd w:fill="FFFFFF" w:color="auto" w:val="clear"/>
+            <w:tcMar>
+              <w:top w:type="dxa" w:w="90"/>
+              <w:left w:type="dxa" w:w="135"/>
+              <w:bottom w:type="dxa" w:w="90"/>
+              <w:right w:type="dxa" w:w="135"/>
+            </w:tcMar>
+          </w:tcPr>
+          <w:p>
+            <w:pPr>
+              <w:spacing w:after="40"/>
+            </w:pPr>
+            <w:r>
+              <w:rPr>
+                <w:rFonts w:ascii="Arial" w:cs="Arial" w:eastAsia="Arial" w:hAnsi="Arial"/>
+                <w:sz w:val="18"/>
+                <w:szCs w:val="18"/>
+              </w:rPr>
+              <w:t xml:space="preserve">Decretos 43.057/2011, 43.581/2012, 43.583/2012 (art. 2º) e 46.745/2019 (art. 1º).</w:t>
+            </w:r>
+          </w:p>
+        </w:tc>
+      </w:tr>
+      <w:tr>
+        <w:tc>
+          <w:tcPr>
+            <w:tcW w:type="dxa" w:w="3000"/>
+            <w:tcBorders>
+              <w:top w:val="single" w:color="000000" w:sz="4"/>
+              <w:left w:val="single" w:color="000000" w:sz="4"/>
+              <w:bottom w:val="single" w:color="000000" w:sz="4"/>
+              <w:right w:val="single" w:color="000000" w:sz="4"/>
+            </w:tcBorders>
+            <w:shd w:fill="F5F3EE" w:color="auto" w:val="clear"/>
+            <w:tcMar>
+              <w:top w:type="dxa" w:w="90"/>
+              <w:left w:type="dxa" w:w="135"/>
+              <w:bottom w:type="dxa" w:w="90"/>
+              <w:right w:type="dxa" w:w="135"/>
+            </w:tcMar>
+          </w:tcPr>
+          <w:p>
+            <w:pPr>
+              <w:spacing w:after="40"/>
+            </w:pPr>
+            <w:r>
+              <w:rPr>
+                <w:rFonts w:ascii="Arial" w:cs="Arial" w:eastAsia="Arial" w:hAnsi="Arial"/>
+                <w:b/>
+                <w:bCs/>
+                <w:sz w:val="18"/>
+                <w:szCs w:val="18"/>
+              </w:rPr>
+              <w:t xml:space="preserve">Dispositivo analisado</w:t>
+            </w:r>
+          </w:p>
+        </w:tc>
+        <w:tc>
+          <w:tcPr>
+            <w:tcW w:type="dxa" w:w="11570"/>
+            <w:tcBorders>
+              <w:top w:val="single" w:color="000000" w:sz="4"/>
+              <w:left w:val="single" w:color="000000" w:sz="4"/>
+              <w:bottom w:val="single" w:color="000000" w:sz="4"/>
+              <w:right w:val="single" w:color="000000" w:sz="4"/>
+            </w:tcBorders>
+            <w:shd w:fill="FFFFFF" w:color="auto" w:val="clear"/>
+            <w:tcMar>
+              <w:top w:type="dxa" w:w="90"/>
+              <w:left w:type="dxa" w:w="135"/>
+              <w:bottom w:type="dxa" w:w="90"/>
+              <w:right w:type="dxa" w:w="135"/>
+            </w:tcMar>
+          </w:tcPr>
+          <w:p>
+            <w:pPr>
+              <w:spacing w:after="40"/>
+            </w:pPr>
+            <w:r>
+              <w:rPr>
+                <w:rFonts w:ascii="Arial" w:cs="Arial" w:eastAsia="Arial" w:hAnsi="Arial"/>
+                <w:sz w:val="18"/>
+                <w:szCs w:val="18"/>
+              </w:rPr>
+              <w:t xml:space="preserve">Documentos de referência</w:t>
+            </w:r>
+          </w:p>
+        </w:tc>
+      </w:tr>
+      <w:tr>
+        <w:tc>
+          <w:tcPr>
+            <w:tcW w:type="dxa" w:w="3000"/>
+            <w:tcBorders>
+              <w:top w:val="single" w:color="000000" w:sz="4"/>
+              <w:left w:val="single" w:color="000000" w:sz="4"/>
+              <w:bottom w:val="single" w:color="000000" w:sz="4"/>
+              <w:right w:val="single" w:color="000000" w:sz="4"/>
+            </w:tcBorders>
+            <w:shd w:fill="F5F3EE" w:color="auto" w:val="clear"/>
+            <w:tcMar>
+              <w:top w:type="dxa" w:w="90"/>
+              <w:left w:type="dxa" w:w="135"/>
+              <w:bottom w:type="dxa" w:w="90"/>
+              <w:right w:type="dxa" w:w="135"/>
+            </w:tcMar>
+          </w:tcPr>
+          <w:p>
+            <w:pPr>
+              <w:spacing w:after="40"/>
+            </w:pPr>
+            <w:r>
+              <w:rPr>
+                <w:rFonts w:ascii="Arial" w:cs="Arial" w:eastAsia="Arial" w:hAnsi="Arial"/>
+                <w:b/>
+                <w:bCs/>
+                <w:sz w:val="18"/>
+                <w:szCs w:val="18"/>
+              </w:rPr>
+              <w:t xml:space="preserve">Descrição</w:t>
+            </w:r>
+          </w:p>
+        </w:tc>
+        <w:tc>
+          <w:tcPr>
+            <w:tcW w:type="dxa" w:w="11570"/>
+            <w:tcBorders>
+              <w:top w:val="single" w:color="000000" w:sz="4"/>
+              <w:left w:val="single" w:color="000000" w:sz="4"/>
+              <w:bottom w:val="single" w:color="000000" w:sz="4"/>
+              <w:right w:val="single" w:color="000000" w:sz="4"/>
+            </w:tcBorders>
+            <w:shd w:fill="FFFFFF" w:color="auto" w:val="clear"/>
+            <w:tcMar>
+              <w:top w:type="dxa" w:w="90"/>
+              <w:left w:type="dxa" w:w="135"/>
+              <w:bottom w:type="dxa" w:w="90"/>
+              <w:right w:type="dxa" w:w="135"/>
+            </w:tcMar>
+          </w:tcPr>
+          <w:p>
+            <w:pPr>
+              <w:spacing w:after="40"/>
+            </w:pPr>
+            <w:r>
+              <w:rPr>
+                <w:rFonts w:ascii="Arial" w:cs="Arial" w:eastAsia="Arial" w:hAnsi="Arial"/>
+                <w:sz w:val="18"/>
+                <w:szCs w:val="18"/>
+              </w:rPr>
+              <w:t xml:space="preserve">O Decreto 43.581/2012 é descrito como instituidor do Código de Conduta da Alta Administração, mas apenas altera o Decreto 43.057/2011, e o Código se aplica a dirigentes e conselheiros. O Decreto 43.583/2012 é o Código de Ética do Servidor e está descrito de forma restrita. O Decreto 46.745/2019 vale para a administração direta, autárquica e fundacional, e não obriga a CENTRAL. Faltam citar o Estatuto, o Regimento e a Lei Complementar 64/1990, usada no Anexo I.</w:t>
+            </w:r>
+          </w:p>
+        </w:tc>
+      </w:tr>
+      <w:tr>
+        <w:tc>
+          <w:tcPr>
+            <w:tcW w:type="dxa" w:w="3000"/>
+            <w:tcBorders>
+              <w:top w:val="single" w:color="000000" w:sz="4"/>
+              <w:left w:val="single" w:color="000000" w:sz="4"/>
+              <w:bottom w:val="single" w:color="000000" w:sz="4"/>
+              <w:right w:val="single" w:color="000000" w:sz="4"/>
+            </w:tcBorders>
+            <w:shd w:fill="F5F3EE" w:color="auto" w:val="clear"/>
+            <w:tcMar>
+              <w:top w:type="dxa" w:w="90"/>
+              <w:left w:type="dxa" w:w="135"/>
+              <w:bottom w:type="dxa" w:w="90"/>
+              <w:right w:type="dxa" w:w="135"/>
+            </w:tcMar>
+          </w:tcPr>
+          <w:p>
+            <w:pPr>
+              <w:spacing w:after="40"/>
+            </w:pPr>
+            <w:r>
+              <w:rPr>
+                <w:rFonts w:ascii="Arial" w:cs="Arial" w:eastAsia="Arial" w:hAnsi="Arial"/>
+                <w:b/>
+                <w:bCs/>
+                <w:sz w:val="18"/>
+                <w:szCs w:val="18"/>
+              </w:rPr>
+              <w:t xml:space="preserve">Classificação / Criticidade</w:t>
+            </w:r>
+          </w:p>
+        </w:tc>
+        <w:tc>
+          <w:tcPr>
+            <w:tcW w:type="dxa" w:w="11570"/>
+            <w:tcBorders>
+              <w:top w:val="single" w:color="000000" w:sz="4"/>
+              <w:left w:val="single" w:color="000000" w:sz="4"/>
+              <w:bottom w:val="single" w:color="000000" w:sz="4"/>
+              <w:right w:val="single" w:color="000000" w:sz="4"/>
+            </w:tcBorders>
+            <w:shd w:fill="FFFFFF" w:color="auto" w:val="clear"/>
+            <w:tcMar>
+              <w:top w:type="dxa" w:w="90"/>
+              <w:left w:type="dxa" w:w="135"/>
+              <w:bottom w:type="dxa" w:w="90"/>
+              <w:right w:type="dxa" w:w="135"/>
+            </w:tcMar>
+          </w:tcPr>
+          <w:p>
+            <w:pPr>
+              <w:spacing w:after="40"/>
+            </w:pPr>
+            <w:r>
+              <w:rPr>
+                <w:rFonts w:ascii="Arial" w:cs="Arial" w:eastAsia="Arial" w:hAnsi="Arial"/>
+                <w:sz w:val="18"/>
+                <w:szCs w:val="18"/>
+              </w:rPr>
+              <w:t xml:space="preserve">Conforme com Ressalva / Baixo (impacto baixo, probabilidade média). Teste: Rastreabilidade e Atualização.</w:t>
+            </w:r>
+          </w:p>
+        </w:tc>
+      </w:tr>
+      <w:tr>
+        <w:tc>
+          <w:tcPr>
+            <w:tcW w:type="dxa" w:w="3000"/>
+            <w:tcBorders>
+              <w:top w:val="single" w:color="000000" w:sz="4"/>
+              <w:left w:val="single" w:color="000000" w:sz="4"/>
+              <w:bottom w:val="single" w:color="000000" w:sz="4"/>
+              <w:right w:val="single" w:color="000000" w:sz="4"/>
+            </w:tcBorders>
+            <w:shd w:fill="F5F3EE" w:color="auto" w:val="clear"/>
+            <w:tcMar>
+              <w:top w:type="dxa" w:w="90"/>
+              <w:left w:type="dxa" w:w="135"/>
+              <w:bottom w:type="dxa" w:w="90"/>
+              <w:right w:type="dxa" w:w="135"/>
+            </w:tcMar>
+          </w:tcPr>
+          <w:p>
+            <w:pPr>
+              <w:spacing w:after="40"/>
+            </w:pPr>
+            <w:r>
+              <w:rPr>
+                <w:rFonts w:ascii="Arial" w:cs="Arial" w:eastAsia="Arial" w:hAnsi="Arial"/>
+                <w:b/>
+                <w:bCs/>
+                <w:sz w:val="18"/>
+                <w:szCs w:val="18"/>
+              </w:rPr>
+              <w:t xml:space="preserve">Ação recomendada</w:t>
+            </w:r>
+          </w:p>
+        </w:tc>
+        <w:tc>
+          <w:tcPr>
+            <w:tcW w:type="dxa" w:w="11570"/>
+            <w:tcBorders>
+              <w:top w:val="single" w:color="000000" w:sz="4"/>
+              <w:left w:val="single" w:color="000000" w:sz="4"/>
+              <w:bottom w:val="single" w:color="000000" w:sz="4"/>
+              <w:right w:val="single" w:color="000000" w:sz="4"/>
+            </w:tcBorders>
+            <w:shd w:fill="FFFFFF" w:color="auto" w:val="clear"/>
+            <w:tcMar>
+              <w:top w:type="dxa" w:w="90"/>
+              <w:left w:type="dxa" w:w="135"/>
+              <w:bottom w:type="dxa" w:w="90"/>
+              <w:right w:type="dxa" w:w="135"/>
+            </w:tcMar>
+          </w:tcPr>
+          <w:p>
+            <w:pPr>
+              <w:spacing w:after="40"/>
+            </w:pPr>
+            <w:r>
+              <w:rPr>
+                <w:rFonts w:ascii="Arial" w:cs="Arial" w:eastAsia="Arial" w:hAnsi="Arial"/>
+                <w:sz w:val="18"/>
+                <w:szCs w:val="18"/>
+              </w:rPr>
+              <w:t xml:space="preserve">Corrigir a referência para "Decreto 43.057/2011, com alterações do Decreto 43.581/2012" e verificar sua incidência. Atualizar a descrição do Decreto 43.583/2012. Identificar o Decreto 46.745/2019 como referência de boas práticas. Acrescentar Estatuto, Regimento e a Lei Complementar 64/1990.</w:t>
+            </w:r>
+          </w:p>
+        </w:tc>
+      </w:tr>
+    </w:tbl>
+    <w:p>
+      <w:pPr>
+        <w:spacing w:after="120"/>
+      </w:pPr>
+    </w:p>
+    <w:tbl>
+      <w:tblPr>
+        <w:tblW w:type="dxa" w:w="14570"/>
+        <w:tblBorders>
+          <w:top w:val="single" w:color="auto" w:sz="4"/>
+          <w:left w:val="single" w:color="auto" w:sz="4"/>
+          <w:bottom w:val="single" w:color="auto" w:sz="4"/>
+          <w:right w:val="single" w:color="auto" w:sz="4"/>
+          <w:insideH w:val="single" w:color="auto" w:sz="4"/>
+          <w:insideV w:val="single" w:color="auto" w:sz="4"/>
+        </w:tblBorders>
+      </w:tblPr>
+      <w:tblGrid>
+        <w:gridCol w:w="3000"/>
+        <w:gridCol w:w="11570"/>
+      </w:tblGrid>
+      <w:tr>
+        <w:tc>
+          <w:tcPr>
+            <w:tcW w:type="dxa" w:w="14570"/>
+            <w:gridSpan w:val="2"/>
+            <w:tcBorders>
+              <w:top w:val="single" w:color="000000" w:sz="4"/>
+              <w:left w:val="single" w:color="000000" w:sz="4"/>
+              <w:bottom w:val="single" w:color="000000" w:sz="4"/>
+              <w:right w:val="single" w:color="000000" w:sz="4"/>
+            </w:tcBorders>
+            <w:shd w:fill="C6D9F1" w:color="auto" w:val="clear"/>
+            <w:tcMar>
+              <w:top w:type="dxa" w:w="120"/>
+              <w:left w:type="dxa" w:w="135"/>
+              <w:bottom w:type="dxa" w:w="120"/>
+              <w:right w:type="dxa" w:w="135"/>
+            </w:tcMar>
+          </w:tcPr>
+          <w:p>
+            <w:pPr>
+              <w:spacing w:after="40"/>
+            </w:pPr>
+            <w:r>
+              <w:rPr>
+                <w:rFonts w:ascii="Arial" w:cs="Arial" w:eastAsia="Arial" w:hAnsi="Arial"/>
+                <w:b/>
+                <w:bCs/>
+                <w:sz w:val="18"/>
+                <w:szCs w:val="18"/>
+              </w:rPr>
+              <w:t xml:space="preserve">08. NUMERAÇÃO E REMISSÕES INTERNAS</w:t>
+            </w:r>
+          </w:p>
+        </w:tc>
+      </w:tr>
+      <w:tr>
+        <w:tc>
+          <w:tcPr>
+            <w:tcW w:type="dxa" w:w="3000"/>
+            <w:tcBorders>
+              <w:top w:val="single" w:color="000000" w:sz="4"/>
+              <w:left w:val="single" w:color="000000" w:sz="4"/>
+              <w:bottom w:val="single" w:color="000000" w:sz="4"/>
+              <w:right w:val="single" w:color="000000" w:sz="4"/>
+            </w:tcBorders>
+            <w:shd w:fill="F5F3EE" w:color="auto" w:val="clear"/>
+            <w:tcMar>
+              <w:top w:type="dxa" w:w="90"/>
+              <w:left w:type="dxa" w:w="135"/>
+              <w:bottom w:type="dxa" w:w="90"/>
+              <w:right w:type="dxa" w:w="135"/>
+            </w:tcMar>
+          </w:tcPr>
+          <w:p>
+            <w:pPr>
+              <w:spacing w:after="40"/>
+            </w:pPr>
+            <w:r>
+              <w:rPr>
+                <w:rFonts w:ascii="Arial" w:cs="Arial" w:eastAsia="Arial" w:hAnsi="Arial"/>
+                <w:b/>
+                <w:bCs/>
+                <w:sz w:val="18"/>
+                <w:szCs w:val="18"/>
+              </w:rPr>
+              <w:t xml:space="preserve">Norma de referência</w:t>
+            </w:r>
+          </w:p>
+        </w:tc>
+        <w:tc>
+          <w:tcPr>
+            <w:tcW w:type="dxa" w:w="11570"/>
+            <w:tcBorders>
+              <w:top w:val="single" w:color="000000" w:sz="4"/>
+              <w:left w:val="single" w:color="000000" w:sz="4"/>
+              <w:bottom w:val="single" w:color="000000" w:sz="4"/>
+              <w:right w:val="single" w:color="000000" w:sz="4"/>
+            </w:tcBorders>
+            <w:shd w:fill="FFFFFF" w:color="auto" w:val="clear"/>
+            <w:tcMar>
+              <w:top w:type="dxa" w:w="90"/>
+              <w:left w:type="dxa" w:w="135"/>
+              <w:bottom w:type="dxa" w:w="90"/>
+              <w:right w:type="dxa" w:w="135"/>
+            </w:tcMar>
+          </w:tcPr>
+          <w:p>
+            <w:pPr>
+              <w:spacing w:after="40"/>
+            </w:pPr>
+            <w:r>
+              <w:rPr>
+                <w:rFonts w:ascii="Arial" w:cs="Arial" w:eastAsia="Arial" w:hAnsi="Arial"/>
+                <w:sz w:val="18"/>
+                <w:szCs w:val="18"/>
+              </w:rPr>
+              <w:t xml:space="preserve">Política.</w:t>
+            </w:r>
+          </w:p>
+        </w:tc>
+      </w:tr>
+      <w:tr>
+        <w:tc>
+          <w:tcPr>
+            <w:tcW w:type="dxa" w:w="3000"/>
+            <w:tcBorders>
+              <w:top w:val="single" w:color="000000" w:sz="4"/>
+              <w:left w:val="single" w:color="000000" w:sz="4"/>
+              <w:bottom w:val="single" w:color="000000" w:sz="4"/>
+              <w:right w:val="single" w:color="000000" w:sz="4"/>
+            </w:tcBorders>
+            <w:shd w:fill="F5F3EE" w:color="auto" w:val="clear"/>
+            <w:tcMar>
+              <w:top w:type="dxa" w:w="90"/>
+              <w:left w:type="dxa" w:w="135"/>
+              <w:bottom w:type="dxa" w:w="90"/>
+              <w:right w:type="dxa" w:w="135"/>
+            </w:tcMar>
+          </w:tcPr>
+          <w:p>
+            <w:pPr>
+              <w:spacing w:after="40"/>
+            </w:pPr>
+            <w:r>
+              <w:rPr>
+                <w:rFonts w:ascii="Arial" w:cs="Arial" w:eastAsia="Arial" w:hAnsi="Arial"/>
+                <w:b/>
+                <w:bCs/>
+                <w:sz w:val="18"/>
+                <w:szCs w:val="18"/>
+              </w:rPr>
+              <w:t xml:space="preserve">Dispositivo analisado</w:t>
+            </w:r>
+          </w:p>
+        </w:tc>
+        <w:tc>
+          <w:tcPr>
+            <w:tcW w:type="dxa" w:w="11570"/>
+            <w:tcBorders>
+              <w:top w:val="single" w:color="000000" w:sz="4"/>
+              <w:left w:val="single" w:color="000000" w:sz="4"/>
+              <w:bottom w:val="single" w:color="000000" w:sz="4"/>
+              <w:right w:val="single" w:color="000000" w:sz="4"/>
+            </w:tcBorders>
+            <w:shd w:fill="FFFFFF" w:color="auto" w:val="clear"/>
+            <w:tcMar>
+              <w:top w:type="dxa" w:w="90"/>
+              <w:left w:type="dxa" w:w="135"/>
+              <w:bottom w:type="dxa" w:w="90"/>
+              <w:right w:type="dxa" w:w="135"/>
+            </w:tcMar>
+          </w:tcPr>
+          <w:p>
+            <w:pPr>
+              <w:spacing w:after="40"/>
+            </w:pPr>
+            <w:r>
+              <w:rPr>
+                <w:rFonts w:ascii="Arial" w:cs="Arial" w:eastAsia="Arial" w:hAnsi="Arial"/>
+                <w:sz w:val="18"/>
+                <w:szCs w:val="18"/>
+              </w:rPr>
+              <w:t xml:space="preserve">Remissões internas e Anexo I</w:t>
+            </w:r>
+          </w:p>
+        </w:tc>
+      </w:tr>
+      <w:tr>
+        <w:tc>
+          <w:tcPr>
+            <w:tcW w:type="dxa" w:w="3000"/>
+            <w:tcBorders>
+              <w:top w:val="single" w:color="000000" w:sz="4"/>
+              <w:left w:val="single" w:color="000000" w:sz="4"/>
+              <w:bottom w:val="single" w:color="000000" w:sz="4"/>
+              <w:right w:val="single" w:color="000000" w:sz="4"/>
+            </w:tcBorders>
+            <w:shd w:fill="F5F3EE" w:color="auto" w:val="clear"/>
+            <w:tcMar>
+              <w:top w:type="dxa" w:w="90"/>
+              <w:left w:type="dxa" w:w="135"/>
+              <w:bottom w:type="dxa" w:w="90"/>
+              <w:right w:type="dxa" w:w="135"/>
+            </w:tcMar>
+          </w:tcPr>
+          <w:p>
+            <w:pPr>
+              <w:spacing w:after="40"/>
+            </w:pPr>
+            <w:r>
+              <w:rPr>
+                <w:rFonts w:ascii="Arial" w:cs="Arial" w:eastAsia="Arial" w:hAnsi="Arial"/>
+                <w:b/>
+                <w:bCs/>
+                <w:sz w:val="18"/>
+                <w:szCs w:val="18"/>
+              </w:rPr>
+              <w:t xml:space="preserve">Descrição</w:t>
+            </w:r>
+          </w:p>
+        </w:tc>
+        <w:tc>
+          <w:tcPr>
+            <w:tcW w:type="dxa" w:w="11570"/>
+            <w:tcBorders>
+              <w:top w:val="single" w:color="000000" w:sz="4"/>
+              <w:left w:val="single" w:color="000000" w:sz="4"/>
+              <w:bottom w:val="single" w:color="000000" w:sz="4"/>
+              <w:right w:val="single" w:color="000000" w:sz="4"/>
+            </w:tcBorders>
+            <w:shd w:fill="FFFFFF" w:color="auto" w:val="clear"/>
+            <w:tcMar>
+              <w:top w:type="dxa" w:w="90"/>
+              <w:left w:type="dxa" w:w="135"/>
+              <w:bottom w:type="dxa" w:w="90"/>
+              <w:right w:type="dxa" w:w="135"/>
+            </w:tcMar>
+          </w:tcPr>
+          <w:p>
+            <w:pPr>
+              <w:spacing w:after="40"/>
+            </w:pPr>
+            <w:r>
+              <w:rPr>
+                <w:rFonts w:ascii="Arial" w:cs="Arial" w:eastAsia="Arial" w:hAnsi="Arial"/>
+                <w:sz w:val="18"/>
+                <w:szCs w:val="18"/>
+              </w:rPr>
+              <w:t xml:space="preserve">O texto remete ao "item 6.A" e ao "item 6.B", que não correspondem à numeração do documento, e o Anexo I pula do item VI para o VIII.</w:t>
+            </w:r>
+          </w:p>
+        </w:tc>
+      </w:tr>
+      <w:tr>
+        <w:tc>
+          <w:tcPr>
+            <w:tcW w:type="dxa" w:w="3000"/>
+            <w:tcBorders>
+              <w:top w:val="single" w:color="000000" w:sz="4"/>
+              <w:left w:val="single" w:color="000000" w:sz="4"/>
+              <w:bottom w:val="single" w:color="000000" w:sz="4"/>
+              <w:right w:val="single" w:color="000000" w:sz="4"/>
+            </w:tcBorders>
+            <w:shd w:fill="F5F3EE" w:color="auto" w:val="clear"/>
+            <w:tcMar>
+              <w:top w:type="dxa" w:w="90"/>
+              <w:left w:type="dxa" w:w="135"/>
+              <w:bottom w:type="dxa" w:w="90"/>
+              <w:right w:type="dxa" w:w="135"/>
+            </w:tcMar>
+          </w:tcPr>
+          <w:p>
+            <w:pPr>
+              <w:spacing w:after="40"/>
+            </w:pPr>
+            <w:r>
+              <w:rPr>
+                <w:rFonts w:ascii="Arial" w:cs="Arial" w:eastAsia="Arial" w:hAnsi="Arial"/>
+                <w:b/>
+                <w:bCs/>
+                <w:sz w:val="18"/>
+                <w:szCs w:val="18"/>
+              </w:rPr>
+              <w:t xml:space="preserve">Classificação / Criticidade</w:t>
+            </w:r>
+          </w:p>
+        </w:tc>
+        <w:tc>
+          <w:tcPr>
+            <w:tcW w:type="dxa" w:w="11570"/>
+            <w:tcBorders>
+              <w:top w:val="single" w:color="000000" w:sz="4"/>
+              <w:left w:val="single" w:color="000000" w:sz="4"/>
+              <w:bottom w:val="single" w:color="000000" w:sz="4"/>
+              <w:right w:val="single" w:color="000000" w:sz="4"/>
+            </w:tcBorders>
+            <w:shd w:fill="FFFFFF" w:color="auto" w:val="clear"/>
+            <w:tcMar>
+              <w:top w:type="dxa" w:w="90"/>
+              <w:left w:type="dxa" w:w="135"/>
+              <w:bottom w:type="dxa" w:w="90"/>
+              <w:right w:type="dxa" w:w="135"/>
+            </w:tcMar>
+          </w:tcPr>
+          <w:p>
+            <w:pPr>
+              <w:spacing w:after="40"/>
+            </w:pPr>
+            <w:r>
+              <w:rPr>
+                <w:rFonts w:ascii="Arial" w:cs="Arial" w:eastAsia="Arial" w:hAnsi="Arial"/>
+                <w:sz w:val="18"/>
+                <w:szCs w:val="18"/>
+              </w:rPr>
+              <w:t xml:space="preserve">Conforme com Ressalva / Baixo (impacto baixo, probabilidade média). Teste: Rastreabilidade.</w:t>
+            </w:r>
+          </w:p>
+        </w:tc>
+      </w:tr>
+      <w:tr>
+        <w:tc>
+          <w:tcPr>
+            <w:tcW w:type="dxa" w:w="3000"/>
+            <w:tcBorders>
+              <w:top w:val="single" w:color="000000" w:sz="4"/>
+              <w:left w:val="single" w:color="000000" w:sz="4"/>
+              <w:bottom w:val="single" w:color="000000" w:sz="4"/>
+              <w:right w:val="single" w:color="000000" w:sz="4"/>
+            </w:tcBorders>
+            <w:shd w:fill="F5F3EE" w:color="auto" w:val="clear"/>
+            <w:tcMar>
+              <w:top w:type="dxa" w:w="90"/>
+              <w:left w:type="dxa" w:w="135"/>
+              <w:bottom w:type="dxa" w:w="90"/>
+              <w:right w:type="dxa" w:w="135"/>
+            </w:tcMar>
+          </w:tcPr>
+          <w:p>
+            <w:pPr>
+              <w:spacing w:after="40"/>
+            </w:pPr>
+            <w:r>
+              <w:rPr>
+                <w:rFonts w:ascii="Arial" w:cs="Arial" w:eastAsia="Arial" w:hAnsi="Arial"/>
+                <w:b/>
+                <w:bCs/>
+                <w:sz w:val="18"/>
+                <w:szCs w:val="18"/>
+              </w:rPr>
+              <w:t xml:space="preserve">Ação recomendada</w:t>
+            </w:r>
+          </w:p>
+        </w:tc>
+        <w:tc>
+          <w:tcPr>
+            <w:tcW w:type="dxa" w:w="11570"/>
+            <w:tcBorders>
+              <w:top w:val="single" w:color="000000" w:sz="4"/>
+              <w:left w:val="single" w:color="000000" w:sz="4"/>
+              <w:bottom w:val="single" w:color="000000" w:sz="4"/>
+              <w:right w:val="single" w:color="000000" w:sz="4"/>
+            </w:tcBorders>
+            <w:shd w:fill="FFFFFF" w:color="auto" w:val="clear"/>
+            <w:tcMar>
+              <w:top w:type="dxa" w:w="90"/>
+              <w:left w:type="dxa" w:w="135"/>
+              <w:bottom w:type="dxa" w:w="90"/>
+              <w:right w:type="dxa" w:w="135"/>
+            </w:tcMar>
+          </w:tcPr>
+          <w:p>
+            <w:pPr>
+              <w:spacing w:after="40"/>
+            </w:pPr>
+            <w:r>
+              <w:rPr>
+                <w:rFonts w:ascii="Arial" w:cs="Arial" w:eastAsia="Arial" w:hAnsi="Arial"/>
+                <w:sz w:val="18"/>
+                <w:szCs w:val="18"/>
+              </w:rPr>
+              <w:t xml:space="preserve">Corrigir a numeração e as remissões internas e a numeração do Anexo I.</w:t>
+            </w:r>
+          </w:p>
+        </w:tc>
+      </w:tr>
+    </w:tbl>
+    <w:p>
+      <w:pPr>
+        <w:spacing w:after="120"/>
+      </w:pPr>
+    </w:p>
+    <w:tbl>
+      <w:tblPr>
+        <w:tblW w:type="dxa" w:w="14570"/>
+        <w:tblBorders>
+          <w:top w:val="single" w:color="auto" w:sz="4"/>
+          <w:left w:val="single" w:color="auto" w:sz="4"/>
+          <w:bottom w:val="single" w:color="auto" w:sz="4"/>
+          <w:right w:val="single" w:color="auto" w:sz="4"/>
+          <w:insideH w:val="single" w:color="auto" w:sz="4"/>
+          <w:insideV w:val="single" w:color="auto" w:sz="4"/>
+        </w:tblBorders>
+      </w:tblPr>
+      <w:tblGrid>
+        <w:gridCol w:w="3000"/>
+        <w:gridCol w:w="11570"/>
+      </w:tblGrid>
+      <w:tr>
+        <w:tc>
+          <w:tcPr>
+            <w:tcW w:type="dxa" w:w="14570"/>
+            <w:gridSpan w:val="2"/>
+            <w:tcBorders>
+              <w:top w:val="single" w:color="000000" w:sz="4"/>
+              <w:left w:val="single" w:color="000000" w:sz="4"/>
+              <w:bottom w:val="single" w:color="000000" w:sz="4"/>
+              <w:right w:val="single" w:color="000000" w:sz="4"/>
+            </w:tcBorders>
+            <w:shd w:fill="C6D9F1" w:color="auto" w:val="clear"/>
+            <w:tcMar>
+              <w:top w:type="dxa" w:w="120"/>
+              <w:left w:type="dxa" w:w="135"/>
+              <w:bottom w:type="dxa" w:w="120"/>
+              <w:right w:type="dxa" w:w="135"/>
+            </w:tcMar>
+          </w:tcPr>
+          <w:p>
+            <w:pPr>
+              <w:spacing w:after="40"/>
+            </w:pPr>
+            <w:r>
+              <w:rPr>
+                <w:rFonts w:ascii="Arial" w:cs="Arial" w:eastAsia="Arial" w:hAnsi="Arial"/>
+                <w:b/>
+                <w:bCs/>
+                <w:sz w:val="18"/>
+                <w:szCs w:val="18"/>
+              </w:rPr>
+              <w:t xml:space="preserve">09. CONSEQUÊNCIAS DAS RESPOSTAS DO ANEXO I</w:t>
+            </w:r>
+          </w:p>
+        </w:tc>
+      </w:tr>
+      <w:tr>
+        <w:tc>
+          <w:tcPr>
+            <w:tcW w:type="dxa" w:w="3000"/>
+            <w:tcBorders>
+              <w:top w:val="single" w:color="000000" w:sz="4"/>
+              <w:left w:val="single" w:color="000000" w:sz="4"/>
+              <w:bottom w:val="single" w:color="000000" w:sz="4"/>
+              <w:right w:val="single" w:color="000000" w:sz="4"/>
+            </w:tcBorders>
+            <w:shd w:fill="F5F3EE" w:color="auto" w:val="clear"/>
+            <w:tcMar>
+              <w:top w:type="dxa" w:w="90"/>
+              <w:left w:type="dxa" w:w="135"/>
+              <w:bottom w:type="dxa" w:w="90"/>
+              <w:right w:type="dxa" w:w="135"/>
+            </w:tcMar>
+          </w:tcPr>
+          <w:p>
+            <w:pPr>
+              <w:spacing w:after="40"/>
+            </w:pPr>
+            <w:r>
+              <w:rPr>
+                <w:rFonts w:ascii="Arial" w:cs="Arial" w:eastAsia="Arial" w:hAnsi="Arial"/>
+                <w:b/>
+                <w:bCs/>
+                <w:sz w:val="18"/>
+                <w:szCs w:val="18"/>
+              </w:rPr>
+              <w:t xml:space="preserve">Norma de referência</w:t>
+            </w:r>
+          </w:p>
+        </w:tc>
+        <w:tc>
+          <w:tcPr>
+            <w:tcW w:type="dxa" w:w="11570"/>
+            <w:tcBorders>
+              <w:top w:val="single" w:color="000000" w:sz="4"/>
+              <w:left w:val="single" w:color="000000" w:sz="4"/>
+              <w:bottom w:val="single" w:color="000000" w:sz="4"/>
+              <w:right w:val="single" w:color="000000" w:sz="4"/>
+            </w:tcBorders>
+            <w:shd w:fill="FFFFFF" w:color="auto" w:val="clear"/>
+            <w:tcMar>
+              <w:top w:type="dxa" w:w="90"/>
+              <w:left w:type="dxa" w:w="135"/>
+              <w:bottom w:type="dxa" w:w="90"/>
+              <w:right w:type="dxa" w:w="135"/>
+            </w:tcMar>
+          </w:tcPr>
+          <w:p>
+            <w:pPr>
+              <w:spacing w:after="40"/>
+            </w:pPr>
+            <w:r>
+              <w:rPr>
+                <w:rFonts w:ascii="Arial" w:cs="Arial" w:eastAsia="Arial" w:hAnsi="Arial"/>
+                <w:sz w:val="18"/>
+                <w:szCs w:val="18"/>
+              </w:rPr>
+              <w:t xml:space="preserve">Boa prática. Decreto 43.583/2012 (conflito de interesses).</w:t>
+            </w:r>
+          </w:p>
+        </w:tc>
+      </w:tr>
+      <w:tr>
+        <w:tc>
+          <w:tcPr>
+            <w:tcW w:type="dxa" w:w="3000"/>
+            <w:tcBorders>
+              <w:top w:val="single" w:color="000000" w:sz="4"/>
+              <w:left w:val="single" w:color="000000" w:sz="4"/>
+              <w:bottom w:val="single" w:color="000000" w:sz="4"/>
+              <w:right w:val="single" w:color="000000" w:sz="4"/>
+            </w:tcBorders>
+            <w:shd w:fill="F5F3EE" w:color="auto" w:val="clear"/>
+            <w:tcMar>
+              <w:top w:type="dxa" w:w="90"/>
+              <w:left w:type="dxa" w:w="135"/>
+              <w:bottom w:type="dxa" w:w="90"/>
+              <w:right w:type="dxa" w:w="135"/>
+            </w:tcMar>
+          </w:tcPr>
+          <w:p>
+            <w:pPr>
+              <w:spacing w:after="40"/>
+            </w:pPr>
+            <w:r>
+              <w:rPr>
+                <w:rFonts w:ascii="Arial" w:cs="Arial" w:eastAsia="Arial" w:hAnsi="Arial"/>
+                <w:b/>
+                <w:bCs/>
+                <w:sz w:val="18"/>
+                <w:szCs w:val="18"/>
+              </w:rPr>
+              <w:t xml:space="preserve">Dispositivo analisado</w:t>
+            </w:r>
+          </w:p>
+        </w:tc>
+        <w:tc>
+          <w:tcPr>
+            <w:tcW w:type="dxa" w:w="11570"/>
+            <w:tcBorders>
+              <w:top w:val="single" w:color="000000" w:sz="4"/>
+              <w:left w:val="single" w:color="000000" w:sz="4"/>
+              <w:bottom w:val="single" w:color="000000" w:sz="4"/>
+              <w:right w:val="single" w:color="000000" w:sz="4"/>
+            </w:tcBorders>
+            <w:shd w:fill="FFFFFF" w:color="auto" w:val="clear"/>
+            <w:tcMar>
+              <w:top w:type="dxa" w:w="90"/>
+              <w:left w:type="dxa" w:w="135"/>
+              <w:bottom w:type="dxa" w:w="90"/>
+              <w:right w:type="dxa" w:w="135"/>
+            </w:tcMar>
+          </w:tcPr>
+          <w:p>
+            <w:pPr>
+              <w:spacing w:after="40"/>
+            </w:pPr>
+            <w:r>
+              <w:rPr>
+                <w:rFonts w:ascii="Arial" w:cs="Arial" w:eastAsia="Arial" w:hAnsi="Arial"/>
+                <w:sz w:val="18"/>
+                <w:szCs w:val="18"/>
+              </w:rPr>
+              <w:t xml:space="preserve">Anexo I</w:t>
+            </w:r>
+          </w:p>
+        </w:tc>
+      </w:tr>
+      <w:tr>
+        <w:tc>
+          <w:tcPr>
+            <w:tcW w:type="dxa" w:w="3000"/>
+            <w:tcBorders>
+              <w:top w:val="single" w:color="000000" w:sz="4"/>
+              <w:left w:val="single" w:color="000000" w:sz="4"/>
+              <w:bottom w:val="single" w:color="000000" w:sz="4"/>
+              <w:right w:val="single" w:color="000000" w:sz="4"/>
+            </w:tcBorders>
+            <w:shd w:fill="F5F3EE" w:color="auto" w:val="clear"/>
+            <w:tcMar>
+              <w:top w:type="dxa" w:w="90"/>
+              <w:left w:type="dxa" w:w="135"/>
+              <w:bottom w:type="dxa" w:w="90"/>
+              <w:right w:type="dxa" w:w="135"/>
+            </w:tcMar>
+          </w:tcPr>
+          <w:p>
+            <w:pPr>
+              <w:spacing w:after="40"/>
+            </w:pPr>
+            <w:r>
+              <w:rPr>
+                <w:rFonts w:ascii="Arial" w:cs="Arial" w:eastAsia="Arial" w:hAnsi="Arial"/>
+                <w:b/>
+                <w:bCs/>
+                <w:sz w:val="18"/>
+                <w:szCs w:val="18"/>
+              </w:rPr>
+              <w:t xml:space="preserve">Descrição</w:t>
+            </w:r>
+          </w:p>
+        </w:tc>
+        <w:tc>
+          <w:tcPr>
+            <w:tcW w:type="dxa" w:w="11570"/>
+            <w:tcBorders>
+              <w:top w:val="single" w:color="000000" w:sz="4"/>
+              <w:left w:val="single" w:color="000000" w:sz="4"/>
+              <w:bottom w:val="single" w:color="000000" w:sz="4"/>
+              <w:right w:val="single" w:color="000000" w:sz="4"/>
+            </w:tcBorders>
+            <w:shd w:fill="FFFFFF" w:color="auto" w:val="clear"/>
+            <w:tcMar>
+              <w:top w:type="dxa" w:w="90"/>
+              <w:left w:type="dxa" w:w="135"/>
+              <w:bottom w:type="dxa" w:w="90"/>
+              <w:right w:type="dxa" w:w="135"/>
+            </w:tcMar>
+          </w:tcPr>
+          <w:p>
+            <w:pPr>
+              <w:spacing w:after="40"/>
+            </w:pPr>
+            <w:r>
+              <w:rPr>
+                <w:rFonts w:ascii="Arial" w:cs="Arial" w:eastAsia="Arial" w:hAnsi="Arial"/>
+                <w:sz w:val="18"/>
+                <w:szCs w:val="18"/>
+              </w:rPr>
+              <w:t xml:space="preserve">A Política não diz o que acontece quando o candidato responde "Sim" nos itens do Anexo I, quem decide, em que prazo e se cabe recurso. Nenhuma norma superior exige isso, mas sem critérios a aplicação fica sem regra.</w:t>
+            </w:r>
+          </w:p>
+        </w:tc>
+      </w:tr>
+      <w:tr>
+        <w:tc>
+          <w:tcPr>
+            <w:tcW w:type="dxa" w:w="3000"/>
+            <w:tcBorders>
+              <w:top w:val="single" w:color="000000" w:sz="4"/>
+              <w:left w:val="single" w:color="000000" w:sz="4"/>
+              <w:bottom w:val="single" w:color="000000" w:sz="4"/>
+              <w:right w:val="single" w:color="000000" w:sz="4"/>
+            </w:tcBorders>
+            <w:shd w:fill="F5F3EE" w:color="auto" w:val="clear"/>
+            <w:tcMar>
+              <w:top w:type="dxa" w:w="90"/>
+              <w:left w:type="dxa" w:w="135"/>
+              <w:bottom w:type="dxa" w:w="90"/>
+              <w:right w:type="dxa" w:w="135"/>
+            </w:tcMar>
+          </w:tcPr>
+          <w:p>
+            <w:pPr>
+              <w:spacing w:after="40"/>
+            </w:pPr>
+            <w:r>
+              <w:rPr>
+                <w:rFonts w:ascii="Arial" w:cs="Arial" w:eastAsia="Arial" w:hAnsi="Arial"/>
+                <w:b/>
+                <w:bCs/>
+                <w:sz w:val="18"/>
+                <w:szCs w:val="18"/>
+              </w:rPr>
+              <w:t xml:space="preserve">Classificação / Criticidade</w:t>
+            </w:r>
+          </w:p>
+        </w:tc>
+        <w:tc>
+          <w:tcPr>
+            <w:tcW w:type="dxa" w:w="11570"/>
+            <w:tcBorders>
+              <w:top w:val="single" w:color="000000" w:sz="4"/>
+              <w:left w:val="single" w:color="000000" w:sz="4"/>
+              <w:bottom w:val="single" w:color="000000" w:sz="4"/>
+              <w:right w:val="single" w:color="000000" w:sz="4"/>
+            </w:tcBorders>
+            <w:shd w:fill="FFFFFF" w:color="auto" w:val="clear"/>
+            <w:tcMar>
+              <w:top w:type="dxa" w:w="90"/>
+              <w:left w:type="dxa" w:w="135"/>
+              <w:bottom w:type="dxa" w:w="90"/>
+              <w:right w:type="dxa" w:w="135"/>
+            </w:tcMar>
+          </w:tcPr>
+          <w:p>
+            <w:pPr>
+              <w:spacing w:after="40"/>
+            </w:pPr>
+            <w:r>
+              <w:rPr>
+                <w:rFonts w:ascii="Arial" w:cs="Arial" w:eastAsia="Arial" w:hAnsi="Arial"/>
+                <w:sz w:val="18"/>
+                <w:szCs w:val="18"/>
+              </w:rPr>
+              <w:t xml:space="preserve">Conforme com Ressalva / Baixo (impacto baixo, probabilidade média). Teste: Completude.</w:t>
+            </w:r>
+          </w:p>
+        </w:tc>
+      </w:tr>
+      <w:tr>
+        <w:tc>
+          <w:tcPr>
+            <w:tcW w:type="dxa" w:w="3000"/>
+            <w:tcBorders>
+              <w:top w:val="single" w:color="000000" w:sz="4"/>
+              <w:left w:val="single" w:color="000000" w:sz="4"/>
+              <w:bottom w:val="single" w:color="000000" w:sz="4"/>
+              <w:right w:val="single" w:color="000000" w:sz="4"/>
+            </w:tcBorders>
+            <w:shd w:fill="F5F3EE" w:color="auto" w:val="clear"/>
+            <w:tcMar>
+              <w:top w:type="dxa" w:w="90"/>
+              <w:left w:type="dxa" w:w="135"/>
+              <w:bottom w:type="dxa" w:w="90"/>
+              <w:right w:type="dxa" w:w="135"/>
+            </w:tcMar>
+          </w:tcPr>
+          <w:p>
+            <w:pPr>
+              <w:spacing w:after="40"/>
+            </w:pPr>
+            <w:r>
+              <w:rPr>
+                <w:rFonts w:ascii="Arial" w:cs="Arial" w:eastAsia="Arial" w:hAnsi="Arial"/>
+                <w:b/>
+                <w:bCs/>
+                <w:sz w:val="18"/>
+                <w:szCs w:val="18"/>
+              </w:rPr>
+              <w:t xml:space="preserve">Ação recomendada</w:t>
+            </w:r>
+          </w:p>
+        </w:tc>
+        <w:tc>
+          <w:tcPr>
+            <w:tcW w:type="dxa" w:w="11570"/>
+            <w:tcBorders>
+              <w:top w:val="single" w:color="000000" w:sz="4"/>
+              <w:left w:val="single" w:color="000000" w:sz="4"/>
+              <w:bottom w:val="single" w:color="000000" w:sz="4"/>
+              <w:right w:val="single" w:color="000000" w:sz="4"/>
+            </w:tcBorders>
+            <w:shd w:fill="FFFFFF" w:color="auto" w:val="clear"/>
+            <w:tcMar>
+              <w:top w:type="dxa" w:w="90"/>
+              <w:left w:type="dxa" w:w="135"/>
+              <w:bottom w:type="dxa" w:w="90"/>
+              <w:right w:type="dxa" w:w="135"/>
+            </w:tcMar>
+          </w:tcPr>
+          <w:p>
+            <w:pPr>
+              <w:spacing w:after="40"/>
+            </w:pPr>
+            <w:r>
+              <w:rPr>
+                <w:rFonts w:ascii="Arial" w:cs="Arial" w:eastAsia="Arial" w:hAnsi="Arial"/>
+                <w:sz w:val="18"/>
+                <w:szCs w:val="18"/>
+              </w:rPr>
+              <w:t xml:space="preserve">Definir as consequências de cada resposta, o decisor, os prazos e o recurso. Prever declaração de conflito de interesses do indicado e do responsável pela indicação.</w:t>
+            </w:r>
+          </w:p>
+        </w:tc>
+      </w:tr>
+    </w:tbl>
+    <w:p>
+      <w:pPr>
+        <w:spacing w:after="120"/>
+      </w:pPr>
+    </w:p>
+    <w:tbl>
+      <w:tblPr>
+        <w:tblW w:type="dxa" w:w="14570"/>
+        <w:tblBorders>
+          <w:top w:val="single" w:color="auto" w:sz="4"/>
+          <w:left w:val="single" w:color="auto" w:sz="4"/>
+          <w:bottom w:val="single" w:color="auto" w:sz="4"/>
+          <w:right w:val="single" w:color="auto" w:sz="4"/>
+          <w:insideH w:val="single" w:color="auto" w:sz="4"/>
+          <w:insideV w:val="single" w:color="auto" w:sz="4"/>
+        </w:tblBorders>
+      </w:tblPr>
+      <w:tblGrid>
+        <w:gridCol w:w="3000"/>
+        <w:gridCol w:w="11570"/>
+      </w:tblGrid>
+      <w:tr>
+        <w:tc>
+          <w:tcPr>
+            <w:tcW w:type="dxa" w:w="14570"/>
+            <w:gridSpan w:val="2"/>
+            <w:tcBorders>
+              <w:top w:val="single" w:color="000000" w:sz="4"/>
+              <w:left w:val="single" w:color="000000" w:sz="4"/>
+              <w:bottom w:val="single" w:color="000000" w:sz="4"/>
+              <w:right w:val="single" w:color="000000" w:sz="4"/>
+            </w:tcBorders>
+            <w:shd w:fill="C6D9F1" w:color="auto" w:val="clear"/>
+            <w:tcMar>
+              <w:top w:type="dxa" w:w="120"/>
+              <w:left w:type="dxa" w:w="135"/>
+              <w:bottom w:type="dxa" w:w="120"/>
+              <w:right w:type="dxa" w:w="135"/>
+            </w:tcMar>
+          </w:tcPr>
+          <w:p>
+            <w:pPr>
+              <w:spacing w:after="40"/>
+            </w:pPr>
+            <w:r>
+              <w:rPr>
+                <w:rFonts w:ascii="Arial" w:cs="Arial" w:eastAsia="Arial" w:hAnsi="Arial"/>
+                <w:b/>
+                <w:bCs/>
+                <w:sz w:val="18"/>
+                <w:szCs w:val="18"/>
+              </w:rPr>
+              <w:t xml:space="preserve">10. POLÍTICA DE SELEÇÃO (ESTATUTO, ART. 68)</w:t>
+            </w:r>
+          </w:p>
+        </w:tc>
+      </w:tr>
+      <w:tr>
+        <w:tc>
+          <w:tcPr>
+            <w:tcW w:type="dxa" w:w="3000"/>
+            <w:tcBorders>
+              <w:top w:val="single" w:color="000000" w:sz="4"/>
+              <w:left w:val="single" w:color="000000" w:sz="4"/>
+              <w:bottom w:val="single" w:color="000000" w:sz="4"/>
+              <w:right w:val="single" w:color="000000" w:sz="4"/>
+            </w:tcBorders>
+            <w:shd w:fill="F5F3EE" w:color="auto" w:val="clear"/>
+            <w:tcMar>
+              <w:top w:type="dxa" w:w="90"/>
+              <w:left w:type="dxa" w:w="135"/>
+              <w:bottom w:type="dxa" w:w="90"/>
+              <w:right w:type="dxa" w:w="135"/>
+            </w:tcMar>
+          </w:tcPr>
+          <w:p>
+            <w:pPr>
+              <w:spacing w:after="40"/>
+            </w:pPr>
+            <w:r>
+              <w:rPr>
+                <w:rFonts w:ascii="Arial" w:cs="Arial" w:eastAsia="Arial" w:hAnsi="Arial"/>
+                <w:b/>
+                <w:bCs/>
+                <w:sz w:val="18"/>
+                <w:szCs w:val="18"/>
+              </w:rPr>
+              <w:t xml:space="preserve">Norma de referência</w:t>
+            </w:r>
+          </w:p>
+        </w:tc>
+        <w:tc>
+          <w:tcPr>
+            <w:tcW w:type="dxa" w:w="11570"/>
+            <w:tcBorders>
+              <w:top w:val="single" w:color="000000" w:sz="4"/>
+              <w:left w:val="single" w:color="000000" w:sz="4"/>
+              <w:bottom w:val="single" w:color="000000" w:sz="4"/>
+              <w:right w:val="single" w:color="000000" w:sz="4"/>
+            </w:tcBorders>
+            <w:shd w:fill="FFFFFF" w:color="auto" w:val="clear"/>
+            <w:tcMar>
+              <w:top w:type="dxa" w:w="90"/>
+              <w:left w:type="dxa" w:w="135"/>
+              <w:bottom w:type="dxa" w:w="90"/>
+              <w:right w:type="dxa" w:w="135"/>
+            </w:tcMar>
+          </w:tcPr>
+          <w:p>
+            <w:pPr>
+              <w:spacing w:after="40"/>
+            </w:pPr>
+            <w:r>
+              <w:rPr>
+                <w:rFonts w:ascii="Arial" w:cs="Arial" w:eastAsia="Arial" w:hAnsi="Arial"/>
+                <w:sz w:val="18"/>
+                <w:szCs w:val="18"/>
+              </w:rPr>
+              <w:t xml:space="preserve">Estatuto, art. 68, parágrafo único.</w:t>
+            </w:r>
+          </w:p>
+        </w:tc>
+      </w:tr>
+      <w:tr>
+        <w:tc>
+          <w:tcPr>
+            <w:tcW w:type="dxa" w:w="3000"/>
+            <w:tcBorders>
+              <w:top w:val="single" w:color="000000" w:sz="4"/>
+              <w:left w:val="single" w:color="000000" w:sz="4"/>
+              <w:bottom w:val="single" w:color="000000" w:sz="4"/>
+              <w:right w:val="single" w:color="000000" w:sz="4"/>
+            </w:tcBorders>
+            <w:shd w:fill="F5F3EE" w:color="auto" w:val="clear"/>
+            <w:tcMar>
+              <w:top w:type="dxa" w:w="90"/>
+              <w:left w:type="dxa" w:w="135"/>
+              <w:bottom w:type="dxa" w:w="90"/>
+              <w:right w:type="dxa" w:w="135"/>
+            </w:tcMar>
+          </w:tcPr>
+          <w:p>
+            <w:pPr>
+              <w:spacing w:after="40"/>
+            </w:pPr>
+            <w:r>
+              <w:rPr>
+                <w:rFonts w:ascii="Arial" w:cs="Arial" w:eastAsia="Arial" w:hAnsi="Arial"/>
+                <w:b/>
+                <w:bCs/>
+                <w:sz w:val="18"/>
+                <w:szCs w:val="18"/>
+              </w:rPr>
+              <w:t xml:space="preserve">Dispositivo analisado</w:t>
+            </w:r>
+          </w:p>
+        </w:tc>
+        <w:tc>
+          <w:tcPr>
+            <w:tcW w:type="dxa" w:w="11570"/>
+            <w:tcBorders>
+              <w:top w:val="single" w:color="000000" w:sz="4"/>
+              <w:left w:val="single" w:color="000000" w:sz="4"/>
+              <w:bottom w:val="single" w:color="000000" w:sz="4"/>
+              <w:right w:val="single" w:color="000000" w:sz="4"/>
+            </w:tcBorders>
+            <w:shd w:fill="FFFFFF" w:color="auto" w:val="clear"/>
+            <w:tcMar>
+              <w:top w:type="dxa" w:w="90"/>
+              <w:left w:type="dxa" w:w="135"/>
+              <w:bottom w:type="dxa" w:w="90"/>
+              <w:right w:type="dxa" w:w="135"/>
+            </w:tcMar>
+          </w:tcPr>
+          <w:p>
+            <w:pPr>
+              <w:spacing w:after="40"/>
+            </w:pPr>
+            <w:r>
+              <w:rPr>
+                <w:rFonts w:ascii="Arial" w:cs="Arial" w:eastAsia="Arial" w:hAnsi="Arial"/>
+                <w:sz w:val="18"/>
+                <w:szCs w:val="18"/>
+              </w:rPr>
+              <w:t xml:space="preserve">Funções 5 e 6 (Chefe de Auditoria e ASSGER)</w:t>
+            </w:r>
+          </w:p>
+        </w:tc>
+      </w:tr>
+      <w:tr>
+        <w:tc>
+          <w:tcPr>
+            <w:tcW w:type="dxa" w:w="3000"/>
+            <w:tcBorders>
+              <w:top w:val="single" w:color="000000" w:sz="4"/>
+              <w:left w:val="single" w:color="000000" w:sz="4"/>
+              <w:bottom w:val="single" w:color="000000" w:sz="4"/>
+              <w:right w:val="single" w:color="000000" w:sz="4"/>
+            </w:tcBorders>
+            <w:shd w:fill="F5F3EE" w:color="auto" w:val="clear"/>
+            <w:tcMar>
+              <w:top w:type="dxa" w:w="90"/>
+              <w:left w:type="dxa" w:w="135"/>
+              <w:bottom w:type="dxa" w:w="90"/>
+              <w:right w:type="dxa" w:w="135"/>
+            </w:tcMar>
+          </w:tcPr>
+          <w:p>
+            <w:pPr>
+              <w:spacing w:after="40"/>
+            </w:pPr>
+            <w:r>
+              <w:rPr>
+                <w:rFonts w:ascii="Arial" w:cs="Arial" w:eastAsia="Arial" w:hAnsi="Arial"/>
+                <w:b/>
+                <w:bCs/>
+                <w:sz w:val="18"/>
+                <w:szCs w:val="18"/>
+              </w:rPr>
+              <w:t xml:space="preserve">Descrição</w:t>
+            </w:r>
+          </w:p>
+        </w:tc>
+        <w:tc>
+          <w:tcPr>
+            <w:tcW w:type="dxa" w:w="11570"/>
+            <w:tcBorders>
+              <w:top w:val="single" w:color="000000" w:sz="4"/>
+              <w:left w:val="single" w:color="000000" w:sz="4"/>
+              <w:bottom w:val="single" w:color="000000" w:sz="4"/>
+              <w:right w:val="single" w:color="000000" w:sz="4"/>
+            </w:tcBorders>
+            <w:shd w:fill="FFFFFF" w:color="auto" w:val="clear"/>
+            <w:tcMar>
+              <w:top w:type="dxa" w:w="90"/>
+              <w:left w:type="dxa" w:w="135"/>
+              <w:bottom w:type="dxa" w:w="90"/>
+              <w:right w:type="dxa" w:w="135"/>
+            </w:tcMar>
+          </w:tcPr>
+          <w:p>
+            <w:pPr>
+              <w:spacing w:after="40"/>
+            </w:pPr>
+            <w:r>
+              <w:rPr>
+                <w:rFonts w:ascii="Arial" w:cs="Arial" w:eastAsia="Arial" w:hAnsi="Arial"/>
+                <w:sz w:val="18"/>
+                <w:szCs w:val="18"/>
+              </w:rPr>
+              <w:t xml:space="preserve">O Estatuto diz que o Conselho estabeleceu uma Política de Seleção para os titulares da Auditoria Interna, da área de Conformidade e da gestão de riscos. A Política de Indicação define requisitos para essas funções sem citá-la, com risco de sobreposição ou conflito. A Política de Seleção não foi examinada.</w:t>
+            </w:r>
+          </w:p>
+        </w:tc>
+      </w:tr>
+      <w:tr>
+        <w:tc>
+          <w:tcPr>
+            <w:tcW w:type="dxa" w:w="3000"/>
+            <w:tcBorders>
+              <w:top w:val="single" w:color="000000" w:sz="4"/>
+              <w:left w:val="single" w:color="000000" w:sz="4"/>
+              <w:bottom w:val="single" w:color="000000" w:sz="4"/>
+              <w:right w:val="single" w:color="000000" w:sz="4"/>
+            </w:tcBorders>
+            <w:shd w:fill="F5F3EE" w:color="auto" w:val="clear"/>
+            <w:tcMar>
+              <w:top w:type="dxa" w:w="90"/>
+              <w:left w:type="dxa" w:w="135"/>
+              <w:bottom w:type="dxa" w:w="90"/>
+              <w:right w:type="dxa" w:w="135"/>
+            </w:tcMar>
+          </w:tcPr>
+          <w:p>
+            <w:pPr>
+              <w:spacing w:after="40"/>
+            </w:pPr>
+            <w:r>
+              <w:rPr>
+                <w:rFonts w:ascii="Arial" w:cs="Arial" w:eastAsia="Arial" w:hAnsi="Arial"/>
+                <w:b/>
+                <w:bCs/>
+                <w:sz w:val="18"/>
+                <w:szCs w:val="18"/>
+              </w:rPr>
+              <w:t xml:space="preserve">Classificação / Criticidade</w:t>
+            </w:r>
+          </w:p>
+        </w:tc>
+        <w:tc>
+          <w:tcPr>
+            <w:tcW w:type="dxa" w:w="11570"/>
+            <w:tcBorders>
+              <w:top w:val="single" w:color="000000" w:sz="4"/>
+              <w:left w:val="single" w:color="000000" w:sz="4"/>
+              <w:bottom w:val="single" w:color="000000" w:sz="4"/>
+              <w:right w:val="single" w:color="000000" w:sz="4"/>
+            </w:tcBorders>
+            <w:shd w:fill="FFFFFF" w:color="auto" w:val="clear"/>
+            <w:tcMar>
+              <w:top w:type="dxa" w:w="90"/>
+              <w:left w:type="dxa" w:w="135"/>
+              <w:bottom w:type="dxa" w:w="90"/>
+              <w:right w:type="dxa" w:w="135"/>
+            </w:tcMar>
+          </w:tcPr>
+          <w:p>
+            <w:pPr>
+              <w:spacing w:after="40"/>
+            </w:pPr>
+            <w:r>
+              <w:rPr>
+                <w:rFonts w:ascii="Arial" w:cs="Arial" w:eastAsia="Arial" w:hAnsi="Arial"/>
+                <w:sz w:val="18"/>
+                <w:szCs w:val="18"/>
+              </w:rPr>
+              <w:t xml:space="preserve">Não Verificável / n/a. Teste: Completude.</w:t>
+            </w:r>
+          </w:p>
+        </w:tc>
+      </w:tr>
+      <w:tr>
+        <w:tc>
+          <w:tcPr>
+            <w:tcW w:type="dxa" w:w="3000"/>
+            <w:tcBorders>
+              <w:top w:val="single" w:color="000000" w:sz="4"/>
+              <w:left w:val="single" w:color="000000" w:sz="4"/>
+              <w:bottom w:val="single" w:color="000000" w:sz="4"/>
+              <w:right w:val="single" w:color="000000" w:sz="4"/>
+            </w:tcBorders>
+            <w:shd w:fill="F5F3EE" w:color="auto" w:val="clear"/>
+            <w:tcMar>
+              <w:top w:type="dxa" w:w="90"/>
+              <w:left w:type="dxa" w:w="135"/>
+              <w:bottom w:type="dxa" w:w="90"/>
+              <w:right w:type="dxa" w:w="135"/>
+            </w:tcMar>
+          </w:tcPr>
+          <w:p>
+            <w:pPr>
+              <w:spacing w:after="40"/>
+            </w:pPr>
+            <w:r>
+              <w:rPr>
+                <w:rFonts w:ascii="Arial" w:cs="Arial" w:eastAsia="Arial" w:hAnsi="Arial"/>
+                <w:b/>
+                <w:bCs/>
+                <w:sz w:val="18"/>
+                <w:szCs w:val="18"/>
+              </w:rPr>
+              <w:t xml:space="preserve">Ação recomendada</w:t>
+            </w:r>
+          </w:p>
+        </w:tc>
+        <w:tc>
+          <w:tcPr>
+            <w:tcW w:type="dxa" w:w="11570"/>
+            <w:tcBorders>
+              <w:top w:val="single" w:color="000000" w:sz="4"/>
+              <w:left w:val="single" w:color="000000" w:sz="4"/>
+              <w:bottom w:val="single" w:color="000000" w:sz="4"/>
+              <w:right w:val="single" w:color="000000" w:sz="4"/>
+            </w:tcBorders>
+            <w:shd w:fill="FFFFFF" w:color="auto" w:val="clear"/>
+            <w:tcMar>
+              <w:top w:type="dxa" w:w="90"/>
+              <w:left w:type="dxa" w:w="135"/>
+              <w:bottom w:type="dxa" w:w="90"/>
+              <w:right w:type="dxa" w:w="135"/>
+            </w:tcMar>
+          </w:tcPr>
+          <w:p>
+            <w:pPr>
+              <w:spacing w:after="40"/>
+            </w:pPr>
+            <w:r>
+              <w:rPr>
+                <w:rFonts w:ascii="Arial" w:cs="Arial" w:eastAsia="Arial" w:hAnsi="Arial"/>
+                <w:sz w:val="18"/>
+                <w:szCs w:val="18"/>
+              </w:rPr>
+              <w:t xml:space="preserve">Obter a Política de Seleção, comparar os requisitos e, se houver conflito, remeter a ela ou harmonizar os textos.</w:t>
+            </w:r>
+          </w:p>
+        </w:tc>
+      </w:tr>
+    </w:tbl>
+    <w:p>
+      <w:pPr>
+        <w:spacing w:after="120"/>
+      </w:pPr>
+    </w:p>
+    <w:tbl>
+      <w:tblPr>
+        <w:tblW w:type="dxa" w:w="14570"/>
+        <w:tblBorders>
+          <w:top w:val="single" w:color="auto" w:sz="4"/>
+          <w:left w:val="single" w:color="auto" w:sz="4"/>
+          <w:bottom w:val="single" w:color="auto" w:sz="4"/>
+          <w:right w:val="single" w:color="auto" w:sz="4"/>
+          <w:insideH w:val="single" w:color="auto" w:sz="4"/>
+          <w:insideV w:val="single" w:color="auto" w:sz="4"/>
+        </w:tblBorders>
+      </w:tblPr>
+      <w:tblGrid>
+        <w:gridCol w:w="3000"/>
+        <w:gridCol w:w="11570"/>
+      </w:tblGrid>
+      <w:tr>
+        <w:tc>
+          <w:tcPr>
+            <w:tcW w:type="dxa" w:w="14570"/>
+            <w:gridSpan w:val="2"/>
+            <w:tcBorders>
+              <w:top w:val="single" w:color="000000" w:sz="4"/>
+              <w:left w:val="single" w:color="000000" w:sz="4"/>
+              <w:bottom w:val="single" w:color="000000" w:sz="4"/>
+              <w:right w:val="single" w:color="000000" w:sz="4"/>
+            </w:tcBorders>
+            <w:shd w:fill="C6D9F1" w:color="auto" w:val="clear"/>
+            <w:tcMar>
+              <w:top w:type="dxa" w:w="120"/>
+              <w:left w:type="dxa" w:w="135"/>
+              <w:bottom w:type="dxa" w:w="120"/>
+              <w:right w:type="dxa" w:w="135"/>
+            </w:tcMar>
+          </w:tcPr>
+          <w:p>
+            <w:pPr>
+              <w:spacing w:after="40"/>
+            </w:pPr>
+            <w:r>
+              <w:rPr>
+                <w:rFonts w:ascii="Arial" w:cs="Arial" w:eastAsia="Arial" w:hAnsi="Arial"/>
+                <w:b/>
+                <w:bCs/>
+                <w:sz w:val="18"/>
+                <w:szCs w:val="18"/>
+              </w:rPr>
+              <w:t xml:space="preserve">11. CAMPOS EM BRANCO DA MINUTA</w:t>
+            </w:r>
+          </w:p>
+        </w:tc>
+      </w:tr>
+      <w:tr>
+        <w:tc>
+          <w:tcPr>
+            <w:tcW w:type="dxa" w:w="3000"/>
+            <w:tcBorders>
+              <w:top w:val="single" w:color="000000" w:sz="4"/>
+              <w:left w:val="single" w:color="000000" w:sz="4"/>
+              <w:bottom w:val="single" w:color="000000" w:sz="4"/>
+              <w:right w:val="single" w:color="000000" w:sz="4"/>
+            </w:tcBorders>
+            <w:shd w:fill="F5F3EE" w:color="auto" w:val="clear"/>
+            <w:tcMar>
+              <w:top w:type="dxa" w:w="90"/>
+              <w:left w:type="dxa" w:w="135"/>
+              <w:bottom w:type="dxa" w:w="90"/>
+              <w:right w:type="dxa" w:w="135"/>
+            </w:tcMar>
+          </w:tcPr>
+          <w:p>
+            <w:pPr>
+              <w:spacing w:after="40"/>
+            </w:pPr>
+            <w:r>
+              <w:rPr>
+                <w:rFonts w:ascii="Arial" w:cs="Arial" w:eastAsia="Arial" w:hAnsi="Arial"/>
+                <w:b/>
+                <w:bCs/>
+                <w:sz w:val="18"/>
+                <w:szCs w:val="18"/>
+              </w:rPr>
+              <w:t xml:space="preserve">Norma de referência</w:t>
+            </w:r>
+          </w:p>
+        </w:tc>
+        <w:tc>
+          <w:tcPr>
+            <w:tcW w:type="dxa" w:w="11570"/>
+            <w:tcBorders>
+              <w:top w:val="single" w:color="000000" w:sz="4"/>
+              <w:left w:val="single" w:color="000000" w:sz="4"/>
+              <w:bottom w:val="single" w:color="000000" w:sz="4"/>
+              <w:right w:val="single" w:color="000000" w:sz="4"/>
+            </w:tcBorders>
+            <w:shd w:fill="FFFFFF" w:color="auto" w:val="clear"/>
+            <w:tcMar>
+              <w:top w:type="dxa" w:w="90"/>
+              <w:left w:type="dxa" w:w="135"/>
+              <w:bottom w:type="dxa" w:w="90"/>
+              <w:right w:type="dxa" w:w="135"/>
+            </w:tcMar>
+          </w:tcPr>
+          <w:p>
+            <w:pPr>
+              <w:spacing w:after="40"/>
+            </w:pPr>
+            <w:r>
+              <w:rPr>
+                <w:rFonts w:ascii="Arial" w:cs="Arial" w:eastAsia="Arial" w:hAnsi="Arial"/>
+                <w:sz w:val="18"/>
+                <w:szCs w:val="18"/>
+              </w:rPr>
+              <w:t xml:space="preserve">Política, cabeçalho.</w:t>
+            </w:r>
+          </w:p>
+        </w:tc>
+      </w:tr>
+      <w:tr>
+        <w:tc>
+          <w:tcPr>
+            <w:tcW w:type="dxa" w:w="3000"/>
+            <w:tcBorders>
+              <w:top w:val="single" w:color="000000" w:sz="4"/>
+              <w:left w:val="single" w:color="000000" w:sz="4"/>
+              <w:bottom w:val="single" w:color="000000" w:sz="4"/>
+              <w:right w:val="single" w:color="000000" w:sz="4"/>
+            </w:tcBorders>
+            <w:shd w:fill="F5F3EE" w:color="auto" w:val="clear"/>
+            <w:tcMar>
+              <w:top w:type="dxa" w:w="90"/>
+              <w:left w:type="dxa" w:w="135"/>
+              <w:bottom w:type="dxa" w:w="90"/>
+              <w:right w:type="dxa" w:w="135"/>
+            </w:tcMar>
+          </w:tcPr>
+          <w:p>
+            <w:pPr>
+              <w:spacing w:after="40"/>
+            </w:pPr>
+            <w:r>
+              <w:rPr>
+                <w:rFonts w:ascii="Arial" w:cs="Arial" w:eastAsia="Arial" w:hAnsi="Arial"/>
+                <w:b/>
+                <w:bCs/>
+                <w:sz w:val="18"/>
+                <w:szCs w:val="18"/>
+              </w:rPr>
+              <w:t xml:space="preserve">Dispositivo analisado</w:t>
+            </w:r>
+          </w:p>
+        </w:tc>
+        <w:tc>
+          <w:tcPr>
+            <w:tcW w:type="dxa" w:w="11570"/>
+            <w:tcBorders>
+              <w:top w:val="single" w:color="000000" w:sz="4"/>
+              <w:left w:val="single" w:color="000000" w:sz="4"/>
+              <w:bottom w:val="single" w:color="000000" w:sz="4"/>
+              <w:right w:val="single" w:color="000000" w:sz="4"/>
+            </w:tcBorders>
+            <w:shd w:fill="FFFFFF" w:color="auto" w:val="clear"/>
+            <w:tcMar>
+              <w:top w:type="dxa" w:w="90"/>
+              <w:left w:type="dxa" w:w="135"/>
+              <w:bottom w:type="dxa" w:w="90"/>
+              <w:right w:type="dxa" w:w="135"/>
+            </w:tcMar>
+          </w:tcPr>
+          <w:p>
+            <w:pPr>
+              <w:spacing w:after="40"/>
+            </w:pPr>
+            <w:r>
+              <w:rPr>
+                <w:rFonts w:ascii="Arial" w:cs="Arial" w:eastAsia="Arial" w:hAnsi="Arial"/>
+                <w:sz w:val="18"/>
+                <w:szCs w:val="18"/>
+              </w:rPr>
+              <w:t xml:space="preserve">Cabeçalho e sumário de revisões</w:t>
+            </w:r>
+          </w:p>
+        </w:tc>
+      </w:tr>
+      <w:tr>
+        <w:tc>
+          <w:tcPr>
+            <w:tcW w:type="dxa" w:w="3000"/>
+            <w:tcBorders>
+              <w:top w:val="single" w:color="000000" w:sz="4"/>
+              <w:left w:val="single" w:color="000000" w:sz="4"/>
+              <w:bottom w:val="single" w:color="000000" w:sz="4"/>
+              <w:right w:val="single" w:color="000000" w:sz="4"/>
+            </w:tcBorders>
+            <w:shd w:fill="F5F3EE" w:color="auto" w:val="clear"/>
+            <w:tcMar>
+              <w:top w:type="dxa" w:w="90"/>
+              <w:left w:type="dxa" w:w="135"/>
+              <w:bottom w:type="dxa" w:w="90"/>
+              <w:right w:type="dxa" w:w="135"/>
+            </w:tcMar>
+          </w:tcPr>
+          <w:p>
+            <w:pPr>
+              <w:spacing w:after="40"/>
+            </w:pPr>
+            <w:r>
+              <w:rPr>
+                <w:rFonts w:ascii="Arial" w:cs="Arial" w:eastAsia="Arial" w:hAnsi="Arial"/>
+                <w:b/>
+                <w:bCs/>
+                <w:sz w:val="18"/>
+                <w:szCs w:val="18"/>
+              </w:rPr>
+              <w:t xml:space="preserve">Descrição</w:t>
+            </w:r>
+          </w:p>
+        </w:tc>
+        <w:tc>
+          <w:tcPr>
+            <w:tcW w:type="dxa" w:w="11570"/>
+            <w:tcBorders>
+              <w:top w:val="single" w:color="000000" w:sz="4"/>
+              <w:left w:val="single" w:color="000000" w:sz="4"/>
+              <w:bottom w:val="single" w:color="000000" w:sz="4"/>
+              <w:right w:val="single" w:color="000000" w:sz="4"/>
+            </w:tcBorders>
+            <w:shd w:fill="FFFFFF" w:color="auto" w:val="clear"/>
+            <w:tcMar>
+              <w:top w:type="dxa" w:w="90"/>
+              <w:left w:type="dxa" w:w="135"/>
+              <w:bottom w:type="dxa" w:w="90"/>
+              <w:right w:type="dxa" w:w="135"/>
+            </w:tcMar>
+          </w:tcPr>
+          <w:p>
+            <w:pPr>
+              <w:spacing w:after="40"/>
+            </w:pPr>
+            <w:r>
+              <w:rPr>
+                <w:rFonts w:ascii="Arial" w:cs="Arial" w:eastAsia="Arial" w:hAnsi="Arial"/>
+                <w:sz w:val="18"/>
+                <w:szCs w:val="18"/>
+              </w:rPr>
+              <w:t xml:space="preserve">A minuta tem código "000X", SEI "XXXXXX", datas "xx/xx/2026", autoria "xxxx" e status em branco. Não é possível verificar a aprovação.</w:t>
+            </w:r>
+          </w:p>
+        </w:tc>
+      </w:tr>
+      <w:tr>
+        <w:tc>
+          <w:tcPr>
+            <w:tcW w:type="dxa" w:w="3000"/>
+            <w:tcBorders>
+              <w:top w:val="single" w:color="000000" w:sz="4"/>
+              <w:left w:val="single" w:color="000000" w:sz="4"/>
+              <w:bottom w:val="single" w:color="000000" w:sz="4"/>
+              <w:right w:val="single" w:color="000000" w:sz="4"/>
+            </w:tcBorders>
+            <w:shd w:fill="F5F3EE" w:color="auto" w:val="clear"/>
+            <w:tcMar>
+              <w:top w:type="dxa" w:w="90"/>
+              <w:left w:type="dxa" w:w="135"/>
+              <w:bottom w:type="dxa" w:w="90"/>
+              <w:right w:type="dxa" w:w="135"/>
+            </w:tcMar>
+          </w:tcPr>
+          <w:p>
+            <w:pPr>
+              <w:spacing w:after="40"/>
+            </w:pPr>
+            <w:r>
+              <w:rPr>
+                <w:rFonts w:ascii="Arial" w:cs="Arial" w:eastAsia="Arial" w:hAnsi="Arial"/>
+                <w:b/>
+                <w:bCs/>
+                <w:sz w:val="18"/>
+                <w:szCs w:val="18"/>
+              </w:rPr>
+              <w:t xml:space="preserve">Classificação / Criticidade</w:t>
+            </w:r>
+          </w:p>
+        </w:tc>
+        <w:tc>
+          <w:tcPr>
+            <w:tcW w:type="dxa" w:w="11570"/>
+            <w:tcBorders>
+              <w:top w:val="single" w:color="000000" w:sz="4"/>
+              <w:left w:val="single" w:color="000000" w:sz="4"/>
+              <w:bottom w:val="single" w:color="000000" w:sz="4"/>
+              <w:right w:val="single" w:color="000000" w:sz="4"/>
+            </w:tcBorders>
+            <w:shd w:fill="FFFFFF" w:color="auto" w:val="clear"/>
+            <w:tcMar>
+              <w:top w:type="dxa" w:w="90"/>
+              <w:left w:type="dxa" w:w="135"/>
+              <w:bottom w:type="dxa" w:w="90"/>
+              <w:right w:type="dxa" w:w="135"/>
+            </w:tcMar>
+          </w:tcPr>
+          <w:p>
+            <w:pPr>
+              <w:spacing w:after="40"/>
+            </w:pPr>
+            <w:r>
+              <w:rPr>
+                <w:rFonts w:ascii="Arial" w:cs="Arial" w:eastAsia="Arial" w:hAnsi="Arial"/>
+                <w:sz w:val="18"/>
+                <w:szCs w:val="18"/>
+              </w:rPr>
+              <w:t xml:space="preserve">Não Verificável / n/a. Teste: Atualização.</w:t>
+            </w:r>
+          </w:p>
+        </w:tc>
+      </w:tr>
+      <w:tr>
+        <w:tc>
+          <w:tcPr>
+            <w:tcW w:type="dxa" w:w="3000"/>
+            <w:tcBorders>
+              <w:top w:val="single" w:color="000000" w:sz="4"/>
+              <w:left w:val="single" w:color="000000" w:sz="4"/>
+              <w:bottom w:val="single" w:color="000000" w:sz="4"/>
+              <w:right w:val="single" w:color="000000" w:sz="4"/>
+            </w:tcBorders>
+            <w:shd w:fill="F5F3EE" w:color="auto" w:val="clear"/>
+            <w:tcMar>
+              <w:top w:type="dxa" w:w="90"/>
+              <w:left w:type="dxa" w:w="135"/>
+              <w:bottom w:type="dxa" w:w="90"/>
+              <w:right w:type="dxa" w:w="135"/>
+            </w:tcMar>
+          </w:tcPr>
+          <w:p>
+            <w:pPr>
+              <w:spacing w:after="40"/>
+            </w:pPr>
+            <w:r>
+              <w:rPr>
+                <w:rFonts w:ascii="Arial" w:cs="Arial" w:eastAsia="Arial" w:hAnsi="Arial"/>
+                <w:b/>
+                <w:bCs/>
+                <w:sz w:val="18"/>
+                <w:szCs w:val="18"/>
+              </w:rPr>
+              <w:t xml:space="preserve">Ação recomendada</w:t>
+            </w:r>
+          </w:p>
+        </w:tc>
+        <w:tc>
+          <w:tcPr>
+            <w:tcW w:type="dxa" w:w="11570"/>
+            <w:tcBorders>
+              <w:top w:val="single" w:color="000000" w:sz="4"/>
+              <w:left w:val="single" w:color="000000" w:sz="4"/>
+              <w:bottom w:val="single" w:color="000000" w:sz="4"/>
+              <w:right w:val="single" w:color="000000" w:sz="4"/>
+            </w:tcBorders>
+            <w:shd w:fill="FFFFFF" w:color="auto" w:val="clear"/>
+            <w:tcMar>
+              <w:top w:type="dxa" w:w="90"/>
+              <w:left w:type="dxa" w:w="135"/>
+              <w:bottom w:type="dxa" w:w="90"/>
+              <w:right w:type="dxa" w:w="135"/>
+            </w:tcMar>
+          </w:tcPr>
+          <w:p>
+            <w:pPr>
+              <w:spacing w:after="40"/>
+            </w:pPr>
+            <w:r>
+              <w:rPr>
+                <w:rFonts w:ascii="Arial" w:cs="Arial" w:eastAsia="Arial" w:hAnsi="Arial"/>
                 <w:sz w:val="18"/>
                 <w:szCs w:val="18"/>
               </w:rPr>
@@ -5196,6 +6359,11 @@
         </w:tc>
       </w:tr>
     </w:tbl>
+    <w:p>
+      <w:pPr>
+        <w:spacing w:after="120"/>
+      </w:pPr>
+    </w:p>
     <w:p>
       <w:pPr>
         <w:pStyle w:val="Heading1"/>

--- a/Analise_Conformidade_Politica_Indicacao_FG.docx
+++ b/Analise_Conformidade_Politica_Indicacao_FG.docx
@@ -229,12 +229,12 @@
           <w:sz w:val="18"/>
           <w:szCs w:val="18"/>
         </w:rPr>
-        <w:t xml:space="preserve">Resumo das ações, agrupadas por assunto. A coluna "Ponto" remete ao detalhamento na seção 3.</w:t>
+        <w:t xml:space="preserve">Resumo das ações, agrupadas por assunto. A coluna "Ponto" remete ao detalhamento na seção 4.</w:t>
       </w:r>
     </w:p>
     <w:tbl>
       <w:tblPr>
-        <w:tblW w:type="dxa" w:w="14570"/>
+        <w:tblW w:type="dxa" w:w="9638"/>
         <w:tblBorders>
           <w:top w:val="single" w:color="auto" w:sz="4"/>
           <w:left w:val="single" w:color="auto" w:sz="4"/>
@@ -245,10 +245,10 @@
         </w:tblBorders>
       </w:tblPr>
       <w:tblGrid>
-        <w:gridCol w:w="2600"/>
-        <w:gridCol w:w="7970"/>
-        <w:gridCol w:w="3000"/>
-        <w:gridCol w:w="1000"/>
+        <w:gridCol w:w="1500"/>
+        <w:gridCol w:w="5300"/>
+        <w:gridCol w:w="1900"/>
+        <w:gridCol w:w="938"/>
       </w:tblGrid>
       <w:tr>
         <w:trPr>
@@ -256,7 +256,7 @@
         </w:trPr>
         <w:tc>
           <w:tcPr>
-            <w:tcW w:type="dxa" w:w="2600"/>
+            <w:tcW w:type="dxa" w:w="1500"/>
             <w:tcBorders>
               <w:top w:val="single" w:color="A6A6A6" w:sz="4"/>
               <w:left w:val="single" w:color="A6A6A6" w:sz="4"/>
@@ -290,7 +290,7 @@
         </w:tc>
         <w:tc>
           <w:tcPr>
-            <w:tcW w:type="dxa" w:w="7970"/>
+            <w:tcW w:type="dxa" w:w="5300"/>
             <w:tcBorders>
               <w:top w:val="single" w:color="A6A6A6" w:sz="4"/>
               <w:left w:val="single" w:color="A6A6A6" w:sz="4"/>
@@ -324,7 +324,7 @@
         </w:tc>
         <w:tc>
           <w:tcPr>
-            <w:tcW w:type="dxa" w:w="3000"/>
+            <w:tcW w:type="dxa" w:w="1900"/>
             <w:tcBorders>
               <w:top w:val="single" w:color="A6A6A6" w:sz="4"/>
               <w:left w:val="single" w:color="A6A6A6" w:sz="4"/>
@@ -358,7 +358,7 @@
         </w:tc>
         <w:tc>
           <w:tcPr>
-            <w:tcW w:type="dxa" w:w="1000"/>
+            <w:tcW w:type="dxa" w:w="938"/>
             <w:tcBorders>
               <w:top w:val="single" w:color="A6A6A6" w:sz="4"/>
               <w:left w:val="single" w:color="A6A6A6" w:sz="4"/>
@@ -397,7 +397,7 @@
         </w:trPr>
         <w:tc>
           <w:tcPr>
-            <w:tcW w:type="dxa" w:w="2600"/>
+            <w:tcW w:type="dxa" w:w="1500"/>
             <w:tcBorders>
               <w:top w:val="single" w:color="A6A6A6" w:sz="4"/>
               <w:left w:val="single" w:color="A6A6A6" w:sz="4"/>
@@ -429,7 +429,7 @@
         </w:tc>
         <w:tc>
           <w:tcPr>
-            <w:tcW w:type="dxa" w:w="7970"/>
+            <w:tcW w:type="dxa" w:w="5300"/>
             <w:tcBorders>
               <w:top w:val="single" w:color="A6A6A6" w:sz="4"/>
               <w:left w:val="single" w:color="A6A6A6" w:sz="4"/>
@@ -461,7 +461,7 @@
         </w:tc>
         <w:tc>
           <w:tcPr>
-            <w:tcW w:type="dxa" w:w="3000"/>
+            <w:tcW w:type="dxa" w:w="1900"/>
             <w:tcBorders>
               <w:top w:val="single" w:color="A6A6A6" w:sz="4"/>
               <w:left w:val="single" w:color="A6A6A6" w:sz="4"/>
@@ -493,7 +493,7 @@
         </w:tc>
         <w:tc>
           <w:tcPr>
-            <w:tcW w:type="dxa" w:w="1000"/>
+            <w:tcW w:type="dxa" w:w="938"/>
             <w:tcBorders>
               <w:top w:val="single" w:color="A6A6A6" w:sz="4"/>
               <w:left w:val="single" w:color="A6A6A6" w:sz="4"/>
@@ -530,7 +530,7 @@
         </w:trPr>
         <w:tc>
           <w:tcPr>
-            <w:tcW w:type="dxa" w:w="2600"/>
+            <w:tcW w:type="dxa" w:w="1500"/>
             <w:tcBorders>
               <w:top w:val="single" w:color="A6A6A6" w:sz="4"/>
               <w:left w:val="single" w:color="A6A6A6" w:sz="4"/>
@@ -562,7 +562,7 @@
         </w:tc>
         <w:tc>
           <w:tcPr>
-            <w:tcW w:type="dxa" w:w="7970"/>
+            <w:tcW w:type="dxa" w:w="5300"/>
             <w:tcBorders>
               <w:top w:val="single" w:color="A6A6A6" w:sz="4"/>
               <w:left w:val="single" w:color="A6A6A6" w:sz="4"/>
@@ -594,7 +594,7 @@
         </w:tc>
         <w:tc>
           <w:tcPr>
-            <w:tcW w:type="dxa" w:w="3000"/>
+            <w:tcW w:type="dxa" w:w="1900"/>
             <w:tcBorders>
               <w:top w:val="single" w:color="A6A6A6" w:sz="4"/>
               <w:left w:val="single" w:color="A6A6A6" w:sz="4"/>
@@ -626,7 +626,7 @@
         </w:tc>
         <w:tc>
           <w:tcPr>
-            <w:tcW w:type="dxa" w:w="1000"/>
+            <w:tcW w:type="dxa" w:w="938"/>
             <w:tcBorders>
               <w:top w:val="single" w:color="A6A6A6" w:sz="4"/>
               <w:left w:val="single" w:color="A6A6A6" w:sz="4"/>
@@ -663,7 +663,7 @@
         </w:trPr>
         <w:tc>
           <w:tcPr>
-            <w:tcW w:type="dxa" w:w="2600"/>
+            <w:tcW w:type="dxa" w:w="1500"/>
             <w:tcBorders>
               <w:top w:val="single" w:color="A6A6A6" w:sz="4"/>
               <w:left w:val="single" w:color="A6A6A6" w:sz="4"/>
@@ -695,7 +695,7 @@
         </w:tc>
         <w:tc>
           <w:tcPr>
-            <w:tcW w:type="dxa" w:w="7970"/>
+            <w:tcW w:type="dxa" w:w="5300"/>
             <w:tcBorders>
               <w:top w:val="single" w:color="A6A6A6" w:sz="4"/>
               <w:left w:val="single" w:color="A6A6A6" w:sz="4"/>
@@ -727,7 +727,7 @@
         </w:tc>
         <w:tc>
           <w:tcPr>
-            <w:tcW w:type="dxa" w:w="3000"/>
+            <w:tcW w:type="dxa" w:w="1900"/>
             <w:tcBorders>
               <w:top w:val="single" w:color="A6A6A6" w:sz="4"/>
               <w:left w:val="single" w:color="A6A6A6" w:sz="4"/>
@@ -759,7 +759,7 @@
         </w:tc>
         <w:tc>
           <w:tcPr>
-            <w:tcW w:type="dxa" w:w="1000"/>
+            <w:tcW w:type="dxa" w:w="938"/>
             <w:tcBorders>
               <w:top w:val="single" w:color="A6A6A6" w:sz="4"/>
               <w:left w:val="single" w:color="A6A6A6" w:sz="4"/>
@@ -796,7 +796,7 @@
         </w:trPr>
         <w:tc>
           <w:tcPr>
-            <w:tcW w:type="dxa" w:w="2600"/>
+            <w:tcW w:type="dxa" w:w="1500"/>
             <w:tcBorders>
               <w:top w:val="single" w:color="A6A6A6" w:sz="4"/>
               <w:left w:val="single" w:color="A6A6A6" w:sz="4"/>
@@ -828,7 +828,7 @@
         </w:tc>
         <w:tc>
           <w:tcPr>
-            <w:tcW w:type="dxa" w:w="7970"/>
+            <w:tcW w:type="dxa" w:w="5300"/>
             <w:tcBorders>
               <w:top w:val="single" w:color="A6A6A6" w:sz="4"/>
               <w:left w:val="single" w:color="A6A6A6" w:sz="4"/>
@@ -860,7 +860,7 @@
         </w:tc>
         <w:tc>
           <w:tcPr>
-            <w:tcW w:type="dxa" w:w="3000"/>
+            <w:tcW w:type="dxa" w:w="1900"/>
             <w:tcBorders>
               <w:top w:val="single" w:color="A6A6A6" w:sz="4"/>
               <w:left w:val="single" w:color="A6A6A6" w:sz="4"/>
@@ -892,7 +892,7 @@
         </w:tc>
         <w:tc>
           <w:tcPr>
-            <w:tcW w:type="dxa" w:w="1000"/>
+            <w:tcW w:type="dxa" w:w="938"/>
             <w:tcBorders>
               <w:top w:val="single" w:color="A6A6A6" w:sz="4"/>
               <w:left w:val="single" w:color="A6A6A6" w:sz="4"/>
@@ -929,7 +929,7 @@
         </w:trPr>
         <w:tc>
           <w:tcPr>
-            <w:tcW w:type="dxa" w:w="2600"/>
+            <w:tcW w:type="dxa" w:w="1500"/>
             <w:tcBorders>
               <w:top w:val="single" w:color="A6A6A6" w:sz="4"/>
               <w:left w:val="single" w:color="A6A6A6" w:sz="4"/>
@@ -961,7 +961,7 @@
         </w:tc>
         <w:tc>
           <w:tcPr>
-            <w:tcW w:type="dxa" w:w="7970"/>
+            <w:tcW w:type="dxa" w:w="5300"/>
             <w:tcBorders>
               <w:top w:val="single" w:color="A6A6A6" w:sz="4"/>
               <w:left w:val="single" w:color="A6A6A6" w:sz="4"/>
@@ -993,7 +993,7 @@
         </w:tc>
         <w:tc>
           <w:tcPr>
-            <w:tcW w:type="dxa" w:w="3000"/>
+            <w:tcW w:type="dxa" w:w="1900"/>
             <w:tcBorders>
               <w:top w:val="single" w:color="A6A6A6" w:sz="4"/>
               <w:left w:val="single" w:color="A6A6A6" w:sz="4"/>
@@ -1025,7 +1025,7 @@
         </w:tc>
         <w:tc>
           <w:tcPr>
-            <w:tcW w:type="dxa" w:w="1000"/>
+            <w:tcW w:type="dxa" w:w="938"/>
             <w:tcBorders>
               <w:top w:val="single" w:color="A6A6A6" w:sz="4"/>
               <w:left w:val="single" w:color="A6A6A6" w:sz="4"/>
@@ -1062,7 +1062,7 @@
         </w:trPr>
         <w:tc>
           <w:tcPr>
-            <w:tcW w:type="dxa" w:w="2600"/>
+            <w:tcW w:type="dxa" w:w="1500"/>
             <w:tcBorders>
               <w:top w:val="single" w:color="A6A6A6" w:sz="4"/>
               <w:left w:val="single" w:color="A6A6A6" w:sz="4"/>
@@ -1094,7 +1094,7 @@
         </w:tc>
         <w:tc>
           <w:tcPr>
-            <w:tcW w:type="dxa" w:w="7970"/>
+            <w:tcW w:type="dxa" w:w="5300"/>
             <w:tcBorders>
               <w:top w:val="single" w:color="A6A6A6" w:sz="4"/>
               <w:left w:val="single" w:color="A6A6A6" w:sz="4"/>
@@ -1126,7 +1126,7 @@
         </w:tc>
         <w:tc>
           <w:tcPr>
-            <w:tcW w:type="dxa" w:w="3000"/>
+            <w:tcW w:type="dxa" w:w="1900"/>
             <w:tcBorders>
               <w:top w:val="single" w:color="A6A6A6" w:sz="4"/>
               <w:left w:val="single" w:color="A6A6A6" w:sz="4"/>
@@ -1158,7 +1158,7 @@
         </w:tc>
         <w:tc>
           <w:tcPr>
-            <w:tcW w:type="dxa" w:w="1000"/>
+            <w:tcW w:type="dxa" w:w="938"/>
             <w:tcBorders>
               <w:top w:val="single" w:color="A6A6A6" w:sz="4"/>
               <w:left w:val="single" w:color="A6A6A6" w:sz="4"/>
@@ -1195,7 +1195,7 @@
         </w:trPr>
         <w:tc>
           <w:tcPr>
-            <w:tcW w:type="dxa" w:w="2600"/>
+            <w:tcW w:type="dxa" w:w="1500"/>
             <w:tcBorders>
               <w:top w:val="single" w:color="A6A6A6" w:sz="4"/>
               <w:left w:val="single" w:color="A6A6A6" w:sz="4"/>
@@ -1227,7 +1227,7 @@
         </w:tc>
         <w:tc>
           <w:tcPr>
-            <w:tcW w:type="dxa" w:w="7970"/>
+            <w:tcW w:type="dxa" w:w="5300"/>
             <w:tcBorders>
               <w:top w:val="single" w:color="A6A6A6" w:sz="4"/>
               <w:left w:val="single" w:color="A6A6A6" w:sz="4"/>
@@ -1259,7 +1259,7 @@
         </w:tc>
         <w:tc>
           <w:tcPr>
-            <w:tcW w:type="dxa" w:w="3000"/>
+            <w:tcW w:type="dxa" w:w="1900"/>
             <w:tcBorders>
               <w:top w:val="single" w:color="A6A6A6" w:sz="4"/>
               <w:left w:val="single" w:color="A6A6A6" w:sz="4"/>
@@ -1291,7 +1291,7 @@
         </w:tc>
         <w:tc>
           <w:tcPr>
-            <w:tcW w:type="dxa" w:w="1000"/>
+            <w:tcW w:type="dxa" w:w="938"/>
             <w:tcBorders>
               <w:top w:val="single" w:color="A6A6A6" w:sz="4"/>
               <w:left w:val="single" w:color="A6A6A6" w:sz="4"/>
@@ -1328,7 +1328,7 @@
         </w:trPr>
         <w:tc>
           <w:tcPr>
-            <w:tcW w:type="dxa" w:w="2600"/>
+            <w:tcW w:type="dxa" w:w="1500"/>
             <w:tcBorders>
               <w:top w:val="single" w:color="A6A6A6" w:sz="4"/>
               <w:left w:val="single" w:color="A6A6A6" w:sz="4"/>
@@ -1360,7 +1360,7 @@
         </w:tc>
         <w:tc>
           <w:tcPr>
-            <w:tcW w:type="dxa" w:w="7970"/>
+            <w:tcW w:type="dxa" w:w="5300"/>
             <w:tcBorders>
               <w:top w:val="single" w:color="A6A6A6" w:sz="4"/>
               <w:left w:val="single" w:color="A6A6A6" w:sz="4"/>
@@ -1392,7 +1392,7 @@
         </w:tc>
         <w:tc>
           <w:tcPr>
-            <w:tcW w:type="dxa" w:w="3000"/>
+            <w:tcW w:type="dxa" w:w="1900"/>
             <w:tcBorders>
               <w:top w:val="single" w:color="A6A6A6" w:sz="4"/>
               <w:left w:val="single" w:color="A6A6A6" w:sz="4"/>
@@ -1424,7 +1424,7 @@
         </w:tc>
         <w:tc>
           <w:tcPr>
-            <w:tcW w:type="dxa" w:w="1000"/>
+            <w:tcW w:type="dxa" w:w="938"/>
             <w:tcBorders>
               <w:top w:val="single" w:color="A6A6A6" w:sz="4"/>
               <w:left w:val="single" w:color="A6A6A6" w:sz="4"/>
@@ -1461,7 +1461,7 @@
         </w:trPr>
         <w:tc>
           <w:tcPr>
-            <w:tcW w:type="dxa" w:w="2600"/>
+            <w:tcW w:type="dxa" w:w="1500"/>
             <w:tcBorders>
               <w:top w:val="single" w:color="A6A6A6" w:sz="4"/>
               <w:left w:val="single" w:color="A6A6A6" w:sz="4"/>
@@ -1493,7 +1493,7 @@
         </w:tc>
         <w:tc>
           <w:tcPr>
-            <w:tcW w:type="dxa" w:w="7970"/>
+            <w:tcW w:type="dxa" w:w="5300"/>
             <w:tcBorders>
               <w:top w:val="single" w:color="A6A6A6" w:sz="4"/>
               <w:left w:val="single" w:color="A6A6A6" w:sz="4"/>
@@ -1525,7 +1525,7 @@
         </w:tc>
         <w:tc>
           <w:tcPr>
-            <w:tcW w:type="dxa" w:w="3000"/>
+            <w:tcW w:type="dxa" w:w="1900"/>
             <w:tcBorders>
               <w:top w:val="single" w:color="A6A6A6" w:sz="4"/>
               <w:left w:val="single" w:color="A6A6A6" w:sz="4"/>
@@ -1557,7 +1557,7 @@
         </w:tc>
         <w:tc>
           <w:tcPr>
-            <w:tcW w:type="dxa" w:w="1000"/>
+            <w:tcW w:type="dxa" w:w="938"/>
             <w:tcBorders>
               <w:top w:val="single" w:color="A6A6A6" w:sz="4"/>
               <w:left w:val="single" w:color="A6A6A6" w:sz="4"/>
@@ -1594,7 +1594,7 @@
         </w:trPr>
         <w:tc>
           <w:tcPr>
-            <w:tcW w:type="dxa" w:w="2600"/>
+            <w:tcW w:type="dxa" w:w="1500"/>
             <w:tcBorders>
               <w:top w:val="single" w:color="A6A6A6" w:sz="4"/>
               <w:left w:val="single" w:color="A6A6A6" w:sz="4"/>
@@ -1626,7 +1626,7 @@
         </w:tc>
         <w:tc>
           <w:tcPr>
-            <w:tcW w:type="dxa" w:w="7970"/>
+            <w:tcW w:type="dxa" w:w="5300"/>
             <w:tcBorders>
               <w:top w:val="single" w:color="A6A6A6" w:sz="4"/>
               <w:left w:val="single" w:color="A6A6A6" w:sz="4"/>
@@ -1652,13 +1652,13 @@
                 <w:sz w:val="18"/>
                 <w:szCs w:val="18"/>
               </w:rPr>
-              <w:t xml:space="preserve">Corrigir a numeração e as remissões internas, inclusive no Anexo I.</w:t>
-            </w:r>
-          </w:p>
-        </w:tc>
-        <w:tc>
-          <w:tcPr>
-            <w:tcW w:type="dxa" w:w="3000"/>
+              <w:t xml:space="preserve">Corrigir a numeração das seções e a do Anexo I.</w:t>
+            </w:r>
+          </w:p>
+        </w:tc>
+        <w:tc>
+          <w:tcPr>
+            <w:tcW w:type="dxa" w:w="1900"/>
             <w:tcBorders>
               <w:top w:val="single" w:color="A6A6A6" w:sz="4"/>
               <w:left w:val="single" w:color="A6A6A6" w:sz="4"/>
@@ -1690,7 +1690,7 @@
         </w:tc>
         <w:tc>
           <w:tcPr>
-            <w:tcW w:type="dxa" w:w="1000"/>
+            <w:tcW w:type="dxa" w:w="938"/>
             <w:tcBorders>
               <w:top w:val="single" w:color="A6A6A6" w:sz="4"/>
               <w:left w:val="single" w:color="A6A6A6" w:sz="4"/>
@@ -1727,7 +1727,7 @@
         </w:trPr>
         <w:tc>
           <w:tcPr>
-            <w:tcW w:type="dxa" w:w="2600"/>
+            <w:tcW w:type="dxa" w:w="1500"/>
             <w:tcBorders>
               <w:top w:val="single" w:color="A6A6A6" w:sz="4"/>
               <w:left w:val="single" w:color="A6A6A6" w:sz="4"/>
@@ -1759,7 +1759,7 @@
         </w:tc>
         <w:tc>
           <w:tcPr>
-            <w:tcW w:type="dxa" w:w="7970"/>
+            <w:tcW w:type="dxa" w:w="5300"/>
             <w:tcBorders>
               <w:top w:val="single" w:color="A6A6A6" w:sz="4"/>
               <w:left w:val="single" w:color="A6A6A6" w:sz="4"/>
@@ -1791,7 +1791,7 @@
         </w:tc>
         <w:tc>
           <w:tcPr>
-            <w:tcW w:type="dxa" w:w="3000"/>
+            <w:tcW w:type="dxa" w:w="1900"/>
             <w:tcBorders>
               <w:top w:val="single" w:color="A6A6A6" w:sz="4"/>
               <w:left w:val="single" w:color="A6A6A6" w:sz="4"/>
@@ -1823,7 +1823,7 @@
         </w:tc>
         <w:tc>
           <w:tcPr>
-            <w:tcW w:type="dxa" w:w="1000"/>
+            <w:tcW w:type="dxa" w:w="938"/>
             <w:tcBorders>
               <w:top w:val="single" w:color="A6A6A6" w:sz="4"/>
               <w:left w:val="single" w:color="A6A6A6" w:sz="4"/>
@@ -1860,7 +1860,7 @@
         </w:trPr>
         <w:tc>
           <w:tcPr>
-            <w:tcW w:type="dxa" w:w="2600"/>
+            <w:tcW w:type="dxa" w:w="1500"/>
             <w:tcBorders>
               <w:top w:val="single" w:color="A6A6A6" w:sz="4"/>
               <w:left w:val="single" w:color="A6A6A6" w:sz="4"/>
@@ -1892,7 +1892,7 @@
         </w:tc>
         <w:tc>
           <w:tcPr>
-            <w:tcW w:type="dxa" w:w="7970"/>
+            <w:tcW w:type="dxa" w:w="5300"/>
             <w:tcBorders>
               <w:top w:val="single" w:color="A6A6A6" w:sz="4"/>
               <w:left w:val="single" w:color="A6A6A6" w:sz="4"/>
@@ -1924,7 +1924,7 @@
         </w:tc>
         <w:tc>
           <w:tcPr>
-            <w:tcW w:type="dxa" w:w="3000"/>
+            <w:tcW w:type="dxa" w:w="1900"/>
             <w:tcBorders>
               <w:top w:val="single" w:color="A6A6A6" w:sz="4"/>
               <w:left w:val="single" w:color="A6A6A6" w:sz="4"/>
@@ -1956,7 +1956,7 @@
         </w:tc>
         <w:tc>
           <w:tcPr>
-            <w:tcW w:type="dxa" w:w="1000"/>
+            <w:tcW w:type="dxa" w:w="938"/>
             <w:tcBorders>
               <w:top w:val="single" w:color="A6A6A6" w:sz="4"/>
               <w:left w:val="single" w:color="A6A6A6" w:sz="4"/>
@@ -2002,12 +2002,12 @@
           <w:sz w:val="26"/>
           <w:szCs w:val="26"/>
         </w:rPr>
-        <w:t xml:space="preserve">3. Detalhamento dos pontos</w:t>
+        <w:t xml:space="preserve">3. Sumário dos achados</w:t>
       </w:r>
     </w:p>
     <w:tbl>
       <w:tblPr>
-        <w:tblW w:type="dxa" w:w="14570"/>
+        <w:tblW w:type="dxa" w:w="9638"/>
         <w:tblBorders>
           <w:top w:val="single" w:color="auto" w:sz="4"/>
           <w:left w:val="single" w:color="auto" w:sz="4"/>
@@ -2018,371 +2018,1692 @@
         </w:tblBorders>
       </w:tblPr>
       <w:tblGrid>
-        <w:gridCol w:w="3000"/>
-        <w:gridCol w:w="11570"/>
+        <w:gridCol w:w="700"/>
+        <w:gridCol w:w="5338"/>
+        <w:gridCol w:w="1900"/>
+        <w:gridCol w:w="1700"/>
       </w:tblGrid>
       <w:tr>
-        <w:tc>
-          <w:tcPr>
-            <w:tcW w:type="dxa" w:w="14570"/>
-            <w:gridSpan w:val="2"/>
-            <w:tcBorders>
-              <w:top w:val="single" w:color="000000" w:sz="4"/>
-              <w:left w:val="single" w:color="000000" w:sz="4"/>
-              <w:bottom w:val="single" w:color="000000" w:sz="4"/>
-              <w:right w:val="single" w:color="000000" w:sz="4"/>
-            </w:tcBorders>
-            <w:shd w:fill="C6D9F1" w:color="auto" w:val="clear"/>
-            <w:tcMar>
-              <w:top w:type="dxa" w:w="120"/>
-              <w:left w:type="dxa" w:w="135"/>
-              <w:bottom w:type="dxa" w:w="120"/>
-              <w:right w:type="dxa" w:w="135"/>
-            </w:tcMar>
-          </w:tcPr>
-          <w:p>
-            <w:pPr>
-              <w:spacing w:after="40"/>
-            </w:pPr>
-            <w:r>
-              <w:rPr>
-                <w:rFonts w:ascii="Arial" w:cs="Arial" w:eastAsia="Arial" w:hAnsi="Arial"/>
-                <w:b/>
-                <w:bCs/>
-                <w:sz w:val="18"/>
-                <w:szCs w:val="18"/>
-              </w:rPr>
-              <w:t xml:space="preserve">01. RATIFICAÇÃO PELO COMITÊ DE ELEGIBILIDADE</w:t>
-            </w:r>
-          </w:p>
-        </w:tc>
-      </w:tr>
-      <w:tr>
-        <w:tc>
-          <w:tcPr>
-            <w:tcW w:type="dxa" w:w="3000"/>
-            <w:tcBorders>
-              <w:top w:val="single" w:color="000000" w:sz="4"/>
-              <w:left w:val="single" w:color="000000" w:sz="4"/>
-              <w:bottom w:val="single" w:color="000000" w:sz="4"/>
-              <w:right w:val="single" w:color="000000" w:sz="4"/>
-            </w:tcBorders>
-            <w:shd w:fill="F5F3EE" w:color="auto" w:val="clear"/>
-            <w:tcMar>
-              <w:top w:type="dxa" w:w="90"/>
-              <w:left w:type="dxa" w:w="135"/>
-              <w:bottom w:type="dxa" w:w="90"/>
-              <w:right w:type="dxa" w:w="135"/>
-            </w:tcMar>
-          </w:tcPr>
-          <w:p>
-            <w:pPr>
-              <w:spacing w:after="40"/>
-            </w:pPr>
-            <w:r>
-              <w:rPr>
-                <w:rFonts w:ascii="Arial" w:cs="Arial" w:eastAsia="Arial" w:hAnsi="Arial"/>
-                <w:b/>
-                <w:bCs/>
-                <w:sz w:val="18"/>
-                <w:szCs w:val="18"/>
-              </w:rPr>
-              <w:t xml:space="preserve">Norma de referência</w:t>
-            </w:r>
-          </w:p>
-        </w:tc>
-        <w:tc>
-          <w:tcPr>
-            <w:tcW w:type="dxa" w:w="11570"/>
-            <w:tcBorders>
-              <w:top w:val="single" w:color="000000" w:sz="4"/>
-              <w:left w:val="single" w:color="000000" w:sz="4"/>
-              <w:bottom w:val="single" w:color="000000" w:sz="4"/>
-              <w:right w:val="single" w:color="000000" w:sz="4"/>
+        <w:trPr>
+          <w:tblHeader/>
+        </w:trPr>
+        <w:tc>
+          <w:tcPr>
+            <w:tcW w:type="dxa" w:w="700"/>
+            <w:tcBorders>
+              <w:top w:val="single" w:color="D9D9D9" w:sz="4"/>
+              <w:left w:val="single" w:color="D9D9D9" w:sz="4"/>
+              <w:bottom w:val="single" w:color="D9D9D9" w:sz="4"/>
+              <w:right w:val="single" w:color="D9D9D9" w:sz="4"/>
+            </w:tcBorders>
+            <w:shd w:fill="1F3864" w:color="auto" w:val="clear"/>
+            <w:tcMar>
+              <w:top w:type="dxa" w:w="90"/>
+              <w:left w:type="dxa" w:w="120"/>
+              <w:bottom w:type="dxa" w:w="90"/>
+              <w:right w:type="dxa" w:w="120"/>
+            </w:tcMar>
+          </w:tcPr>
+          <w:p>
+            <w:pPr>
+              <w:spacing w:after="0"/>
+              <w:jc w:val="center"/>
+            </w:pPr>
+            <w:r>
+              <w:rPr>
+                <w:rFonts w:ascii="Arial" w:cs="Arial" w:eastAsia="Arial" w:hAnsi="Arial"/>
+                <w:b/>
+                <w:bCs/>
+                <w:color w:val="FFFFFF"/>
+                <w:sz w:val="18"/>
+                <w:szCs w:val="18"/>
+              </w:rPr>
+              <w:t xml:space="preserve">Nº</w:t>
+            </w:r>
+          </w:p>
+        </w:tc>
+        <w:tc>
+          <w:tcPr>
+            <w:tcW w:type="dxa" w:w="5338"/>
+            <w:tcBorders>
+              <w:top w:val="single" w:color="D9D9D9" w:sz="4"/>
+              <w:left w:val="single" w:color="D9D9D9" w:sz="4"/>
+              <w:bottom w:val="single" w:color="D9D9D9" w:sz="4"/>
+              <w:right w:val="single" w:color="D9D9D9" w:sz="4"/>
+            </w:tcBorders>
+            <w:shd w:fill="1F3864" w:color="auto" w:val="clear"/>
+            <w:tcMar>
+              <w:top w:type="dxa" w:w="90"/>
+              <w:left w:type="dxa" w:w="120"/>
+              <w:bottom w:type="dxa" w:w="90"/>
+              <w:right w:type="dxa" w:w="120"/>
+            </w:tcMar>
+          </w:tcPr>
+          <w:p>
+            <w:pPr>
+              <w:spacing w:after="0"/>
+              <w:jc w:val="left"/>
+            </w:pPr>
+            <w:r>
+              <w:rPr>
+                <w:rFonts w:ascii="Arial" w:cs="Arial" w:eastAsia="Arial" w:hAnsi="Arial"/>
+                <w:b/>
+                <w:bCs/>
+                <w:color w:val="FFFFFF"/>
+                <w:sz w:val="18"/>
+                <w:szCs w:val="18"/>
+              </w:rPr>
+              <w:t xml:space="preserve">Dispositivo / Lacuna</w:t>
+            </w:r>
+          </w:p>
+        </w:tc>
+        <w:tc>
+          <w:tcPr>
+            <w:tcW w:type="dxa" w:w="1900"/>
+            <w:tcBorders>
+              <w:top w:val="single" w:color="D9D9D9" w:sz="4"/>
+              <w:left w:val="single" w:color="D9D9D9" w:sz="4"/>
+              <w:bottom w:val="single" w:color="D9D9D9" w:sz="4"/>
+              <w:right w:val="single" w:color="D9D9D9" w:sz="4"/>
+            </w:tcBorders>
+            <w:shd w:fill="1F3864" w:color="auto" w:val="clear"/>
+            <w:tcMar>
+              <w:top w:type="dxa" w:w="90"/>
+              <w:left w:type="dxa" w:w="120"/>
+              <w:bottom w:type="dxa" w:w="90"/>
+              <w:right w:type="dxa" w:w="120"/>
+            </w:tcMar>
+          </w:tcPr>
+          <w:p>
+            <w:pPr>
+              <w:spacing w:after="0"/>
+              <w:jc w:val="center"/>
+            </w:pPr>
+            <w:r>
+              <w:rPr>
+                <w:rFonts w:ascii="Arial" w:cs="Arial" w:eastAsia="Arial" w:hAnsi="Arial"/>
+                <w:b/>
+                <w:bCs/>
+                <w:color w:val="FFFFFF"/>
+                <w:sz w:val="18"/>
+                <w:szCs w:val="18"/>
+              </w:rPr>
+              <w:t xml:space="preserve">Classificação</w:t>
+            </w:r>
+          </w:p>
+        </w:tc>
+        <w:tc>
+          <w:tcPr>
+            <w:tcW w:type="dxa" w:w="1700"/>
+            <w:tcBorders>
+              <w:top w:val="single" w:color="D9D9D9" w:sz="4"/>
+              <w:left w:val="single" w:color="D9D9D9" w:sz="4"/>
+              <w:bottom w:val="single" w:color="D9D9D9" w:sz="4"/>
+              <w:right w:val="single" w:color="D9D9D9" w:sz="4"/>
+            </w:tcBorders>
+            <w:shd w:fill="1F3864" w:color="auto" w:val="clear"/>
+            <w:tcMar>
+              <w:top w:type="dxa" w:w="90"/>
+              <w:left w:type="dxa" w:w="120"/>
+              <w:bottom w:type="dxa" w:w="90"/>
+              <w:right w:type="dxa" w:w="120"/>
+            </w:tcMar>
+          </w:tcPr>
+          <w:p>
+            <w:pPr>
+              <w:spacing w:after="0"/>
+              <w:jc w:val="center"/>
+            </w:pPr>
+            <w:r>
+              <w:rPr>
+                <w:rFonts w:ascii="Arial" w:cs="Arial" w:eastAsia="Arial" w:hAnsi="Arial"/>
+                <w:b/>
+                <w:bCs/>
+                <w:color w:val="FFFFFF"/>
+                <w:sz w:val="18"/>
+                <w:szCs w:val="18"/>
+              </w:rPr>
+              <w:t xml:space="preserve">Criticidade</w:t>
+            </w:r>
+          </w:p>
+        </w:tc>
+      </w:tr>
+      <w:tr>
+        <w:trPr>
+          <w:cantSplit/>
+        </w:trPr>
+        <w:tc>
+          <w:tcPr>
+            <w:tcW w:type="dxa" w:w="700"/>
+            <w:tcBorders>
+              <w:top w:val="single" w:color="D9D9D9" w:sz="4"/>
+              <w:left w:val="single" w:color="D9D9D9" w:sz="4"/>
+              <w:bottom w:val="single" w:color="D9D9D9" w:sz="4"/>
+              <w:right w:val="single" w:color="D9D9D9" w:sz="4"/>
+            </w:tcBorders>
+            <w:shd w:fill="F2F0EB" w:color="auto" w:val="clear"/>
+            <w:tcMar>
+              <w:top w:type="dxa" w:w="90"/>
+              <w:left w:type="dxa" w:w="120"/>
+              <w:bottom w:type="dxa" w:w="90"/>
+              <w:right w:type="dxa" w:w="120"/>
+            </w:tcMar>
+          </w:tcPr>
+          <w:p>
+            <w:pPr>
+              <w:spacing w:after="0"/>
+              <w:jc w:val="center"/>
+            </w:pPr>
+            <w:r>
+              <w:rPr>
+                <w:rFonts w:ascii="Arial" w:cs="Arial" w:eastAsia="Arial" w:hAnsi="Arial"/>
+                <w:b/>
+                <w:bCs/>
+                <w:color w:val="1F3864"/>
+                <w:sz w:val="18"/>
+                <w:szCs w:val="18"/>
+              </w:rPr>
+              <w:t xml:space="preserve">01</w:t>
+            </w:r>
+          </w:p>
+        </w:tc>
+        <w:tc>
+          <w:tcPr>
+            <w:tcW w:type="dxa" w:w="5338"/>
+            <w:tcBorders>
+              <w:top w:val="single" w:color="D9D9D9" w:sz="4"/>
+              <w:left w:val="single" w:color="D9D9D9" w:sz="4"/>
+              <w:bottom w:val="single" w:color="D9D9D9" w:sz="4"/>
+              <w:right w:val="single" w:color="D9D9D9" w:sz="4"/>
             </w:tcBorders>
             <w:shd w:fill="FFFFFF" w:color="auto" w:val="clear"/>
             <w:tcMar>
               <w:top w:type="dxa" w:w="90"/>
-              <w:left w:type="dxa" w:w="135"/>
-              <w:bottom w:type="dxa" w:w="90"/>
-              <w:right w:type="dxa" w:w="135"/>
-            </w:tcMar>
-          </w:tcPr>
-          <w:p>
-            <w:pPr>
-              <w:spacing w:after="40"/>
-            </w:pPr>
-            <w:r>
-              <w:rPr>
-                <w:rFonts w:ascii="Arial" w:cs="Arial" w:eastAsia="Arial" w:hAnsi="Arial"/>
-                <w:sz w:val="18"/>
-                <w:szCs w:val="18"/>
-              </w:rPr>
-              <w:t xml:space="preserve">Decreto 46.188/2017, art. 19; Estatuto, arts. 63 a 65; Regimento, art. 7º.</w:t>
-            </w:r>
-          </w:p>
-        </w:tc>
-      </w:tr>
-      <w:tr>
-        <w:tc>
-          <w:tcPr>
-            <w:tcW w:type="dxa" w:w="3000"/>
-            <w:tcBorders>
-              <w:top w:val="single" w:color="000000" w:sz="4"/>
-              <w:left w:val="single" w:color="000000" w:sz="4"/>
-              <w:bottom w:val="single" w:color="000000" w:sz="4"/>
-              <w:right w:val="single" w:color="000000" w:sz="4"/>
-            </w:tcBorders>
-            <w:shd w:fill="F5F3EE" w:color="auto" w:val="clear"/>
-            <w:tcMar>
-              <w:top w:type="dxa" w:w="90"/>
-              <w:left w:type="dxa" w:w="135"/>
-              <w:bottom w:type="dxa" w:w="90"/>
-              <w:right w:type="dxa" w:w="135"/>
-            </w:tcMar>
-          </w:tcPr>
-          <w:p>
-            <w:pPr>
-              <w:spacing w:after="40"/>
-            </w:pPr>
-            <w:r>
-              <w:rPr>
-                <w:rFonts w:ascii="Arial" w:cs="Arial" w:eastAsia="Arial" w:hAnsi="Arial"/>
-                <w:b/>
-                <w:bCs/>
-                <w:sz w:val="18"/>
-                <w:szCs w:val="18"/>
-              </w:rPr>
-              <w:t xml:space="preserve">Dispositivo analisado</w:t>
-            </w:r>
-          </w:p>
-        </w:tc>
-        <w:tc>
-          <w:tcPr>
-            <w:tcW w:type="dxa" w:w="11570"/>
-            <w:tcBorders>
-              <w:top w:val="single" w:color="000000" w:sz="4"/>
-              <w:left w:val="single" w:color="000000" w:sz="4"/>
-              <w:bottom w:val="single" w:color="000000" w:sz="4"/>
-              <w:right w:val="single" w:color="000000" w:sz="4"/>
+              <w:left w:type="dxa" w:w="120"/>
+              <w:bottom w:type="dxa" w:w="90"/>
+              <w:right w:type="dxa" w:w="120"/>
+            </w:tcMar>
+          </w:tcPr>
+          <w:p>
+            <w:pPr>
+              <w:spacing w:after="0"/>
+              <w:jc w:val="left"/>
+            </w:pPr>
+            <w:r>
+              <w:rPr>
+                <w:rFonts w:ascii="Arial" w:cs="Arial" w:eastAsia="Arial" w:hAnsi="Arial"/>
+                <w:sz w:val="18"/>
+                <w:szCs w:val="18"/>
+              </w:rPr>
+              <w:t xml:space="preserve">Item 5.3: ratificação pelo Comitê de Elegibilidade</w:t>
+            </w:r>
+          </w:p>
+        </w:tc>
+        <w:tc>
+          <w:tcPr>
+            <w:tcW w:type="dxa" w:w="1900"/>
+            <w:tcBorders>
+              <w:top w:val="single" w:color="D9D9D9" w:sz="4"/>
+              <w:left w:val="single" w:color="D9D9D9" w:sz="4"/>
+              <w:bottom w:val="single" w:color="D9D9D9" w:sz="4"/>
+              <w:right w:val="single" w:color="D9D9D9" w:sz="4"/>
+            </w:tcBorders>
+            <w:shd w:fill="FFD6D6" w:color="auto" w:val="clear"/>
+            <w:tcMar>
+              <w:top w:type="dxa" w:w="90"/>
+              <w:left w:type="dxa" w:w="120"/>
+              <w:bottom w:type="dxa" w:w="90"/>
+              <w:right w:type="dxa" w:w="120"/>
+            </w:tcMar>
+          </w:tcPr>
+          <w:p>
+            <w:pPr>
+              <w:spacing w:after="0"/>
+              <w:jc w:val="center"/>
+            </w:pPr>
+            <w:r>
+              <w:rPr>
+                <w:rFonts w:ascii="Arial" w:cs="Arial" w:eastAsia="Arial" w:hAnsi="Arial"/>
+                <w:b/>
+                <w:bCs/>
+                <w:color w:val="8B1A1A"/>
+                <w:sz w:val="18"/>
+                <w:szCs w:val="18"/>
+              </w:rPr>
+              <w:t xml:space="preserve">Não Conforme</w:t>
+            </w:r>
+          </w:p>
+        </w:tc>
+        <w:tc>
+          <w:tcPr>
+            <w:tcW w:type="dxa" w:w="1700"/>
+            <w:tcBorders>
+              <w:top w:val="single" w:color="D9D9D9" w:sz="4"/>
+              <w:left w:val="single" w:color="D9D9D9" w:sz="4"/>
+              <w:bottom w:val="single" w:color="D9D9D9" w:sz="4"/>
+              <w:right w:val="single" w:color="D9D9D9" w:sz="4"/>
+            </w:tcBorders>
+            <w:shd w:fill="FDE9E9" w:color="auto" w:val="clear"/>
+            <w:tcMar>
+              <w:top w:type="dxa" w:w="90"/>
+              <w:left w:type="dxa" w:w="120"/>
+              <w:bottom w:type="dxa" w:w="90"/>
+              <w:right w:type="dxa" w:w="120"/>
+            </w:tcMar>
+          </w:tcPr>
+          <w:p>
+            <w:pPr>
+              <w:spacing w:after="0"/>
+              <w:jc w:val="center"/>
+            </w:pPr>
+            <w:r>
+              <w:rPr>
+                <w:rFonts w:ascii="Arial" w:cs="Arial" w:eastAsia="Arial" w:hAnsi="Arial"/>
+                <w:color w:val="8B1A1A"/>
+                <w:sz w:val="18"/>
+                <w:szCs w:val="18"/>
+              </w:rPr>
+              <w:t xml:space="preserve">Alto</w:t>
+            </w:r>
+          </w:p>
+        </w:tc>
+      </w:tr>
+      <w:tr>
+        <w:trPr>
+          <w:cantSplit/>
+        </w:trPr>
+        <w:tc>
+          <w:tcPr>
+            <w:tcW w:type="dxa" w:w="700"/>
+            <w:tcBorders>
+              <w:top w:val="single" w:color="D9D9D9" w:sz="4"/>
+              <w:left w:val="single" w:color="D9D9D9" w:sz="4"/>
+              <w:bottom w:val="single" w:color="D9D9D9" w:sz="4"/>
+              <w:right w:val="single" w:color="D9D9D9" w:sz="4"/>
+            </w:tcBorders>
+            <w:shd w:fill="F2F0EB" w:color="auto" w:val="clear"/>
+            <w:tcMar>
+              <w:top w:type="dxa" w:w="90"/>
+              <w:left w:type="dxa" w:w="120"/>
+              <w:bottom w:type="dxa" w:w="90"/>
+              <w:right w:type="dxa" w:w="120"/>
+            </w:tcMar>
+          </w:tcPr>
+          <w:p>
+            <w:pPr>
+              <w:spacing w:after="0"/>
+              <w:jc w:val="center"/>
+            </w:pPr>
+            <w:r>
+              <w:rPr>
+                <w:rFonts w:ascii="Arial" w:cs="Arial" w:eastAsia="Arial" w:hAnsi="Arial"/>
+                <w:b/>
+                <w:bCs/>
+                <w:color w:val="1F3864"/>
+                <w:sz w:val="18"/>
+                <w:szCs w:val="18"/>
+              </w:rPr>
+              <w:t xml:space="preserve">02</w:t>
+            </w:r>
+          </w:p>
+        </w:tc>
+        <w:tc>
+          <w:tcPr>
+            <w:tcW w:type="dxa" w:w="5338"/>
+            <w:tcBorders>
+              <w:top w:val="single" w:color="D9D9D9" w:sz="4"/>
+              <w:left w:val="single" w:color="D9D9D9" w:sz="4"/>
+              <w:bottom w:val="single" w:color="D9D9D9" w:sz="4"/>
+              <w:right w:val="single" w:color="D9D9D9" w:sz="4"/>
             </w:tcBorders>
             <w:shd w:fill="FFFFFF" w:color="auto" w:val="clear"/>
             <w:tcMar>
               <w:top w:type="dxa" w:w="90"/>
-              <w:left w:type="dxa" w:w="135"/>
-              <w:bottom w:type="dxa" w:w="90"/>
-              <w:right w:type="dxa" w:w="135"/>
-            </w:tcMar>
-          </w:tcPr>
-          <w:p>
-            <w:pPr>
-              <w:spacing w:after="40"/>
-            </w:pPr>
-            <w:r>
-              <w:rPr>
-                <w:rFonts w:ascii="Arial" w:cs="Arial" w:eastAsia="Arial" w:hAnsi="Arial"/>
-                <w:sz w:val="18"/>
-                <w:szCs w:val="18"/>
-              </w:rPr>
-              <w:t xml:space="preserve">Item "Indicação" (3º parágrafo)</w:t>
-            </w:r>
-          </w:p>
-        </w:tc>
-      </w:tr>
-      <w:tr>
-        <w:tc>
-          <w:tcPr>
-            <w:tcW w:type="dxa" w:w="3000"/>
-            <w:tcBorders>
-              <w:top w:val="single" w:color="000000" w:sz="4"/>
-              <w:left w:val="single" w:color="000000" w:sz="4"/>
-              <w:bottom w:val="single" w:color="000000" w:sz="4"/>
-              <w:right w:val="single" w:color="000000" w:sz="4"/>
-            </w:tcBorders>
-            <w:shd w:fill="F5F3EE" w:color="auto" w:val="clear"/>
-            <w:tcMar>
-              <w:top w:type="dxa" w:w="90"/>
-              <w:left w:type="dxa" w:w="135"/>
-              <w:bottom w:type="dxa" w:w="90"/>
-              <w:right w:type="dxa" w:w="135"/>
-            </w:tcMar>
-          </w:tcPr>
-          <w:p>
-            <w:pPr>
-              <w:spacing w:after="40"/>
-            </w:pPr>
-            <w:r>
-              <w:rPr>
-                <w:rFonts w:ascii="Arial" w:cs="Arial" w:eastAsia="Arial" w:hAnsi="Arial"/>
-                <w:b/>
-                <w:bCs/>
-                <w:sz w:val="18"/>
-                <w:szCs w:val="18"/>
-              </w:rPr>
-              <w:t xml:space="preserve">Descrição</w:t>
-            </w:r>
-          </w:p>
-        </w:tc>
-        <w:tc>
-          <w:tcPr>
-            <w:tcW w:type="dxa" w:w="11570"/>
-            <w:tcBorders>
-              <w:top w:val="single" w:color="000000" w:sz="4"/>
-              <w:left w:val="single" w:color="000000" w:sz="4"/>
-              <w:bottom w:val="single" w:color="000000" w:sz="4"/>
-              <w:right w:val="single" w:color="000000" w:sz="4"/>
+              <w:left w:type="dxa" w:w="120"/>
+              <w:bottom w:type="dxa" w:w="90"/>
+              <w:right w:type="dxa" w:w="120"/>
+            </w:tcMar>
+          </w:tcPr>
+          <w:p>
+            <w:pPr>
+              <w:spacing w:after="0"/>
+              <w:jc w:val="left"/>
+            </w:pPr>
+            <w:r>
+              <w:rPr>
+                <w:rFonts w:ascii="Arial" w:cs="Arial" w:eastAsia="Arial" w:hAnsi="Arial"/>
+                <w:sz w:val="18"/>
+                <w:szCs w:val="18"/>
+              </w:rPr>
+              <w:t xml:space="preserve">Item 6.A, funções 5 e 9: rito de indicação do Chefe de Auditoria e do Ouvidor</w:t>
+            </w:r>
+          </w:p>
+        </w:tc>
+        <w:tc>
+          <w:tcPr>
+            <w:tcW w:type="dxa" w:w="1900"/>
+            <w:tcBorders>
+              <w:top w:val="single" w:color="D9D9D9" w:sz="4"/>
+              <w:left w:val="single" w:color="D9D9D9" w:sz="4"/>
+              <w:bottom w:val="single" w:color="D9D9D9" w:sz="4"/>
+              <w:right w:val="single" w:color="D9D9D9" w:sz="4"/>
+            </w:tcBorders>
+            <w:shd w:fill="FFD6D6" w:color="auto" w:val="clear"/>
+            <w:tcMar>
+              <w:top w:type="dxa" w:w="90"/>
+              <w:left w:type="dxa" w:w="120"/>
+              <w:bottom w:type="dxa" w:w="90"/>
+              <w:right w:type="dxa" w:w="120"/>
+            </w:tcMar>
+          </w:tcPr>
+          <w:p>
+            <w:pPr>
+              <w:spacing w:after="0"/>
+              <w:jc w:val="center"/>
+            </w:pPr>
+            <w:r>
+              <w:rPr>
+                <w:rFonts w:ascii="Arial" w:cs="Arial" w:eastAsia="Arial" w:hAnsi="Arial"/>
+                <w:b/>
+                <w:bCs/>
+                <w:color w:val="8B1A1A"/>
+                <w:sz w:val="18"/>
+                <w:szCs w:val="18"/>
+              </w:rPr>
+              <w:t xml:space="preserve">Não Conforme</w:t>
+            </w:r>
+          </w:p>
+        </w:tc>
+        <w:tc>
+          <w:tcPr>
+            <w:tcW w:type="dxa" w:w="1700"/>
+            <w:tcBorders>
+              <w:top w:val="single" w:color="D9D9D9" w:sz="4"/>
+              <w:left w:val="single" w:color="D9D9D9" w:sz="4"/>
+              <w:bottom w:val="single" w:color="D9D9D9" w:sz="4"/>
+              <w:right w:val="single" w:color="D9D9D9" w:sz="4"/>
+            </w:tcBorders>
+            <w:shd w:fill="FDE9E9" w:color="auto" w:val="clear"/>
+            <w:tcMar>
+              <w:top w:type="dxa" w:w="90"/>
+              <w:left w:type="dxa" w:w="120"/>
+              <w:bottom w:type="dxa" w:w="90"/>
+              <w:right w:type="dxa" w:w="120"/>
+            </w:tcMar>
+          </w:tcPr>
+          <w:p>
+            <w:pPr>
+              <w:spacing w:after="0"/>
+              <w:jc w:val="center"/>
+            </w:pPr>
+            <w:r>
+              <w:rPr>
+                <w:rFonts w:ascii="Arial" w:cs="Arial" w:eastAsia="Arial" w:hAnsi="Arial"/>
+                <w:color w:val="8B1A1A"/>
+                <w:sz w:val="18"/>
+                <w:szCs w:val="18"/>
+              </w:rPr>
+              <w:t xml:space="preserve">Alto</w:t>
+            </w:r>
+          </w:p>
+        </w:tc>
+      </w:tr>
+      <w:tr>
+        <w:trPr>
+          <w:cantSplit/>
+        </w:trPr>
+        <w:tc>
+          <w:tcPr>
+            <w:tcW w:type="dxa" w:w="700"/>
+            <w:tcBorders>
+              <w:top w:val="single" w:color="D9D9D9" w:sz="4"/>
+              <w:left w:val="single" w:color="D9D9D9" w:sz="4"/>
+              <w:bottom w:val="single" w:color="D9D9D9" w:sz="4"/>
+              <w:right w:val="single" w:color="D9D9D9" w:sz="4"/>
+            </w:tcBorders>
+            <w:shd w:fill="F2F0EB" w:color="auto" w:val="clear"/>
+            <w:tcMar>
+              <w:top w:type="dxa" w:w="90"/>
+              <w:left w:type="dxa" w:w="120"/>
+              <w:bottom w:type="dxa" w:w="90"/>
+              <w:right w:type="dxa" w:w="120"/>
+            </w:tcMar>
+          </w:tcPr>
+          <w:p>
+            <w:pPr>
+              <w:spacing w:after="0"/>
+              <w:jc w:val="center"/>
+            </w:pPr>
+            <w:r>
+              <w:rPr>
+                <w:rFonts w:ascii="Arial" w:cs="Arial" w:eastAsia="Arial" w:hAnsi="Arial"/>
+                <w:b/>
+                <w:bCs/>
+                <w:color w:val="1F3864"/>
+                <w:sz w:val="18"/>
+                <w:szCs w:val="18"/>
+              </w:rPr>
+              <w:t xml:space="preserve">03</w:t>
+            </w:r>
+          </w:p>
+        </w:tc>
+        <w:tc>
+          <w:tcPr>
+            <w:tcW w:type="dxa" w:w="5338"/>
+            <w:tcBorders>
+              <w:top w:val="single" w:color="D9D9D9" w:sz="4"/>
+              <w:left w:val="single" w:color="D9D9D9" w:sz="4"/>
+              <w:bottom w:val="single" w:color="D9D9D9" w:sz="4"/>
+              <w:right w:val="single" w:color="D9D9D9" w:sz="4"/>
             </w:tcBorders>
             <w:shd w:fill="FFFFFF" w:color="auto" w:val="clear"/>
             <w:tcMar>
               <w:top w:type="dxa" w:w="90"/>
-              <w:left w:type="dxa" w:w="135"/>
-              <w:bottom w:type="dxa" w:w="90"/>
-              <w:right w:type="dxa" w:w="135"/>
-            </w:tcMar>
-          </w:tcPr>
-          <w:p>
-            <w:pPr>
-              <w:spacing w:after="40"/>
-            </w:pPr>
-            <w:r>
-              <w:rPr>
-                <w:rFonts w:ascii="Arial" w:cs="Arial" w:eastAsia="Arial" w:hAnsi="Arial"/>
-                <w:sz w:val="18"/>
-                <w:szCs w:val="18"/>
-              </w:rPr>
-              <w:t xml:space="preserve">A Política manda o Comitê de Elegibilidade ratificar a avaliação das indicações de Superintendentes e Gerentes. O Comitê só opina sobre administradores e conselheiros fiscais e é vinculado exclusivamente ao Conselho de Administração.</w:t>
-            </w:r>
-          </w:p>
-        </w:tc>
-      </w:tr>
-      <w:tr>
-        <w:tc>
-          <w:tcPr>
-            <w:tcW w:type="dxa" w:w="3000"/>
-            <w:tcBorders>
-              <w:top w:val="single" w:color="000000" w:sz="4"/>
-              <w:left w:val="single" w:color="000000" w:sz="4"/>
-              <w:bottom w:val="single" w:color="000000" w:sz="4"/>
-              <w:right w:val="single" w:color="000000" w:sz="4"/>
-            </w:tcBorders>
-            <w:shd w:fill="F5F3EE" w:color="auto" w:val="clear"/>
-            <w:tcMar>
-              <w:top w:type="dxa" w:w="90"/>
-              <w:left w:type="dxa" w:w="135"/>
-              <w:bottom w:type="dxa" w:w="90"/>
-              <w:right w:type="dxa" w:w="135"/>
-            </w:tcMar>
-          </w:tcPr>
-          <w:p>
-            <w:pPr>
-              <w:spacing w:after="40"/>
-            </w:pPr>
-            <w:r>
-              <w:rPr>
-                <w:rFonts w:ascii="Arial" w:cs="Arial" w:eastAsia="Arial" w:hAnsi="Arial"/>
-                <w:b/>
-                <w:bCs/>
-                <w:sz w:val="18"/>
-                <w:szCs w:val="18"/>
-              </w:rPr>
-              <w:t xml:space="preserve">Classificação / Criticidade</w:t>
-            </w:r>
-          </w:p>
-        </w:tc>
-        <w:tc>
-          <w:tcPr>
-            <w:tcW w:type="dxa" w:w="11570"/>
-            <w:tcBorders>
-              <w:top w:val="single" w:color="000000" w:sz="4"/>
-              <w:left w:val="single" w:color="000000" w:sz="4"/>
-              <w:bottom w:val="single" w:color="000000" w:sz="4"/>
-              <w:right w:val="single" w:color="000000" w:sz="4"/>
+              <w:left w:type="dxa" w:w="120"/>
+              <w:bottom w:type="dxa" w:w="90"/>
+              <w:right w:type="dxa" w:w="120"/>
+            </w:tcMar>
+          </w:tcPr>
+          <w:p>
+            <w:pPr>
+              <w:spacing w:after="0"/>
+              <w:jc w:val="left"/>
+            </w:pPr>
+            <w:r>
+              <w:rPr>
+                <w:rFonts w:ascii="Arial" w:cs="Arial" w:eastAsia="Arial" w:hAnsi="Arial"/>
+                <w:sz w:val="18"/>
+                <w:szCs w:val="18"/>
+              </w:rPr>
+              <w:t xml:space="preserve">Itens 5.1 e 6.B e Anexo I: listas de certidões divergentes</w:t>
+            </w:r>
+          </w:p>
+        </w:tc>
+        <w:tc>
+          <w:tcPr>
+            <w:tcW w:type="dxa" w:w="1900"/>
+            <w:tcBorders>
+              <w:top w:val="single" w:color="D9D9D9" w:sz="4"/>
+              <w:left w:val="single" w:color="D9D9D9" w:sz="4"/>
+              <w:bottom w:val="single" w:color="D9D9D9" w:sz="4"/>
+              <w:right w:val="single" w:color="D9D9D9" w:sz="4"/>
+            </w:tcBorders>
+            <w:shd w:fill="FFD6D6" w:color="auto" w:val="clear"/>
+            <w:tcMar>
+              <w:top w:type="dxa" w:w="90"/>
+              <w:left w:type="dxa" w:w="120"/>
+              <w:bottom w:type="dxa" w:w="90"/>
+              <w:right w:type="dxa" w:w="120"/>
+            </w:tcMar>
+          </w:tcPr>
+          <w:p>
+            <w:pPr>
+              <w:spacing w:after="0"/>
+              <w:jc w:val="center"/>
+            </w:pPr>
+            <w:r>
+              <w:rPr>
+                <w:rFonts w:ascii="Arial" w:cs="Arial" w:eastAsia="Arial" w:hAnsi="Arial"/>
+                <w:b/>
+                <w:bCs/>
+                <w:color w:val="8B1A1A"/>
+                <w:sz w:val="18"/>
+                <w:szCs w:val="18"/>
+              </w:rPr>
+              <w:t xml:space="preserve">Não Conforme</w:t>
+            </w:r>
+          </w:p>
+        </w:tc>
+        <w:tc>
+          <w:tcPr>
+            <w:tcW w:type="dxa" w:w="1700"/>
+            <w:tcBorders>
+              <w:top w:val="single" w:color="D9D9D9" w:sz="4"/>
+              <w:left w:val="single" w:color="D9D9D9" w:sz="4"/>
+              <w:bottom w:val="single" w:color="D9D9D9" w:sz="4"/>
+              <w:right w:val="single" w:color="D9D9D9" w:sz="4"/>
+            </w:tcBorders>
+            <w:shd w:fill="FFF3D6" w:color="auto" w:val="clear"/>
+            <w:tcMar>
+              <w:top w:type="dxa" w:w="90"/>
+              <w:left w:type="dxa" w:w="120"/>
+              <w:bottom w:type="dxa" w:w="90"/>
+              <w:right w:type="dxa" w:w="120"/>
+            </w:tcMar>
+          </w:tcPr>
+          <w:p>
+            <w:pPr>
+              <w:spacing w:after="0"/>
+              <w:jc w:val="center"/>
+            </w:pPr>
+            <w:r>
+              <w:rPr>
+                <w:rFonts w:ascii="Arial" w:cs="Arial" w:eastAsia="Arial" w:hAnsi="Arial"/>
+                <w:color w:val="7A5A00"/>
+                <w:sz w:val="18"/>
+                <w:szCs w:val="18"/>
+              </w:rPr>
+              <w:t xml:space="preserve">Médio</w:t>
+            </w:r>
+          </w:p>
+        </w:tc>
+      </w:tr>
+      <w:tr>
+        <w:trPr>
+          <w:cantSplit/>
+        </w:trPr>
+        <w:tc>
+          <w:tcPr>
+            <w:tcW w:type="dxa" w:w="700"/>
+            <w:tcBorders>
+              <w:top w:val="single" w:color="D9D9D9" w:sz="4"/>
+              <w:left w:val="single" w:color="D9D9D9" w:sz="4"/>
+              <w:bottom w:val="single" w:color="D9D9D9" w:sz="4"/>
+              <w:right w:val="single" w:color="D9D9D9" w:sz="4"/>
+            </w:tcBorders>
+            <w:shd w:fill="F2F0EB" w:color="auto" w:val="clear"/>
+            <w:tcMar>
+              <w:top w:type="dxa" w:w="90"/>
+              <w:left w:type="dxa" w:w="120"/>
+              <w:bottom w:type="dxa" w:w="90"/>
+              <w:right w:type="dxa" w:w="120"/>
+            </w:tcMar>
+          </w:tcPr>
+          <w:p>
+            <w:pPr>
+              <w:spacing w:after="0"/>
+              <w:jc w:val="center"/>
+            </w:pPr>
+            <w:r>
+              <w:rPr>
+                <w:rFonts w:ascii="Arial" w:cs="Arial" w:eastAsia="Arial" w:hAnsi="Arial"/>
+                <w:b/>
+                <w:bCs/>
+                <w:color w:val="1F3864"/>
+                <w:sz w:val="18"/>
+                <w:szCs w:val="18"/>
+              </w:rPr>
+              <w:t xml:space="preserve">04</w:t>
+            </w:r>
+          </w:p>
+        </w:tc>
+        <w:tc>
+          <w:tcPr>
+            <w:tcW w:type="dxa" w:w="5338"/>
+            <w:tcBorders>
+              <w:top w:val="single" w:color="D9D9D9" w:sz="4"/>
+              <w:left w:val="single" w:color="D9D9D9" w:sz="4"/>
+              <w:bottom w:val="single" w:color="D9D9D9" w:sz="4"/>
+              <w:right w:val="single" w:color="D9D9D9" w:sz="4"/>
             </w:tcBorders>
             <w:shd w:fill="FFFFFF" w:color="auto" w:val="clear"/>
             <w:tcMar>
               <w:top w:type="dxa" w:w="90"/>
-              <w:left w:type="dxa" w:w="135"/>
-              <w:bottom w:type="dxa" w:w="90"/>
-              <w:right w:type="dxa" w:w="135"/>
-            </w:tcMar>
-          </w:tcPr>
-          <w:p>
-            <w:pPr>
-              <w:spacing w:after="40"/>
-            </w:pPr>
-            <w:r>
-              <w:rPr>
-                <w:rFonts w:ascii="Arial" w:cs="Arial" w:eastAsia="Arial" w:hAnsi="Arial"/>
-                <w:sz w:val="18"/>
-                <w:szCs w:val="18"/>
-              </w:rPr>
-              <w:t xml:space="preserve">Não Conforme / Alto (impacto médio, probabilidade alta). Teste: Competência.</w:t>
-            </w:r>
-          </w:p>
-        </w:tc>
-      </w:tr>
-      <w:tr>
-        <w:tc>
-          <w:tcPr>
-            <w:tcW w:type="dxa" w:w="3000"/>
-            <w:tcBorders>
-              <w:top w:val="single" w:color="000000" w:sz="4"/>
-              <w:left w:val="single" w:color="000000" w:sz="4"/>
-              <w:bottom w:val="single" w:color="000000" w:sz="4"/>
-              <w:right w:val="single" w:color="000000" w:sz="4"/>
-            </w:tcBorders>
-            <w:shd w:fill="F5F3EE" w:color="auto" w:val="clear"/>
-            <w:tcMar>
-              <w:top w:type="dxa" w:w="90"/>
-              <w:left w:type="dxa" w:w="135"/>
-              <w:bottom w:type="dxa" w:w="90"/>
-              <w:right w:type="dxa" w:w="135"/>
-            </w:tcMar>
-          </w:tcPr>
-          <w:p>
-            <w:pPr>
-              <w:spacing w:after="40"/>
-            </w:pPr>
-            <w:r>
-              <w:rPr>
-                <w:rFonts w:ascii="Arial" w:cs="Arial" w:eastAsia="Arial" w:hAnsi="Arial"/>
-                <w:b/>
-                <w:bCs/>
-                <w:sz w:val="18"/>
-                <w:szCs w:val="18"/>
-              </w:rPr>
-              <w:t xml:space="preserve">Ação recomendada</w:t>
-            </w:r>
-          </w:p>
-        </w:tc>
-        <w:tc>
-          <w:tcPr>
-            <w:tcW w:type="dxa" w:w="11570"/>
-            <w:tcBorders>
-              <w:top w:val="single" w:color="000000" w:sz="4"/>
-              <w:left w:val="single" w:color="000000" w:sz="4"/>
-              <w:bottom w:val="single" w:color="000000" w:sz="4"/>
-              <w:right w:val="single" w:color="000000" w:sz="4"/>
+              <w:left w:type="dxa" w:w="120"/>
+              <w:bottom w:type="dxa" w:w="90"/>
+              <w:right w:type="dxa" w:w="120"/>
+            </w:tcMar>
+          </w:tcPr>
+          <w:p>
+            <w:pPr>
+              <w:spacing w:after="0"/>
+              <w:jc w:val="left"/>
+            </w:pPr>
+            <w:r>
+              <w:rPr>
+                <w:rFonts w:ascii="Arial" w:cs="Arial" w:eastAsia="Arial" w:hAnsi="Arial"/>
+                <w:sz w:val="18"/>
+                <w:szCs w:val="18"/>
+              </w:rPr>
+              <w:t xml:space="preserve">Itens 1, 2 e 5.1: escopo (funções gratificadas ou cargos em comissão)</w:t>
+            </w:r>
+          </w:p>
+        </w:tc>
+        <w:tc>
+          <w:tcPr>
+            <w:tcW w:type="dxa" w:w="1900"/>
+            <w:tcBorders>
+              <w:top w:val="single" w:color="D9D9D9" w:sz="4"/>
+              <w:left w:val="single" w:color="D9D9D9" w:sz="4"/>
+              <w:bottom w:val="single" w:color="D9D9D9" w:sz="4"/>
+              <w:right w:val="single" w:color="D9D9D9" w:sz="4"/>
+            </w:tcBorders>
+            <w:shd w:fill="FFF3D6" w:color="auto" w:val="clear"/>
+            <w:tcMar>
+              <w:top w:type="dxa" w:w="90"/>
+              <w:left w:type="dxa" w:w="120"/>
+              <w:bottom w:type="dxa" w:w="90"/>
+              <w:right w:type="dxa" w:w="120"/>
+            </w:tcMar>
+          </w:tcPr>
+          <w:p>
+            <w:pPr>
+              <w:spacing w:after="0"/>
+              <w:jc w:val="center"/>
+            </w:pPr>
+            <w:r>
+              <w:rPr>
+                <w:rFonts w:ascii="Arial" w:cs="Arial" w:eastAsia="Arial" w:hAnsi="Arial"/>
+                <w:b/>
+                <w:bCs/>
+                <w:color w:val="7A5A00"/>
+                <w:sz w:val="18"/>
+                <w:szCs w:val="18"/>
+              </w:rPr>
+              <w:t xml:space="preserve">Com Ressalva</w:t>
+            </w:r>
+          </w:p>
+        </w:tc>
+        <w:tc>
+          <w:tcPr>
+            <w:tcW w:type="dxa" w:w="1700"/>
+            <w:tcBorders>
+              <w:top w:val="single" w:color="D9D9D9" w:sz="4"/>
+              <w:left w:val="single" w:color="D9D9D9" w:sz="4"/>
+              <w:bottom w:val="single" w:color="D9D9D9" w:sz="4"/>
+              <w:right w:val="single" w:color="D9D9D9" w:sz="4"/>
+            </w:tcBorders>
+            <w:shd w:fill="FFF3D6" w:color="auto" w:val="clear"/>
+            <w:tcMar>
+              <w:top w:type="dxa" w:w="90"/>
+              <w:left w:type="dxa" w:w="120"/>
+              <w:bottom w:type="dxa" w:w="90"/>
+              <w:right w:type="dxa" w:w="120"/>
+            </w:tcMar>
+          </w:tcPr>
+          <w:p>
+            <w:pPr>
+              <w:spacing w:after="0"/>
+              <w:jc w:val="center"/>
+            </w:pPr>
+            <w:r>
+              <w:rPr>
+                <w:rFonts w:ascii="Arial" w:cs="Arial" w:eastAsia="Arial" w:hAnsi="Arial"/>
+                <w:color w:val="7A5A00"/>
+                <w:sz w:val="18"/>
+                <w:szCs w:val="18"/>
+              </w:rPr>
+              <w:t xml:space="preserve">Médio</w:t>
+            </w:r>
+          </w:p>
+        </w:tc>
+      </w:tr>
+      <w:tr>
+        <w:trPr>
+          <w:cantSplit/>
+        </w:trPr>
+        <w:tc>
+          <w:tcPr>
+            <w:tcW w:type="dxa" w:w="700"/>
+            <w:tcBorders>
+              <w:top w:val="single" w:color="D9D9D9" w:sz="4"/>
+              <w:left w:val="single" w:color="D9D9D9" w:sz="4"/>
+              <w:bottom w:val="single" w:color="D9D9D9" w:sz="4"/>
+              <w:right w:val="single" w:color="D9D9D9" w:sz="4"/>
+            </w:tcBorders>
+            <w:shd w:fill="F2F0EB" w:color="auto" w:val="clear"/>
+            <w:tcMar>
+              <w:top w:type="dxa" w:w="90"/>
+              <w:left w:type="dxa" w:w="120"/>
+              <w:bottom w:type="dxa" w:w="90"/>
+              <w:right w:type="dxa" w:w="120"/>
+            </w:tcMar>
+          </w:tcPr>
+          <w:p>
+            <w:pPr>
+              <w:spacing w:after="0"/>
+              <w:jc w:val="center"/>
+            </w:pPr>
+            <w:r>
+              <w:rPr>
+                <w:rFonts w:ascii="Arial" w:cs="Arial" w:eastAsia="Arial" w:hAnsi="Arial"/>
+                <w:b/>
+                <w:bCs/>
+                <w:color w:val="1F3864"/>
+                <w:sz w:val="18"/>
+                <w:szCs w:val="18"/>
+              </w:rPr>
+              <w:t xml:space="preserve">05</w:t>
+            </w:r>
+          </w:p>
+        </w:tc>
+        <w:tc>
+          <w:tcPr>
+            <w:tcW w:type="dxa" w:w="5338"/>
+            <w:tcBorders>
+              <w:top w:val="single" w:color="D9D9D9" w:sz="4"/>
+              <w:left w:val="single" w:color="D9D9D9" w:sz="4"/>
+              <w:bottom w:val="single" w:color="D9D9D9" w:sz="4"/>
+              <w:right w:val="single" w:color="D9D9D9" w:sz="4"/>
             </w:tcBorders>
             <w:shd w:fill="FFFFFF" w:color="auto" w:val="clear"/>
             <w:tcMar>
               <w:top w:type="dxa" w:w="90"/>
-              <w:left w:type="dxa" w:w="135"/>
-              <w:bottom w:type="dxa" w:w="90"/>
-              <w:right w:type="dxa" w:w="135"/>
-            </w:tcMar>
-          </w:tcPr>
-          <w:p>
-            <w:pPr>
-              <w:spacing w:after="40"/>
-            </w:pPr>
-            <w:r>
-              <w:rPr>
-                <w:rFonts w:ascii="Arial" w:cs="Arial" w:eastAsia="Arial" w:hAnsi="Arial"/>
-                <w:sz w:val="18"/>
-                <w:szCs w:val="18"/>
-              </w:rPr>
-              <w:t xml:space="preserve">Suprimir a ratificação pelo Comitê de Elegibilidade no rito de função gratificada, ou demonstrar fundamento normativo específico para ampliar a competência dele.</w:t>
+              <w:left w:type="dxa" w:w="120"/>
+              <w:bottom w:type="dxa" w:w="90"/>
+              <w:right w:type="dxa" w:w="120"/>
+            </w:tcMar>
+          </w:tcPr>
+          <w:p>
+            <w:pPr>
+              <w:spacing w:after="0"/>
+              <w:jc w:val="left"/>
+            </w:pPr>
+            <w:r>
+              <w:rPr>
+                <w:rFonts w:ascii="Arial" w:cs="Arial" w:eastAsia="Arial" w:hAnsi="Arial"/>
+                <w:sz w:val="18"/>
+                <w:szCs w:val="18"/>
+              </w:rPr>
+              <w:t xml:space="preserve">Itens 5.1 a 5.4: fluxo decisório sem delimitação de etapas e autoridades</w:t>
+            </w:r>
+          </w:p>
+        </w:tc>
+        <w:tc>
+          <w:tcPr>
+            <w:tcW w:type="dxa" w:w="1900"/>
+            <w:tcBorders>
+              <w:top w:val="single" w:color="D9D9D9" w:sz="4"/>
+              <w:left w:val="single" w:color="D9D9D9" w:sz="4"/>
+              <w:bottom w:val="single" w:color="D9D9D9" w:sz="4"/>
+              <w:right w:val="single" w:color="D9D9D9" w:sz="4"/>
+            </w:tcBorders>
+            <w:shd w:fill="FFF3D6" w:color="auto" w:val="clear"/>
+            <w:tcMar>
+              <w:top w:type="dxa" w:w="90"/>
+              <w:left w:type="dxa" w:w="120"/>
+              <w:bottom w:type="dxa" w:w="90"/>
+              <w:right w:type="dxa" w:w="120"/>
+            </w:tcMar>
+          </w:tcPr>
+          <w:p>
+            <w:pPr>
+              <w:spacing w:after="0"/>
+              <w:jc w:val="center"/>
+            </w:pPr>
+            <w:r>
+              <w:rPr>
+                <w:rFonts w:ascii="Arial" w:cs="Arial" w:eastAsia="Arial" w:hAnsi="Arial"/>
+                <w:b/>
+                <w:bCs/>
+                <w:color w:val="7A5A00"/>
+                <w:sz w:val="18"/>
+                <w:szCs w:val="18"/>
+              </w:rPr>
+              <w:t xml:space="preserve">Com Ressalva</w:t>
+            </w:r>
+          </w:p>
+        </w:tc>
+        <w:tc>
+          <w:tcPr>
+            <w:tcW w:type="dxa" w:w="1700"/>
+            <w:tcBorders>
+              <w:top w:val="single" w:color="D9D9D9" w:sz="4"/>
+              <w:left w:val="single" w:color="D9D9D9" w:sz="4"/>
+              <w:bottom w:val="single" w:color="D9D9D9" w:sz="4"/>
+              <w:right w:val="single" w:color="D9D9D9" w:sz="4"/>
+            </w:tcBorders>
+            <w:shd w:fill="FFF3D6" w:color="auto" w:val="clear"/>
+            <w:tcMar>
+              <w:top w:type="dxa" w:w="90"/>
+              <w:left w:type="dxa" w:w="120"/>
+              <w:bottom w:type="dxa" w:w="90"/>
+              <w:right w:type="dxa" w:w="120"/>
+            </w:tcMar>
+          </w:tcPr>
+          <w:p>
+            <w:pPr>
+              <w:spacing w:after="0"/>
+              <w:jc w:val="center"/>
+            </w:pPr>
+            <w:r>
+              <w:rPr>
+                <w:rFonts w:ascii="Arial" w:cs="Arial" w:eastAsia="Arial" w:hAnsi="Arial"/>
+                <w:color w:val="7A5A00"/>
+                <w:sz w:val="18"/>
+                <w:szCs w:val="18"/>
+              </w:rPr>
+              <w:t xml:space="preserve">Médio</w:t>
+            </w:r>
+          </w:p>
+        </w:tc>
+      </w:tr>
+      <w:tr>
+        <w:trPr>
+          <w:cantSplit/>
+        </w:trPr>
+        <w:tc>
+          <w:tcPr>
+            <w:tcW w:type="dxa" w:w="700"/>
+            <w:tcBorders>
+              <w:top w:val="single" w:color="D9D9D9" w:sz="4"/>
+              <w:left w:val="single" w:color="D9D9D9" w:sz="4"/>
+              <w:bottom w:val="single" w:color="D9D9D9" w:sz="4"/>
+              <w:right w:val="single" w:color="D9D9D9" w:sz="4"/>
+            </w:tcBorders>
+            <w:shd w:fill="F2F0EB" w:color="auto" w:val="clear"/>
+            <w:tcMar>
+              <w:top w:type="dxa" w:w="90"/>
+              <w:left w:type="dxa" w:w="120"/>
+              <w:bottom w:type="dxa" w:w="90"/>
+              <w:right w:type="dxa" w:w="120"/>
+            </w:tcMar>
+          </w:tcPr>
+          <w:p>
+            <w:pPr>
+              <w:spacing w:after="0"/>
+              <w:jc w:val="center"/>
+            </w:pPr>
+            <w:r>
+              <w:rPr>
+                <w:rFonts w:ascii="Arial" w:cs="Arial" w:eastAsia="Arial" w:hAnsi="Arial"/>
+                <w:b/>
+                <w:bCs/>
+                <w:color w:val="1F3864"/>
+                <w:sz w:val="18"/>
+                <w:szCs w:val="18"/>
+              </w:rPr>
+              <w:t xml:space="preserve">06</w:t>
+            </w:r>
+          </w:p>
+        </w:tc>
+        <w:tc>
+          <w:tcPr>
+            <w:tcW w:type="dxa" w:w="5338"/>
+            <w:tcBorders>
+              <w:top w:val="single" w:color="D9D9D9" w:sz="4"/>
+              <w:left w:val="single" w:color="D9D9D9" w:sz="4"/>
+              <w:bottom w:val="single" w:color="D9D9D9" w:sz="4"/>
+              <w:right w:val="single" w:color="D9D9D9" w:sz="4"/>
+            </w:tcBorders>
+            <w:shd w:fill="FFFFFF" w:color="auto" w:val="clear"/>
+            <w:tcMar>
+              <w:top w:type="dxa" w:w="90"/>
+              <w:left w:type="dxa" w:w="120"/>
+              <w:bottom w:type="dxa" w:w="90"/>
+              <w:right w:type="dxa" w:w="120"/>
+            </w:tcMar>
+          </w:tcPr>
+          <w:p>
+            <w:pPr>
+              <w:spacing w:after="0"/>
+              <w:jc w:val="left"/>
+            </w:pPr>
+            <w:r>
+              <w:rPr>
+                <w:rFonts w:ascii="Arial" w:cs="Arial" w:eastAsia="Arial" w:hAnsi="Arial"/>
+                <w:sz w:val="18"/>
+                <w:szCs w:val="18"/>
+              </w:rPr>
+              <w:t xml:space="preserve">Itens 5.3 e 5.4: papel da Comissão, da SUPGEP e da ASSGER</w:t>
+            </w:r>
+          </w:p>
+        </w:tc>
+        <w:tc>
+          <w:tcPr>
+            <w:tcW w:type="dxa" w:w="1900"/>
+            <w:tcBorders>
+              <w:top w:val="single" w:color="D9D9D9" w:sz="4"/>
+              <w:left w:val="single" w:color="D9D9D9" w:sz="4"/>
+              <w:bottom w:val="single" w:color="D9D9D9" w:sz="4"/>
+              <w:right w:val="single" w:color="D9D9D9" w:sz="4"/>
+            </w:tcBorders>
+            <w:shd w:fill="FFF3D6" w:color="auto" w:val="clear"/>
+            <w:tcMar>
+              <w:top w:type="dxa" w:w="90"/>
+              <w:left w:type="dxa" w:w="120"/>
+              <w:bottom w:type="dxa" w:w="90"/>
+              <w:right w:type="dxa" w:w="120"/>
+            </w:tcMar>
+          </w:tcPr>
+          <w:p>
+            <w:pPr>
+              <w:spacing w:after="0"/>
+              <w:jc w:val="center"/>
+            </w:pPr>
+            <w:r>
+              <w:rPr>
+                <w:rFonts w:ascii="Arial" w:cs="Arial" w:eastAsia="Arial" w:hAnsi="Arial"/>
+                <w:b/>
+                <w:bCs/>
+                <w:color w:val="7A5A00"/>
+                <w:sz w:val="18"/>
+                <w:szCs w:val="18"/>
+              </w:rPr>
+              <w:t xml:space="preserve">Com Ressalva</w:t>
+            </w:r>
+          </w:p>
+        </w:tc>
+        <w:tc>
+          <w:tcPr>
+            <w:tcW w:type="dxa" w:w="1700"/>
+            <w:tcBorders>
+              <w:top w:val="single" w:color="D9D9D9" w:sz="4"/>
+              <w:left w:val="single" w:color="D9D9D9" w:sz="4"/>
+              <w:bottom w:val="single" w:color="D9D9D9" w:sz="4"/>
+              <w:right w:val="single" w:color="D9D9D9" w:sz="4"/>
+            </w:tcBorders>
+            <w:shd w:fill="FFF3D6" w:color="auto" w:val="clear"/>
+            <w:tcMar>
+              <w:top w:type="dxa" w:w="90"/>
+              <w:left w:type="dxa" w:w="120"/>
+              <w:bottom w:type="dxa" w:w="90"/>
+              <w:right w:type="dxa" w:w="120"/>
+            </w:tcMar>
+          </w:tcPr>
+          <w:p>
+            <w:pPr>
+              <w:spacing w:after="0"/>
+              <w:jc w:val="center"/>
+            </w:pPr>
+            <w:r>
+              <w:rPr>
+                <w:rFonts w:ascii="Arial" w:cs="Arial" w:eastAsia="Arial" w:hAnsi="Arial"/>
+                <w:color w:val="7A5A00"/>
+                <w:sz w:val="18"/>
+                <w:szCs w:val="18"/>
+              </w:rPr>
+              <w:t xml:space="preserve">Médio</w:t>
+            </w:r>
+          </w:p>
+        </w:tc>
+      </w:tr>
+      <w:tr>
+        <w:trPr>
+          <w:cantSplit/>
+        </w:trPr>
+        <w:tc>
+          <w:tcPr>
+            <w:tcW w:type="dxa" w:w="700"/>
+            <w:tcBorders>
+              <w:top w:val="single" w:color="D9D9D9" w:sz="4"/>
+              <w:left w:val="single" w:color="D9D9D9" w:sz="4"/>
+              <w:bottom w:val="single" w:color="D9D9D9" w:sz="4"/>
+              <w:right w:val="single" w:color="D9D9D9" w:sz="4"/>
+            </w:tcBorders>
+            <w:shd w:fill="F2F0EB" w:color="auto" w:val="clear"/>
+            <w:tcMar>
+              <w:top w:type="dxa" w:w="90"/>
+              <w:left w:type="dxa" w:w="120"/>
+              <w:bottom w:type="dxa" w:w="90"/>
+              <w:right w:type="dxa" w:w="120"/>
+            </w:tcMar>
+          </w:tcPr>
+          <w:p>
+            <w:pPr>
+              <w:spacing w:after="0"/>
+              <w:jc w:val="center"/>
+            </w:pPr>
+            <w:r>
+              <w:rPr>
+                <w:rFonts w:ascii="Arial" w:cs="Arial" w:eastAsia="Arial" w:hAnsi="Arial"/>
+                <w:b/>
+                <w:bCs/>
+                <w:color w:val="1F3864"/>
+                <w:sz w:val="18"/>
+                <w:szCs w:val="18"/>
+              </w:rPr>
+              <w:t xml:space="preserve">07</w:t>
+            </w:r>
+          </w:p>
+        </w:tc>
+        <w:tc>
+          <w:tcPr>
+            <w:tcW w:type="dxa" w:w="5338"/>
+            <w:tcBorders>
+              <w:top w:val="single" w:color="D9D9D9" w:sz="4"/>
+              <w:left w:val="single" w:color="D9D9D9" w:sz="4"/>
+              <w:bottom w:val="single" w:color="D9D9D9" w:sz="4"/>
+              <w:right w:val="single" w:color="D9D9D9" w:sz="4"/>
+            </w:tcBorders>
+            <w:shd w:fill="FFFFFF" w:color="auto" w:val="clear"/>
+            <w:tcMar>
+              <w:top w:type="dxa" w:w="90"/>
+              <w:left w:type="dxa" w:w="120"/>
+              <w:bottom w:type="dxa" w:w="90"/>
+              <w:right w:type="dxa" w:w="120"/>
+            </w:tcMar>
+          </w:tcPr>
+          <w:p>
+            <w:pPr>
+              <w:spacing w:after="0"/>
+              <w:jc w:val="left"/>
+            </w:pPr>
+            <w:r>
+              <w:rPr>
+                <w:rFonts w:ascii="Arial" w:cs="Arial" w:eastAsia="Arial" w:hAnsi="Arial"/>
+                <w:sz w:val="18"/>
+                <w:szCs w:val="18"/>
+              </w:rPr>
+              <w:t xml:space="preserve">Item 3: descrição e alcance dos Decretos 43.581, 43.583 e 46.745; normas não citadas</w:t>
+            </w:r>
+          </w:p>
+        </w:tc>
+        <w:tc>
+          <w:tcPr>
+            <w:tcW w:type="dxa" w:w="1900"/>
+            <w:tcBorders>
+              <w:top w:val="single" w:color="D9D9D9" w:sz="4"/>
+              <w:left w:val="single" w:color="D9D9D9" w:sz="4"/>
+              <w:bottom w:val="single" w:color="D9D9D9" w:sz="4"/>
+              <w:right w:val="single" w:color="D9D9D9" w:sz="4"/>
+            </w:tcBorders>
+            <w:shd w:fill="FFF3D6" w:color="auto" w:val="clear"/>
+            <w:tcMar>
+              <w:top w:type="dxa" w:w="90"/>
+              <w:left w:type="dxa" w:w="120"/>
+              <w:bottom w:type="dxa" w:w="90"/>
+              <w:right w:type="dxa" w:w="120"/>
+            </w:tcMar>
+          </w:tcPr>
+          <w:p>
+            <w:pPr>
+              <w:spacing w:after="0"/>
+              <w:jc w:val="center"/>
+            </w:pPr>
+            <w:r>
+              <w:rPr>
+                <w:rFonts w:ascii="Arial" w:cs="Arial" w:eastAsia="Arial" w:hAnsi="Arial"/>
+                <w:b/>
+                <w:bCs/>
+                <w:color w:val="7A5A00"/>
+                <w:sz w:val="18"/>
+                <w:szCs w:val="18"/>
+              </w:rPr>
+              <w:t xml:space="preserve">Com Ressalva</w:t>
+            </w:r>
+          </w:p>
+        </w:tc>
+        <w:tc>
+          <w:tcPr>
+            <w:tcW w:type="dxa" w:w="1700"/>
+            <w:tcBorders>
+              <w:top w:val="single" w:color="D9D9D9" w:sz="4"/>
+              <w:left w:val="single" w:color="D9D9D9" w:sz="4"/>
+              <w:bottom w:val="single" w:color="D9D9D9" w:sz="4"/>
+              <w:right w:val="single" w:color="D9D9D9" w:sz="4"/>
+            </w:tcBorders>
+            <w:shd w:fill="E8F3EC" w:color="auto" w:val="clear"/>
+            <w:tcMar>
+              <w:top w:type="dxa" w:w="90"/>
+              <w:left w:type="dxa" w:w="120"/>
+              <w:bottom w:type="dxa" w:w="90"/>
+              <w:right w:type="dxa" w:w="120"/>
+            </w:tcMar>
+          </w:tcPr>
+          <w:p>
+            <w:pPr>
+              <w:spacing w:after="0"/>
+              <w:jc w:val="center"/>
+            </w:pPr>
+            <w:r>
+              <w:rPr>
+                <w:rFonts w:ascii="Arial" w:cs="Arial" w:eastAsia="Arial" w:hAnsi="Arial"/>
+                <w:color w:val="1F5E3A"/>
+                <w:sz w:val="18"/>
+                <w:szCs w:val="18"/>
+              </w:rPr>
+              <w:t xml:space="preserve">Baixo</w:t>
+            </w:r>
+          </w:p>
+        </w:tc>
+      </w:tr>
+      <w:tr>
+        <w:trPr>
+          <w:cantSplit/>
+        </w:trPr>
+        <w:tc>
+          <w:tcPr>
+            <w:tcW w:type="dxa" w:w="700"/>
+            <w:tcBorders>
+              <w:top w:val="single" w:color="D9D9D9" w:sz="4"/>
+              <w:left w:val="single" w:color="D9D9D9" w:sz="4"/>
+              <w:bottom w:val="single" w:color="D9D9D9" w:sz="4"/>
+              <w:right w:val="single" w:color="D9D9D9" w:sz="4"/>
+            </w:tcBorders>
+            <w:shd w:fill="F2F0EB" w:color="auto" w:val="clear"/>
+            <w:tcMar>
+              <w:top w:type="dxa" w:w="90"/>
+              <w:left w:type="dxa" w:w="120"/>
+              <w:bottom w:type="dxa" w:w="90"/>
+              <w:right w:type="dxa" w:w="120"/>
+            </w:tcMar>
+          </w:tcPr>
+          <w:p>
+            <w:pPr>
+              <w:spacing w:after="0"/>
+              <w:jc w:val="center"/>
+            </w:pPr>
+            <w:r>
+              <w:rPr>
+                <w:rFonts w:ascii="Arial" w:cs="Arial" w:eastAsia="Arial" w:hAnsi="Arial"/>
+                <w:b/>
+                <w:bCs/>
+                <w:color w:val="1F3864"/>
+                <w:sz w:val="18"/>
+                <w:szCs w:val="18"/>
+              </w:rPr>
+              <w:t xml:space="preserve">08</w:t>
+            </w:r>
+          </w:p>
+        </w:tc>
+        <w:tc>
+          <w:tcPr>
+            <w:tcW w:type="dxa" w:w="5338"/>
+            <w:tcBorders>
+              <w:top w:val="single" w:color="D9D9D9" w:sz="4"/>
+              <w:left w:val="single" w:color="D9D9D9" w:sz="4"/>
+              <w:bottom w:val="single" w:color="D9D9D9" w:sz="4"/>
+              <w:right w:val="single" w:color="D9D9D9" w:sz="4"/>
+            </w:tcBorders>
+            <w:shd w:fill="FFFFFF" w:color="auto" w:val="clear"/>
+            <w:tcMar>
+              <w:top w:type="dxa" w:w="90"/>
+              <w:left w:type="dxa" w:w="120"/>
+              <w:bottom w:type="dxa" w:w="90"/>
+              <w:right w:type="dxa" w:w="120"/>
+            </w:tcMar>
+          </w:tcPr>
+          <w:p>
+            <w:pPr>
+              <w:spacing w:after="0"/>
+              <w:jc w:val="left"/>
+            </w:pPr>
+            <w:r>
+              <w:rPr>
+                <w:rFonts w:ascii="Arial" w:cs="Arial" w:eastAsia="Arial" w:hAnsi="Arial"/>
+                <w:sz w:val="18"/>
+                <w:szCs w:val="18"/>
+              </w:rPr>
+              <w:t xml:space="preserve">Numeração das seções e do Anexo I</w:t>
+            </w:r>
+          </w:p>
+        </w:tc>
+        <w:tc>
+          <w:tcPr>
+            <w:tcW w:type="dxa" w:w="1900"/>
+            <w:tcBorders>
+              <w:top w:val="single" w:color="D9D9D9" w:sz="4"/>
+              <w:left w:val="single" w:color="D9D9D9" w:sz="4"/>
+              <w:bottom w:val="single" w:color="D9D9D9" w:sz="4"/>
+              <w:right w:val="single" w:color="D9D9D9" w:sz="4"/>
+            </w:tcBorders>
+            <w:shd w:fill="FFF3D6" w:color="auto" w:val="clear"/>
+            <w:tcMar>
+              <w:top w:type="dxa" w:w="90"/>
+              <w:left w:type="dxa" w:w="120"/>
+              <w:bottom w:type="dxa" w:w="90"/>
+              <w:right w:type="dxa" w:w="120"/>
+            </w:tcMar>
+          </w:tcPr>
+          <w:p>
+            <w:pPr>
+              <w:spacing w:after="0"/>
+              <w:jc w:val="center"/>
+            </w:pPr>
+            <w:r>
+              <w:rPr>
+                <w:rFonts w:ascii="Arial" w:cs="Arial" w:eastAsia="Arial" w:hAnsi="Arial"/>
+                <w:b/>
+                <w:bCs/>
+                <w:color w:val="7A5A00"/>
+                <w:sz w:val="18"/>
+                <w:szCs w:val="18"/>
+              </w:rPr>
+              <w:t xml:space="preserve">Com Ressalva</w:t>
+            </w:r>
+          </w:p>
+        </w:tc>
+        <w:tc>
+          <w:tcPr>
+            <w:tcW w:type="dxa" w:w="1700"/>
+            <w:tcBorders>
+              <w:top w:val="single" w:color="D9D9D9" w:sz="4"/>
+              <w:left w:val="single" w:color="D9D9D9" w:sz="4"/>
+              <w:bottom w:val="single" w:color="D9D9D9" w:sz="4"/>
+              <w:right w:val="single" w:color="D9D9D9" w:sz="4"/>
+            </w:tcBorders>
+            <w:shd w:fill="E8F3EC" w:color="auto" w:val="clear"/>
+            <w:tcMar>
+              <w:top w:type="dxa" w:w="90"/>
+              <w:left w:type="dxa" w:w="120"/>
+              <w:bottom w:type="dxa" w:w="90"/>
+              <w:right w:type="dxa" w:w="120"/>
+            </w:tcMar>
+          </w:tcPr>
+          <w:p>
+            <w:pPr>
+              <w:spacing w:after="0"/>
+              <w:jc w:val="center"/>
+            </w:pPr>
+            <w:r>
+              <w:rPr>
+                <w:rFonts w:ascii="Arial" w:cs="Arial" w:eastAsia="Arial" w:hAnsi="Arial"/>
+                <w:color w:val="1F5E3A"/>
+                <w:sz w:val="18"/>
+                <w:szCs w:val="18"/>
+              </w:rPr>
+              <w:t xml:space="preserve">Baixo</w:t>
+            </w:r>
+          </w:p>
+        </w:tc>
+      </w:tr>
+      <w:tr>
+        <w:trPr>
+          <w:cantSplit/>
+        </w:trPr>
+        <w:tc>
+          <w:tcPr>
+            <w:tcW w:type="dxa" w:w="700"/>
+            <w:tcBorders>
+              <w:top w:val="single" w:color="D9D9D9" w:sz="4"/>
+              <w:left w:val="single" w:color="D9D9D9" w:sz="4"/>
+              <w:bottom w:val="single" w:color="D9D9D9" w:sz="4"/>
+              <w:right w:val="single" w:color="D9D9D9" w:sz="4"/>
+            </w:tcBorders>
+            <w:shd w:fill="F2F0EB" w:color="auto" w:val="clear"/>
+            <w:tcMar>
+              <w:top w:type="dxa" w:w="90"/>
+              <w:left w:type="dxa" w:w="120"/>
+              <w:bottom w:type="dxa" w:w="90"/>
+              <w:right w:type="dxa" w:w="120"/>
+            </w:tcMar>
+          </w:tcPr>
+          <w:p>
+            <w:pPr>
+              <w:spacing w:after="0"/>
+              <w:jc w:val="center"/>
+            </w:pPr>
+            <w:r>
+              <w:rPr>
+                <w:rFonts w:ascii="Arial" w:cs="Arial" w:eastAsia="Arial" w:hAnsi="Arial"/>
+                <w:b/>
+                <w:bCs/>
+                <w:color w:val="1F3864"/>
+                <w:sz w:val="18"/>
+                <w:szCs w:val="18"/>
+              </w:rPr>
+              <w:t xml:space="preserve">09</w:t>
+            </w:r>
+          </w:p>
+        </w:tc>
+        <w:tc>
+          <w:tcPr>
+            <w:tcW w:type="dxa" w:w="5338"/>
+            <w:tcBorders>
+              <w:top w:val="single" w:color="D9D9D9" w:sz="4"/>
+              <w:left w:val="single" w:color="D9D9D9" w:sz="4"/>
+              <w:bottom w:val="single" w:color="D9D9D9" w:sz="4"/>
+              <w:right w:val="single" w:color="D9D9D9" w:sz="4"/>
+            </w:tcBorders>
+            <w:shd w:fill="FFFFFF" w:color="auto" w:val="clear"/>
+            <w:tcMar>
+              <w:top w:type="dxa" w:w="90"/>
+              <w:left w:type="dxa" w:w="120"/>
+              <w:bottom w:type="dxa" w:w="90"/>
+              <w:right w:type="dxa" w:w="120"/>
+            </w:tcMar>
+          </w:tcPr>
+          <w:p>
+            <w:pPr>
+              <w:spacing w:after="0"/>
+              <w:jc w:val="left"/>
+            </w:pPr>
+            <w:r>
+              <w:rPr>
+                <w:rFonts w:ascii="Arial" w:cs="Arial" w:eastAsia="Arial" w:hAnsi="Arial"/>
+                <w:sz w:val="18"/>
+                <w:szCs w:val="18"/>
+              </w:rPr>
+              <w:t xml:space="preserve">Anexo I: consequências das respostas "Sim", decisor, prazos e recurso</w:t>
+            </w:r>
+          </w:p>
+        </w:tc>
+        <w:tc>
+          <w:tcPr>
+            <w:tcW w:type="dxa" w:w="1900"/>
+            <w:tcBorders>
+              <w:top w:val="single" w:color="D9D9D9" w:sz="4"/>
+              <w:left w:val="single" w:color="D9D9D9" w:sz="4"/>
+              <w:bottom w:val="single" w:color="D9D9D9" w:sz="4"/>
+              <w:right w:val="single" w:color="D9D9D9" w:sz="4"/>
+            </w:tcBorders>
+            <w:shd w:fill="FFF3D6" w:color="auto" w:val="clear"/>
+            <w:tcMar>
+              <w:top w:type="dxa" w:w="90"/>
+              <w:left w:type="dxa" w:w="120"/>
+              <w:bottom w:type="dxa" w:w="90"/>
+              <w:right w:type="dxa" w:w="120"/>
+            </w:tcMar>
+          </w:tcPr>
+          <w:p>
+            <w:pPr>
+              <w:spacing w:after="0"/>
+              <w:jc w:val="center"/>
+            </w:pPr>
+            <w:r>
+              <w:rPr>
+                <w:rFonts w:ascii="Arial" w:cs="Arial" w:eastAsia="Arial" w:hAnsi="Arial"/>
+                <w:b/>
+                <w:bCs/>
+                <w:color w:val="7A5A00"/>
+                <w:sz w:val="18"/>
+                <w:szCs w:val="18"/>
+              </w:rPr>
+              <w:t xml:space="preserve">Com Ressalva</w:t>
+            </w:r>
+          </w:p>
+        </w:tc>
+        <w:tc>
+          <w:tcPr>
+            <w:tcW w:type="dxa" w:w="1700"/>
+            <w:tcBorders>
+              <w:top w:val="single" w:color="D9D9D9" w:sz="4"/>
+              <w:left w:val="single" w:color="D9D9D9" w:sz="4"/>
+              <w:bottom w:val="single" w:color="D9D9D9" w:sz="4"/>
+              <w:right w:val="single" w:color="D9D9D9" w:sz="4"/>
+            </w:tcBorders>
+            <w:shd w:fill="E8F3EC" w:color="auto" w:val="clear"/>
+            <w:tcMar>
+              <w:top w:type="dxa" w:w="90"/>
+              <w:left w:type="dxa" w:w="120"/>
+              <w:bottom w:type="dxa" w:w="90"/>
+              <w:right w:type="dxa" w:w="120"/>
+            </w:tcMar>
+          </w:tcPr>
+          <w:p>
+            <w:pPr>
+              <w:spacing w:after="0"/>
+              <w:jc w:val="center"/>
+            </w:pPr>
+            <w:r>
+              <w:rPr>
+                <w:rFonts w:ascii="Arial" w:cs="Arial" w:eastAsia="Arial" w:hAnsi="Arial"/>
+                <w:color w:val="1F5E3A"/>
+                <w:sz w:val="18"/>
+                <w:szCs w:val="18"/>
+              </w:rPr>
+              <w:t xml:space="preserve">Baixo</w:t>
+            </w:r>
+          </w:p>
+        </w:tc>
+      </w:tr>
+      <w:tr>
+        <w:trPr>
+          <w:cantSplit/>
+        </w:trPr>
+        <w:tc>
+          <w:tcPr>
+            <w:tcW w:type="dxa" w:w="700"/>
+            <w:tcBorders>
+              <w:top w:val="single" w:color="D9D9D9" w:sz="4"/>
+              <w:left w:val="single" w:color="D9D9D9" w:sz="4"/>
+              <w:bottom w:val="single" w:color="D9D9D9" w:sz="4"/>
+              <w:right w:val="single" w:color="D9D9D9" w:sz="4"/>
+            </w:tcBorders>
+            <w:shd w:fill="F2F0EB" w:color="auto" w:val="clear"/>
+            <w:tcMar>
+              <w:top w:type="dxa" w:w="90"/>
+              <w:left w:type="dxa" w:w="120"/>
+              <w:bottom w:type="dxa" w:w="90"/>
+              <w:right w:type="dxa" w:w="120"/>
+            </w:tcMar>
+          </w:tcPr>
+          <w:p>
+            <w:pPr>
+              <w:spacing w:after="0"/>
+              <w:jc w:val="center"/>
+            </w:pPr>
+            <w:r>
+              <w:rPr>
+                <w:rFonts w:ascii="Arial" w:cs="Arial" w:eastAsia="Arial" w:hAnsi="Arial"/>
+                <w:b/>
+                <w:bCs/>
+                <w:color w:val="1F3864"/>
+                <w:sz w:val="18"/>
+                <w:szCs w:val="18"/>
+              </w:rPr>
+              <w:t xml:space="preserve">10</w:t>
+            </w:r>
+          </w:p>
+        </w:tc>
+        <w:tc>
+          <w:tcPr>
+            <w:tcW w:type="dxa" w:w="5338"/>
+            <w:tcBorders>
+              <w:top w:val="single" w:color="D9D9D9" w:sz="4"/>
+              <w:left w:val="single" w:color="D9D9D9" w:sz="4"/>
+              <w:bottom w:val="single" w:color="D9D9D9" w:sz="4"/>
+              <w:right w:val="single" w:color="D9D9D9" w:sz="4"/>
+            </w:tcBorders>
+            <w:shd w:fill="FFFFFF" w:color="auto" w:val="clear"/>
+            <w:tcMar>
+              <w:top w:type="dxa" w:w="90"/>
+              <w:left w:type="dxa" w:w="120"/>
+              <w:bottom w:type="dxa" w:w="90"/>
+              <w:right w:type="dxa" w:w="120"/>
+            </w:tcMar>
+          </w:tcPr>
+          <w:p>
+            <w:pPr>
+              <w:spacing w:after="0"/>
+              <w:jc w:val="left"/>
+            </w:pPr>
+            <w:r>
+              <w:rPr>
+                <w:rFonts w:ascii="Arial" w:cs="Arial" w:eastAsia="Arial" w:hAnsi="Arial"/>
+                <w:sz w:val="18"/>
+                <w:szCs w:val="18"/>
+              </w:rPr>
+              <w:t xml:space="preserve">Item 6.A, funções 5 e 6: Política de Seleção do art. 68 do Estatuto</w:t>
+            </w:r>
+          </w:p>
+        </w:tc>
+        <w:tc>
+          <w:tcPr>
+            <w:tcW w:type="dxa" w:w="1900"/>
+            <w:tcBorders>
+              <w:top w:val="single" w:color="D9D9D9" w:sz="4"/>
+              <w:left w:val="single" w:color="D9D9D9" w:sz="4"/>
+              <w:bottom w:val="single" w:color="D9D9D9" w:sz="4"/>
+              <w:right w:val="single" w:color="D9D9D9" w:sz="4"/>
+            </w:tcBorders>
+            <w:shd w:fill="E7E6E6" w:color="auto" w:val="clear"/>
+            <w:tcMar>
+              <w:top w:type="dxa" w:w="90"/>
+              <w:left w:type="dxa" w:w="120"/>
+              <w:bottom w:type="dxa" w:w="90"/>
+              <w:right w:type="dxa" w:w="120"/>
+            </w:tcMar>
+          </w:tcPr>
+          <w:p>
+            <w:pPr>
+              <w:spacing w:after="0"/>
+              <w:jc w:val="center"/>
+            </w:pPr>
+            <w:r>
+              <w:rPr>
+                <w:rFonts w:ascii="Arial" w:cs="Arial" w:eastAsia="Arial" w:hAnsi="Arial"/>
+                <w:b/>
+                <w:bCs/>
+                <w:color w:val="404040"/>
+                <w:sz w:val="18"/>
+                <w:szCs w:val="18"/>
+              </w:rPr>
+              <w:t xml:space="preserve">Não Verificável</w:t>
+            </w:r>
+          </w:p>
+        </w:tc>
+        <w:tc>
+          <w:tcPr>
+            <w:tcW w:type="dxa" w:w="1700"/>
+            <w:tcBorders>
+              <w:top w:val="single" w:color="D9D9D9" w:sz="4"/>
+              <w:left w:val="single" w:color="D9D9D9" w:sz="4"/>
+              <w:bottom w:val="single" w:color="D9D9D9" w:sz="4"/>
+              <w:right w:val="single" w:color="D9D9D9" w:sz="4"/>
+            </w:tcBorders>
+            <w:shd w:fill="F2F2F2" w:color="auto" w:val="clear"/>
+            <w:tcMar>
+              <w:top w:type="dxa" w:w="90"/>
+              <w:left w:type="dxa" w:w="120"/>
+              <w:bottom w:type="dxa" w:w="90"/>
+              <w:right w:type="dxa" w:w="120"/>
+            </w:tcMar>
+          </w:tcPr>
+          <w:p>
+            <w:pPr>
+              <w:spacing w:after="0"/>
+              <w:jc w:val="center"/>
+            </w:pPr>
+            <w:r>
+              <w:rPr>
+                <w:rFonts w:ascii="Arial" w:cs="Arial" w:eastAsia="Arial" w:hAnsi="Arial"/>
+                <w:color w:val="404040"/>
+                <w:sz w:val="18"/>
+                <w:szCs w:val="18"/>
+              </w:rPr>
+              <w:t xml:space="preserve">n/a</w:t>
+            </w:r>
+          </w:p>
+        </w:tc>
+      </w:tr>
+      <w:tr>
+        <w:trPr>
+          <w:cantSplit/>
+        </w:trPr>
+        <w:tc>
+          <w:tcPr>
+            <w:tcW w:type="dxa" w:w="700"/>
+            <w:tcBorders>
+              <w:top w:val="single" w:color="D9D9D9" w:sz="4"/>
+              <w:left w:val="single" w:color="D9D9D9" w:sz="4"/>
+              <w:bottom w:val="single" w:color="D9D9D9" w:sz="4"/>
+              <w:right w:val="single" w:color="D9D9D9" w:sz="4"/>
+            </w:tcBorders>
+            <w:shd w:fill="F2F0EB" w:color="auto" w:val="clear"/>
+            <w:tcMar>
+              <w:top w:type="dxa" w:w="90"/>
+              <w:left w:type="dxa" w:w="120"/>
+              <w:bottom w:type="dxa" w:w="90"/>
+              <w:right w:type="dxa" w:w="120"/>
+            </w:tcMar>
+          </w:tcPr>
+          <w:p>
+            <w:pPr>
+              <w:spacing w:after="0"/>
+              <w:jc w:val="center"/>
+            </w:pPr>
+            <w:r>
+              <w:rPr>
+                <w:rFonts w:ascii="Arial" w:cs="Arial" w:eastAsia="Arial" w:hAnsi="Arial"/>
+                <w:b/>
+                <w:bCs/>
+                <w:color w:val="1F3864"/>
+                <w:sz w:val="18"/>
+                <w:szCs w:val="18"/>
+              </w:rPr>
+              <w:t xml:space="preserve">11</w:t>
+            </w:r>
+          </w:p>
+        </w:tc>
+        <w:tc>
+          <w:tcPr>
+            <w:tcW w:type="dxa" w:w="5338"/>
+            <w:tcBorders>
+              <w:top w:val="single" w:color="D9D9D9" w:sz="4"/>
+              <w:left w:val="single" w:color="D9D9D9" w:sz="4"/>
+              <w:bottom w:val="single" w:color="D9D9D9" w:sz="4"/>
+              <w:right w:val="single" w:color="D9D9D9" w:sz="4"/>
+            </w:tcBorders>
+            <w:shd w:fill="FFFFFF" w:color="auto" w:val="clear"/>
+            <w:tcMar>
+              <w:top w:type="dxa" w:w="90"/>
+              <w:left w:type="dxa" w:w="120"/>
+              <w:bottom w:type="dxa" w:w="90"/>
+              <w:right w:type="dxa" w:w="120"/>
+            </w:tcMar>
+          </w:tcPr>
+          <w:p>
+            <w:pPr>
+              <w:spacing w:after="0"/>
+              <w:jc w:val="left"/>
+            </w:pPr>
+            <w:r>
+              <w:rPr>
+                <w:rFonts w:ascii="Arial" w:cs="Arial" w:eastAsia="Arial" w:hAnsi="Arial"/>
+                <w:sz w:val="18"/>
+                <w:szCs w:val="18"/>
+              </w:rPr>
+              <w:t xml:space="preserve">Cabeçalho e sumário de revisões: campos em branco</w:t>
+            </w:r>
+          </w:p>
+        </w:tc>
+        <w:tc>
+          <w:tcPr>
+            <w:tcW w:type="dxa" w:w="1900"/>
+            <w:tcBorders>
+              <w:top w:val="single" w:color="D9D9D9" w:sz="4"/>
+              <w:left w:val="single" w:color="D9D9D9" w:sz="4"/>
+              <w:bottom w:val="single" w:color="D9D9D9" w:sz="4"/>
+              <w:right w:val="single" w:color="D9D9D9" w:sz="4"/>
+            </w:tcBorders>
+            <w:shd w:fill="E7E6E6" w:color="auto" w:val="clear"/>
+            <w:tcMar>
+              <w:top w:type="dxa" w:w="90"/>
+              <w:left w:type="dxa" w:w="120"/>
+              <w:bottom w:type="dxa" w:w="90"/>
+              <w:right w:type="dxa" w:w="120"/>
+            </w:tcMar>
+          </w:tcPr>
+          <w:p>
+            <w:pPr>
+              <w:spacing w:after="0"/>
+              <w:jc w:val="center"/>
+            </w:pPr>
+            <w:r>
+              <w:rPr>
+                <w:rFonts w:ascii="Arial" w:cs="Arial" w:eastAsia="Arial" w:hAnsi="Arial"/>
+                <w:b/>
+                <w:bCs/>
+                <w:color w:val="404040"/>
+                <w:sz w:val="18"/>
+                <w:szCs w:val="18"/>
+              </w:rPr>
+              <w:t xml:space="preserve">Não Verificável</w:t>
+            </w:r>
+          </w:p>
+        </w:tc>
+        <w:tc>
+          <w:tcPr>
+            <w:tcW w:type="dxa" w:w="1700"/>
+            <w:tcBorders>
+              <w:top w:val="single" w:color="D9D9D9" w:sz="4"/>
+              <w:left w:val="single" w:color="D9D9D9" w:sz="4"/>
+              <w:bottom w:val="single" w:color="D9D9D9" w:sz="4"/>
+              <w:right w:val="single" w:color="D9D9D9" w:sz="4"/>
+            </w:tcBorders>
+            <w:shd w:fill="F2F2F2" w:color="auto" w:val="clear"/>
+            <w:tcMar>
+              <w:top w:type="dxa" w:w="90"/>
+              <w:left w:type="dxa" w:w="120"/>
+              <w:bottom w:type="dxa" w:w="90"/>
+              <w:right w:type="dxa" w:w="120"/>
+            </w:tcMar>
+          </w:tcPr>
+          <w:p>
+            <w:pPr>
+              <w:spacing w:after="0"/>
+              <w:jc w:val="center"/>
+            </w:pPr>
+            <w:r>
+              <w:rPr>
+                <w:rFonts w:ascii="Arial" w:cs="Arial" w:eastAsia="Arial" w:hAnsi="Arial"/>
+                <w:color w:val="404040"/>
+                <w:sz w:val="18"/>
+                <w:szCs w:val="18"/>
+              </w:rPr>
+              <w:t xml:space="preserve">n/a</w:t>
             </w:r>
           </w:p>
         </w:tc>
@@ -2390,12 +3711,24 @@
     </w:tbl>
     <w:p>
       <w:pPr>
-        <w:spacing w:after="120"/>
+        <w:pStyle w:val="Heading1"/>
+        <w:spacing w:after="120" w:before="280"/>
       </w:pPr>
+      <w:r>
+        <w:rPr>
+          <w:rFonts w:ascii="Arial" w:cs="Arial" w:eastAsia="Arial" w:hAnsi="Arial"/>
+          <w:b/>
+          <w:bCs/>
+          <w:color w:val="1F3864"/>
+          <w:sz w:val="26"/>
+          <w:szCs w:val="26"/>
+        </w:rPr>
+        <w:t xml:space="preserve">4. Detalhamento dos achados</w:t>
+      </w:r>
     </w:p>
     <w:tbl>
       <w:tblPr>
-        <w:tblW w:type="dxa" w:w="14570"/>
+        <w:tblW w:type="dxa" w:w="9638"/>
         <w:tblBorders>
           <w:top w:val="single" w:color="auto" w:sz="4"/>
           <w:left w:val="single" w:color="auto" w:sz="4"/>
@@ -2406,13 +3739,13 @@
         </w:tblBorders>
       </w:tblPr>
       <w:tblGrid>
-        <w:gridCol w:w="3000"/>
-        <w:gridCol w:w="11570"/>
+        <w:gridCol w:w="2100"/>
+        <w:gridCol w:w="7538"/>
       </w:tblGrid>
       <w:tr>
         <w:tc>
           <w:tcPr>
-            <w:tcW w:type="dxa" w:w="14570"/>
+            <w:tcW w:type="dxa" w:w="9638"/>
             <w:gridSpan w:val="2"/>
             <w:tcBorders>
               <w:top w:val="single" w:color="000000" w:sz="4"/>
@@ -2440,15 +3773,15 @@
                 <w:sz w:val="18"/>
                 <w:szCs w:val="18"/>
               </w:rPr>
-              <w:t xml:space="preserve">02. RITO DE INDICAÇÃO DO CHEFE DE AUDITORIA E DO OUVIDOR</w:t>
-            </w:r>
-          </w:p>
-        </w:tc>
-      </w:tr>
-      <w:tr>
-        <w:tc>
-          <w:tcPr>
-            <w:tcW w:type="dxa" w:w="3000"/>
+              <w:t xml:space="preserve">01. RATIFICAÇÃO PELO COMITÊ DE ELEGIBILIDADE</w:t>
+            </w:r>
+          </w:p>
+        </w:tc>
+      </w:tr>
+      <w:tr>
+        <w:tc>
+          <w:tcPr>
+            <w:tcW w:type="dxa" w:w="2100"/>
             <w:tcBorders>
               <w:top w:val="single" w:color="000000" w:sz="4"/>
               <w:left w:val="single" w:color="000000" w:sz="4"/>
@@ -2481,7 +3814,7 @@
         </w:tc>
         <w:tc>
           <w:tcPr>
-            <w:tcW w:type="dxa" w:w="11570"/>
+            <w:tcW w:type="dxa" w:w="7538"/>
             <w:tcBorders>
               <w:top w:val="single" w:color="000000" w:sz="4"/>
               <w:left w:val="single" w:color="000000" w:sz="4"/>
@@ -2506,15 +3839,15 @@
                 <w:sz w:val="18"/>
                 <w:szCs w:val="18"/>
               </w:rPr>
-              <w:t xml:space="preserve">Decreto 46.873/2019, art. 3º, §§ 1º a 3º, e art. 8º; Estatuto e Regimento, art. 4º (Conselho nomeia e destitui os titulares da Auditoria Interna); Regimento, art. 16 (Presidência).</w:t>
-            </w:r>
-          </w:p>
-        </w:tc>
-      </w:tr>
-      <w:tr>
-        <w:tc>
-          <w:tcPr>
-            <w:tcW w:type="dxa" w:w="3000"/>
+              <w:t xml:space="preserve">Decreto 46.188/2017, art. 19; Estatuto, arts. 63 a 65; Regimento, art. 7º.</w:t>
+            </w:r>
+          </w:p>
+        </w:tc>
+      </w:tr>
+      <w:tr>
+        <w:tc>
+          <w:tcPr>
+            <w:tcW w:type="dxa" w:w="2100"/>
             <w:tcBorders>
               <w:top w:val="single" w:color="000000" w:sz="4"/>
               <w:left w:val="single" w:color="000000" w:sz="4"/>
@@ -2547,7 +3880,7 @@
         </w:tc>
         <w:tc>
           <w:tcPr>
-            <w:tcW w:type="dxa" w:w="11570"/>
+            <w:tcW w:type="dxa" w:w="7538"/>
             <w:tcBorders>
               <w:top w:val="single" w:color="000000" w:sz="4"/>
               <w:left w:val="single" w:color="000000" w:sz="4"/>
@@ -2572,15 +3905,15 @@
                 <w:sz w:val="18"/>
                 <w:szCs w:val="18"/>
               </w:rPr>
-              <w:t xml:space="preserve">Item 6.A, funções 5 e 9 (Chefe de Auditoria e Ouvidor)</w:t>
-            </w:r>
-          </w:p>
-        </w:tc>
-      </w:tr>
-      <w:tr>
-        <w:tc>
-          <w:tcPr>
-            <w:tcW w:type="dxa" w:w="3000"/>
+              <w:t xml:space="preserve">Item 5.3</w:t>
+            </w:r>
+          </w:p>
+        </w:tc>
+      </w:tr>
+      <w:tr>
+        <w:tc>
+          <w:tcPr>
+            <w:tcW w:type="dxa" w:w="2100"/>
             <w:tcBorders>
               <w:top w:val="single" w:color="000000" w:sz="4"/>
               <w:left w:val="single" w:color="000000" w:sz="4"/>
@@ -2613,7 +3946,7 @@
         </w:tc>
         <w:tc>
           <w:tcPr>
-            <w:tcW w:type="dxa" w:w="11570"/>
+            <w:tcW w:type="dxa" w:w="7538"/>
             <w:tcBorders>
               <w:top w:val="single" w:color="000000" w:sz="4"/>
               <w:left w:val="single" w:color="000000" w:sz="4"/>
@@ -2638,15 +3971,15 @@
                 <w:sz w:val="18"/>
                 <w:szCs w:val="18"/>
               </w:rPr>
-              <w:t xml:space="preserve">O rito de Auditor e Ouvidor não segue o Decreto 46.873. A Política limita a avaliação prévia da CGE a quem não é Auditor do Estado e não lista os documentos exigidos. Também faltam o rito de dispensa, o limite de 5 anos consecutivos para o titular da UCI e a indicação da autoridade competente (o Conselho nomeia a Auditoria Interna). Além disso, a alternativa de experiência de 5 anos em função com conhecimentos de auditoria não garante os 3 anos de atividade de auditoria exigidos, e a formação fica restrita a áreas que o decreto não restringe.</w:t>
-            </w:r>
-          </w:p>
-        </w:tc>
-      </w:tr>
-      <w:tr>
-        <w:tc>
-          <w:tcPr>
-            <w:tcW w:type="dxa" w:w="3000"/>
+              <w:t xml:space="preserve">A Política manda o Comitê de Elegibilidade ratificar a avaliação das indicações de Superintendentes e Gerentes. O Comitê só opina sobre administradores e conselheiros fiscais e é vinculado exclusivamente ao Conselho de Administração.</w:t>
+            </w:r>
+          </w:p>
+        </w:tc>
+      </w:tr>
+      <w:tr>
+        <w:tc>
+          <w:tcPr>
+            <w:tcW w:type="dxa" w:w="2100"/>
             <w:tcBorders>
               <w:top w:val="single" w:color="000000" w:sz="4"/>
               <w:left w:val="single" w:color="000000" w:sz="4"/>
@@ -2673,13 +4006,13 @@
                 <w:sz w:val="18"/>
                 <w:szCs w:val="18"/>
               </w:rPr>
-              <w:t xml:space="preserve">Classificação / Criticidade</w:t>
-            </w:r>
-          </w:p>
-        </w:tc>
-        <w:tc>
-          <w:tcPr>
-            <w:tcW w:type="dxa" w:w="11570"/>
+              <w:t xml:space="preserve">Classificação / Critério</w:t>
+            </w:r>
+          </w:p>
+        </w:tc>
+        <w:tc>
+          <w:tcPr>
+            <w:tcW w:type="dxa" w:w="7538"/>
             <w:tcBorders>
               <w:top w:val="single" w:color="000000" w:sz="4"/>
               <w:left w:val="single" w:color="000000" w:sz="4"/>
@@ -2704,15 +4037,15 @@
                 <w:sz w:val="18"/>
                 <w:szCs w:val="18"/>
               </w:rPr>
-              <w:t xml:space="preserve">Não Conforme / Alto (impacto alto, probabilidade média). Teste: Legalidade e Completude.</w:t>
-            </w:r>
-          </w:p>
-        </w:tc>
-      </w:tr>
-      <w:tr>
-        <w:tc>
-          <w:tcPr>
-            <w:tcW w:type="dxa" w:w="3000"/>
+              <w:t xml:space="preserve">NÃO CONFORME / CRITÉRIO COMPETÊNCIA</w:t>
+            </w:r>
+          </w:p>
+        </w:tc>
+      </w:tr>
+      <w:tr>
+        <w:tc>
+          <w:tcPr>
+            <w:tcW w:type="dxa" w:w="2100"/>
             <w:tcBorders>
               <w:top w:val="single" w:color="000000" w:sz="4"/>
               <w:left w:val="single" w:color="000000" w:sz="4"/>
@@ -2739,13 +4072,79 @@
                 <w:sz w:val="18"/>
                 <w:szCs w:val="18"/>
               </w:rPr>
+              <w:t xml:space="preserve">Impacto / Probabilidade / Criticidade</w:t>
+            </w:r>
+          </w:p>
+        </w:tc>
+        <w:tc>
+          <w:tcPr>
+            <w:tcW w:type="dxa" w:w="7538"/>
+            <w:tcBorders>
+              <w:top w:val="single" w:color="000000" w:sz="4"/>
+              <w:left w:val="single" w:color="000000" w:sz="4"/>
+              <w:bottom w:val="single" w:color="000000" w:sz="4"/>
+              <w:right w:val="single" w:color="000000" w:sz="4"/>
+            </w:tcBorders>
+            <w:shd w:fill="FFFFFF" w:color="auto" w:val="clear"/>
+            <w:tcMar>
+              <w:top w:type="dxa" w:w="90"/>
+              <w:left w:type="dxa" w:w="135"/>
+              <w:bottom w:type="dxa" w:w="90"/>
+              <w:right w:type="dxa" w:w="135"/>
+            </w:tcMar>
+          </w:tcPr>
+          <w:p>
+            <w:pPr>
+              <w:spacing w:after="40"/>
+            </w:pPr>
+            <w:r>
+              <w:rPr>
+                <w:rFonts w:ascii="Arial" w:cs="Arial" w:eastAsia="Arial" w:hAnsi="Arial"/>
+                <w:sz w:val="18"/>
+                <w:szCs w:val="18"/>
+              </w:rPr>
+              <w:t xml:space="preserve">Médio / Alta / Alto</w:t>
+            </w:r>
+          </w:p>
+        </w:tc>
+      </w:tr>
+      <w:tr>
+        <w:tc>
+          <w:tcPr>
+            <w:tcW w:type="dxa" w:w="2100"/>
+            <w:tcBorders>
+              <w:top w:val="single" w:color="000000" w:sz="4"/>
+              <w:left w:val="single" w:color="000000" w:sz="4"/>
+              <w:bottom w:val="single" w:color="000000" w:sz="4"/>
+              <w:right w:val="single" w:color="000000" w:sz="4"/>
+            </w:tcBorders>
+            <w:shd w:fill="F5F3EE" w:color="auto" w:val="clear"/>
+            <w:tcMar>
+              <w:top w:type="dxa" w:w="90"/>
+              <w:left w:type="dxa" w:w="135"/>
+              <w:bottom w:type="dxa" w:w="90"/>
+              <w:right w:type="dxa" w:w="135"/>
+            </w:tcMar>
+          </w:tcPr>
+          <w:p>
+            <w:pPr>
+              <w:spacing w:after="40"/>
+            </w:pPr>
+            <w:r>
+              <w:rPr>
+                <w:rFonts w:ascii="Arial" w:cs="Arial" w:eastAsia="Arial" w:hAnsi="Arial"/>
+                <w:b/>
+                <w:bCs/>
+                <w:sz w:val="18"/>
+                <w:szCs w:val="18"/>
+              </w:rPr>
               <w:t xml:space="preserve">Ação recomendada</w:t>
             </w:r>
           </w:p>
         </w:tc>
         <w:tc>
           <w:tcPr>
-            <w:tcW w:type="dxa" w:w="11570"/>
+            <w:tcW w:type="dxa" w:w="7538"/>
             <w:tcBorders>
               <w:top w:val="single" w:color="000000" w:sz="4"/>
               <w:left w:val="single" w:color="000000" w:sz="4"/>
@@ -2770,98 +4169,7 @@
                 <w:sz w:val="18"/>
                 <w:szCs w:val="18"/>
               </w:rPr>
-              <w:t xml:space="preserve">Opção 1 (recomendada): excluir Chefe de Auditoria e Ouvidor da Política, como já se faz com o Corregedor, e tratar os três cargos em política própria, nos termos do Decreto 46.873/2019 e compatibilizada com a Política de Seleção do art. 68 do Estatuto. Até lá, aplicar diretamente o decreto.</w:t>
-            </w:r>
-          </w:p>
-          <w:p>
-            <w:pPr>
-              <w:spacing w:after="40"/>
-            </w:pPr>
-            <w:r>
-              <w:rPr>
-                <w:rFonts w:ascii="Arial" w:cs="Arial" w:eastAsia="Arial" w:hAnsi="Arial"/>
-                <w:sz w:val="18"/>
-                <w:szCs w:val="18"/>
-              </w:rPr>
-              <w:t xml:space="preserve">Opção 2: se os cargos permanecerem na Política, incluir subseção própria, remetendo ao decreto, com:</w:t>
-            </w:r>
-          </w:p>
-          <w:p>
-            <w:pPr>
-              <w:spacing w:after="40"/>
-            </w:pPr>
-            <w:r>
-              <w:rPr>
-                <w:rFonts w:ascii="Arial" w:cs="Arial" w:eastAsia="Arial" w:hAnsi="Arial"/>
-                <w:sz w:val="18"/>
-                <w:szCs w:val="18"/>
-              </w:rPr>
-              <w:t xml:space="preserve">a) avaliação prévia da CGE para todos os indicados, independente da carreira;</w:t>
-            </w:r>
-          </w:p>
-          <w:p>
-            <w:pPr>
-              <w:spacing w:after="40"/>
-            </w:pPr>
-            <w:r>
-              <w:rPr>
-                <w:rFonts w:ascii="Arial" w:cs="Arial" w:eastAsia="Arial" w:hAnsi="Arial"/>
-                <w:sz w:val="18"/>
-                <w:szCs w:val="18"/>
-              </w:rPr>
-              <w:t xml:space="preserve">b) currículo, declaração de sanções dos últimos 5 anos e vedações do art. 29 da Lei 7.989, e Termo de Compromisso Ético;</w:t>
-            </w:r>
-          </w:p>
-          <w:p>
-            <w:pPr>
-              <w:spacing w:after="40"/>
-            </w:pPr>
-            <w:r>
-              <w:rPr>
-                <w:rFonts w:ascii="Arial" w:cs="Arial" w:eastAsia="Arial" w:hAnsi="Arial"/>
-                <w:sz w:val="18"/>
-                <w:szCs w:val="18"/>
-              </w:rPr>
-              <w:t xml:space="preserve">c) rito de dispensa, com motivação e avaliação prévia da CGE;</w:t>
-            </w:r>
-          </w:p>
-          <w:p>
-            <w:pPr>
-              <w:spacing w:after="40"/>
-            </w:pPr>
-            <w:r>
-              <w:rPr>
-                <w:rFonts w:ascii="Arial" w:cs="Arial" w:eastAsia="Arial" w:hAnsi="Arial"/>
-                <w:sz w:val="18"/>
-                <w:szCs w:val="18"/>
-              </w:rPr>
-              <w:t xml:space="preserve">d) limite de 5 anos consecutivos para a UCI, com retorno após 2 anos;</w:t>
-            </w:r>
-          </w:p>
-          <w:p>
-            <w:pPr>
-              <w:spacing w:after="40"/>
-            </w:pPr>
-            <w:r>
-              <w:rPr>
-                <w:rFonts w:ascii="Arial" w:cs="Arial" w:eastAsia="Arial" w:hAnsi="Arial"/>
-                <w:sz w:val="18"/>
-                <w:szCs w:val="18"/>
-              </w:rPr>
-              <w:t xml:space="preserve">e) experiência mínima de 3 anos em atividade de auditoria e formação conforme o decreto;</w:t>
-            </w:r>
-          </w:p>
-          <w:p>
-            <w:pPr>
-              <w:spacing w:after="40"/>
-            </w:pPr>
-            <w:r>
-              <w:rPr>
-                <w:rFonts w:ascii="Arial" w:cs="Arial" w:eastAsia="Arial" w:hAnsi="Arial"/>
-                <w:sz w:val="18"/>
-                <w:szCs w:val="18"/>
-              </w:rPr>
-              <w:t xml:space="preserve">f) autoridade competente: o Conselho para a Auditoria e a Presidência para a Ouvidoria.</w:t>
+              <w:t xml:space="preserve">Suprimir a ratificação pelo Comitê de Elegibilidade no rito de função gratificada, ou demonstrar fundamento normativo específico para ampliar a competência dele.</w:t>
             </w:r>
           </w:p>
         </w:tc>
@@ -2874,7 +4182,7 @@
     </w:p>
     <w:tbl>
       <w:tblPr>
-        <w:tblW w:type="dxa" w:w="14570"/>
+        <w:tblW w:type="dxa" w:w="9638"/>
         <w:tblBorders>
           <w:top w:val="single" w:color="auto" w:sz="4"/>
           <w:left w:val="single" w:color="auto" w:sz="4"/>
@@ -2885,13 +4193,13 @@
         </w:tblBorders>
       </w:tblPr>
       <w:tblGrid>
-        <w:gridCol w:w="3000"/>
-        <w:gridCol w:w="11570"/>
+        <w:gridCol w:w="2100"/>
+        <w:gridCol w:w="7538"/>
       </w:tblGrid>
       <w:tr>
         <w:tc>
           <w:tcPr>
-            <w:tcW w:type="dxa" w:w="14570"/>
+            <w:tcW w:type="dxa" w:w="9638"/>
             <w:gridSpan w:val="2"/>
             <w:tcBorders>
               <w:top w:val="single" w:color="000000" w:sz="4"/>
@@ -2919,15 +4227,15 @@
                 <w:sz w:val="18"/>
                 <w:szCs w:val="18"/>
               </w:rPr>
-              <w:t xml:space="preserve">03. LISTAS DE CERTIDÕES DIVERGENTES</w:t>
-            </w:r>
-          </w:p>
-        </w:tc>
-      </w:tr>
-      <w:tr>
-        <w:tc>
-          <w:tcPr>
-            <w:tcW w:type="dxa" w:w="3000"/>
+              <w:t xml:space="preserve">02. RITO DE INDICAÇÃO DO CHEFE DE AUDITORIA E DO OUVIDOR</w:t>
+            </w:r>
+          </w:p>
+        </w:tc>
+      </w:tr>
+      <w:tr>
+        <w:tc>
+          <w:tcPr>
+            <w:tcW w:type="dxa" w:w="2100"/>
             <w:tcBorders>
               <w:top w:val="single" w:color="000000" w:sz="4"/>
               <w:left w:val="single" w:color="000000" w:sz="4"/>
@@ -2960,7 +4268,7 @@
         </w:tc>
         <w:tc>
           <w:tcPr>
-            <w:tcW w:type="dxa" w:w="11570"/>
+            <w:tcW w:type="dxa" w:w="7538"/>
             <w:tcBorders>
               <w:top w:val="single" w:color="000000" w:sz="4"/>
               <w:left w:val="single" w:color="000000" w:sz="4"/>
@@ -2985,15 +4293,15 @@
                 <w:sz w:val="18"/>
                 <w:szCs w:val="18"/>
               </w:rPr>
-              <w:t xml:space="preserve">Política, item "Indicação", 6.B e Anexo I.</w:t>
-            </w:r>
-          </w:p>
-        </w:tc>
-      </w:tr>
-      <w:tr>
-        <w:tc>
-          <w:tcPr>
-            <w:tcW w:type="dxa" w:w="3000"/>
+              <w:t xml:space="preserve">Decreto 46.873/2019, art. 3º, §§ 1º a 3º, e art. 8º; Estatuto e Regimento, art. 4º (Conselho nomeia e destitui os titulares da Auditoria Interna); Regimento, art. 16 (Presidência).</w:t>
+            </w:r>
+          </w:p>
+        </w:tc>
+      </w:tr>
+      <w:tr>
+        <w:tc>
+          <w:tcPr>
+            <w:tcW w:type="dxa" w:w="2100"/>
             <w:tcBorders>
               <w:top w:val="single" w:color="000000" w:sz="4"/>
               <w:left w:val="single" w:color="000000" w:sz="4"/>
@@ -3026,7 +4334,7 @@
         </w:tc>
         <w:tc>
           <w:tcPr>
-            <w:tcW w:type="dxa" w:w="11570"/>
+            <w:tcW w:type="dxa" w:w="7538"/>
             <w:tcBorders>
               <w:top w:val="single" w:color="000000" w:sz="4"/>
               <w:left w:val="single" w:color="000000" w:sz="4"/>
@@ -3051,15 +4359,15 @@
                 <w:sz w:val="18"/>
                 <w:szCs w:val="18"/>
               </w:rPr>
-              <w:t xml:space="preserve">Item "Indicação", item 6.B e Anexo I</w:t>
-            </w:r>
-          </w:p>
-        </w:tc>
-      </w:tr>
-      <w:tr>
-        <w:tc>
-          <w:tcPr>
-            <w:tcW w:type="dxa" w:w="3000"/>
+              <w:t xml:space="preserve">Item 6.A, funções 5 e 9 (Chefe de Auditoria e Ouvidor)</w:t>
+            </w:r>
+          </w:p>
+        </w:tc>
+      </w:tr>
+      <w:tr>
+        <w:tc>
+          <w:tcPr>
+            <w:tcW w:type="dxa" w:w="2100"/>
             <w:tcBorders>
               <w:top w:val="single" w:color="000000" w:sz="4"/>
               <w:left w:val="single" w:color="000000" w:sz="4"/>
@@ -3092,7 +4400,7 @@
         </w:tc>
         <w:tc>
           <w:tcPr>
-            <w:tcW w:type="dxa" w:w="11570"/>
+            <w:tcW w:type="dxa" w:w="7538"/>
             <w:tcBorders>
               <w:top w:val="single" w:color="000000" w:sz="4"/>
               <w:left w:val="single" w:color="000000" w:sz="4"/>
@@ -3117,15 +4425,15 @@
                 <w:sz w:val="18"/>
                 <w:szCs w:val="18"/>
               </w:rPr>
-              <w:t xml:space="preserve">As listas de certidões divergem. O item 6.B traz 7 certidões (TCU, TCE-RJ, TCM-RJ, duas do TSE, TRF-2 e Polícia Federal) e o Anexo I traz outras (Justiça Estadual, Justiça Militar, antecedentes da Secretaria de Segurança). O texto cita Justiça Estadual e Polícia Federal. O candidato não sabe o que apresentar.</w:t>
-            </w:r>
-          </w:p>
-        </w:tc>
-      </w:tr>
-      <w:tr>
-        <w:tc>
-          <w:tcPr>
-            <w:tcW w:type="dxa" w:w="3000"/>
+              <w:t xml:space="preserve">O rito de Auditor e Ouvidor não segue o Decreto 46.873. A Política limita a avaliação prévia da CGE a quem não é Auditor do Estado e não lista os documentos exigidos. Também faltam o rito de dispensa, o limite de 5 anos consecutivos para o titular da UCI e a indicação da autoridade competente (o Conselho nomeia a Auditoria Interna). Além disso, a alternativa de experiência de 5 anos em função com conhecimentos de auditoria não garante os 3 anos de atividade de auditoria exigidos, e a formação fica restrita a áreas que o decreto não restringe.</w:t>
+            </w:r>
+          </w:p>
+        </w:tc>
+      </w:tr>
+      <w:tr>
+        <w:tc>
+          <w:tcPr>
+            <w:tcW w:type="dxa" w:w="2100"/>
             <w:tcBorders>
               <w:top w:val="single" w:color="000000" w:sz="4"/>
               <w:left w:val="single" w:color="000000" w:sz="4"/>
@@ -3152,13 +4460,13 @@
                 <w:sz w:val="18"/>
                 <w:szCs w:val="18"/>
               </w:rPr>
-              <w:t xml:space="preserve">Classificação / Criticidade</w:t>
-            </w:r>
-          </w:p>
-        </w:tc>
-        <w:tc>
-          <w:tcPr>
-            <w:tcW w:type="dxa" w:w="11570"/>
+              <w:t xml:space="preserve">Classificação / Critério</w:t>
+            </w:r>
+          </w:p>
+        </w:tc>
+        <w:tc>
+          <w:tcPr>
+            <w:tcW w:type="dxa" w:w="7538"/>
             <w:tcBorders>
               <w:top w:val="single" w:color="000000" w:sz="4"/>
               <w:left w:val="single" w:color="000000" w:sz="4"/>
@@ -3183,15 +4491,15 @@
                 <w:sz w:val="18"/>
                 <w:szCs w:val="18"/>
               </w:rPr>
-              <w:t xml:space="preserve">Não Conforme / Médio (impacto médio, probabilidade média). Teste: Rastreabilidade.</w:t>
-            </w:r>
-          </w:p>
-        </w:tc>
-      </w:tr>
-      <w:tr>
-        <w:tc>
-          <w:tcPr>
-            <w:tcW w:type="dxa" w:w="3000"/>
+              <w:t xml:space="preserve">NÃO CONFORME / CRITÉRIOS LEGALIDADE E COMPLETUDE</w:t>
+            </w:r>
+          </w:p>
+        </w:tc>
+      </w:tr>
+      <w:tr>
+        <w:tc>
+          <w:tcPr>
+            <w:tcW w:type="dxa" w:w="2100"/>
             <w:tcBorders>
               <w:top w:val="single" w:color="000000" w:sz="4"/>
               <w:left w:val="single" w:color="000000" w:sz="4"/>
@@ -3218,13 +4526,79 @@
                 <w:sz w:val="18"/>
                 <w:szCs w:val="18"/>
               </w:rPr>
+              <w:t xml:space="preserve">Impacto / Probabilidade / Criticidade</w:t>
+            </w:r>
+          </w:p>
+        </w:tc>
+        <w:tc>
+          <w:tcPr>
+            <w:tcW w:type="dxa" w:w="7538"/>
+            <w:tcBorders>
+              <w:top w:val="single" w:color="000000" w:sz="4"/>
+              <w:left w:val="single" w:color="000000" w:sz="4"/>
+              <w:bottom w:val="single" w:color="000000" w:sz="4"/>
+              <w:right w:val="single" w:color="000000" w:sz="4"/>
+            </w:tcBorders>
+            <w:shd w:fill="FFFFFF" w:color="auto" w:val="clear"/>
+            <w:tcMar>
+              <w:top w:type="dxa" w:w="90"/>
+              <w:left w:type="dxa" w:w="135"/>
+              <w:bottom w:type="dxa" w:w="90"/>
+              <w:right w:type="dxa" w:w="135"/>
+            </w:tcMar>
+          </w:tcPr>
+          <w:p>
+            <w:pPr>
+              <w:spacing w:after="40"/>
+            </w:pPr>
+            <w:r>
+              <w:rPr>
+                <w:rFonts w:ascii="Arial" w:cs="Arial" w:eastAsia="Arial" w:hAnsi="Arial"/>
+                <w:sz w:val="18"/>
+                <w:szCs w:val="18"/>
+              </w:rPr>
+              <w:t xml:space="preserve">Alto / Média / Alto</w:t>
+            </w:r>
+          </w:p>
+        </w:tc>
+      </w:tr>
+      <w:tr>
+        <w:tc>
+          <w:tcPr>
+            <w:tcW w:type="dxa" w:w="2100"/>
+            <w:tcBorders>
+              <w:top w:val="single" w:color="000000" w:sz="4"/>
+              <w:left w:val="single" w:color="000000" w:sz="4"/>
+              <w:bottom w:val="single" w:color="000000" w:sz="4"/>
+              <w:right w:val="single" w:color="000000" w:sz="4"/>
+            </w:tcBorders>
+            <w:shd w:fill="F5F3EE" w:color="auto" w:val="clear"/>
+            <w:tcMar>
+              <w:top w:type="dxa" w:w="90"/>
+              <w:left w:type="dxa" w:w="135"/>
+              <w:bottom w:type="dxa" w:w="90"/>
+              <w:right w:type="dxa" w:w="135"/>
+            </w:tcMar>
+          </w:tcPr>
+          <w:p>
+            <w:pPr>
+              <w:spacing w:after="40"/>
+            </w:pPr>
+            <w:r>
+              <w:rPr>
+                <w:rFonts w:ascii="Arial" w:cs="Arial" w:eastAsia="Arial" w:hAnsi="Arial"/>
+                <w:b/>
+                <w:bCs/>
+                <w:sz w:val="18"/>
+                <w:szCs w:val="18"/>
+              </w:rPr>
               <w:t xml:space="preserve">Ação recomendada</w:t>
             </w:r>
           </w:p>
         </w:tc>
         <w:tc>
           <w:tcPr>
-            <w:tcW w:type="dxa" w:w="11570"/>
+            <w:tcW w:type="dxa" w:w="7538"/>
             <w:tcBorders>
               <w:top w:val="single" w:color="000000" w:sz="4"/>
               <w:left w:val="single" w:color="000000" w:sz="4"/>
@@ -3249,7 +4623,98 @@
                 <w:sz w:val="18"/>
                 <w:szCs w:val="18"/>
               </w:rPr>
-              <w:t xml:space="preserve">Unificar em uma única lista as certidões exigidas, com o órgão emissor, e ajustar o texto do item "Indicação" a ela.</w:t>
+              <w:t xml:space="preserve">Opção 1 (recomendada): excluir Chefe de Auditoria e Ouvidor da Política, como já se faz com o Corregedor, e tratar os três cargos em política própria, nos termos do Decreto 46.873/2019 e compatibilizada com a Política de Seleção do art. 68 do Estatuto. Até lá, aplicar diretamente o decreto.</w:t>
+            </w:r>
+          </w:p>
+          <w:p>
+            <w:pPr>
+              <w:spacing w:after="40"/>
+            </w:pPr>
+            <w:r>
+              <w:rPr>
+                <w:rFonts w:ascii="Arial" w:cs="Arial" w:eastAsia="Arial" w:hAnsi="Arial"/>
+                <w:sz w:val="18"/>
+                <w:szCs w:val="18"/>
+              </w:rPr>
+              <w:t xml:space="preserve">Opção 2: se os cargos permanecerem na Política, incluir subseção própria, remetendo ao decreto, com:</w:t>
+            </w:r>
+          </w:p>
+          <w:p>
+            <w:pPr>
+              <w:spacing w:after="40"/>
+            </w:pPr>
+            <w:r>
+              <w:rPr>
+                <w:rFonts w:ascii="Arial" w:cs="Arial" w:eastAsia="Arial" w:hAnsi="Arial"/>
+                <w:sz w:val="18"/>
+                <w:szCs w:val="18"/>
+              </w:rPr>
+              <w:t xml:space="preserve">a) avaliação prévia da CGE para todos os indicados, independente da carreira;</w:t>
+            </w:r>
+          </w:p>
+          <w:p>
+            <w:pPr>
+              <w:spacing w:after="40"/>
+            </w:pPr>
+            <w:r>
+              <w:rPr>
+                <w:rFonts w:ascii="Arial" w:cs="Arial" w:eastAsia="Arial" w:hAnsi="Arial"/>
+                <w:sz w:val="18"/>
+                <w:szCs w:val="18"/>
+              </w:rPr>
+              <w:t xml:space="preserve">b) currículo, declaração de sanções dos últimos 5 anos e vedações do art. 29 da Lei 7.989, e Termo de Compromisso Ético;</w:t>
+            </w:r>
+          </w:p>
+          <w:p>
+            <w:pPr>
+              <w:spacing w:after="40"/>
+            </w:pPr>
+            <w:r>
+              <w:rPr>
+                <w:rFonts w:ascii="Arial" w:cs="Arial" w:eastAsia="Arial" w:hAnsi="Arial"/>
+                <w:sz w:val="18"/>
+                <w:szCs w:val="18"/>
+              </w:rPr>
+              <w:t xml:space="preserve">c) rito de dispensa, com motivação e avaliação prévia da CGE;</w:t>
+            </w:r>
+          </w:p>
+          <w:p>
+            <w:pPr>
+              <w:spacing w:after="40"/>
+            </w:pPr>
+            <w:r>
+              <w:rPr>
+                <w:rFonts w:ascii="Arial" w:cs="Arial" w:eastAsia="Arial" w:hAnsi="Arial"/>
+                <w:sz w:val="18"/>
+                <w:szCs w:val="18"/>
+              </w:rPr>
+              <w:t xml:space="preserve">d) limite de 5 anos consecutivos para a UCI, com retorno após 2 anos;</w:t>
+            </w:r>
+          </w:p>
+          <w:p>
+            <w:pPr>
+              <w:spacing w:after="40"/>
+            </w:pPr>
+            <w:r>
+              <w:rPr>
+                <w:rFonts w:ascii="Arial" w:cs="Arial" w:eastAsia="Arial" w:hAnsi="Arial"/>
+                <w:sz w:val="18"/>
+                <w:szCs w:val="18"/>
+              </w:rPr>
+              <w:t xml:space="preserve">e) experiência mínima de 3 anos em atividade de auditoria e formação conforme o decreto;</w:t>
+            </w:r>
+          </w:p>
+          <w:p>
+            <w:pPr>
+              <w:spacing w:after="40"/>
+            </w:pPr>
+            <w:r>
+              <w:rPr>
+                <w:rFonts w:ascii="Arial" w:cs="Arial" w:eastAsia="Arial" w:hAnsi="Arial"/>
+                <w:sz w:val="18"/>
+                <w:szCs w:val="18"/>
+              </w:rPr>
+              <w:t xml:space="preserve">f) autoridade competente: o Conselho para a Auditoria e a Presidência para a Ouvidoria.</w:t>
             </w:r>
           </w:p>
         </w:tc>
@@ -3262,7 +4727,7 @@
     </w:p>
     <w:tbl>
       <w:tblPr>
-        <w:tblW w:type="dxa" w:w="14570"/>
+        <w:tblW w:type="dxa" w:w="9638"/>
         <w:tblBorders>
           <w:top w:val="single" w:color="auto" w:sz="4"/>
           <w:left w:val="single" w:color="auto" w:sz="4"/>
@@ -3273,13 +4738,13 @@
         </w:tblBorders>
       </w:tblPr>
       <w:tblGrid>
-        <w:gridCol w:w="3000"/>
-        <w:gridCol w:w="11570"/>
+        <w:gridCol w:w="2100"/>
+        <w:gridCol w:w="7538"/>
       </w:tblGrid>
       <w:tr>
         <w:tc>
           <w:tcPr>
-            <w:tcW w:type="dxa" w:w="14570"/>
+            <w:tcW w:type="dxa" w:w="9638"/>
             <w:gridSpan w:val="2"/>
             <w:tcBorders>
               <w:top w:val="single" w:color="000000" w:sz="4"/>
@@ -3307,15 +4772,15 @@
                 <w:sz w:val="18"/>
                 <w:szCs w:val="18"/>
               </w:rPr>
-              <w:t xml:space="preserve">04. ESCOPO DA POLÍTICA</w:t>
-            </w:r>
-          </w:p>
-        </w:tc>
-      </w:tr>
-      <w:tr>
-        <w:tc>
-          <w:tcPr>
-            <w:tcW w:type="dxa" w:w="3000"/>
+              <w:t xml:space="preserve">03. LISTAS DE CERTIDÕES DIVERGENTES</w:t>
+            </w:r>
+          </w:p>
+        </w:tc>
+      </w:tr>
+      <w:tr>
+        <w:tc>
+          <w:tcPr>
+            <w:tcW w:type="dxa" w:w="2100"/>
             <w:tcBorders>
               <w:top w:val="single" w:color="000000" w:sz="4"/>
               <w:left w:val="single" w:color="000000" w:sz="4"/>
@@ -3348,7 +4813,7 @@
         </w:tc>
         <w:tc>
           <w:tcPr>
-            <w:tcW w:type="dxa" w:w="11570"/>
+            <w:tcW w:type="dxa" w:w="7538"/>
             <w:tcBorders>
               <w:top w:val="single" w:color="000000" w:sz="4"/>
               <w:left w:val="single" w:color="000000" w:sz="4"/>
@@ -3373,15 +4838,15 @@
                 <w:sz w:val="18"/>
                 <w:szCs w:val="18"/>
               </w:rPr>
-              <w:t xml:space="preserve">Política, objetivo e item "Indicação".</w:t>
-            </w:r>
-          </w:p>
-        </w:tc>
-      </w:tr>
-      <w:tr>
-        <w:tc>
-          <w:tcPr>
-            <w:tcW w:type="dxa" w:w="3000"/>
+              <w:t xml:space="preserve">Política, itens 5.1 e 6.B e Anexo I.</w:t>
+            </w:r>
+          </w:p>
+        </w:tc>
+      </w:tr>
+      <w:tr>
+        <w:tc>
+          <w:tcPr>
+            <w:tcW w:type="dxa" w:w="2100"/>
             <w:tcBorders>
               <w:top w:val="single" w:color="000000" w:sz="4"/>
               <w:left w:val="single" w:color="000000" w:sz="4"/>
@@ -3414,7 +4879,7 @@
         </w:tc>
         <w:tc>
           <w:tcPr>
-            <w:tcW w:type="dxa" w:w="11570"/>
+            <w:tcW w:type="dxa" w:w="7538"/>
             <w:tcBorders>
               <w:top w:val="single" w:color="000000" w:sz="4"/>
               <w:left w:val="single" w:color="000000" w:sz="4"/>
@@ -3439,15 +4904,15 @@
                 <w:sz w:val="18"/>
                 <w:szCs w:val="18"/>
               </w:rPr>
-              <w:t xml:space="preserve">Objetivo e item "Indicação"</w:t>
-            </w:r>
-          </w:p>
-        </w:tc>
-      </w:tr>
-      <w:tr>
-        <w:tc>
-          <w:tcPr>
-            <w:tcW w:type="dxa" w:w="3000"/>
+              <w:t xml:space="preserve">Itens 5.1 e 6.B e Anexo I</w:t>
+            </w:r>
+          </w:p>
+        </w:tc>
+      </w:tr>
+      <w:tr>
+        <w:tc>
+          <w:tcPr>
+            <w:tcW w:type="dxa" w:w="2100"/>
             <w:tcBorders>
               <w:top w:val="single" w:color="000000" w:sz="4"/>
               <w:left w:val="single" w:color="000000" w:sz="4"/>
@@ -3480,7 +4945,7 @@
         </w:tc>
         <w:tc>
           <w:tcPr>
-            <w:tcW w:type="dxa" w:w="11570"/>
+            <w:tcW w:type="dxa" w:w="7538"/>
             <w:tcBorders>
               <w:top w:val="single" w:color="000000" w:sz="4"/>
               <w:left w:val="single" w:color="000000" w:sz="4"/>
@@ -3505,15 +4970,15 @@
                 <w:sz w:val="18"/>
                 <w:szCs w:val="18"/>
               </w:rPr>
-              <w:t xml:space="preserve">O escopo é inconsistente: o objetivo trata das funções gratificadas da escala básica e o item "Indicação" fala em "cargos em comissão (extraquadros)". O Anexo I também inclui Assessores Especiais.</w:t>
-            </w:r>
-          </w:p>
-        </w:tc>
-      </w:tr>
-      <w:tr>
-        <w:tc>
-          <w:tcPr>
-            <w:tcW w:type="dxa" w:w="3000"/>
+              <w:t xml:space="preserve">As listas de certidões divergem. O item 6.B traz 7 certidões (TCU, TCE-RJ, TCM-RJ, duas do TSE, TRF-2 e Polícia Federal) e o Anexo I traz outras (Justiça Estadual, Justiça Militar, antecedentes da Secretaria de Segurança). O texto cita Justiça Estadual e Polícia Federal. O candidato não sabe o que apresentar.</w:t>
+            </w:r>
+          </w:p>
+        </w:tc>
+      </w:tr>
+      <w:tr>
+        <w:tc>
+          <w:tcPr>
+            <w:tcW w:type="dxa" w:w="2100"/>
             <w:tcBorders>
               <w:top w:val="single" w:color="000000" w:sz="4"/>
               <w:left w:val="single" w:color="000000" w:sz="4"/>
@@ -3540,13 +5005,13 @@
                 <w:sz w:val="18"/>
                 <w:szCs w:val="18"/>
               </w:rPr>
-              <w:t xml:space="preserve">Classificação / Criticidade</w:t>
-            </w:r>
-          </w:p>
-        </w:tc>
-        <w:tc>
-          <w:tcPr>
-            <w:tcW w:type="dxa" w:w="11570"/>
+              <w:t xml:space="preserve">Classificação / Critério</w:t>
+            </w:r>
+          </w:p>
+        </w:tc>
+        <w:tc>
+          <w:tcPr>
+            <w:tcW w:type="dxa" w:w="7538"/>
             <w:tcBorders>
               <w:top w:val="single" w:color="000000" w:sz="4"/>
               <w:left w:val="single" w:color="000000" w:sz="4"/>
@@ -3571,15 +5036,15 @@
                 <w:sz w:val="18"/>
                 <w:szCs w:val="18"/>
               </w:rPr>
-              <w:t xml:space="preserve">Conforme com Ressalva / Médio (impacto médio, probabilidade média). Teste: Rastreabilidade.</w:t>
-            </w:r>
-          </w:p>
-        </w:tc>
-      </w:tr>
-      <w:tr>
-        <w:tc>
-          <w:tcPr>
-            <w:tcW w:type="dxa" w:w="3000"/>
+              <w:t xml:space="preserve">NÃO CONFORME / CRITÉRIO RASTREABILIDADE</w:t>
+            </w:r>
+          </w:p>
+        </w:tc>
+      </w:tr>
+      <w:tr>
+        <w:tc>
+          <w:tcPr>
+            <w:tcW w:type="dxa" w:w="2100"/>
             <w:tcBorders>
               <w:top w:val="single" w:color="000000" w:sz="4"/>
               <w:left w:val="single" w:color="000000" w:sz="4"/>
@@ -3606,13 +5071,79 @@
                 <w:sz w:val="18"/>
                 <w:szCs w:val="18"/>
               </w:rPr>
+              <w:t xml:space="preserve">Impacto / Probabilidade / Criticidade</w:t>
+            </w:r>
+          </w:p>
+        </w:tc>
+        <w:tc>
+          <w:tcPr>
+            <w:tcW w:type="dxa" w:w="7538"/>
+            <w:tcBorders>
+              <w:top w:val="single" w:color="000000" w:sz="4"/>
+              <w:left w:val="single" w:color="000000" w:sz="4"/>
+              <w:bottom w:val="single" w:color="000000" w:sz="4"/>
+              <w:right w:val="single" w:color="000000" w:sz="4"/>
+            </w:tcBorders>
+            <w:shd w:fill="FFFFFF" w:color="auto" w:val="clear"/>
+            <w:tcMar>
+              <w:top w:type="dxa" w:w="90"/>
+              <w:left w:type="dxa" w:w="135"/>
+              <w:bottom w:type="dxa" w:w="90"/>
+              <w:right w:type="dxa" w:w="135"/>
+            </w:tcMar>
+          </w:tcPr>
+          <w:p>
+            <w:pPr>
+              <w:spacing w:after="40"/>
+            </w:pPr>
+            <w:r>
+              <w:rPr>
+                <w:rFonts w:ascii="Arial" w:cs="Arial" w:eastAsia="Arial" w:hAnsi="Arial"/>
+                <w:sz w:val="18"/>
+                <w:szCs w:val="18"/>
+              </w:rPr>
+              <w:t xml:space="preserve">Médio / Média / Médio</w:t>
+            </w:r>
+          </w:p>
+        </w:tc>
+      </w:tr>
+      <w:tr>
+        <w:tc>
+          <w:tcPr>
+            <w:tcW w:type="dxa" w:w="2100"/>
+            <w:tcBorders>
+              <w:top w:val="single" w:color="000000" w:sz="4"/>
+              <w:left w:val="single" w:color="000000" w:sz="4"/>
+              <w:bottom w:val="single" w:color="000000" w:sz="4"/>
+              <w:right w:val="single" w:color="000000" w:sz="4"/>
+            </w:tcBorders>
+            <w:shd w:fill="F5F3EE" w:color="auto" w:val="clear"/>
+            <w:tcMar>
+              <w:top w:type="dxa" w:w="90"/>
+              <w:left w:type="dxa" w:w="135"/>
+              <w:bottom w:type="dxa" w:w="90"/>
+              <w:right w:type="dxa" w:w="135"/>
+            </w:tcMar>
+          </w:tcPr>
+          <w:p>
+            <w:pPr>
+              <w:spacing w:after="40"/>
+            </w:pPr>
+            <w:r>
+              <w:rPr>
+                <w:rFonts w:ascii="Arial" w:cs="Arial" w:eastAsia="Arial" w:hAnsi="Arial"/>
+                <w:b/>
+                <w:bCs/>
+                <w:sz w:val="18"/>
+                <w:szCs w:val="18"/>
+              </w:rPr>
               <w:t xml:space="preserve">Ação recomendada</w:t>
             </w:r>
           </w:p>
         </w:tc>
         <w:tc>
           <w:tcPr>
-            <w:tcW w:type="dxa" w:w="11570"/>
+            <w:tcW w:type="dxa" w:w="7538"/>
             <w:tcBorders>
               <w:top w:val="single" w:color="000000" w:sz="4"/>
               <w:left w:val="single" w:color="000000" w:sz="4"/>
@@ -3637,7 +5168,7 @@
                 <w:sz w:val="18"/>
                 <w:szCs w:val="18"/>
               </w:rPr>
-              <w:t xml:space="preserve">Definir se a Política vale para funções gratificadas, cargos em comissão ou ambos, e uniformizar o texto e o Anexo I.</w:t>
+              <w:t xml:space="preserve">Unificar em uma única lista as certidões exigidas, com o órgão emissor, e ajustar o texto do item "Indicação" a ela.</w:t>
             </w:r>
           </w:p>
         </w:tc>
@@ -3650,7 +5181,7 @@
     </w:p>
     <w:tbl>
       <w:tblPr>
-        <w:tblW w:type="dxa" w:w="14570"/>
+        <w:tblW w:type="dxa" w:w="9638"/>
         <w:tblBorders>
           <w:top w:val="single" w:color="auto" w:sz="4"/>
           <w:left w:val="single" w:color="auto" w:sz="4"/>
@@ -3661,13 +5192,13 @@
         </w:tblBorders>
       </w:tblPr>
       <w:tblGrid>
-        <w:gridCol w:w="3000"/>
-        <w:gridCol w:w="11570"/>
+        <w:gridCol w:w="2100"/>
+        <w:gridCol w:w="7538"/>
       </w:tblGrid>
       <w:tr>
         <w:tc>
           <w:tcPr>
-            <w:tcW w:type="dxa" w:w="14570"/>
+            <w:tcW w:type="dxa" w:w="9638"/>
             <w:gridSpan w:val="2"/>
             <w:tcBorders>
               <w:top w:val="single" w:color="000000" w:sz="4"/>
@@ -3695,15 +5226,15 @@
                 <w:sz w:val="18"/>
                 <w:szCs w:val="18"/>
               </w:rPr>
-              <w:t xml:space="preserve">05. FLUXO DECISÓRIO</w:t>
-            </w:r>
-          </w:p>
-        </w:tc>
-      </w:tr>
-      <w:tr>
-        <w:tc>
-          <w:tcPr>
-            <w:tcW w:type="dxa" w:w="3000"/>
+              <w:t xml:space="preserve">04. ESCOPO DA POLÍTICA</w:t>
+            </w:r>
+          </w:p>
+        </w:tc>
+      </w:tr>
+      <w:tr>
+        <w:tc>
+          <w:tcPr>
+            <w:tcW w:type="dxa" w:w="2100"/>
             <w:tcBorders>
               <w:top w:val="single" w:color="000000" w:sz="4"/>
               <w:left w:val="single" w:color="000000" w:sz="4"/>
@@ -3736,7 +5267,7 @@
         </w:tc>
         <w:tc>
           <w:tcPr>
-            <w:tcW w:type="dxa" w:w="11570"/>
+            <w:tcW w:type="dxa" w:w="7538"/>
             <w:tcBorders>
               <w:top w:val="single" w:color="000000" w:sz="4"/>
               <w:left w:val="single" w:color="000000" w:sz="4"/>
@@ -3761,15 +5292,15 @@
                 <w:sz w:val="18"/>
                 <w:szCs w:val="18"/>
               </w:rPr>
-              <w:t xml:space="preserve">Estatuto, competências da Presidência e do Conselho; Regimento, arts. 4º e 16.</w:t>
-            </w:r>
-          </w:p>
-        </w:tc>
-      </w:tr>
-      <w:tr>
-        <w:tc>
-          <w:tcPr>
-            <w:tcW w:type="dxa" w:w="3000"/>
+              <w:t xml:space="preserve">Política, itens 1, 2 e 5.1.</w:t>
+            </w:r>
+          </w:p>
+        </w:tc>
+      </w:tr>
+      <w:tr>
+        <w:tc>
+          <w:tcPr>
+            <w:tcW w:type="dxa" w:w="2100"/>
             <w:tcBorders>
               <w:top w:val="single" w:color="000000" w:sz="4"/>
               <w:left w:val="single" w:color="000000" w:sz="4"/>
@@ -3802,7 +5333,7 @@
         </w:tc>
         <w:tc>
           <w:tcPr>
-            <w:tcW w:type="dxa" w:w="11570"/>
+            <w:tcW w:type="dxa" w:w="7538"/>
             <w:tcBorders>
               <w:top w:val="single" w:color="000000" w:sz="4"/>
               <w:left w:val="single" w:color="000000" w:sz="4"/>
@@ -3827,15 +5358,15 @@
                 <w:sz w:val="18"/>
                 <w:szCs w:val="18"/>
               </w:rPr>
-              <w:t xml:space="preserve">Itens "Indicação" e 5.3 a 5.4</w:t>
-            </w:r>
-          </w:p>
-        </w:tc>
-      </w:tr>
-      <w:tr>
-        <w:tc>
-          <w:tcPr>
-            <w:tcW w:type="dxa" w:w="3000"/>
+              <w:t xml:space="preserve">Itens 1, 2 e 5.1 e Anexo I</w:t>
+            </w:r>
+          </w:p>
+        </w:tc>
+      </w:tr>
+      <w:tr>
+        <w:tc>
+          <w:tcPr>
+            <w:tcW w:type="dxa" w:w="2100"/>
             <w:tcBorders>
               <w:top w:val="single" w:color="000000" w:sz="4"/>
               <w:left w:val="single" w:color="000000" w:sz="4"/>
@@ -3868,7 +5399,7 @@
         </w:tc>
         <w:tc>
           <w:tcPr>
-            <w:tcW w:type="dxa" w:w="11570"/>
+            <w:tcW w:type="dxa" w:w="7538"/>
             <w:tcBorders>
               <w:top w:val="single" w:color="000000" w:sz="4"/>
               <w:left w:val="single" w:color="000000" w:sz="4"/>
@@ -3893,15 +5424,15 @@
                 <w:sz w:val="18"/>
                 <w:szCs w:val="18"/>
               </w:rPr>
-              <w:t xml:space="preserve">Não há delimitação suficiente entre indicação, instrução, conferência, manifestação técnica e decisão final. O Presidente nomeia e dispensa ocupantes de funções de confiança indicados pelos Diretores, e o Conselho nomeia a Auditoria.</w:t>
-            </w:r>
-          </w:p>
-        </w:tc>
-      </w:tr>
-      <w:tr>
-        <w:tc>
-          <w:tcPr>
-            <w:tcW w:type="dxa" w:w="3000"/>
+              <w:t xml:space="preserve">O escopo é inconsistente: o objetivo trata das funções gratificadas da escala básica e o item "Indicação" fala em "cargos em comissão (extraquadros)". O Anexo I também inclui Assessores Especiais.</w:t>
+            </w:r>
+          </w:p>
+        </w:tc>
+      </w:tr>
+      <w:tr>
+        <w:tc>
+          <w:tcPr>
+            <w:tcW w:type="dxa" w:w="2100"/>
             <w:tcBorders>
               <w:top w:val="single" w:color="000000" w:sz="4"/>
               <w:left w:val="single" w:color="000000" w:sz="4"/>
@@ -3928,13 +5459,13 @@
                 <w:sz w:val="18"/>
                 <w:szCs w:val="18"/>
               </w:rPr>
-              <w:t xml:space="preserve">Classificação / Criticidade</w:t>
-            </w:r>
-          </w:p>
-        </w:tc>
-        <w:tc>
-          <w:tcPr>
-            <w:tcW w:type="dxa" w:w="11570"/>
+              <w:t xml:space="preserve">Classificação / Critério</w:t>
+            </w:r>
+          </w:p>
+        </w:tc>
+        <w:tc>
+          <w:tcPr>
+            <w:tcW w:type="dxa" w:w="7538"/>
             <w:tcBorders>
               <w:top w:val="single" w:color="000000" w:sz="4"/>
               <w:left w:val="single" w:color="000000" w:sz="4"/>
@@ -3959,15 +5490,15 @@
                 <w:sz w:val="18"/>
                 <w:szCs w:val="18"/>
               </w:rPr>
-              <w:t xml:space="preserve">Conforme com Ressalva / Médio (impacto médio, probabilidade média). Teste: Completude.</w:t>
-            </w:r>
-          </w:p>
-        </w:tc>
-      </w:tr>
-      <w:tr>
-        <w:tc>
-          <w:tcPr>
-            <w:tcW w:type="dxa" w:w="3000"/>
+              <w:t xml:space="preserve">CONFORME COM RESSALVA / CRITÉRIO RASTREABILIDADE</w:t>
+            </w:r>
+          </w:p>
+        </w:tc>
+      </w:tr>
+      <w:tr>
+        <w:tc>
+          <w:tcPr>
+            <w:tcW w:type="dxa" w:w="2100"/>
             <w:tcBorders>
               <w:top w:val="single" w:color="000000" w:sz="4"/>
               <w:left w:val="single" w:color="000000" w:sz="4"/>
@@ -3994,13 +5525,79 @@
                 <w:sz w:val="18"/>
                 <w:szCs w:val="18"/>
               </w:rPr>
+              <w:t xml:space="preserve">Impacto / Probabilidade / Criticidade</w:t>
+            </w:r>
+          </w:p>
+        </w:tc>
+        <w:tc>
+          <w:tcPr>
+            <w:tcW w:type="dxa" w:w="7538"/>
+            <w:tcBorders>
+              <w:top w:val="single" w:color="000000" w:sz="4"/>
+              <w:left w:val="single" w:color="000000" w:sz="4"/>
+              <w:bottom w:val="single" w:color="000000" w:sz="4"/>
+              <w:right w:val="single" w:color="000000" w:sz="4"/>
+            </w:tcBorders>
+            <w:shd w:fill="FFFFFF" w:color="auto" w:val="clear"/>
+            <w:tcMar>
+              <w:top w:type="dxa" w:w="90"/>
+              <w:left w:type="dxa" w:w="135"/>
+              <w:bottom w:type="dxa" w:w="90"/>
+              <w:right w:type="dxa" w:w="135"/>
+            </w:tcMar>
+          </w:tcPr>
+          <w:p>
+            <w:pPr>
+              <w:spacing w:after="40"/>
+            </w:pPr>
+            <w:r>
+              <w:rPr>
+                <w:rFonts w:ascii="Arial" w:cs="Arial" w:eastAsia="Arial" w:hAnsi="Arial"/>
+                <w:sz w:val="18"/>
+                <w:szCs w:val="18"/>
+              </w:rPr>
+              <w:t xml:space="preserve">Médio / Média / Médio</w:t>
+            </w:r>
+          </w:p>
+        </w:tc>
+      </w:tr>
+      <w:tr>
+        <w:tc>
+          <w:tcPr>
+            <w:tcW w:type="dxa" w:w="2100"/>
+            <w:tcBorders>
+              <w:top w:val="single" w:color="000000" w:sz="4"/>
+              <w:left w:val="single" w:color="000000" w:sz="4"/>
+              <w:bottom w:val="single" w:color="000000" w:sz="4"/>
+              <w:right w:val="single" w:color="000000" w:sz="4"/>
+            </w:tcBorders>
+            <w:shd w:fill="F5F3EE" w:color="auto" w:val="clear"/>
+            <w:tcMar>
+              <w:top w:type="dxa" w:w="90"/>
+              <w:left w:type="dxa" w:w="135"/>
+              <w:bottom w:type="dxa" w:w="90"/>
+              <w:right w:type="dxa" w:w="135"/>
+            </w:tcMar>
+          </w:tcPr>
+          <w:p>
+            <w:pPr>
+              <w:spacing w:after="40"/>
+            </w:pPr>
+            <w:r>
+              <w:rPr>
+                <w:rFonts w:ascii="Arial" w:cs="Arial" w:eastAsia="Arial" w:hAnsi="Arial"/>
+                <w:b/>
+                <w:bCs/>
+                <w:sz w:val="18"/>
+                <w:szCs w:val="18"/>
+              </w:rPr>
               <w:t xml:space="preserve">Ação recomendada</w:t>
             </w:r>
           </w:p>
         </w:tc>
         <w:tc>
           <w:tcPr>
-            <w:tcW w:type="dxa" w:w="11570"/>
+            <w:tcW w:type="dxa" w:w="7538"/>
             <w:tcBorders>
               <w:top w:val="single" w:color="000000" w:sz="4"/>
               <w:left w:val="single" w:color="000000" w:sz="4"/>
@@ -4025,7 +5622,7 @@
                 <w:sz w:val="18"/>
                 <w:szCs w:val="18"/>
               </w:rPr>
-              <w:t xml:space="preserve">Descrever o fluxo e a autoridade responsável por cada etapa, ressalvando a competência do Conselho para a Auditoria e a avaliação prévia da CGE.</w:t>
+              <w:t xml:space="preserve">Definir se a Política vale para funções gratificadas, cargos em comissão ou ambos, e uniformizar o texto e o Anexo I.</w:t>
             </w:r>
           </w:p>
         </w:tc>
@@ -4038,7 +5635,7 @@
     </w:p>
     <w:tbl>
       <w:tblPr>
-        <w:tblW w:type="dxa" w:w="14570"/>
+        <w:tblW w:type="dxa" w:w="9638"/>
         <w:tblBorders>
           <w:top w:val="single" w:color="auto" w:sz="4"/>
           <w:left w:val="single" w:color="auto" w:sz="4"/>
@@ -4049,13 +5646,13 @@
         </w:tblBorders>
       </w:tblPr>
       <w:tblGrid>
-        <w:gridCol w:w="3000"/>
-        <w:gridCol w:w="11570"/>
+        <w:gridCol w:w="2100"/>
+        <w:gridCol w:w="7538"/>
       </w:tblGrid>
       <w:tr>
         <w:tc>
           <w:tcPr>
-            <w:tcW w:type="dxa" w:w="14570"/>
+            <w:tcW w:type="dxa" w:w="9638"/>
             <w:gridSpan w:val="2"/>
             <w:tcBorders>
               <w:top w:val="single" w:color="000000" w:sz="4"/>
@@ -4083,15 +5680,15 @@
                 <w:sz w:val="18"/>
                 <w:szCs w:val="18"/>
               </w:rPr>
-              <w:t xml:space="preserve">06. PAPEL DA COMISSÃO, DA SUPGEP E DA ASSGER</w:t>
-            </w:r>
-          </w:p>
-        </w:tc>
-      </w:tr>
-      <w:tr>
-        <w:tc>
-          <w:tcPr>
-            <w:tcW w:type="dxa" w:w="3000"/>
+              <w:t xml:space="preserve">05. FLUXO DECISÓRIO</w:t>
+            </w:r>
+          </w:p>
+        </w:tc>
+      </w:tr>
+      <w:tr>
+        <w:tc>
+          <w:tcPr>
+            <w:tcW w:type="dxa" w:w="2100"/>
             <w:tcBorders>
               <w:top w:val="single" w:color="000000" w:sz="4"/>
               <w:left w:val="single" w:color="000000" w:sz="4"/>
@@ -4124,7 +5721,7 @@
         </w:tc>
         <w:tc>
           <w:tcPr>
-            <w:tcW w:type="dxa" w:w="11570"/>
+            <w:tcW w:type="dxa" w:w="7538"/>
             <w:tcBorders>
               <w:top w:val="single" w:color="000000" w:sz="4"/>
               <w:left w:val="single" w:color="000000" w:sz="4"/>
@@ -4149,15 +5746,15 @@
                 <w:sz w:val="18"/>
                 <w:szCs w:val="18"/>
               </w:rPr>
-              <w:t xml:space="preserve">Decreto 46.188/2017, arts. 15 e 16; Regimento, arts. 13, 18, 32 e 33.</w:t>
-            </w:r>
-          </w:p>
-        </w:tc>
-      </w:tr>
-      <w:tr>
-        <w:tc>
-          <w:tcPr>
-            <w:tcW w:type="dxa" w:w="3000"/>
+              <w:t xml:space="preserve">Estatuto, competências da Presidência e do Conselho; Regimento, arts. 4º e 16.</w:t>
+            </w:r>
+          </w:p>
+        </w:tc>
+      </w:tr>
+      <w:tr>
+        <w:tc>
+          <w:tcPr>
+            <w:tcW w:type="dxa" w:w="2100"/>
             <w:tcBorders>
               <w:top w:val="single" w:color="000000" w:sz="4"/>
               <w:left w:val="single" w:color="000000" w:sz="4"/>
@@ -4190,7 +5787,7 @@
         </w:tc>
         <w:tc>
           <w:tcPr>
-            <w:tcW w:type="dxa" w:w="11570"/>
+            <w:tcW w:type="dxa" w:w="7538"/>
             <w:tcBorders>
               <w:top w:val="single" w:color="000000" w:sz="4"/>
               <w:left w:val="single" w:color="000000" w:sz="4"/>
@@ -4215,15 +5812,15 @@
                 <w:sz w:val="18"/>
                 <w:szCs w:val="18"/>
               </w:rPr>
-              <w:t xml:space="preserve">Itens "Indicação" e 5.3 a 5.4</w:t>
-            </w:r>
-          </w:p>
-        </w:tc>
-      </w:tr>
-      <w:tr>
-        <w:tc>
-          <w:tcPr>
-            <w:tcW w:type="dxa" w:w="3000"/>
+              <w:t xml:space="preserve">Itens 5.1 a 5.4</w:t>
+            </w:r>
+          </w:p>
+        </w:tc>
+      </w:tr>
+      <w:tr>
+        <w:tc>
+          <w:tcPr>
+            <w:tcW w:type="dxa" w:w="2100"/>
             <w:tcBorders>
               <w:top w:val="single" w:color="000000" w:sz="4"/>
               <w:left w:val="single" w:color="000000" w:sz="4"/>
@@ -4256,7 +5853,7 @@
         </w:tc>
         <w:tc>
           <w:tcPr>
-            <w:tcW w:type="dxa" w:w="11570"/>
+            <w:tcW w:type="dxa" w:w="7538"/>
             <w:tcBorders>
               <w:top w:val="single" w:color="000000" w:sz="4"/>
               <w:left w:val="single" w:color="000000" w:sz="4"/>
@@ -4281,15 +5878,15 @@
                 <w:sz w:val="18"/>
                 <w:szCs w:val="18"/>
               </w:rPr>
-              <w:t xml:space="preserve">A verificação fica toda com a Gestão de Pessoas. A atuação da SUPGEP não viola a independência da Auditoria nem da ASSGER, mas a Política não define o caráter instrutório da Comissão nem como tratar dúvidas de integridade e de conflito de interesses.</w:t>
-            </w:r>
-          </w:p>
-        </w:tc>
-      </w:tr>
-      <w:tr>
-        <w:tc>
-          <w:tcPr>
-            <w:tcW w:type="dxa" w:w="3000"/>
+              <w:t xml:space="preserve">Não há delimitação suficiente entre indicação, instrução, conferência, manifestação técnica e decisão final. O Presidente nomeia e dispensa ocupantes de funções de confiança indicados pelos Diretores, e o Conselho nomeia a Auditoria.</w:t>
+            </w:r>
+          </w:p>
+        </w:tc>
+      </w:tr>
+      <w:tr>
+        <w:tc>
+          <w:tcPr>
+            <w:tcW w:type="dxa" w:w="2100"/>
             <w:tcBorders>
               <w:top w:val="single" w:color="000000" w:sz="4"/>
               <w:left w:val="single" w:color="000000" w:sz="4"/>
@@ -4316,13 +5913,13 @@
                 <w:sz w:val="18"/>
                 <w:szCs w:val="18"/>
               </w:rPr>
-              <w:t xml:space="preserve">Classificação / Criticidade</w:t>
-            </w:r>
-          </w:p>
-        </w:tc>
-        <w:tc>
-          <w:tcPr>
-            <w:tcW w:type="dxa" w:w="11570"/>
+              <w:t xml:space="preserve">Classificação / Critério</w:t>
+            </w:r>
+          </w:p>
+        </w:tc>
+        <w:tc>
+          <w:tcPr>
+            <w:tcW w:type="dxa" w:w="7538"/>
             <w:tcBorders>
               <w:top w:val="single" w:color="000000" w:sz="4"/>
               <w:left w:val="single" w:color="000000" w:sz="4"/>
@@ -4347,15 +5944,15 @@
                 <w:sz w:val="18"/>
                 <w:szCs w:val="18"/>
               </w:rPr>
-              <w:t xml:space="preserve">Conforme com Ressalva / Médio (impacto médio, probabilidade média). Teste: Competência.</w:t>
-            </w:r>
-          </w:p>
-        </w:tc>
-      </w:tr>
-      <w:tr>
-        <w:tc>
-          <w:tcPr>
-            <w:tcW w:type="dxa" w:w="3000"/>
+              <w:t xml:space="preserve">CONFORME COM RESSALVA / CRITÉRIO COMPLETUDE</w:t>
+            </w:r>
+          </w:p>
+        </w:tc>
+      </w:tr>
+      <w:tr>
+        <w:tc>
+          <w:tcPr>
+            <w:tcW w:type="dxa" w:w="2100"/>
             <w:tcBorders>
               <w:top w:val="single" w:color="000000" w:sz="4"/>
               <w:left w:val="single" w:color="000000" w:sz="4"/>
@@ -4382,13 +5979,79 @@
                 <w:sz w:val="18"/>
                 <w:szCs w:val="18"/>
               </w:rPr>
+              <w:t xml:space="preserve">Impacto / Probabilidade / Criticidade</w:t>
+            </w:r>
+          </w:p>
+        </w:tc>
+        <w:tc>
+          <w:tcPr>
+            <w:tcW w:type="dxa" w:w="7538"/>
+            <w:tcBorders>
+              <w:top w:val="single" w:color="000000" w:sz="4"/>
+              <w:left w:val="single" w:color="000000" w:sz="4"/>
+              <w:bottom w:val="single" w:color="000000" w:sz="4"/>
+              <w:right w:val="single" w:color="000000" w:sz="4"/>
+            </w:tcBorders>
+            <w:shd w:fill="FFFFFF" w:color="auto" w:val="clear"/>
+            <w:tcMar>
+              <w:top w:type="dxa" w:w="90"/>
+              <w:left w:type="dxa" w:w="135"/>
+              <w:bottom w:type="dxa" w:w="90"/>
+              <w:right w:type="dxa" w:w="135"/>
+            </w:tcMar>
+          </w:tcPr>
+          <w:p>
+            <w:pPr>
+              <w:spacing w:after="40"/>
+            </w:pPr>
+            <w:r>
+              <w:rPr>
+                <w:rFonts w:ascii="Arial" w:cs="Arial" w:eastAsia="Arial" w:hAnsi="Arial"/>
+                <w:sz w:val="18"/>
+                <w:szCs w:val="18"/>
+              </w:rPr>
+              <w:t xml:space="preserve">Médio / Média / Médio</w:t>
+            </w:r>
+          </w:p>
+        </w:tc>
+      </w:tr>
+      <w:tr>
+        <w:tc>
+          <w:tcPr>
+            <w:tcW w:type="dxa" w:w="2100"/>
+            <w:tcBorders>
+              <w:top w:val="single" w:color="000000" w:sz="4"/>
+              <w:left w:val="single" w:color="000000" w:sz="4"/>
+              <w:bottom w:val="single" w:color="000000" w:sz="4"/>
+              <w:right w:val="single" w:color="000000" w:sz="4"/>
+            </w:tcBorders>
+            <w:shd w:fill="F5F3EE" w:color="auto" w:val="clear"/>
+            <w:tcMar>
+              <w:top w:type="dxa" w:w="90"/>
+              <w:left w:type="dxa" w:w="135"/>
+              <w:bottom w:type="dxa" w:w="90"/>
+              <w:right w:type="dxa" w:w="135"/>
+            </w:tcMar>
+          </w:tcPr>
+          <w:p>
+            <w:pPr>
+              <w:spacing w:after="40"/>
+            </w:pPr>
+            <w:r>
+              <w:rPr>
+                <w:rFonts w:ascii="Arial" w:cs="Arial" w:eastAsia="Arial" w:hAnsi="Arial"/>
+                <w:b/>
+                <w:bCs/>
+                <w:sz w:val="18"/>
+                <w:szCs w:val="18"/>
+              </w:rPr>
               <w:t xml:space="preserve">Ação recomendada</w:t>
             </w:r>
           </w:p>
         </w:tc>
         <w:tc>
           <w:tcPr>
-            <w:tcW w:type="dxa" w:w="11570"/>
+            <w:tcW w:type="dxa" w:w="7538"/>
             <w:tcBorders>
               <w:top w:val="single" w:color="000000" w:sz="4"/>
               <w:left w:val="single" w:color="000000" w:sz="4"/>
@@ -4413,7 +6076,7 @@
                 <w:sz w:val="18"/>
                 <w:szCs w:val="18"/>
               </w:rPr>
-              <w:t xml:space="preserve">Definir o caráter instrutório da Comissão, preservar a independência da Auditoria e da ASSGER e prever consulta técnica à ASSGER quando houver indício ou dúvida relevante de integridade, sem deslocar a competência da Gestão de Pessoas.</w:t>
+              <w:t xml:space="preserve">Descrever o fluxo e a autoridade responsável por cada etapa, ressalvando a competência do Conselho para a Auditoria e a avaliação prévia da CGE.</w:t>
             </w:r>
           </w:p>
         </w:tc>
@@ -4426,7 +6089,7 @@
     </w:p>
     <w:tbl>
       <w:tblPr>
-        <w:tblW w:type="dxa" w:w="14570"/>
+        <w:tblW w:type="dxa" w:w="9638"/>
         <w:tblBorders>
           <w:top w:val="single" w:color="auto" w:sz="4"/>
           <w:left w:val="single" w:color="auto" w:sz="4"/>
@@ -4437,13 +6100,13 @@
         </w:tblBorders>
       </w:tblPr>
       <w:tblGrid>
-        <w:gridCol w:w="3000"/>
-        <w:gridCol w:w="11570"/>
+        <w:gridCol w:w="2100"/>
+        <w:gridCol w:w="7538"/>
       </w:tblGrid>
       <w:tr>
         <w:tc>
           <w:tcPr>
-            <w:tcW w:type="dxa" w:w="14570"/>
+            <w:tcW w:type="dxa" w:w="9638"/>
             <w:gridSpan w:val="2"/>
             <w:tcBorders>
               <w:top w:val="single" w:color="000000" w:sz="4"/>
@@ -4471,15 +6134,15 @@
                 <w:sz w:val="18"/>
                 <w:szCs w:val="18"/>
               </w:rPr>
-              <w:t xml:space="preserve">07. REFERÊNCIAS NORMATIVAS</w:t>
-            </w:r>
-          </w:p>
-        </w:tc>
-      </w:tr>
-      <w:tr>
-        <w:tc>
-          <w:tcPr>
-            <w:tcW w:type="dxa" w:w="3000"/>
+              <w:t xml:space="preserve">06. PAPEL DA COMISSÃO, DA SUPGEP E DA ASSGER</w:t>
+            </w:r>
+          </w:p>
+        </w:tc>
+      </w:tr>
+      <w:tr>
+        <w:tc>
+          <w:tcPr>
+            <w:tcW w:type="dxa" w:w="2100"/>
             <w:tcBorders>
               <w:top w:val="single" w:color="000000" w:sz="4"/>
               <w:left w:val="single" w:color="000000" w:sz="4"/>
@@ -4512,7 +6175,7 @@
         </w:tc>
         <w:tc>
           <w:tcPr>
-            <w:tcW w:type="dxa" w:w="11570"/>
+            <w:tcW w:type="dxa" w:w="7538"/>
             <w:tcBorders>
               <w:top w:val="single" w:color="000000" w:sz="4"/>
               <w:left w:val="single" w:color="000000" w:sz="4"/>
@@ -4537,15 +6200,15 @@
                 <w:sz w:val="18"/>
                 <w:szCs w:val="18"/>
               </w:rPr>
-              <w:t xml:space="preserve">Decretos 43.057/2011, 43.581/2012, 43.583/2012 (art. 2º) e 46.745/2019 (art. 1º).</w:t>
-            </w:r>
-          </w:p>
-        </w:tc>
-      </w:tr>
-      <w:tr>
-        <w:tc>
-          <w:tcPr>
-            <w:tcW w:type="dxa" w:w="3000"/>
+              <w:t xml:space="preserve">Decreto 46.188/2017, arts. 15 e 16; Regimento, arts. 13, 18, 32 e 33.</w:t>
+            </w:r>
+          </w:p>
+        </w:tc>
+      </w:tr>
+      <w:tr>
+        <w:tc>
+          <w:tcPr>
+            <w:tcW w:type="dxa" w:w="2100"/>
             <w:tcBorders>
               <w:top w:val="single" w:color="000000" w:sz="4"/>
               <w:left w:val="single" w:color="000000" w:sz="4"/>
@@ -4578,7 +6241,7 @@
         </w:tc>
         <w:tc>
           <w:tcPr>
-            <w:tcW w:type="dxa" w:w="11570"/>
+            <w:tcW w:type="dxa" w:w="7538"/>
             <w:tcBorders>
               <w:top w:val="single" w:color="000000" w:sz="4"/>
               <w:left w:val="single" w:color="000000" w:sz="4"/>
@@ -4603,15 +6266,15 @@
                 <w:sz w:val="18"/>
                 <w:szCs w:val="18"/>
               </w:rPr>
-              <w:t xml:space="preserve">Documentos de referência</w:t>
-            </w:r>
-          </w:p>
-        </w:tc>
-      </w:tr>
-      <w:tr>
-        <w:tc>
-          <w:tcPr>
-            <w:tcW w:type="dxa" w:w="3000"/>
+              <w:t xml:space="preserve">Itens 5.3 e 5.4</w:t>
+            </w:r>
+          </w:p>
+        </w:tc>
+      </w:tr>
+      <w:tr>
+        <w:tc>
+          <w:tcPr>
+            <w:tcW w:type="dxa" w:w="2100"/>
             <w:tcBorders>
               <w:top w:val="single" w:color="000000" w:sz="4"/>
               <w:left w:val="single" w:color="000000" w:sz="4"/>
@@ -4644,7 +6307,7 @@
         </w:tc>
         <w:tc>
           <w:tcPr>
-            <w:tcW w:type="dxa" w:w="11570"/>
+            <w:tcW w:type="dxa" w:w="7538"/>
             <w:tcBorders>
               <w:top w:val="single" w:color="000000" w:sz="4"/>
               <w:left w:val="single" w:color="000000" w:sz="4"/>
@@ -4669,15 +6332,15 @@
                 <w:sz w:val="18"/>
                 <w:szCs w:val="18"/>
               </w:rPr>
-              <w:t xml:space="preserve">O Decreto 43.581/2012 é descrito como instituidor do Código de Conduta da Alta Administração, mas apenas altera o Decreto 43.057/2011, e o Código se aplica a dirigentes e conselheiros. O Decreto 43.583/2012 é o Código de Ética do Servidor e está descrito de forma restrita. O Decreto 46.745/2019 vale para a administração direta, autárquica e fundacional, e não obriga a CENTRAL. Faltam citar o Estatuto, o Regimento e a Lei Complementar 64/1990, usada no Anexo I.</w:t>
-            </w:r>
-          </w:p>
-        </w:tc>
-      </w:tr>
-      <w:tr>
-        <w:tc>
-          <w:tcPr>
-            <w:tcW w:type="dxa" w:w="3000"/>
+              <w:t xml:space="preserve">A verificação fica toda com a Gestão de Pessoas. A atuação da SUPGEP não viola a independência da Auditoria nem da ASSGER, mas a Política não define o caráter instrutório da Comissão nem como tratar dúvidas de integridade e de conflito de interesses.</w:t>
+            </w:r>
+          </w:p>
+        </w:tc>
+      </w:tr>
+      <w:tr>
+        <w:tc>
+          <w:tcPr>
+            <w:tcW w:type="dxa" w:w="2100"/>
             <w:tcBorders>
               <w:top w:val="single" w:color="000000" w:sz="4"/>
               <w:left w:val="single" w:color="000000" w:sz="4"/>
@@ -4704,13 +6367,13 @@
                 <w:sz w:val="18"/>
                 <w:szCs w:val="18"/>
               </w:rPr>
-              <w:t xml:space="preserve">Classificação / Criticidade</w:t>
-            </w:r>
-          </w:p>
-        </w:tc>
-        <w:tc>
-          <w:tcPr>
-            <w:tcW w:type="dxa" w:w="11570"/>
+              <w:t xml:space="preserve">Classificação / Critério</w:t>
+            </w:r>
+          </w:p>
+        </w:tc>
+        <w:tc>
+          <w:tcPr>
+            <w:tcW w:type="dxa" w:w="7538"/>
             <w:tcBorders>
               <w:top w:val="single" w:color="000000" w:sz="4"/>
               <w:left w:val="single" w:color="000000" w:sz="4"/>
@@ -4735,15 +6398,15 @@
                 <w:sz w:val="18"/>
                 <w:szCs w:val="18"/>
               </w:rPr>
-              <w:t xml:space="preserve">Conforme com Ressalva / Baixo (impacto baixo, probabilidade média). Teste: Rastreabilidade e Atualização.</w:t>
-            </w:r>
-          </w:p>
-        </w:tc>
-      </w:tr>
-      <w:tr>
-        <w:tc>
-          <w:tcPr>
-            <w:tcW w:type="dxa" w:w="3000"/>
+              <w:t xml:space="preserve">CONFORME COM RESSALVA / CRITÉRIO COMPETÊNCIA</w:t>
+            </w:r>
+          </w:p>
+        </w:tc>
+      </w:tr>
+      <w:tr>
+        <w:tc>
+          <w:tcPr>
+            <w:tcW w:type="dxa" w:w="2100"/>
             <w:tcBorders>
               <w:top w:val="single" w:color="000000" w:sz="4"/>
               <w:left w:val="single" w:color="000000" w:sz="4"/>
@@ -4770,13 +6433,79 @@
                 <w:sz w:val="18"/>
                 <w:szCs w:val="18"/>
               </w:rPr>
+              <w:t xml:space="preserve">Impacto / Probabilidade / Criticidade</w:t>
+            </w:r>
+          </w:p>
+        </w:tc>
+        <w:tc>
+          <w:tcPr>
+            <w:tcW w:type="dxa" w:w="7538"/>
+            <w:tcBorders>
+              <w:top w:val="single" w:color="000000" w:sz="4"/>
+              <w:left w:val="single" w:color="000000" w:sz="4"/>
+              <w:bottom w:val="single" w:color="000000" w:sz="4"/>
+              <w:right w:val="single" w:color="000000" w:sz="4"/>
+            </w:tcBorders>
+            <w:shd w:fill="FFFFFF" w:color="auto" w:val="clear"/>
+            <w:tcMar>
+              <w:top w:type="dxa" w:w="90"/>
+              <w:left w:type="dxa" w:w="135"/>
+              <w:bottom w:type="dxa" w:w="90"/>
+              <w:right w:type="dxa" w:w="135"/>
+            </w:tcMar>
+          </w:tcPr>
+          <w:p>
+            <w:pPr>
+              <w:spacing w:after="40"/>
+            </w:pPr>
+            <w:r>
+              <w:rPr>
+                <w:rFonts w:ascii="Arial" w:cs="Arial" w:eastAsia="Arial" w:hAnsi="Arial"/>
+                <w:sz w:val="18"/>
+                <w:szCs w:val="18"/>
+              </w:rPr>
+              <w:t xml:space="preserve">Médio / Média / Médio</w:t>
+            </w:r>
+          </w:p>
+        </w:tc>
+      </w:tr>
+      <w:tr>
+        <w:tc>
+          <w:tcPr>
+            <w:tcW w:type="dxa" w:w="2100"/>
+            <w:tcBorders>
+              <w:top w:val="single" w:color="000000" w:sz="4"/>
+              <w:left w:val="single" w:color="000000" w:sz="4"/>
+              <w:bottom w:val="single" w:color="000000" w:sz="4"/>
+              <w:right w:val="single" w:color="000000" w:sz="4"/>
+            </w:tcBorders>
+            <w:shd w:fill="F5F3EE" w:color="auto" w:val="clear"/>
+            <w:tcMar>
+              <w:top w:type="dxa" w:w="90"/>
+              <w:left w:type="dxa" w:w="135"/>
+              <w:bottom w:type="dxa" w:w="90"/>
+              <w:right w:type="dxa" w:w="135"/>
+            </w:tcMar>
+          </w:tcPr>
+          <w:p>
+            <w:pPr>
+              <w:spacing w:after="40"/>
+            </w:pPr>
+            <w:r>
+              <w:rPr>
+                <w:rFonts w:ascii="Arial" w:cs="Arial" w:eastAsia="Arial" w:hAnsi="Arial"/>
+                <w:b/>
+                <w:bCs/>
+                <w:sz w:val="18"/>
+                <w:szCs w:val="18"/>
+              </w:rPr>
               <w:t xml:space="preserve">Ação recomendada</w:t>
             </w:r>
           </w:p>
         </w:tc>
         <w:tc>
           <w:tcPr>
-            <w:tcW w:type="dxa" w:w="11570"/>
+            <w:tcW w:type="dxa" w:w="7538"/>
             <w:tcBorders>
               <w:top w:val="single" w:color="000000" w:sz="4"/>
               <w:left w:val="single" w:color="000000" w:sz="4"/>
@@ -4801,7 +6530,7 @@
                 <w:sz w:val="18"/>
                 <w:szCs w:val="18"/>
               </w:rPr>
-              <w:t xml:space="preserve">Corrigir a referência para "Decreto 43.057/2011, com alterações do Decreto 43.581/2012" e verificar sua incidência. Atualizar a descrição do Decreto 43.583/2012. Identificar o Decreto 46.745/2019 como referência de boas práticas. Acrescentar Estatuto, Regimento e a Lei Complementar 64/1990.</w:t>
+              <w:t xml:space="preserve">Definir o caráter instrutório da Comissão, preservar a independência da Auditoria e da ASSGER e prever consulta técnica à ASSGER quando houver indício ou dúvida relevante de integridade, sem deslocar a competência da Gestão de Pessoas.</w:t>
             </w:r>
           </w:p>
         </w:tc>
@@ -4814,7 +6543,7 @@
     </w:p>
     <w:tbl>
       <w:tblPr>
-        <w:tblW w:type="dxa" w:w="14570"/>
+        <w:tblW w:type="dxa" w:w="9638"/>
         <w:tblBorders>
           <w:top w:val="single" w:color="auto" w:sz="4"/>
           <w:left w:val="single" w:color="auto" w:sz="4"/>
@@ -4825,13 +6554,13 @@
         </w:tblBorders>
       </w:tblPr>
       <w:tblGrid>
-        <w:gridCol w:w="3000"/>
-        <w:gridCol w:w="11570"/>
+        <w:gridCol w:w="2100"/>
+        <w:gridCol w:w="7538"/>
       </w:tblGrid>
       <w:tr>
         <w:tc>
           <w:tcPr>
-            <w:tcW w:type="dxa" w:w="14570"/>
+            <w:tcW w:type="dxa" w:w="9638"/>
             <w:gridSpan w:val="2"/>
             <w:tcBorders>
               <w:top w:val="single" w:color="000000" w:sz="4"/>
@@ -4859,15 +6588,15 @@
                 <w:sz w:val="18"/>
                 <w:szCs w:val="18"/>
               </w:rPr>
-              <w:t xml:space="preserve">08. NUMERAÇÃO E REMISSÕES INTERNAS</w:t>
-            </w:r>
-          </w:p>
-        </w:tc>
-      </w:tr>
-      <w:tr>
-        <w:tc>
-          <w:tcPr>
-            <w:tcW w:type="dxa" w:w="3000"/>
+              <w:t xml:space="preserve">07. REFERÊNCIAS NORMATIVAS</w:t>
+            </w:r>
+          </w:p>
+        </w:tc>
+      </w:tr>
+      <w:tr>
+        <w:tc>
+          <w:tcPr>
+            <w:tcW w:type="dxa" w:w="2100"/>
             <w:tcBorders>
               <w:top w:val="single" w:color="000000" w:sz="4"/>
               <w:left w:val="single" w:color="000000" w:sz="4"/>
@@ -4900,7 +6629,7 @@
         </w:tc>
         <w:tc>
           <w:tcPr>
-            <w:tcW w:type="dxa" w:w="11570"/>
+            <w:tcW w:type="dxa" w:w="7538"/>
             <w:tcBorders>
               <w:top w:val="single" w:color="000000" w:sz="4"/>
               <w:left w:val="single" w:color="000000" w:sz="4"/>
@@ -4925,15 +6654,15 @@
                 <w:sz w:val="18"/>
                 <w:szCs w:val="18"/>
               </w:rPr>
-              <w:t xml:space="preserve">Política.</w:t>
-            </w:r>
-          </w:p>
-        </w:tc>
-      </w:tr>
-      <w:tr>
-        <w:tc>
-          <w:tcPr>
-            <w:tcW w:type="dxa" w:w="3000"/>
+              <w:t xml:space="preserve">Decretos 43.057/2011, 43.581/2012, 43.583/2012 (art. 2º) e 46.745/2019 (art. 1º).</w:t>
+            </w:r>
+          </w:p>
+        </w:tc>
+      </w:tr>
+      <w:tr>
+        <w:tc>
+          <w:tcPr>
+            <w:tcW w:type="dxa" w:w="2100"/>
             <w:tcBorders>
               <w:top w:val="single" w:color="000000" w:sz="4"/>
               <w:left w:val="single" w:color="000000" w:sz="4"/>
@@ -4966,7 +6695,7 @@
         </w:tc>
         <w:tc>
           <w:tcPr>
-            <w:tcW w:type="dxa" w:w="11570"/>
+            <w:tcW w:type="dxa" w:w="7538"/>
             <w:tcBorders>
               <w:top w:val="single" w:color="000000" w:sz="4"/>
               <w:left w:val="single" w:color="000000" w:sz="4"/>
@@ -4991,15 +6720,15 @@
                 <w:sz w:val="18"/>
                 <w:szCs w:val="18"/>
               </w:rPr>
-              <w:t xml:space="preserve">Remissões internas e Anexo I</w:t>
-            </w:r>
-          </w:p>
-        </w:tc>
-      </w:tr>
-      <w:tr>
-        <w:tc>
-          <w:tcPr>
-            <w:tcW w:type="dxa" w:w="3000"/>
+              <w:t xml:space="preserve">Item 3 (Documentos de referência)</w:t>
+            </w:r>
+          </w:p>
+        </w:tc>
+      </w:tr>
+      <w:tr>
+        <w:tc>
+          <w:tcPr>
+            <w:tcW w:type="dxa" w:w="2100"/>
             <w:tcBorders>
               <w:top w:val="single" w:color="000000" w:sz="4"/>
               <w:left w:val="single" w:color="000000" w:sz="4"/>
@@ -5032,7 +6761,7 @@
         </w:tc>
         <w:tc>
           <w:tcPr>
-            <w:tcW w:type="dxa" w:w="11570"/>
+            <w:tcW w:type="dxa" w:w="7538"/>
             <w:tcBorders>
               <w:top w:val="single" w:color="000000" w:sz="4"/>
               <w:left w:val="single" w:color="000000" w:sz="4"/>
@@ -5057,15 +6786,15 @@
                 <w:sz w:val="18"/>
                 <w:szCs w:val="18"/>
               </w:rPr>
-              <w:t xml:space="preserve">O texto remete ao "item 6.A" e ao "item 6.B", que não correspondem à numeração do documento, e o Anexo I pula do item VI para o VIII.</w:t>
-            </w:r>
-          </w:p>
-        </w:tc>
-      </w:tr>
-      <w:tr>
-        <w:tc>
-          <w:tcPr>
-            <w:tcW w:type="dxa" w:w="3000"/>
+              <w:t xml:space="preserve">O Decreto 43.581/2012 é descrito como instituidor do Código de Conduta da Alta Administração, mas apenas altera o Decreto 43.057/2011, e o Código se aplica a dirigentes e conselheiros. O Decreto 43.583/2012 é o Código de Ética do Servidor e está descrito de forma restrita. O Decreto 46.745/2019 vale para a administração direta, autárquica e fundacional, e não obriga a CENTRAL. Faltam citar o Estatuto, o Regimento e a Lei Complementar 64/1990, usada no Anexo I.</w:t>
+            </w:r>
+          </w:p>
+        </w:tc>
+      </w:tr>
+      <w:tr>
+        <w:tc>
+          <w:tcPr>
+            <w:tcW w:type="dxa" w:w="2100"/>
             <w:tcBorders>
               <w:top w:val="single" w:color="000000" w:sz="4"/>
               <w:left w:val="single" w:color="000000" w:sz="4"/>
@@ -5092,13 +6821,13 @@
                 <w:sz w:val="18"/>
                 <w:szCs w:val="18"/>
               </w:rPr>
-              <w:t xml:space="preserve">Classificação / Criticidade</w:t>
-            </w:r>
-          </w:p>
-        </w:tc>
-        <w:tc>
-          <w:tcPr>
-            <w:tcW w:type="dxa" w:w="11570"/>
+              <w:t xml:space="preserve">Classificação / Critério</w:t>
+            </w:r>
+          </w:p>
+        </w:tc>
+        <w:tc>
+          <w:tcPr>
+            <w:tcW w:type="dxa" w:w="7538"/>
             <w:tcBorders>
               <w:top w:val="single" w:color="000000" w:sz="4"/>
               <w:left w:val="single" w:color="000000" w:sz="4"/>
@@ -5123,15 +6852,15 @@
                 <w:sz w:val="18"/>
                 <w:szCs w:val="18"/>
               </w:rPr>
-              <w:t xml:space="preserve">Conforme com Ressalva / Baixo (impacto baixo, probabilidade média). Teste: Rastreabilidade.</w:t>
-            </w:r>
-          </w:p>
-        </w:tc>
-      </w:tr>
-      <w:tr>
-        <w:tc>
-          <w:tcPr>
-            <w:tcW w:type="dxa" w:w="3000"/>
+              <w:t xml:space="preserve">CONFORME COM RESSALVA / CRITÉRIOS RASTREABILIDADE E ATUALIZAÇÃO</w:t>
+            </w:r>
+          </w:p>
+        </w:tc>
+      </w:tr>
+      <w:tr>
+        <w:tc>
+          <w:tcPr>
+            <w:tcW w:type="dxa" w:w="2100"/>
             <w:tcBorders>
               <w:top w:val="single" w:color="000000" w:sz="4"/>
               <w:left w:val="single" w:color="000000" w:sz="4"/>
@@ -5158,13 +6887,79 @@
                 <w:sz w:val="18"/>
                 <w:szCs w:val="18"/>
               </w:rPr>
+              <w:t xml:space="preserve">Impacto / Probabilidade / Criticidade</w:t>
+            </w:r>
+          </w:p>
+        </w:tc>
+        <w:tc>
+          <w:tcPr>
+            <w:tcW w:type="dxa" w:w="7538"/>
+            <w:tcBorders>
+              <w:top w:val="single" w:color="000000" w:sz="4"/>
+              <w:left w:val="single" w:color="000000" w:sz="4"/>
+              <w:bottom w:val="single" w:color="000000" w:sz="4"/>
+              <w:right w:val="single" w:color="000000" w:sz="4"/>
+            </w:tcBorders>
+            <w:shd w:fill="FFFFFF" w:color="auto" w:val="clear"/>
+            <w:tcMar>
+              <w:top w:type="dxa" w:w="90"/>
+              <w:left w:type="dxa" w:w="135"/>
+              <w:bottom w:type="dxa" w:w="90"/>
+              <w:right w:type="dxa" w:w="135"/>
+            </w:tcMar>
+          </w:tcPr>
+          <w:p>
+            <w:pPr>
+              <w:spacing w:after="40"/>
+            </w:pPr>
+            <w:r>
+              <w:rPr>
+                <w:rFonts w:ascii="Arial" w:cs="Arial" w:eastAsia="Arial" w:hAnsi="Arial"/>
+                <w:sz w:val="18"/>
+                <w:szCs w:val="18"/>
+              </w:rPr>
+              <w:t xml:space="preserve">Baixo / Média / Baixo</w:t>
+            </w:r>
+          </w:p>
+        </w:tc>
+      </w:tr>
+      <w:tr>
+        <w:tc>
+          <w:tcPr>
+            <w:tcW w:type="dxa" w:w="2100"/>
+            <w:tcBorders>
+              <w:top w:val="single" w:color="000000" w:sz="4"/>
+              <w:left w:val="single" w:color="000000" w:sz="4"/>
+              <w:bottom w:val="single" w:color="000000" w:sz="4"/>
+              <w:right w:val="single" w:color="000000" w:sz="4"/>
+            </w:tcBorders>
+            <w:shd w:fill="F5F3EE" w:color="auto" w:val="clear"/>
+            <w:tcMar>
+              <w:top w:type="dxa" w:w="90"/>
+              <w:left w:type="dxa" w:w="135"/>
+              <w:bottom w:type="dxa" w:w="90"/>
+              <w:right w:type="dxa" w:w="135"/>
+            </w:tcMar>
+          </w:tcPr>
+          <w:p>
+            <w:pPr>
+              <w:spacing w:after="40"/>
+            </w:pPr>
+            <w:r>
+              <w:rPr>
+                <w:rFonts w:ascii="Arial" w:cs="Arial" w:eastAsia="Arial" w:hAnsi="Arial"/>
+                <w:b/>
+                <w:bCs/>
+                <w:sz w:val="18"/>
+                <w:szCs w:val="18"/>
+              </w:rPr>
               <w:t xml:space="preserve">Ação recomendada</w:t>
             </w:r>
           </w:p>
         </w:tc>
         <w:tc>
           <w:tcPr>
-            <w:tcW w:type="dxa" w:w="11570"/>
+            <w:tcW w:type="dxa" w:w="7538"/>
             <w:tcBorders>
               <w:top w:val="single" w:color="000000" w:sz="4"/>
               <w:left w:val="single" w:color="000000" w:sz="4"/>
@@ -5189,7 +6984,7 @@
                 <w:sz w:val="18"/>
                 <w:szCs w:val="18"/>
               </w:rPr>
-              <w:t xml:space="preserve">Corrigir a numeração e as remissões internas e a numeração do Anexo I.</w:t>
+              <w:t xml:space="preserve">Corrigir a referência para "Decreto 43.057/2011, com alterações do Decreto 43.581/2012" e verificar sua incidência. Atualizar a descrição do Decreto 43.583/2012. Identificar o Decreto 46.745/2019 como referência de boas práticas. Acrescentar Estatuto, Regimento e a Lei Complementar 64/1990.</w:t>
             </w:r>
           </w:p>
         </w:tc>
@@ -5202,7 +6997,7 @@
     </w:p>
     <w:tbl>
       <w:tblPr>
-        <w:tblW w:type="dxa" w:w="14570"/>
+        <w:tblW w:type="dxa" w:w="9638"/>
         <w:tblBorders>
           <w:top w:val="single" w:color="auto" w:sz="4"/>
           <w:left w:val="single" w:color="auto" w:sz="4"/>
@@ -5213,13 +7008,13 @@
         </w:tblBorders>
       </w:tblPr>
       <w:tblGrid>
-        <w:gridCol w:w="3000"/>
-        <w:gridCol w:w="11570"/>
+        <w:gridCol w:w="2100"/>
+        <w:gridCol w:w="7538"/>
       </w:tblGrid>
       <w:tr>
         <w:tc>
           <w:tcPr>
-            <w:tcW w:type="dxa" w:w="14570"/>
+            <w:tcW w:type="dxa" w:w="9638"/>
             <w:gridSpan w:val="2"/>
             <w:tcBorders>
               <w:top w:val="single" w:color="000000" w:sz="4"/>
@@ -5247,15 +7042,15 @@
                 <w:sz w:val="18"/>
                 <w:szCs w:val="18"/>
               </w:rPr>
-              <w:t xml:space="preserve">09. CONSEQUÊNCIAS DAS RESPOSTAS DO ANEXO I</w:t>
-            </w:r>
-          </w:p>
-        </w:tc>
-      </w:tr>
-      <w:tr>
-        <w:tc>
-          <w:tcPr>
-            <w:tcW w:type="dxa" w:w="3000"/>
+              <w:t xml:space="preserve">08. NUMERAÇÃO DAS SEÇÕES E DO ANEXO I</w:t>
+            </w:r>
+          </w:p>
+        </w:tc>
+      </w:tr>
+      <w:tr>
+        <w:tc>
+          <w:tcPr>
+            <w:tcW w:type="dxa" w:w="2100"/>
             <w:tcBorders>
               <w:top w:val="single" w:color="000000" w:sz="4"/>
               <w:left w:val="single" w:color="000000" w:sz="4"/>
@@ -5288,7 +7083,7 @@
         </w:tc>
         <w:tc>
           <w:tcPr>
-            <w:tcW w:type="dxa" w:w="11570"/>
+            <w:tcW w:type="dxa" w:w="7538"/>
             <w:tcBorders>
               <w:top w:val="single" w:color="000000" w:sz="4"/>
               <w:left w:val="single" w:color="000000" w:sz="4"/>
@@ -5313,15 +7108,15 @@
                 <w:sz w:val="18"/>
                 <w:szCs w:val="18"/>
               </w:rPr>
-              <w:t xml:space="preserve">Boa prática. Decreto 43.583/2012 (conflito de interesses).</w:t>
-            </w:r>
-          </w:p>
-        </w:tc>
-      </w:tr>
-      <w:tr>
-        <w:tc>
-          <w:tcPr>
-            <w:tcW w:type="dxa" w:w="3000"/>
+              <w:t xml:space="preserve">Política.</w:t>
+            </w:r>
+          </w:p>
+        </w:tc>
+      </w:tr>
+      <w:tr>
+        <w:tc>
+          <w:tcPr>
+            <w:tcW w:type="dxa" w:w="2100"/>
             <w:tcBorders>
               <w:top w:val="single" w:color="000000" w:sz="4"/>
               <w:left w:val="single" w:color="000000" w:sz="4"/>
@@ -5354,7 +7149,7 @@
         </w:tc>
         <w:tc>
           <w:tcPr>
-            <w:tcW w:type="dxa" w:w="11570"/>
+            <w:tcW w:type="dxa" w:w="7538"/>
             <w:tcBorders>
               <w:top w:val="single" w:color="000000" w:sz="4"/>
               <w:left w:val="single" w:color="000000" w:sz="4"/>
@@ -5379,15 +7174,15 @@
                 <w:sz w:val="18"/>
                 <w:szCs w:val="18"/>
               </w:rPr>
-              <w:t xml:space="preserve">Anexo I</w:t>
-            </w:r>
-          </w:p>
-        </w:tc>
-      </w:tr>
-      <w:tr>
-        <w:tc>
-          <w:tcPr>
-            <w:tcW w:type="dxa" w:w="3000"/>
+              <w:t xml:space="preserve">Numeração das seções e do Anexo I</w:t>
+            </w:r>
+          </w:p>
+        </w:tc>
+      </w:tr>
+      <w:tr>
+        <w:tc>
+          <w:tcPr>
+            <w:tcW w:type="dxa" w:w="2100"/>
             <w:tcBorders>
               <w:top w:val="single" w:color="000000" w:sz="4"/>
               <w:left w:val="single" w:color="000000" w:sz="4"/>
@@ -5420,7 +7215,7 @@
         </w:tc>
         <w:tc>
           <w:tcPr>
-            <w:tcW w:type="dxa" w:w="11570"/>
+            <w:tcW w:type="dxa" w:w="7538"/>
             <w:tcBorders>
               <w:top w:val="single" w:color="000000" w:sz="4"/>
               <w:left w:val="single" w:color="000000" w:sz="4"/>
@@ -5445,15 +7240,15 @@
                 <w:sz w:val="18"/>
                 <w:szCs w:val="18"/>
               </w:rPr>
-              <w:t xml:space="preserve">A Política não diz o que acontece quando o candidato responde "Sim" nos itens do Anexo I, quem decide, em que prazo e se cabe recurso. Nenhuma norma superior exige isso, mas sem critérios a aplicação fica sem regra.</w:t>
-            </w:r>
-          </w:p>
-        </w:tc>
-      </w:tr>
-      <w:tr>
-        <w:tc>
-          <w:tcPr>
-            <w:tcW w:type="dxa" w:w="3000"/>
+              <w:t xml:space="preserve">A seção de anexos está numerada como item 9, mas a última seção do documento é a 6 (faltam os itens 7 e 8). No Anexo I, a numeração pula do item VI para o VIII.</w:t>
+            </w:r>
+          </w:p>
+        </w:tc>
+      </w:tr>
+      <w:tr>
+        <w:tc>
+          <w:tcPr>
+            <w:tcW w:type="dxa" w:w="2100"/>
             <w:tcBorders>
               <w:top w:val="single" w:color="000000" w:sz="4"/>
               <w:left w:val="single" w:color="000000" w:sz="4"/>
@@ -5480,13 +7275,13 @@
                 <w:sz w:val="18"/>
                 <w:szCs w:val="18"/>
               </w:rPr>
-              <w:t xml:space="preserve">Classificação / Criticidade</w:t>
-            </w:r>
-          </w:p>
-        </w:tc>
-        <w:tc>
-          <w:tcPr>
-            <w:tcW w:type="dxa" w:w="11570"/>
+              <w:t xml:space="preserve">Classificação / Critério</w:t>
+            </w:r>
+          </w:p>
+        </w:tc>
+        <w:tc>
+          <w:tcPr>
+            <w:tcW w:type="dxa" w:w="7538"/>
             <w:tcBorders>
               <w:top w:val="single" w:color="000000" w:sz="4"/>
               <w:left w:val="single" w:color="000000" w:sz="4"/>
@@ -5511,15 +7306,15 @@
                 <w:sz w:val="18"/>
                 <w:szCs w:val="18"/>
               </w:rPr>
-              <w:t xml:space="preserve">Conforme com Ressalva / Baixo (impacto baixo, probabilidade média). Teste: Completude.</w:t>
-            </w:r>
-          </w:p>
-        </w:tc>
-      </w:tr>
-      <w:tr>
-        <w:tc>
-          <w:tcPr>
-            <w:tcW w:type="dxa" w:w="3000"/>
+              <w:t xml:space="preserve">CONFORME COM RESSALVA / CRITÉRIO RASTREABILIDADE</w:t>
+            </w:r>
+          </w:p>
+        </w:tc>
+      </w:tr>
+      <w:tr>
+        <w:tc>
+          <w:tcPr>
+            <w:tcW w:type="dxa" w:w="2100"/>
             <w:tcBorders>
               <w:top w:val="single" w:color="000000" w:sz="4"/>
               <w:left w:val="single" w:color="000000" w:sz="4"/>
@@ -5546,13 +7341,79 @@
                 <w:sz w:val="18"/>
                 <w:szCs w:val="18"/>
               </w:rPr>
+              <w:t xml:space="preserve">Impacto / Probabilidade / Criticidade</w:t>
+            </w:r>
+          </w:p>
+        </w:tc>
+        <w:tc>
+          <w:tcPr>
+            <w:tcW w:type="dxa" w:w="7538"/>
+            <w:tcBorders>
+              <w:top w:val="single" w:color="000000" w:sz="4"/>
+              <w:left w:val="single" w:color="000000" w:sz="4"/>
+              <w:bottom w:val="single" w:color="000000" w:sz="4"/>
+              <w:right w:val="single" w:color="000000" w:sz="4"/>
+            </w:tcBorders>
+            <w:shd w:fill="FFFFFF" w:color="auto" w:val="clear"/>
+            <w:tcMar>
+              <w:top w:type="dxa" w:w="90"/>
+              <w:left w:type="dxa" w:w="135"/>
+              <w:bottom w:type="dxa" w:w="90"/>
+              <w:right w:type="dxa" w:w="135"/>
+            </w:tcMar>
+          </w:tcPr>
+          <w:p>
+            <w:pPr>
+              <w:spacing w:after="40"/>
+            </w:pPr>
+            <w:r>
+              <w:rPr>
+                <w:rFonts w:ascii="Arial" w:cs="Arial" w:eastAsia="Arial" w:hAnsi="Arial"/>
+                <w:sz w:val="18"/>
+                <w:szCs w:val="18"/>
+              </w:rPr>
+              <w:t xml:space="preserve">Baixo / Média / Baixo</w:t>
+            </w:r>
+          </w:p>
+        </w:tc>
+      </w:tr>
+      <w:tr>
+        <w:tc>
+          <w:tcPr>
+            <w:tcW w:type="dxa" w:w="2100"/>
+            <w:tcBorders>
+              <w:top w:val="single" w:color="000000" w:sz="4"/>
+              <w:left w:val="single" w:color="000000" w:sz="4"/>
+              <w:bottom w:val="single" w:color="000000" w:sz="4"/>
+              <w:right w:val="single" w:color="000000" w:sz="4"/>
+            </w:tcBorders>
+            <w:shd w:fill="F5F3EE" w:color="auto" w:val="clear"/>
+            <w:tcMar>
+              <w:top w:type="dxa" w:w="90"/>
+              <w:left w:type="dxa" w:w="135"/>
+              <w:bottom w:type="dxa" w:w="90"/>
+              <w:right w:type="dxa" w:w="135"/>
+            </w:tcMar>
+          </w:tcPr>
+          <w:p>
+            <w:pPr>
+              <w:spacing w:after="40"/>
+            </w:pPr>
+            <w:r>
+              <w:rPr>
+                <w:rFonts w:ascii="Arial" w:cs="Arial" w:eastAsia="Arial" w:hAnsi="Arial"/>
+                <w:b/>
+                <w:bCs/>
+                <w:sz w:val="18"/>
+                <w:szCs w:val="18"/>
+              </w:rPr>
               <w:t xml:space="preserve">Ação recomendada</w:t>
             </w:r>
           </w:p>
         </w:tc>
         <w:tc>
           <w:tcPr>
-            <w:tcW w:type="dxa" w:w="11570"/>
+            <w:tcW w:type="dxa" w:w="7538"/>
             <w:tcBorders>
               <w:top w:val="single" w:color="000000" w:sz="4"/>
               <w:left w:val="single" w:color="000000" w:sz="4"/>
@@ -5577,7 +7438,7 @@
                 <w:sz w:val="18"/>
                 <w:szCs w:val="18"/>
               </w:rPr>
-              <w:t xml:space="preserve">Definir as consequências de cada resposta, o decisor, os prazos e o recurso. Prever declaração de conflito de interesses do indicado e do responsável pela indicação.</w:t>
+              <w:t xml:space="preserve">Corrigir a numeração das seções e a numeração do Anexo I.</w:t>
             </w:r>
           </w:p>
         </w:tc>
@@ -5590,7 +7451,7 @@
     </w:p>
     <w:tbl>
       <w:tblPr>
-        <w:tblW w:type="dxa" w:w="14570"/>
+        <w:tblW w:type="dxa" w:w="9638"/>
         <w:tblBorders>
           <w:top w:val="single" w:color="auto" w:sz="4"/>
           <w:left w:val="single" w:color="auto" w:sz="4"/>
@@ -5601,13 +7462,13 @@
         </w:tblBorders>
       </w:tblPr>
       <w:tblGrid>
-        <w:gridCol w:w="3000"/>
-        <w:gridCol w:w="11570"/>
+        <w:gridCol w:w="2100"/>
+        <w:gridCol w:w="7538"/>
       </w:tblGrid>
       <w:tr>
         <w:tc>
           <w:tcPr>
-            <w:tcW w:type="dxa" w:w="14570"/>
+            <w:tcW w:type="dxa" w:w="9638"/>
             <w:gridSpan w:val="2"/>
             <w:tcBorders>
               <w:top w:val="single" w:color="000000" w:sz="4"/>
@@ -5635,15 +7496,15 @@
                 <w:sz w:val="18"/>
                 <w:szCs w:val="18"/>
               </w:rPr>
-              <w:t xml:space="preserve">10. POLÍTICA DE SELEÇÃO (ESTATUTO, ART. 68)</w:t>
-            </w:r>
-          </w:p>
-        </w:tc>
-      </w:tr>
-      <w:tr>
-        <w:tc>
-          <w:tcPr>
-            <w:tcW w:type="dxa" w:w="3000"/>
+              <w:t xml:space="preserve">09. CONSEQUÊNCIAS DAS RESPOSTAS DO ANEXO I</w:t>
+            </w:r>
+          </w:p>
+        </w:tc>
+      </w:tr>
+      <w:tr>
+        <w:tc>
+          <w:tcPr>
+            <w:tcW w:type="dxa" w:w="2100"/>
             <w:tcBorders>
               <w:top w:val="single" w:color="000000" w:sz="4"/>
               <w:left w:val="single" w:color="000000" w:sz="4"/>
@@ -5676,7 +7537,7 @@
         </w:tc>
         <w:tc>
           <w:tcPr>
-            <w:tcW w:type="dxa" w:w="11570"/>
+            <w:tcW w:type="dxa" w:w="7538"/>
             <w:tcBorders>
               <w:top w:val="single" w:color="000000" w:sz="4"/>
               <w:left w:val="single" w:color="000000" w:sz="4"/>
@@ -5701,15 +7562,15 @@
                 <w:sz w:val="18"/>
                 <w:szCs w:val="18"/>
               </w:rPr>
-              <w:t xml:space="preserve">Estatuto, art. 68, parágrafo único.</w:t>
-            </w:r>
-          </w:p>
-        </w:tc>
-      </w:tr>
-      <w:tr>
-        <w:tc>
-          <w:tcPr>
-            <w:tcW w:type="dxa" w:w="3000"/>
+              <w:t xml:space="preserve">Boa prática. Decreto 43.583/2012 (conflito de interesses).</w:t>
+            </w:r>
+          </w:p>
+        </w:tc>
+      </w:tr>
+      <w:tr>
+        <w:tc>
+          <w:tcPr>
+            <w:tcW w:type="dxa" w:w="2100"/>
             <w:tcBorders>
               <w:top w:val="single" w:color="000000" w:sz="4"/>
               <w:left w:val="single" w:color="000000" w:sz="4"/>
@@ -5742,7 +7603,7 @@
         </w:tc>
         <w:tc>
           <w:tcPr>
-            <w:tcW w:type="dxa" w:w="11570"/>
+            <w:tcW w:type="dxa" w:w="7538"/>
             <w:tcBorders>
               <w:top w:val="single" w:color="000000" w:sz="4"/>
               <w:left w:val="single" w:color="000000" w:sz="4"/>
@@ -5767,15 +7628,15 @@
                 <w:sz w:val="18"/>
                 <w:szCs w:val="18"/>
               </w:rPr>
-              <w:t xml:space="preserve">Funções 5 e 6 (Chefe de Auditoria e ASSGER)</w:t>
-            </w:r>
-          </w:p>
-        </w:tc>
-      </w:tr>
-      <w:tr>
-        <w:tc>
-          <w:tcPr>
-            <w:tcW w:type="dxa" w:w="3000"/>
+              <w:t xml:space="preserve">Anexo I</w:t>
+            </w:r>
+          </w:p>
+        </w:tc>
+      </w:tr>
+      <w:tr>
+        <w:tc>
+          <w:tcPr>
+            <w:tcW w:type="dxa" w:w="2100"/>
             <w:tcBorders>
               <w:top w:val="single" w:color="000000" w:sz="4"/>
               <w:left w:val="single" w:color="000000" w:sz="4"/>
@@ -5808,7 +7669,7 @@
         </w:tc>
         <w:tc>
           <w:tcPr>
-            <w:tcW w:type="dxa" w:w="11570"/>
+            <w:tcW w:type="dxa" w:w="7538"/>
             <w:tcBorders>
               <w:top w:val="single" w:color="000000" w:sz="4"/>
               <w:left w:val="single" w:color="000000" w:sz="4"/>
@@ -5833,15 +7694,15 @@
                 <w:sz w:val="18"/>
                 <w:szCs w:val="18"/>
               </w:rPr>
-              <w:t xml:space="preserve">O Estatuto diz que o Conselho estabeleceu uma Política de Seleção para os titulares da Auditoria Interna, da área de Conformidade e da gestão de riscos. A Política de Indicação define requisitos para essas funções sem citá-la, com risco de sobreposição ou conflito. A Política de Seleção não foi examinada.</w:t>
-            </w:r>
-          </w:p>
-        </w:tc>
-      </w:tr>
-      <w:tr>
-        <w:tc>
-          <w:tcPr>
-            <w:tcW w:type="dxa" w:w="3000"/>
+              <w:t xml:space="preserve">A Política não diz o que acontece quando o candidato responde "Sim" nos itens do Anexo I, quem decide, em que prazo e se cabe recurso. Nenhuma norma superior exige isso, mas sem critérios a aplicação fica sem regra.</w:t>
+            </w:r>
+          </w:p>
+        </w:tc>
+      </w:tr>
+      <w:tr>
+        <w:tc>
+          <w:tcPr>
+            <w:tcW w:type="dxa" w:w="2100"/>
             <w:tcBorders>
               <w:top w:val="single" w:color="000000" w:sz="4"/>
               <w:left w:val="single" w:color="000000" w:sz="4"/>
@@ -5868,13 +7729,13 @@
                 <w:sz w:val="18"/>
                 <w:szCs w:val="18"/>
               </w:rPr>
-              <w:t xml:space="preserve">Classificação / Criticidade</w:t>
-            </w:r>
-          </w:p>
-        </w:tc>
-        <w:tc>
-          <w:tcPr>
-            <w:tcW w:type="dxa" w:w="11570"/>
+              <w:t xml:space="preserve">Classificação / Critério</w:t>
+            </w:r>
+          </w:p>
+        </w:tc>
+        <w:tc>
+          <w:tcPr>
+            <w:tcW w:type="dxa" w:w="7538"/>
             <w:tcBorders>
               <w:top w:val="single" w:color="000000" w:sz="4"/>
               <w:left w:val="single" w:color="000000" w:sz="4"/>
@@ -5899,15 +7760,15 @@
                 <w:sz w:val="18"/>
                 <w:szCs w:val="18"/>
               </w:rPr>
-              <w:t xml:space="preserve">Não Verificável / n/a. Teste: Completude.</w:t>
-            </w:r>
-          </w:p>
-        </w:tc>
-      </w:tr>
-      <w:tr>
-        <w:tc>
-          <w:tcPr>
-            <w:tcW w:type="dxa" w:w="3000"/>
+              <w:t xml:space="preserve">CONFORME COM RESSALVA / CRITÉRIO COMPLETUDE</w:t>
+            </w:r>
+          </w:p>
+        </w:tc>
+      </w:tr>
+      <w:tr>
+        <w:tc>
+          <w:tcPr>
+            <w:tcW w:type="dxa" w:w="2100"/>
             <w:tcBorders>
               <w:top w:val="single" w:color="000000" w:sz="4"/>
               <w:left w:val="single" w:color="000000" w:sz="4"/>
@@ -5934,13 +7795,79 @@
                 <w:sz w:val="18"/>
                 <w:szCs w:val="18"/>
               </w:rPr>
+              <w:t xml:space="preserve">Impacto / Probabilidade / Criticidade</w:t>
+            </w:r>
+          </w:p>
+        </w:tc>
+        <w:tc>
+          <w:tcPr>
+            <w:tcW w:type="dxa" w:w="7538"/>
+            <w:tcBorders>
+              <w:top w:val="single" w:color="000000" w:sz="4"/>
+              <w:left w:val="single" w:color="000000" w:sz="4"/>
+              <w:bottom w:val="single" w:color="000000" w:sz="4"/>
+              <w:right w:val="single" w:color="000000" w:sz="4"/>
+            </w:tcBorders>
+            <w:shd w:fill="FFFFFF" w:color="auto" w:val="clear"/>
+            <w:tcMar>
+              <w:top w:type="dxa" w:w="90"/>
+              <w:left w:type="dxa" w:w="135"/>
+              <w:bottom w:type="dxa" w:w="90"/>
+              <w:right w:type="dxa" w:w="135"/>
+            </w:tcMar>
+          </w:tcPr>
+          <w:p>
+            <w:pPr>
+              <w:spacing w:after="40"/>
+            </w:pPr>
+            <w:r>
+              <w:rPr>
+                <w:rFonts w:ascii="Arial" w:cs="Arial" w:eastAsia="Arial" w:hAnsi="Arial"/>
+                <w:sz w:val="18"/>
+                <w:szCs w:val="18"/>
+              </w:rPr>
+              <w:t xml:space="preserve">Baixo / Média / Baixo</w:t>
+            </w:r>
+          </w:p>
+        </w:tc>
+      </w:tr>
+      <w:tr>
+        <w:tc>
+          <w:tcPr>
+            <w:tcW w:type="dxa" w:w="2100"/>
+            <w:tcBorders>
+              <w:top w:val="single" w:color="000000" w:sz="4"/>
+              <w:left w:val="single" w:color="000000" w:sz="4"/>
+              <w:bottom w:val="single" w:color="000000" w:sz="4"/>
+              <w:right w:val="single" w:color="000000" w:sz="4"/>
+            </w:tcBorders>
+            <w:shd w:fill="F5F3EE" w:color="auto" w:val="clear"/>
+            <w:tcMar>
+              <w:top w:type="dxa" w:w="90"/>
+              <w:left w:type="dxa" w:w="135"/>
+              <w:bottom w:type="dxa" w:w="90"/>
+              <w:right w:type="dxa" w:w="135"/>
+            </w:tcMar>
+          </w:tcPr>
+          <w:p>
+            <w:pPr>
+              <w:spacing w:after="40"/>
+            </w:pPr>
+            <w:r>
+              <w:rPr>
+                <w:rFonts w:ascii="Arial" w:cs="Arial" w:eastAsia="Arial" w:hAnsi="Arial"/>
+                <w:b/>
+                <w:bCs/>
+                <w:sz w:val="18"/>
+                <w:szCs w:val="18"/>
+              </w:rPr>
               <w:t xml:space="preserve">Ação recomendada</w:t>
             </w:r>
           </w:p>
         </w:tc>
         <w:tc>
           <w:tcPr>
-            <w:tcW w:type="dxa" w:w="11570"/>
+            <w:tcW w:type="dxa" w:w="7538"/>
             <w:tcBorders>
               <w:top w:val="single" w:color="000000" w:sz="4"/>
               <w:left w:val="single" w:color="000000" w:sz="4"/>
@@ -5965,7 +7892,7 @@
                 <w:sz w:val="18"/>
                 <w:szCs w:val="18"/>
               </w:rPr>
-              <w:t xml:space="preserve">Obter a Política de Seleção, comparar os requisitos e, se houver conflito, remeter a ela ou harmonizar os textos.</w:t>
+              <w:t xml:space="preserve">Definir as consequências de cada resposta, o decisor, os prazos e o recurso. Prever declaração de conflito de interesses do indicado e do responsável pela indicação.</w:t>
             </w:r>
           </w:p>
         </w:tc>
@@ -5978,7 +7905,7 @@
     </w:p>
     <w:tbl>
       <w:tblPr>
-        <w:tblW w:type="dxa" w:w="14570"/>
+        <w:tblW w:type="dxa" w:w="9638"/>
         <w:tblBorders>
           <w:top w:val="single" w:color="auto" w:sz="4"/>
           <w:left w:val="single" w:color="auto" w:sz="4"/>
@@ -5989,13 +7916,13 @@
         </w:tblBorders>
       </w:tblPr>
       <w:tblGrid>
-        <w:gridCol w:w="3000"/>
-        <w:gridCol w:w="11570"/>
+        <w:gridCol w:w="2100"/>
+        <w:gridCol w:w="7538"/>
       </w:tblGrid>
       <w:tr>
         <w:tc>
           <w:tcPr>
-            <w:tcW w:type="dxa" w:w="14570"/>
+            <w:tcW w:type="dxa" w:w="9638"/>
             <w:gridSpan w:val="2"/>
             <w:tcBorders>
               <w:top w:val="single" w:color="000000" w:sz="4"/>
@@ -6023,6 +7950,460 @@
                 <w:sz w:val="18"/>
                 <w:szCs w:val="18"/>
               </w:rPr>
+              <w:t xml:space="preserve">10. POLÍTICA DE SELEÇÃO (ESTATUTO, ART. 68)</w:t>
+            </w:r>
+          </w:p>
+        </w:tc>
+      </w:tr>
+      <w:tr>
+        <w:tc>
+          <w:tcPr>
+            <w:tcW w:type="dxa" w:w="2100"/>
+            <w:tcBorders>
+              <w:top w:val="single" w:color="000000" w:sz="4"/>
+              <w:left w:val="single" w:color="000000" w:sz="4"/>
+              <w:bottom w:val="single" w:color="000000" w:sz="4"/>
+              <w:right w:val="single" w:color="000000" w:sz="4"/>
+            </w:tcBorders>
+            <w:shd w:fill="F5F3EE" w:color="auto" w:val="clear"/>
+            <w:tcMar>
+              <w:top w:type="dxa" w:w="90"/>
+              <w:left w:type="dxa" w:w="135"/>
+              <w:bottom w:type="dxa" w:w="90"/>
+              <w:right w:type="dxa" w:w="135"/>
+            </w:tcMar>
+          </w:tcPr>
+          <w:p>
+            <w:pPr>
+              <w:spacing w:after="40"/>
+            </w:pPr>
+            <w:r>
+              <w:rPr>
+                <w:rFonts w:ascii="Arial" w:cs="Arial" w:eastAsia="Arial" w:hAnsi="Arial"/>
+                <w:b/>
+                <w:bCs/>
+                <w:sz w:val="18"/>
+                <w:szCs w:val="18"/>
+              </w:rPr>
+              <w:t xml:space="preserve">Norma de referência</w:t>
+            </w:r>
+          </w:p>
+        </w:tc>
+        <w:tc>
+          <w:tcPr>
+            <w:tcW w:type="dxa" w:w="7538"/>
+            <w:tcBorders>
+              <w:top w:val="single" w:color="000000" w:sz="4"/>
+              <w:left w:val="single" w:color="000000" w:sz="4"/>
+              <w:bottom w:val="single" w:color="000000" w:sz="4"/>
+              <w:right w:val="single" w:color="000000" w:sz="4"/>
+            </w:tcBorders>
+            <w:shd w:fill="FFFFFF" w:color="auto" w:val="clear"/>
+            <w:tcMar>
+              <w:top w:type="dxa" w:w="90"/>
+              <w:left w:type="dxa" w:w="135"/>
+              <w:bottom w:type="dxa" w:w="90"/>
+              <w:right w:type="dxa" w:w="135"/>
+            </w:tcMar>
+          </w:tcPr>
+          <w:p>
+            <w:pPr>
+              <w:spacing w:after="40"/>
+            </w:pPr>
+            <w:r>
+              <w:rPr>
+                <w:rFonts w:ascii="Arial" w:cs="Arial" w:eastAsia="Arial" w:hAnsi="Arial"/>
+                <w:sz w:val="18"/>
+                <w:szCs w:val="18"/>
+              </w:rPr>
+              <w:t xml:space="preserve">Estatuto, art. 68, parágrafo único.</w:t>
+            </w:r>
+          </w:p>
+        </w:tc>
+      </w:tr>
+      <w:tr>
+        <w:tc>
+          <w:tcPr>
+            <w:tcW w:type="dxa" w:w="2100"/>
+            <w:tcBorders>
+              <w:top w:val="single" w:color="000000" w:sz="4"/>
+              <w:left w:val="single" w:color="000000" w:sz="4"/>
+              <w:bottom w:val="single" w:color="000000" w:sz="4"/>
+              <w:right w:val="single" w:color="000000" w:sz="4"/>
+            </w:tcBorders>
+            <w:shd w:fill="F5F3EE" w:color="auto" w:val="clear"/>
+            <w:tcMar>
+              <w:top w:type="dxa" w:w="90"/>
+              <w:left w:type="dxa" w:w="135"/>
+              <w:bottom w:type="dxa" w:w="90"/>
+              <w:right w:type="dxa" w:w="135"/>
+            </w:tcMar>
+          </w:tcPr>
+          <w:p>
+            <w:pPr>
+              <w:spacing w:after="40"/>
+            </w:pPr>
+            <w:r>
+              <w:rPr>
+                <w:rFonts w:ascii="Arial" w:cs="Arial" w:eastAsia="Arial" w:hAnsi="Arial"/>
+                <w:b/>
+                <w:bCs/>
+                <w:sz w:val="18"/>
+                <w:szCs w:val="18"/>
+              </w:rPr>
+              <w:t xml:space="preserve">Dispositivo analisado</w:t>
+            </w:r>
+          </w:p>
+        </w:tc>
+        <w:tc>
+          <w:tcPr>
+            <w:tcW w:type="dxa" w:w="7538"/>
+            <w:tcBorders>
+              <w:top w:val="single" w:color="000000" w:sz="4"/>
+              <w:left w:val="single" w:color="000000" w:sz="4"/>
+              <w:bottom w:val="single" w:color="000000" w:sz="4"/>
+              <w:right w:val="single" w:color="000000" w:sz="4"/>
+            </w:tcBorders>
+            <w:shd w:fill="FFFFFF" w:color="auto" w:val="clear"/>
+            <w:tcMar>
+              <w:top w:type="dxa" w:w="90"/>
+              <w:left w:type="dxa" w:w="135"/>
+              <w:bottom w:type="dxa" w:w="90"/>
+              <w:right w:type="dxa" w:w="135"/>
+            </w:tcMar>
+          </w:tcPr>
+          <w:p>
+            <w:pPr>
+              <w:spacing w:after="40"/>
+            </w:pPr>
+            <w:r>
+              <w:rPr>
+                <w:rFonts w:ascii="Arial" w:cs="Arial" w:eastAsia="Arial" w:hAnsi="Arial"/>
+                <w:sz w:val="18"/>
+                <w:szCs w:val="18"/>
+              </w:rPr>
+              <w:t xml:space="preserve">Item 6.A, funções 5 e 6 (Chefe de Auditoria e ASSGER)</w:t>
+            </w:r>
+          </w:p>
+        </w:tc>
+      </w:tr>
+      <w:tr>
+        <w:tc>
+          <w:tcPr>
+            <w:tcW w:type="dxa" w:w="2100"/>
+            <w:tcBorders>
+              <w:top w:val="single" w:color="000000" w:sz="4"/>
+              <w:left w:val="single" w:color="000000" w:sz="4"/>
+              <w:bottom w:val="single" w:color="000000" w:sz="4"/>
+              <w:right w:val="single" w:color="000000" w:sz="4"/>
+            </w:tcBorders>
+            <w:shd w:fill="F5F3EE" w:color="auto" w:val="clear"/>
+            <w:tcMar>
+              <w:top w:type="dxa" w:w="90"/>
+              <w:left w:type="dxa" w:w="135"/>
+              <w:bottom w:type="dxa" w:w="90"/>
+              <w:right w:type="dxa" w:w="135"/>
+            </w:tcMar>
+          </w:tcPr>
+          <w:p>
+            <w:pPr>
+              <w:spacing w:after="40"/>
+            </w:pPr>
+            <w:r>
+              <w:rPr>
+                <w:rFonts w:ascii="Arial" w:cs="Arial" w:eastAsia="Arial" w:hAnsi="Arial"/>
+                <w:b/>
+                <w:bCs/>
+                <w:sz w:val="18"/>
+                <w:szCs w:val="18"/>
+              </w:rPr>
+              <w:t xml:space="preserve">Descrição</w:t>
+            </w:r>
+          </w:p>
+        </w:tc>
+        <w:tc>
+          <w:tcPr>
+            <w:tcW w:type="dxa" w:w="7538"/>
+            <w:tcBorders>
+              <w:top w:val="single" w:color="000000" w:sz="4"/>
+              <w:left w:val="single" w:color="000000" w:sz="4"/>
+              <w:bottom w:val="single" w:color="000000" w:sz="4"/>
+              <w:right w:val="single" w:color="000000" w:sz="4"/>
+            </w:tcBorders>
+            <w:shd w:fill="FFFFFF" w:color="auto" w:val="clear"/>
+            <w:tcMar>
+              <w:top w:type="dxa" w:w="90"/>
+              <w:left w:type="dxa" w:w="135"/>
+              <w:bottom w:type="dxa" w:w="90"/>
+              <w:right w:type="dxa" w:w="135"/>
+            </w:tcMar>
+          </w:tcPr>
+          <w:p>
+            <w:pPr>
+              <w:spacing w:after="40"/>
+            </w:pPr>
+            <w:r>
+              <w:rPr>
+                <w:rFonts w:ascii="Arial" w:cs="Arial" w:eastAsia="Arial" w:hAnsi="Arial"/>
+                <w:sz w:val="18"/>
+                <w:szCs w:val="18"/>
+              </w:rPr>
+              <w:t xml:space="preserve">O Estatuto diz que o Conselho estabeleceu uma Política de Seleção para os titulares da Auditoria Interna, da área de Conformidade e da gestão de riscos. A Política de Indicação define requisitos para essas funções sem citá-la, com risco de sobreposição ou conflito. A Política de Seleção não foi examinada.</w:t>
+            </w:r>
+          </w:p>
+        </w:tc>
+      </w:tr>
+      <w:tr>
+        <w:tc>
+          <w:tcPr>
+            <w:tcW w:type="dxa" w:w="2100"/>
+            <w:tcBorders>
+              <w:top w:val="single" w:color="000000" w:sz="4"/>
+              <w:left w:val="single" w:color="000000" w:sz="4"/>
+              <w:bottom w:val="single" w:color="000000" w:sz="4"/>
+              <w:right w:val="single" w:color="000000" w:sz="4"/>
+            </w:tcBorders>
+            <w:shd w:fill="F5F3EE" w:color="auto" w:val="clear"/>
+            <w:tcMar>
+              <w:top w:type="dxa" w:w="90"/>
+              <w:left w:type="dxa" w:w="135"/>
+              <w:bottom w:type="dxa" w:w="90"/>
+              <w:right w:type="dxa" w:w="135"/>
+            </w:tcMar>
+          </w:tcPr>
+          <w:p>
+            <w:pPr>
+              <w:spacing w:after="40"/>
+            </w:pPr>
+            <w:r>
+              <w:rPr>
+                <w:rFonts w:ascii="Arial" w:cs="Arial" w:eastAsia="Arial" w:hAnsi="Arial"/>
+                <w:b/>
+                <w:bCs/>
+                <w:sz w:val="18"/>
+                <w:szCs w:val="18"/>
+              </w:rPr>
+              <w:t xml:space="preserve">Classificação / Critério</w:t>
+            </w:r>
+          </w:p>
+        </w:tc>
+        <w:tc>
+          <w:tcPr>
+            <w:tcW w:type="dxa" w:w="7538"/>
+            <w:tcBorders>
+              <w:top w:val="single" w:color="000000" w:sz="4"/>
+              <w:left w:val="single" w:color="000000" w:sz="4"/>
+              <w:bottom w:val="single" w:color="000000" w:sz="4"/>
+              <w:right w:val="single" w:color="000000" w:sz="4"/>
+            </w:tcBorders>
+            <w:shd w:fill="FFFFFF" w:color="auto" w:val="clear"/>
+            <w:tcMar>
+              <w:top w:type="dxa" w:w="90"/>
+              <w:left w:type="dxa" w:w="135"/>
+              <w:bottom w:type="dxa" w:w="90"/>
+              <w:right w:type="dxa" w:w="135"/>
+            </w:tcMar>
+          </w:tcPr>
+          <w:p>
+            <w:pPr>
+              <w:spacing w:after="40"/>
+            </w:pPr>
+            <w:r>
+              <w:rPr>
+                <w:rFonts w:ascii="Arial" w:cs="Arial" w:eastAsia="Arial" w:hAnsi="Arial"/>
+                <w:sz w:val="18"/>
+                <w:szCs w:val="18"/>
+              </w:rPr>
+              <w:t xml:space="preserve">NÃO VERIFICÁVEL / CRITÉRIO COMPLETUDE</w:t>
+            </w:r>
+          </w:p>
+        </w:tc>
+      </w:tr>
+      <w:tr>
+        <w:tc>
+          <w:tcPr>
+            <w:tcW w:type="dxa" w:w="2100"/>
+            <w:tcBorders>
+              <w:top w:val="single" w:color="000000" w:sz="4"/>
+              <w:left w:val="single" w:color="000000" w:sz="4"/>
+              <w:bottom w:val="single" w:color="000000" w:sz="4"/>
+              <w:right w:val="single" w:color="000000" w:sz="4"/>
+            </w:tcBorders>
+            <w:shd w:fill="F5F3EE" w:color="auto" w:val="clear"/>
+            <w:tcMar>
+              <w:top w:type="dxa" w:w="90"/>
+              <w:left w:type="dxa" w:w="135"/>
+              <w:bottom w:type="dxa" w:w="90"/>
+              <w:right w:type="dxa" w:w="135"/>
+            </w:tcMar>
+          </w:tcPr>
+          <w:p>
+            <w:pPr>
+              <w:spacing w:after="40"/>
+            </w:pPr>
+            <w:r>
+              <w:rPr>
+                <w:rFonts w:ascii="Arial" w:cs="Arial" w:eastAsia="Arial" w:hAnsi="Arial"/>
+                <w:b/>
+                <w:bCs/>
+                <w:sz w:val="18"/>
+                <w:szCs w:val="18"/>
+              </w:rPr>
+              <w:t xml:space="preserve">Impacto / Probabilidade / Criticidade</w:t>
+            </w:r>
+          </w:p>
+        </w:tc>
+        <w:tc>
+          <w:tcPr>
+            <w:tcW w:type="dxa" w:w="7538"/>
+            <w:tcBorders>
+              <w:top w:val="single" w:color="000000" w:sz="4"/>
+              <w:left w:val="single" w:color="000000" w:sz="4"/>
+              <w:bottom w:val="single" w:color="000000" w:sz="4"/>
+              <w:right w:val="single" w:color="000000" w:sz="4"/>
+            </w:tcBorders>
+            <w:shd w:fill="FFFFFF" w:color="auto" w:val="clear"/>
+            <w:tcMar>
+              <w:top w:type="dxa" w:w="90"/>
+              <w:left w:type="dxa" w:w="135"/>
+              <w:bottom w:type="dxa" w:w="90"/>
+              <w:right w:type="dxa" w:w="135"/>
+            </w:tcMar>
+          </w:tcPr>
+          <w:p>
+            <w:pPr>
+              <w:spacing w:after="40"/>
+            </w:pPr>
+            <w:r>
+              <w:rPr>
+                <w:rFonts w:ascii="Arial" w:cs="Arial" w:eastAsia="Arial" w:hAnsi="Arial"/>
+                <w:sz w:val="18"/>
+                <w:szCs w:val="18"/>
+              </w:rPr>
+              <w:t xml:space="preserve">n/a</w:t>
+            </w:r>
+          </w:p>
+        </w:tc>
+      </w:tr>
+      <w:tr>
+        <w:tc>
+          <w:tcPr>
+            <w:tcW w:type="dxa" w:w="2100"/>
+            <w:tcBorders>
+              <w:top w:val="single" w:color="000000" w:sz="4"/>
+              <w:left w:val="single" w:color="000000" w:sz="4"/>
+              <w:bottom w:val="single" w:color="000000" w:sz="4"/>
+              <w:right w:val="single" w:color="000000" w:sz="4"/>
+            </w:tcBorders>
+            <w:shd w:fill="F5F3EE" w:color="auto" w:val="clear"/>
+            <w:tcMar>
+              <w:top w:type="dxa" w:w="90"/>
+              <w:left w:type="dxa" w:w="135"/>
+              <w:bottom w:type="dxa" w:w="90"/>
+              <w:right w:type="dxa" w:w="135"/>
+            </w:tcMar>
+          </w:tcPr>
+          <w:p>
+            <w:pPr>
+              <w:spacing w:after="40"/>
+            </w:pPr>
+            <w:r>
+              <w:rPr>
+                <w:rFonts w:ascii="Arial" w:cs="Arial" w:eastAsia="Arial" w:hAnsi="Arial"/>
+                <w:b/>
+                <w:bCs/>
+                <w:sz w:val="18"/>
+                <w:szCs w:val="18"/>
+              </w:rPr>
+              <w:t xml:space="preserve">Ação recomendada</w:t>
+            </w:r>
+          </w:p>
+        </w:tc>
+        <w:tc>
+          <w:tcPr>
+            <w:tcW w:type="dxa" w:w="7538"/>
+            <w:tcBorders>
+              <w:top w:val="single" w:color="000000" w:sz="4"/>
+              <w:left w:val="single" w:color="000000" w:sz="4"/>
+              <w:bottom w:val="single" w:color="000000" w:sz="4"/>
+              <w:right w:val="single" w:color="000000" w:sz="4"/>
+            </w:tcBorders>
+            <w:shd w:fill="FFFFFF" w:color="auto" w:val="clear"/>
+            <w:tcMar>
+              <w:top w:type="dxa" w:w="90"/>
+              <w:left w:type="dxa" w:w="135"/>
+              <w:bottom w:type="dxa" w:w="90"/>
+              <w:right w:type="dxa" w:w="135"/>
+            </w:tcMar>
+          </w:tcPr>
+          <w:p>
+            <w:pPr>
+              <w:spacing w:after="40"/>
+            </w:pPr>
+            <w:r>
+              <w:rPr>
+                <w:rFonts w:ascii="Arial" w:cs="Arial" w:eastAsia="Arial" w:hAnsi="Arial"/>
+                <w:sz w:val="18"/>
+                <w:szCs w:val="18"/>
+              </w:rPr>
+              <w:t xml:space="preserve">Obter a Política de Seleção, comparar os requisitos e, se houver conflito, remeter a ela ou harmonizar os textos.</w:t>
+            </w:r>
+          </w:p>
+        </w:tc>
+      </w:tr>
+    </w:tbl>
+    <w:p>
+      <w:pPr>
+        <w:spacing w:after="120"/>
+      </w:pPr>
+    </w:p>
+    <w:tbl>
+      <w:tblPr>
+        <w:tblW w:type="dxa" w:w="9638"/>
+        <w:tblBorders>
+          <w:top w:val="single" w:color="auto" w:sz="4"/>
+          <w:left w:val="single" w:color="auto" w:sz="4"/>
+          <w:bottom w:val="single" w:color="auto" w:sz="4"/>
+          <w:right w:val="single" w:color="auto" w:sz="4"/>
+          <w:insideH w:val="single" w:color="auto" w:sz="4"/>
+          <w:insideV w:val="single" w:color="auto" w:sz="4"/>
+        </w:tblBorders>
+      </w:tblPr>
+      <w:tblGrid>
+        <w:gridCol w:w="2100"/>
+        <w:gridCol w:w="7538"/>
+      </w:tblGrid>
+      <w:tr>
+        <w:tc>
+          <w:tcPr>
+            <w:tcW w:type="dxa" w:w="9638"/>
+            <w:gridSpan w:val="2"/>
+            <w:tcBorders>
+              <w:top w:val="single" w:color="000000" w:sz="4"/>
+              <w:left w:val="single" w:color="000000" w:sz="4"/>
+              <w:bottom w:val="single" w:color="000000" w:sz="4"/>
+              <w:right w:val="single" w:color="000000" w:sz="4"/>
+            </w:tcBorders>
+            <w:shd w:fill="C6D9F1" w:color="auto" w:val="clear"/>
+            <w:tcMar>
+              <w:top w:type="dxa" w:w="120"/>
+              <w:left w:type="dxa" w:w="135"/>
+              <w:bottom w:type="dxa" w:w="120"/>
+              <w:right w:type="dxa" w:w="135"/>
+            </w:tcMar>
+          </w:tcPr>
+          <w:p>
+            <w:pPr>
+              <w:spacing w:after="40"/>
+            </w:pPr>
+            <w:r>
+              <w:rPr>
+                <w:rFonts w:ascii="Arial" w:cs="Arial" w:eastAsia="Arial" w:hAnsi="Arial"/>
+                <w:b/>
+                <w:bCs/>
+                <w:sz w:val="18"/>
+                <w:szCs w:val="18"/>
+              </w:rPr>
               <w:t xml:space="preserve">11. CAMPOS EM BRANCO DA MINUTA</w:t>
             </w:r>
           </w:p>
@@ -6031,7 +8412,7 @@
       <w:tr>
         <w:tc>
           <w:tcPr>
-            <w:tcW w:type="dxa" w:w="3000"/>
+            <w:tcW w:type="dxa" w:w="2100"/>
             <w:tcBorders>
               <w:top w:val="single" w:color="000000" w:sz="4"/>
               <w:left w:val="single" w:color="000000" w:sz="4"/>
@@ -6064,7 +8445,7 @@
         </w:tc>
         <w:tc>
           <w:tcPr>
-            <w:tcW w:type="dxa" w:w="11570"/>
+            <w:tcW w:type="dxa" w:w="7538"/>
             <w:tcBorders>
               <w:top w:val="single" w:color="000000" w:sz="4"/>
               <w:left w:val="single" w:color="000000" w:sz="4"/>
@@ -6097,7 +8478,7 @@
       <w:tr>
         <w:tc>
           <w:tcPr>
-            <w:tcW w:type="dxa" w:w="3000"/>
+            <w:tcW w:type="dxa" w:w="2100"/>
             <w:tcBorders>
               <w:top w:val="single" w:color="000000" w:sz="4"/>
               <w:left w:val="single" w:color="000000" w:sz="4"/>
@@ -6130,7 +8511,7 @@
         </w:tc>
         <w:tc>
           <w:tcPr>
-            <w:tcW w:type="dxa" w:w="11570"/>
+            <w:tcW w:type="dxa" w:w="7538"/>
             <w:tcBorders>
               <w:top w:val="single" w:color="000000" w:sz="4"/>
               <w:left w:val="single" w:color="000000" w:sz="4"/>
@@ -6163,7 +8544,7 @@
       <w:tr>
         <w:tc>
           <w:tcPr>
-            <w:tcW w:type="dxa" w:w="3000"/>
+            <w:tcW w:type="dxa" w:w="2100"/>
             <w:tcBorders>
               <w:top w:val="single" w:color="000000" w:sz="4"/>
               <w:left w:val="single" w:color="000000" w:sz="4"/>
@@ -6196,7 +8577,7 @@
         </w:tc>
         <w:tc>
           <w:tcPr>
-            <w:tcW w:type="dxa" w:w="11570"/>
+            <w:tcW w:type="dxa" w:w="7538"/>
             <w:tcBorders>
               <w:top w:val="single" w:color="000000" w:sz="4"/>
               <w:left w:val="single" w:color="000000" w:sz="4"/>
@@ -6229,7 +8610,7 @@
       <w:tr>
         <w:tc>
           <w:tcPr>
-            <w:tcW w:type="dxa" w:w="3000"/>
+            <w:tcW w:type="dxa" w:w="2100"/>
             <w:tcBorders>
               <w:top w:val="single" w:color="000000" w:sz="4"/>
               <w:left w:val="single" w:color="000000" w:sz="4"/>
@@ -6256,13 +8637,13 @@
                 <w:sz w:val="18"/>
                 <w:szCs w:val="18"/>
               </w:rPr>
-              <w:t xml:space="preserve">Classificação / Criticidade</w:t>
-            </w:r>
-          </w:p>
-        </w:tc>
-        <w:tc>
-          <w:tcPr>
-            <w:tcW w:type="dxa" w:w="11570"/>
+              <w:t xml:space="preserve">Classificação / Critério</w:t>
+            </w:r>
+          </w:p>
+        </w:tc>
+        <w:tc>
+          <w:tcPr>
+            <w:tcW w:type="dxa" w:w="7538"/>
             <w:tcBorders>
               <w:top w:val="single" w:color="000000" w:sz="4"/>
               <w:left w:val="single" w:color="000000" w:sz="4"/>
@@ -6287,15 +8668,15 @@
                 <w:sz w:val="18"/>
                 <w:szCs w:val="18"/>
               </w:rPr>
-              <w:t xml:space="preserve">Não Verificável / n/a. Teste: Atualização.</w:t>
-            </w:r>
-          </w:p>
-        </w:tc>
-      </w:tr>
-      <w:tr>
-        <w:tc>
-          <w:tcPr>
-            <w:tcW w:type="dxa" w:w="3000"/>
+              <w:t xml:space="preserve">NÃO VERIFICÁVEL / CRITÉRIO ATUALIZAÇÃO</w:t>
+            </w:r>
+          </w:p>
+        </w:tc>
+      </w:tr>
+      <w:tr>
+        <w:tc>
+          <w:tcPr>
+            <w:tcW w:type="dxa" w:w="2100"/>
             <w:tcBorders>
               <w:top w:val="single" w:color="000000" w:sz="4"/>
               <w:left w:val="single" w:color="000000" w:sz="4"/>
@@ -6322,13 +8703,79 @@
                 <w:sz w:val="18"/>
                 <w:szCs w:val="18"/>
               </w:rPr>
+              <w:t xml:space="preserve">Impacto / Probabilidade / Criticidade</w:t>
+            </w:r>
+          </w:p>
+        </w:tc>
+        <w:tc>
+          <w:tcPr>
+            <w:tcW w:type="dxa" w:w="7538"/>
+            <w:tcBorders>
+              <w:top w:val="single" w:color="000000" w:sz="4"/>
+              <w:left w:val="single" w:color="000000" w:sz="4"/>
+              <w:bottom w:val="single" w:color="000000" w:sz="4"/>
+              <w:right w:val="single" w:color="000000" w:sz="4"/>
+            </w:tcBorders>
+            <w:shd w:fill="FFFFFF" w:color="auto" w:val="clear"/>
+            <w:tcMar>
+              <w:top w:type="dxa" w:w="90"/>
+              <w:left w:type="dxa" w:w="135"/>
+              <w:bottom w:type="dxa" w:w="90"/>
+              <w:right w:type="dxa" w:w="135"/>
+            </w:tcMar>
+          </w:tcPr>
+          <w:p>
+            <w:pPr>
+              <w:spacing w:after="40"/>
+            </w:pPr>
+            <w:r>
+              <w:rPr>
+                <w:rFonts w:ascii="Arial" w:cs="Arial" w:eastAsia="Arial" w:hAnsi="Arial"/>
+                <w:sz w:val="18"/>
+                <w:szCs w:val="18"/>
+              </w:rPr>
+              <w:t xml:space="preserve">n/a</w:t>
+            </w:r>
+          </w:p>
+        </w:tc>
+      </w:tr>
+      <w:tr>
+        <w:tc>
+          <w:tcPr>
+            <w:tcW w:type="dxa" w:w="2100"/>
+            <w:tcBorders>
+              <w:top w:val="single" w:color="000000" w:sz="4"/>
+              <w:left w:val="single" w:color="000000" w:sz="4"/>
+              <w:bottom w:val="single" w:color="000000" w:sz="4"/>
+              <w:right w:val="single" w:color="000000" w:sz="4"/>
+            </w:tcBorders>
+            <w:shd w:fill="F5F3EE" w:color="auto" w:val="clear"/>
+            <w:tcMar>
+              <w:top w:type="dxa" w:w="90"/>
+              <w:left w:type="dxa" w:w="135"/>
+              <w:bottom w:type="dxa" w:w="90"/>
+              <w:right w:type="dxa" w:w="135"/>
+            </w:tcMar>
+          </w:tcPr>
+          <w:p>
+            <w:pPr>
+              <w:spacing w:after="40"/>
+            </w:pPr>
+            <w:r>
+              <w:rPr>
+                <w:rFonts w:ascii="Arial" w:cs="Arial" w:eastAsia="Arial" w:hAnsi="Arial"/>
+                <w:b/>
+                <w:bCs/>
+                <w:sz w:val="18"/>
+                <w:szCs w:val="18"/>
+              </w:rPr>
               <w:t xml:space="preserve">Ação recomendada</w:t>
             </w:r>
           </w:p>
         </w:tc>
         <w:tc>
           <w:tcPr>
-            <w:tcW w:type="dxa" w:w="11570"/>
+            <w:tcW w:type="dxa" w:w="7538"/>
             <w:tcBorders>
               <w:top w:val="single" w:color="000000" w:sz="4"/>
               <w:left w:val="single" w:color="000000" w:sz="4"/>
@@ -6378,7 +8825,7 @@
           <w:sz w:val="26"/>
           <w:szCs w:val="26"/>
         </w:rPr>
-        <w:t xml:space="preserve">4. O que está conforme e limitações</w:t>
+        <w:t xml:space="preserve">5. O que está conforme e limitações</w:t>
       </w:r>
     </w:p>
     <w:p>
@@ -6556,7 +9003,7 @@
           <w:sz w:val="26"/>
           <w:szCs w:val="26"/>
         </w:rPr>
-        <w:t xml:space="preserve">5. Próximos passos</w:t>
+        <w:t xml:space="preserve">6. Próximos passos</w:t>
       </w:r>
     </w:p>
     <w:p>
@@ -6628,7 +9075,7 @@
     </w:p>
     <w:sectPr>
       <w:footerReference w:type="default" r:id="rId7"/>
-      <w:pgSz w:w="16838" w:h="11906" w:orient="landscape"/>
+      <w:pgSz w:w="11906" w:h="16838" w:orient="portrait"/>
       <w:pgMar w:top="1134" w:right="1134" w:bottom="1134" w:left="1134" w:header="708" w:footer="708" w:gutter="0"/>
       <w:pgNumType/>
       <w:docGrid w:linePitch="360"/>
